--- a/docs/prd.docx
+++ b/docs/prd.docx
@@ -18,8 +18,8 @@
         <w:jc w:val="center"/>
         <w:rPr>
           <w:rFonts w:ascii="Times New Roman" w:hAnsi="Times New Roman" w:cs="Times New Roman"/>
-          <w:sz w:val="52"/>
-          <w:szCs w:val="52"/>
+          <w:sz w:val="40"/>
+          <w:szCs w:val="40"/>
         </w:rPr>
       </w:pPr>
       <w:r>
@@ -28,8 +28,8 @@
           <w:b/>
           <w:bCs/>
           <w:color w:val="E8500A"/>
-          <w:sz w:val="52"/>
-          <w:szCs w:val="52"/>
+          <w:sz w:val="40"/>
+          <w:szCs w:val="40"/>
         </w:rPr>
         <w:t>VK Street Food</w:t>
       </w:r>
@@ -60,6 +60,7 @@
         <w:jc w:val="center"/>
         <w:rPr>
           <w:rFonts w:ascii="Times New Roman" w:hAnsi="Times New Roman" w:cs="Times New Roman"/>
+          <w:color w:val="888888"/>
           <w:sz w:val="26"/>
           <w:szCs w:val="26"/>
         </w:rPr>
@@ -71,8 +72,17 @@
           <w:sz w:val="26"/>
           <w:szCs w:val="26"/>
         </w:rPr>
-        <w:t>Phố ẩm thực Vĩnh Khánh, Quận 4, TP. Hồ Chí Minh</w:t>
+        <w:t>Phố ẩm thực Vĩnh Khánh, Quận 4, TP. Hồ Chí Min</w:t>
       </w:r>
+      <w:r>
+        <w:rPr>
+          <w:rFonts w:ascii="Times New Roman" w:hAnsi="Times New Roman" w:cs="Times New Roman"/>
+          <w:color w:val="888888"/>
+          <w:sz w:val="26"/>
+          <w:szCs w:val="26"/>
+        </w:rPr>
+        <w:t>h</w:t>
+      </w:r>
     </w:p>
     <w:p>
       <w:pPr>
@@ -94,366 +104,4200 @@
         </w:rPr>
       </w:pPr>
     </w:p>
-    <w:tbl>
-      <w:tblPr>
-        <w:tblpPr w:leftFromText="180" w:rightFromText="180" w:vertAnchor="text" w:tblpY="1"/>
-        <w:tblOverlap w:val="never"/>
-        <w:tblW w:w="6000" w:type="dxa"/>
-        <w:tblBorders>
-          <w:top w:val="single" w:sz="4" w:space="0" w:color="auto"/>
-          <w:left w:val="single" w:sz="4" w:space="0" w:color="auto"/>
-          <w:bottom w:val="single" w:sz="4" w:space="0" w:color="auto"/>
-          <w:right w:val="single" w:sz="4" w:space="0" w:color="auto"/>
-          <w:insideH w:val="single" w:sz="4" w:space="0" w:color="auto"/>
-          <w:insideV w:val="single" w:sz="4" w:space="0" w:color="auto"/>
-        </w:tblBorders>
-        <w:tblCellMar>
-          <w:left w:w="10" w:type="dxa"/>
-          <w:right w:w="10" w:type="dxa"/>
-        </w:tblCellMar>
-        <w:tblLook w:val="04A0" w:firstRow="1" w:lastRow="0" w:firstColumn="1" w:lastColumn="0" w:noHBand="0" w:noVBand="1"/>
-      </w:tblPr>
-      <w:tblGrid>
-        <w:gridCol w:w="2000"/>
-        <w:gridCol w:w="4000"/>
-      </w:tblGrid>
-      <w:tr>
-        <w:tblPrEx>
-          <w:tblCellMar>
-            <w:top w:w="0" w:type="dxa"/>
-            <w:bottom w:w="0" w:type="dxa"/>
-          </w:tblCellMar>
-        </w:tblPrEx>
-        <w:tc>
-          <w:tcPr>
-            <w:tcW w:w="2000" w:type="dxa"/>
-            <w:tcBorders>
-              <w:top w:val="single" w:sz="1" w:space="0" w:color="D0D0D0"/>
-              <w:left w:val="single" w:sz="1" w:space="0" w:color="D0D0D0"/>
-              <w:bottom w:val="single" w:sz="1" w:space="0" w:color="D0D0D0"/>
-              <w:right w:val="single" w:sz="1" w:space="0" w:color="D0D0D0"/>
-            </w:tcBorders>
-            <w:shd w:val="clear" w:color="auto" w:fill="FFF3E0"/>
-            <w:tcMar>
-              <w:top w:w="70" w:type="dxa"/>
-              <w:left w:w="120" w:type="dxa"/>
-              <w:bottom w:w="70" w:type="dxa"/>
-              <w:right w:w="120" w:type="dxa"/>
-            </w:tcMar>
-          </w:tcPr>
-          <w:p>
-            <w:pPr>
-              <w:spacing w:line="312" w:lineRule="auto"/>
-              <w:rPr>
-                <w:rFonts w:ascii="Times New Roman" w:hAnsi="Times New Roman" w:cs="Times New Roman"/>
-                <w:sz w:val="26"/>
-                <w:szCs w:val="26"/>
-              </w:rPr>
-            </w:pPr>
-            <w:r>
-              <w:rPr>
-                <w:rFonts w:ascii="Times New Roman" w:hAnsi="Times New Roman" w:cs="Times New Roman"/>
-                <w:b/>
-                <w:bCs/>
-                <w:color w:val="E8500A"/>
-                <w:sz w:val="26"/>
-                <w:szCs w:val="26"/>
-              </w:rPr>
-              <w:t>Phiên bản</w:t>
-            </w:r>
-          </w:p>
-        </w:tc>
-        <w:tc>
-          <w:tcPr>
-            <w:tcW w:w="4000" w:type="dxa"/>
-            <w:tcBorders>
-              <w:top w:val="single" w:sz="1" w:space="0" w:color="D0D0D0"/>
-              <w:left w:val="single" w:sz="1" w:space="0" w:color="D0D0D0"/>
-              <w:bottom w:val="single" w:sz="1" w:space="0" w:color="D0D0D0"/>
-              <w:right w:val="single" w:sz="1" w:space="0" w:color="D0D0D0"/>
-            </w:tcBorders>
-            <w:shd w:val="clear" w:color="auto" w:fill="FAFAFA"/>
-            <w:tcMar>
-              <w:top w:w="70" w:type="dxa"/>
-              <w:left w:w="120" w:type="dxa"/>
-              <w:bottom w:w="70" w:type="dxa"/>
-              <w:right w:w="120" w:type="dxa"/>
-            </w:tcMar>
-          </w:tcPr>
-          <w:p>
-            <w:pPr>
-              <w:spacing w:line="312" w:lineRule="auto"/>
-              <w:rPr>
-                <w:rFonts w:ascii="Times New Roman" w:hAnsi="Times New Roman" w:cs="Times New Roman"/>
-                <w:sz w:val="26"/>
-                <w:szCs w:val="26"/>
-              </w:rPr>
-            </w:pPr>
-            <w:r>
-              <w:rPr>
-                <w:rFonts w:ascii="Times New Roman" w:hAnsi="Times New Roman" w:cs="Times New Roman"/>
-                <w:color w:val="333333"/>
-                <w:sz w:val="26"/>
-                <w:szCs w:val="26"/>
-              </w:rPr>
-              <w:t>v1.0</w:t>
-            </w:r>
-          </w:p>
-        </w:tc>
-      </w:tr>
-      <w:tr>
-        <w:tblPrEx>
-          <w:tblCellMar>
-            <w:top w:w="0" w:type="dxa"/>
-            <w:bottom w:w="0" w:type="dxa"/>
-          </w:tblCellMar>
-        </w:tblPrEx>
-        <w:tc>
-          <w:tcPr>
-            <w:tcW w:w="2000" w:type="dxa"/>
-            <w:tcBorders>
-              <w:top w:val="single" w:sz="1" w:space="0" w:color="D0D0D0"/>
-              <w:left w:val="single" w:sz="1" w:space="0" w:color="D0D0D0"/>
-              <w:bottom w:val="single" w:sz="1" w:space="0" w:color="D0D0D0"/>
-              <w:right w:val="single" w:sz="1" w:space="0" w:color="D0D0D0"/>
-            </w:tcBorders>
-            <w:shd w:val="clear" w:color="auto" w:fill="FFFFFF"/>
-            <w:tcMar>
-              <w:top w:w="70" w:type="dxa"/>
-              <w:left w:w="120" w:type="dxa"/>
-              <w:bottom w:w="70" w:type="dxa"/>
-              <w:right w:w="120" w:type="dxa"/>
-            </w:tcMar>
-          </w:tcPr>
-          <w:p>
-            <w:pPr>
-              <w:spacing w:line="312" w:lineRule="auto"/>
-              <w:rPr>
-                <w:rFonts w:ascii="Times New Roman" w:hAnsi="Times New Roman" w:cs="Times New Roman"/>
-                <w:sz w:val="26"/>
-                <w:szCs w:val="26"/>
-              </w:rPr>
-            </w:pPr>
-            <w:r>
-              <w:rPr>
-                <w:rFonts w:ascii="Times New Roman" w:hAnsi="Times New Roman" w:cs="Times New Roman"/>
-                <w:b/>
-                <w:bCs/>
-                <w:color w:val="E8500A"/>
-                <w:sz w:val="26"/>
-                <w:szCs w:val="26"/>
-              </w:rPr>
-              <w:t>Cập nhật</w:t>
-            </w:r>
-          </w:p>
-        </w:tc>
-        <w:tc>
-          <w:tcPr>
-            <w:tcW w:w="4000" w:type="dxa"/>
-            <w:tcBorders>
-              <w:top w:val="single" w:sz="1" w:space="0" w:color="D0D0D0"/>
-              <w:left w:val="single" w:sz="1" w:space="0" w:color="D0D0D0"/>
-              <w:bottom w:val="single" w:sz="1" w:space="0" w:color="D0D0D0"/>
-              <w:right w:val="single" w:sz="1" w:space="0" w:color="D0D0D0"/>
-            </w:tcBorders>
-            <w:shd w:val="clear" w:color="auto" w:fill="FFFFFF"/>
-            <w:tcMar>
-              <w:top w:w="70" w:type="dxa"/>
-              <w:left w:w="120" w:type="dxa"/>
-              <w:bottom w:w="70" w:type="dxa"/>
-              <w:right w:w="120" w:type="dxa"/>
-            </w:tcMar>
-          </w:tcPr>
-          <w:p>
-            <w:pPr>
-              <w:spacing w:line="312" w:lineRule="auto"/>
-              <w:rPr>
-                <w:rFonts w:ascii="Times New Roman" w:hAnsi="Times New Roman" w:cs="Times New Roman"/>
-                <w:sz w:val="26"/>
-                <w:szCs w:val="26"/>
-              </w:rPr>
-            </w:pPr>
-            <w:r>
-              <w:rPr>
-                <w:rFonts w:ascii="Times New Roman" w:hAnsi="Times New Roman" w:cs="Times New Roman"/>
-                <w:color w:val="333333"/>
-                <w:sz w:val="26"/>
-                <w:szCs w:val="26"/>
-              </w:rPr>
-              <w:t>Tháng 4, 2026</w:t>
-            </w:r>
-          </w:p>
-        </w:tc>
-      </w:tr>
-      <w:tr>
-        <w:tblPrEx>
-          <w:tblCellMar>
-            <w:top w:w="0" w:type="dxa"/>
-            <w:bottom w:w="0" w:type="dxa"/>
-          </w:tblCellMar>
-        </w:tblPrEx>
-        <w:tc>
-          <w:tcPr>
-            <w:tcW w:w="2000" w:type="dxa"/>
-            <w:tcBorders>
-              <w:top w:val="single" w:sz="1" w:space="0" w:color="D0D0D0"/>
-              <w:left w:val="single" w:sz="1" w:space="0" w:color="D0D0D0"/>
-              <w:bottom w:val="single" w:sz="1" w:space="0" w:color="D0D0D0"/>
-              <w:right w:val="single" w:sz="1" w:space="0" w:color="D0D0D0"/>
-            </w:tcBorders>
-            <w:shd w:val="clear" w:color="auto" w:fill="FFF3E0"/>
-            <w:tcMar>
-              <w:top w:w="70" w:type="dxa"/>
-              <w:left w:w="120" w:type="dxa"/>
-              <w:bottom w:w="70" w:type="dxa"/>
-              <w:right w:w="120" w:type="dxa"/>
-            </w:tcMar>
-          </w:tcPr>
-          <w:p>
-            <w:pPr>
-              <w:spacing w:line="312" w:lineRule="auto"/>
-              <w:rPr>
-                <w:rFonts w:ascii="Times New Roman" w:hAnsi="Times New Roman" w:cs="Times New Roman"/>
-                <w:sz w:val="26"/>
-                <w:szCs w:val="26"/>
-              </w:rPr>
-            </w:pPr>
-            <w:r>
-              <w:rPr>
-                <w:rFonts w:ascii="Times New Roman" w:hAnsi="Times New Roman" w:cs="Times New Roman"/>
-                <w:b/>
-                <w:bCs/>
-                <w:color w:val="E8500A"/>
-                <w:sz w:val="26"/>
-                <w:szCs w:val="26"/>
-              </w:rPr>
-              <w:t>Trạng thái</w:t>
-            </w:r>
-          </w:p>
-        </w:tc>
-        <w:tc>
-          <w:tcPr>
-            <w:tcW w:w="4000" w:type="dxa"/>
-            <w:tcBorders>
-              <w:top w:val="single" w:sz="1" w:space="0" w:color="D0D0D0"/>
-              <w:left w:val="single" w:sz="1" w:space="0" w:color="D0D0D0"/>
-              <w:bottom w:val="single" w:sz="1" w:space="0" w:color="D0D0D0"/>
-              <w:right w:val="single" w:sz="1" w:space="0" w:color="D0D0D0"/>
-            </w:tcBorders>
-            <w:shd w:val="clear" w:color="auto" w:fill="FAFAFA"/>
-            <w:tcMar>
-              <w:top w:w="70" w:type="dxa"/>
-              <w:left w:w="120" w:type="dxa"/>
-              <w:bottom w:w="70" w:type="dxa"/>
-              <w:right w:w="120" w:type="dxa"/>
-            </w:tcMar>
-          </w:tcPr>
-          <w:p>
-            <w:pPr>
-              <w:spacing w:line="312" w:lineRule="auto"/>
-              <w:rPr>
-                <w:rFonts w:ascii="Times New Roman" w:hAnsi="Times New Roman" w:cs="Times New Roman"/>
-                <w:sz w:val="26"/>
-                <w:szCs w:val="26"/>
-              </w:rPr>
-            </w:pPr>
-            <w:r>
-              <w:rPr>
-                <w:rFonts w:ascii="Times New Roman" w:hAnsi="Times New Roman" w:cs="Times New Roman"/>
-                <w:color w:val="333333"/>
-                <w:sz w:val="26"/>
-                <w:szCs w:val="26"/>
-              </w:rPr>
-              <w:t>In Progress</w:t>
-            </w:r>
-          </w:p>
-        </w:tc>
-      </w:tr>
-      <w:tr>
-        <w:tblPrEx>
-          <w:tblCellMar>
-            <w:top w:w="0" w:type="dxa"/>
-            <w:bottom w:w="0" w:type="dxa"/>
-          </w:tblCellMar>
-        </w:tblPrEx>
-        <w:tc>
-          <w:tcPr>
-            <w:tcW w:w="2000" w:type="dxa"/>
-            <w:tcBorders>
-              <w:top w:val="single" w:sz="1" w:space="0" w:color="D0D0D0"/>
-              <w:left w:val="single" w:sz="1" w:space="0" w:color="D0D0D0"/>
-              <w:bottom w:val="single" w:sz="1" w:space="0" w:color="D0D0D0"/>
-              <w:right w:val="single" w:sz="1" w:space="0" w:color="D0D0D0"/>
-            </w:tcBorders>
-            <w:shd w:val="clear" w:color="auto" w:fill="FFFFFF"/>
-            <w:tcMar>
-              <w:top w:w="70" w:type="dxa"/>
-              <w:left w:w="120" w:type="dxa"/>
-              <w:bottom w:w="70" w:type="dxa"/>
-              <w:right w:w="120" w:type="dxa"/>
-            </w:tcMar>
-          </w:tcPr>
-          <w:p>
-            <w:pPr>
-              <w:spacing w:line="312" w:lineRule="auto"/>
-              <w:rPr>
-                <w:rFonts w:ascii="Times New Roman" w:hAnsi="Times New Roman" w:cs="Times New Roman"/>
-                <w:sz w:val="26"/>
-                <w:szCs w:val="26"/>
-              </w:rPr>
-            </w:pPr>
-            <w:r>
-              <w:rPr>
-                <w:rFonts w:ascii="Times New Roman" w:hAnsi="Times New Roman" w:cs="Times New Roman"/>
-                <w:b/>
-                <w:bCs/>
-                <w:color w:val="E8500A"/>
-                <w:sz w:val="26"/>
-                <w:szCs w:val="26"/>
-              </w:rPr>
-              <w:t>Tech Lead</w:t>
-            </w:r>
-          </w:p>
-        </w:tc>
-        <w:tc>
-          <w:tcPr>
-            <w:tcW w:w="4000" w:type="dxa"/>
-            <w:tcBorders>
-              <w:top w:val="single" w:sz="1" w:space="0" w:color="D0D0D0"/>
-              <w:left w:val="single" w:sz="1" w:space="0" w:color="D0D0D0"/>
-              <w:bottom w:val="single" w:sz="1" w:space="0" w:color="D0D0D0"/>
-              <w:right w:val="single" w:sz="1" w:space="0" w:color="D0D0D0"/>
-            </w:tcBorders>
-            <w:shd w:val="clear" w:color="auto" w:fill="FFFFFF"/>
-            <w:tcMar>
-              <w:top w:w="70" w:type="dxa"/>
-              <w:left w:w="120" w:type="dxa"/>
-              <w:bottom w:w="70" w:type="dxa"/>
-              <w:right w:w="120" w:type="dxa"/>
-            </w:tcMar>
-          </w:tcPr>
-          <w:p>
-            <w:pPr>
-              <w:spacing w:line="312" w:lineRule="auto"/>
-              <w:rPr>
-                <w:rFonts w:ascii="Times New Roman" w:hAnsi="Times New Roman" w:cs="Times New Roman"/>
-                <w:sz w:val="26"/>
-                <w:szCs w:val="26"/>
-              </w:rPr>
-            </w:pPr>
-            <w:r>
-              <w:rPr>
-                <w:rFonts w:ascii="Times New Roman" w:hAnsi="Times New Roman" w:cs="Times New Roman"/>
-                <w:color w:val="333333"/>
-                <w:sz w:val="26"/>
-                <w:szCs w:val="26"/>
-              </w:rPr>
-              <w:t>VK Development Team</w:t>
-            </w:r>
-          </w:p>
-        </w:tc>
-      </w:tr>
-    </w:tbl>
+    <w:p>
+      <w:pPr>
+        <w:pStyle w:val="TOC1"/>
+        <w:tabs>
+          <w:tab w:val="right" w:leader="dot" w:pos="9016"/>
+        </w:tabs>
+        <w:rPr>
+          <w:rFonts w:ascii="Times New Roman" w:eastAsiaTheme="minorEastAsia" w:hAnsi="Times New Roman" w:cs="Times New Roman"/>
+          <w:b w:val="0"/>
+          <w:bCs w:val="0"/>
+          <w:caps w:val="0"/>
+          <w:noProof/>
+          <w:kern w:val="2"/>
+          <w:sz w:val="26"/>
+          <w:szCs w:val="26"/>
+          <w14:ligatures w14:val="standardContextual"/>
+        </w:rPr>
+      </w:pPr>
+      <w:r>
+        <w:rPr>
+          <w:rFonts w:ascii="Times New Roman" w:hAnsi="Times New Roman" w:cs="Times New Roman"/>
+          <w:sz w:val="26"/>
+          <w:szCs w:val="26"/>
+        </w:rPr>
+        <w:fldChar w:fldCharType="begin"/>
+      </w:r>
+      <w:r>
+        <w:rPr>
+          <w:rFonts w:ascii="Times New Roman" w:hAnsi="Times New Roman" w:cs="Times New Roman"/>
+          <w:sz w:val="26"/>
+          <w:szCs w:val="26"/>
+        </w:rPr>
+        <w:instrText xml:space="preserve"> TOC \o "1-3" \h \z \u </w:instrText>
+      </w:r>
+      <w:r>
+        <w:rPr>
+          <w:rFonts w:ascii="Times New Roman" w:hAnsi="Times New Roman" w:cs="Times New Roman"/>
+          <w:sz w:val="26"/>
+          <w:szCs w:val="26"/>
+        </w:rPr>
+        <w:fldChar w:fldCharType="separate"/>
+      </w:r>
+      <w:hyperlink w:anchor="_Toc226319826" w:history="1">
+        <w:r>
+          <w:rPr>
+            <w:rStyle w:val="Hyperlink"/>
+            <w:rFonts w:ascii="Times New Roman" w:hAnsi="Times New Roman" w:cs="Times New Roman"/>
+            <w:noProof/>
+            <w:sz w:val="26"/>
+            <w:szCs w:val="26"/>
+          </w:rPr>
+          <w:t>1. Tổng quan sản phẩm</w:t>
+        </w:r>
+        <w:r>
+          <w:rPr>
+            <w:rFonts w:ascii="Times New Roman" w:hAnsi="Times New Roman" w:cs="Times New Roman"/>
+            <w:noProof/>
+            <w:webHidden/>
+            <w:sz w:val="26"/>
+            <w:szCs w:val="26"/>
+          </w:rPr>
+          <w:tab/>
+        </w:r>
+        <w:r>
+          <w:rPr>
+            <w:rFonts w:ascii="Times New Roman" w:hAnsi="Times New Roman" w:cs="Times New Roman"/>
+            <w:noProof/>
+            <w:webHidden/>
+            <w:sz w:val="26"/>
+            <w:szCs w:val="26"/>
+          </w:rPr>
+          <w:fldChar w:fldCharType="begin"/>
+        </w:r>
+        <w:r>
+          <w:rPr>
+            <w:rFonts w:ascii="Times New Roman" w:hAnsi="Times New Roman" w:cs="Times New Roman"/>
+            <w:noProof/>
+            <w:webHidden/>
+            <w:sz w:val="26"/>
+            <w:szCs w:val="26"/>
+          </w:rPr>
+          <w:instrText xml:space="preserve"> PAGEREF _Toc226319826 \h </w:instrText>
+        </w:r>
+        <w:r>
+          <w:rPr>
+            <w:rFonts w:ascii="Times New Roman" w:hAnsi="Times New Roman" w:cs="Times New Roman"/>
+            <w:noProof/>
+            <w:webHidden/>
+            <w:sz w:val="26"/>
+            <w:szCs w:val="26"/>
+          </w:rPr>
+        </w:r>
+        <w:r>
+          <w:rPr>
+            <w:rFonts w:ascii="Times New Roman" w:hAnsi="Times New Roman" w:cs="Times New Roman"/>
+            <w:noProof/>
+            <w:webHidden/>
+            <w:sz w:val="26"/>
+            <w:szCs w:val="26"/>
+          </w:rPr>
+          <w:fldChar w:fldCharType="separate"/>
+        </w:r>
+        <w:r>
+          <w:rPr>
+            <w:rFonts w:ascii="Times New Roman" w:hAnsi="Times New Roman" w:cs="Times New Roman"/>
+            <w:noProof/>
+            <w:webHidden/>
+            <w:sz w:val="26"/>
+            <w:szCs w:val="26"/>
+          </w:rPr>
+          <w:t>2</w:t>
+        </w:r>
+        <w:r>
+          <w:rPr>
+            <w:rFonts w:ascii="Times New Roman" w:hAnsi="Times New Roman" w:cs="Times New Roman"/>
+            <w:noProof/>
+            <w:webHidden/>
+            <w:sz w:val="26"/>
+            <w:szCs w:val="26"/>
+          </w:rPr>
+          <w:fldChar w:fldCharType="end"/>
+        </w:r>
+      </w:hyperlink>
+    </w:p>
+    <w:p>
+      <w:pPr>
+        <w:pStyle w:val="TOC2"/>
+        <w:tabs>
+          <w:tab w:val="right" w:leader="dot" w:pos="9016"/>
+        </w:tabs>
+        <w:rPr>
+          <w:rFonts w:ascii="Times New Roman" w:eastAsiaTheme="minorEastAsia" w:hAnsi="Times New Roman" w:cs="Times New Roman"/>
+          <w:b w:val="0"/>
+          <w:bCs w:val="0"/>
+          <w:noProof/>
+          <w:kern w:val="2"/>
+          <w:sz w:val="26"/>
+          <w:szCs w:val="26"/>
+          <w14:ligatures w14:val="standardContextual"/>
+        </w:rPr>
+      </w:pPr>
+      <w:hyperlink w:anchor="_Toc226319827" w:history="1">
+        <w:r>
+          <w:rPr>
+            <w:rStyle w:val="Hyperlink"/>
+            <w:rFonts w:ascii="Times New Roman" w:hAnsi="Times New Roman" w:cs="Times New Roman"/>
+            <w:noProof/>
+            <w:sz w:val="26"/>
+            <w:szCs w:val="26"/>
+          </w:rPr>
+          <w:t>1.1 Tên và định danh hệ thống</w:t>
+        </w:r>
+        <w:r>
+          <w:rPr>
+            <w:rFonts w:ascii="Times New Roman" w:hAnsi="Times New Roman" w:cs="Times New Roman"/>
+            <w:noProof/>
+            <w:webHidden/>
+            <w:sz w:val="26"/>
+            <w:szCs w:val="26"/>
+          </w:rPr>
+          <w:tab/>
+        </w:r>
+        <w:r>
+          <w:rPr>
+            <w:rFonts w:ascii="Times New Roman" w:hAnsi="Times New Roman" w:cs="Times New Roman"/>
+            <w:noProof/>
+            <w:webHidden/>
+            <w:sz w:val="26"/>
+            <w:szCs w:val="26"/>
+          </w:rPr>
+          <w:fldChar w:fldCharType="begin"/>
+        </w:r>
+        <w:r>
+          <w:rPr>
+            <w:rFonts w:ascii="Times New Roman" w:hAnsi="Times New Roman" w:cs="Times New Roman"/>
+            <w:noProof/>
+            <w:webHidden/>
+            <w:sz w:val="26"/>
+            <w:szCs w:val="26"/>
+          </w:rPr>
+          <w:instrText xml:space="preserve"> PAGEREF _Toc226319827 \h </w:instrText>
+        </w:r>
+        <w:r>
+          <w:rPr>
+            <w:rFonts w:ascii="Times New Roman" w:hAnsi="Times New Roman" w:cs="Times New Roman"/>
+            <w:noProof/>
+            <w:webHidden/>
+            <w:sz w:val="26"/>
+            <w:szCs w:val="26"/>
+          </w:rPr>
+        </w:r>
+        <w:r>
+          <w:rPr>
+            <w:rFonts w:ascii="Times New Roman" w:hAnsi="Times New Roman" w:cs="Times New Roman"/>
+            <w:noProof/>
+            <w:webHidden/>
+            <w:sz w:val="26"/>
+            <w:szCs w:val="26"/>
+          </w:rPr>
+          <w:fldChar w:fldCharType="separate"/>
+        </w:r>
+        <w:r>
+          <w:rPr>
+            <w:rFonts w:ascii="Times New Roman" w:hAnsi="Times New Roman" w:cs="Times New Roman"/>
+            <w:noProof/>
+            <w:webHidden/>
+            <w:sz w:val="26"/>
+            <w:szCs w:val="26"/>
+          </w:rPr>
+          <w:t>3</w:t>
+        </w:r>
+        <w:r>
+          <w:rPr>
+            <w:rFonts w:ascii="Times New Roman" w:hAnsi="Times New Roman" w:cs="Times New Roman"/>
+            <w:noProof/>
+            <w:webHidden/>
+            <w:sz w:val="26"/>
+            <w:szCs w:val="26"/>
+          </w:rPr>
+          <w:fldChar w:fldCharType="end"/>
+        </w:r>
+      </w:hyperlink>
+    </w:p>
+    <w:p>
+      <w:pPr>
+        <w:pStyle w:val="TOC1"/>
+        <w:tabs>
+          <w:tab w:val="right" w:leader="dot" w:pos="9016"/>
+        </w:tabs>
+        <w:rPr>
+          <w:rFonts w:ascii="Times New Roman" w:eastAsiaTheme="minorEastAsia" w:hAnsi="Times New Roman" w:cs="Times New Roman"/>
+          <w:b w:val="0"/>
+          <w:bCs w:val="0"/>
+          <w:caps w:val="0"/>
+          <w:noProof/>
+          <w:kern w:val="2"/>
+          <w:sz w:val="26"/>
+          <w:szCs w:val="26"/>
+          <w14:ligatures w14:val="standardContextual"/>
+        </w:rPr>
+      </w:pPr>
+      <w:hyperlink w:anchor="_Toc226319828" w:history="1">
+        <w:r>
+          <w:rPr>
+            <w:rStyle w:val="Hyperlink"/>
+            <w:rFonts w:ascii="Times New Roman" w:hAnsi="Times New Roman" w:cs="Times New Roman"/>
+            <w:noProof/>
+            <w:sz w:val="26"/>
+            <w:szCs w:val="26"/>
+          </w:rPr>
+          <w:t>2. Vấn đề cần giải quyết</w:t>
+        </w:r>
+        <w:r>
+          <w:rPr>
+            <w:rFonts w:ascii="Times New Roman" w:hAnsi="Times New Roman" w:cs="Times New Roman"/>
+            <w:noProof/>
+            <w:webHidden/>
+            <w:sz w:val="26"/>
+            <w:szCs w:val="26"/>
+          </w:rPr>
+          <w:tab/>
+        </w:r>
+        <w:r>
+          <w:rPr>
+            <w:rFonts w:ascii="Times New Roman" w:hAnsi="Times New Roman" w:cs="Times New Roman"/>
+            <w:noProof/>
+            <w:webHidden/>
+            <w:sz w:val="26"/>
+            <w:szCs w:val="26"/>
+          </w:rPr>
+          <w:fldChar w:fldCharType="begin"/>
+        </w:r>
+        <w:r>
+          <w:rPr>
+            <w:rFonts w:ascii="Times New Roman" w:hAnsi="Times New Roman" w:cs="Times New Roman"/>
+            <w:noProof/>
+            <w:webHidden/>
+            <w:sz w:val="26"/>
+            <w:szCs w:val="26"/>
+          </w:rPr>
+          <w:instrText xml:space="preserve"> PAGEREF _Toc226319828 \h </w:instrText>
+        </w:r>
+        <w:r>
+          <w:rPr>
+            <w:rFonts w:ascii="Times New Roman" w:hAnsi="Times New Roman" w:cs="Times New Roman"/>
+            <w:noProof/>
+            <w:webHidden/>
+            <w:sz w:val="26"/>
+            <w:szCs w:val="26"/>
+          </w:rPr>
+        </w:r>
+        <w:r>
+          <w:rPr>
+            <w:rFonts w:ascii="Times New Roman" w:hAnsi="Times New Roman" w:cs="Times New Roman"/>
+            <w:noProof/>
+            <w:webHidden/>
+            <w:sz w:val="26"/>
+            <w:szCs w:val="26"/>
+          </w:rPr>
+          <w:fldChar w:fldCharType="separate"/>
+        </w:r>
+        <w:r>
+          <w:rPr>
+            <w:rFonts w:ascii="Times New Roman" w:hAnsi="Times New Roman" w:cs="Times New Roman"/>
+            <w:noProof/>
+            <w:webHidden/>
+            <w:sz w:val="26"/>
+            <w:szCs w:val="26"/>
+          </w:rPr>
+          <w:t>3</w:t>
+        </w:r>
+        <w:r>
+          <w:rPr>
+            <w:rFonts w:ascii="Times New Roman" w:hAnsi="Times New Roman" w:cs="Times New Roman"/>
+            <w:noProof/>
+            <w:webHidden/>
+            <w:sz w:val="26"/>
+            <w:szCs w:val="26"/>
+          </w:rPr>
+          <w:fldChar w:fldCharType="end"/>
+        </w:r>
+      </w:hyperlink>
+    </w:p>
+    <w:p>
+      <w:pPr>
+        <w:pStyle w:val="TOC1"/>
+        <w:tabs>
+          <w:tab w:val="right" w:leader="dot" w:pos="9016"/>
+        </w:tabs>
+        <w:rPr>
+          <w:rFonts w:ascii="Times New Roman" w:eastAsiaTheme="minorEastAsia" w:hAnsi="Times New Roman" w:cs="Times New Roman"/>
+          <w:b w:val="0"/>
+          <w:bCs w:val="0"/>
+          <w:caps w:val="0"/>
+          <w:noProof/>
+          <w:kern w:val="2"/>
+          <w:sz w:val="26"/>
+          <w:szCs w:val="26"/>
+          <w14:ligatures w14:val="standardContextual"/>
+        </w:rPr>
+      </w:pPr>
+      <w:hyperlink w:anchor="_Toc226319829" w:history="1">
+        <w:r>
+          <w:rPr>
+            <w:rStyle w:val="Hyperlink"/>
+            <w:rFonts w:ascii="Times New Roman" w:hAnsi="Times New Roman" w:cs="Times New Roman"/>
+            <w:noProof/>
+            <w:sz w:val="26"/>
+            <w:szCs w:val="26"/>
+          </w:rPr>
+          <w:t>3. Mục tiêu sản phẩm</w:t>
+        </w:r>
+        <w:r>
+          <w:rPr>
+            <w:rFonts w:ascii="Times New Roman" w:hAnsi="Times New Roman" w:cs="Times New Roman"/>
+            <w:noProof/>
+            <w:webHidden/>
+            <w:sz w:val="26"/>
+            <w:szCs w:val="26"/>
+          </w:rPr>
+          <w:tab/>
+        </w:r>
+        <w:r>
+          <w:rPr>
+            <w:rFonts w:ascii="Times New Roman" w:hAnsi="Times New Roman" w:cs="Times New Roman"/>
+            <w:noProof/>
+            <w:webHidden/>
+            <w:sz w:val="26"/>
+            <w:szCs w:val="26"/>
+          </w:rPr>
+          <w:fldChar w:fldCharType="begin"/>
+        </w:r>
+        <w:r>
+          <w:rPr>
+            <w:rFonts w:ascii="Times New Roman" w:hAnsi="Times New Roman" w:cs="Times New Roman"/>
+            <w:noProof/>
+            <w:webHidden/>
+            <w:sz w:val="26"/>
+            <w:szCs w:val="26"/>
+          </w:rPr>
+          <w:instrText xml:space="preserve"> PAGEREF _Toc226319829 \h </w:instrText>
+        </w:r>
+        <w:r>
+          <w:rPr>
+            <w:rFonts w:ascii="Times New Roman" w:hAnsi="Times New Roman" w:cs="Times New Roman"/>
+            <w:noProof/>
+            <w:webHidden/>
+            <w:sz w:val="26"/>
+            <w:szCs w:val="26"/>
+          </w:rPr>
+        </w:r>
+        <w:r>
+          <w:rPr>
+            <w:rFonts w:ascii="Times New Roman" w:hAnsi="Times New Roman" w:cs="Times New Roman"/>
+            <w:noProof/>
+            <w:webHidden/>
+            <w:sz w:val="26"/>
+            <w:szCs w:val="26"/>
+          </w:rPr>
+          <w:fldChar w:fldCharType="separate"/>
+        </w:r>
+        <w:r>
+          <w:rPr>
+            <w:rFonts w:ascii="Times New Roman" w:hAnsi="Times New Roman" w:cs="Times New Roman"/>
+            <w:noProof/>
+            <w:webHidden/>
+            <w:sz w:val="26"/>
+            <w:szCs w:val="26"/>
+          </w:rPr>
+          <w:t>4</w:t>
+        </w:r>
+        <w:r>
+          <w:rPr>
+            <w:rFonts w:ascii="Times New Roman" w:hAnsi="Times New Roman" w:cs="Times New Roman"/>
+            <w:noProof/>
+            <w:webHidden/>
+            <w:sz w:val="26"/>
+            <w:szCs w:val="26"/>
+          </w:rPr>
+          <w:fldChar w:fldCharType="end"/>
+        </w:r>
+      </w:hyperlink>
+    </w:p>
+    <w:p>
+      <w:pPr>
+        <w:pStyle w:val="TOC1"/>
+        <w:tabs>
+          <w:tab w:val="right" w:leader="dot" w:pos="9016"/>
+        </w:tabs>
+        <w:rPr>
+          <w:rFonts w:ascii="Times New Roman" w:eastAsiaTheme="minorEastAsia" w:hAnsi="Times New Roman" w:cs="Times New Roman"/>
+          <w:b w:val="0"/>
+          <w:bCs w:val="0"/>
+          <w:caps w:val="0"/>
+          <w:noProof/>
+          <w:kern w:val="2"/>
+          <w:sz w:val="26"/>
+          <w:szCs w:val="26"/>
+          <w14:ligatures w14:val="standardContextual"/>
+        </w:rPr>
+      </w:pPr>
+      <w:hyperlink w:anchor="_Toc226319830" w:history="1">
+        <w:r>
+          <w:rPr>
+            <w:rStyle w:val="Hyperlink"/>
+            <w:rFonts w:ascii="Times New Roman" w:hAnsi="Times New Roman" w:cs="Times New Roman"/>
+            <w:noProof/>
+            <w:sz w:val="26"/>
+            <w:szCs w:val="26"/>
+          </w:rPr>
+          <w:t>4. Đối tượng người dùng (User Personas)</w:t>
+        </w:r>
+        <w:r>
+          <w:rPr>
+            <w:rFonts w:ascii="Times New Roman" w:hAnsi="Times New Roman" w:cs="Times New Roman"/>
+            <w:noProof/>
+            <w:webHidden/>
+            <w:sz w:val="26"/>
+            <w:szCs w:val="26"/>
+          </w:rPr>
+          <w:tab/>
+        </w:r>
+        <w:r>
+          <w:rPr>
+            <w:rFonts w:ascii="Times New Roman" w:hAnsi="Times New Roman" w:cs="Times New Roman"/>
+            <w:noProof/>
+            <w:webHidden/>
+            <w:sz w:val="26"/>
+            <w:szCs w:val="26"/>
+          </w:rPr>
+          <w:fldChar w:fldCharType="begin"/>
+        </w:r>
+        <w:r>
+          <w:rPr>
+            <w:rFonts w:ascii="Times New Roman" w:hAnsi="Times New Roman" w:cs="Times New Roman"/>
+            <w:noProof/>
+            <w:webHidden/>
+            <w:sz w:val="26"/>
+            <w:szCs w:val="26"/>
+          </w:rPr>
+          <w:instrText xml:space="preserve"> PAGEREF _Toc226319830 \h </w:instrText>
+        </w:r>
+        <w:r>
+          <w:rPr>
+            <w:rFonts w:ascii="Times New Roman" w:hAnsi="Times New Roman" w:cs="Times New Roman"/>
+            <w:noProof/>
+            <w:webHidden/>
+            <w:sz w:val="26"/>
+            <w:szCs w:val="26"/>
+          </w:rPr>
+        </w:r>
+        <w:r>
+          <w:rPr>
+            <w:rFonts w:ascii="Times New Roman" w:hAnsi="Times New Roman" w:cs="Times New Roman"/>
+            <w:noProof/>
+            <w:webHidden/>
+            <w:sz w:val="26"/>
+            <w:szCs w:val="26"/>
+          </w:rPr>
+          <w:fldChar w:fldCharType="separate"/>
+        </w:r>
+        <w:r>
+          <w:rPr>
+            <w:rFonts w:ascii="Times New Roman" w:hAnsi="Times New Roman" w:cs="Times New Roman"/>
+            <w:noProof/>
+            <w:webHidden/>
+            <w:sz w:val="26"/>
+            <w:szCs w:val="26"/>
+          </w:rPr>
+          <w:t>4</w:t>
+        </w:r>
+        <w:r>
+          <w:rPr>
+            <w:rFonts w:ascii="Times New Roman" w:hAnsi="Times New Roman" w:cs="Times New Roman"/>
+            <w:noProof/>
+            <w:webHidden/>
+            <w:sz w:val="26"/>
+            <w:szCs w:val="26"/>
+          </w:rPr>
+          <w:fldChar w:fldCharType="end"/>
+        </w:r>
+      </w:hyperlink>
+    </w:p>
+    <w:p>
+      <w:pPr>
+        <w:pStyle w:val="TOC2"/>
+        <w:tabs>
+          <w:tab w:val="right" w:leader="dot" w:pos="9016"/>
+        </w:tabs>
+        <w:rPr>
+          <w:rFonts w:ascii="Times New Roman" w:eastAsiaTheme="minorEastAsia" w:hAnsi="Times New Roman" w:cs="Times New Roman"/>
+          <w:b w:val="0"/>
+          <w:bCs w:val="0"/>
+          <w:noProof/>
+          <w:kern w:val="2"/>
+          <w:sz w:val="26"/>
+          <w:szCs w:val="26"/>
+          <w14:ligatures w14:val="standardContextual"/>
+        </w:rPr>
+      </w:pPr>
+      <w:hyperlink w:anchor="_Toc226319831" w:history="1">
+        <w:r>
+          <w:rPr>
+            <w:rStyle w:val="Hyperlink"/>
+            <w:rFonts w:ascii="Times New Roman" w:hAnsi="Times New Roman" w:cs="Times New Roman"/>
+            <w:noProof/>
+            <w:sz w:val="26"/>
+            <w:szCs w:val="26"/>
+          </w:rPr>
+          <w:t>4.1 Du khách (Tourist/Visitor)</w:t>
+        </w:r>
+        <w:r>
+          <w:rPr>
+            <w:rFonts w:ascii="Times New Roman" w:hAnsi="Times New Roman" w:cs="Times New Roman"/>
+            <w:noProof/>
+            <w:webHidden/>
+            <w:sz w:val="26"/>
+            <w:szCs w:val="26"/>
+          </w:rPr>
+          <w:tab/>
+        </w:r>
+        <w:r>
+          <w:rPr>
+            <w:rFonts w:ascii="Times New Roman" w:hAnsi="Times New Roman" w:cs="Times New Roman"/>
+            <w:noProof/>
+            <w:webHidden/>
+            <w:sz w:val="26"/>
+            <w:szCs w:val="26"/>
+          </w:rPr>
+          <w:fldChar w:fldCharType="begin"/>
+        </w:r>
+        <w:r>
+          <w:rPr>
+            <w:rFonts w:ascii="Times New Roman" w:hAnsi="Times New Roman" w:cs="Times New Roman"/>
+            <w:noProof/>
+            <w:webHidden/>
+            <w:sz w:val="26"/>
+            <w:szCs w:val="26"/>
+          </w:rPr>
+          <w:instrText xml:space="preserve"> PAGEREF _Toc226319831 \h </w:instrText>
+        </w:r>
+        <w:r>
+          <w:rPr>
+            <w:rFonts w:ascii="Times New Roman" w:hAnsi="Times New Roman" w:cs="Times New Roman"/>
+            <w:noProof/>
+            <w:webHidden/>
+            <w:sz w:val="26"/>
+            <w:szCs w:val="26"/>
+          </w:rPr>
+        </w:r>
+        <w:r>
+          <w:rPr>
+            <w:rFonts w:ascii="Times New Roman" w:hAnsi="Times New Roman" w:cs="Times New Roman"/>
+            <w:noProof/>
+            <w:webHidden/>
+            <w:sz w:val="26"/>
+            <w:szCs w:val="26"/>
+          </w:rPr>
+          <w:fldChar w:fldCharType="separate"/>
+        </w:r>
+        <w:r>
+          <w:rPr>
+            <w:rFonts w:ascii="Times New Roman" w:hAnsi="Times New Roman" w:cs="Times New Roman"/>
+            <w:noProof/>
+            <w:webHidden/>
+            <w:sz w:val="26"/>
+            <w:szCs w:val="26"/>
+          </w:rPr>
+          <w:t>4</w:t>
+        </w:r>
+        <w:r>
+          <w:rPr>
+            <w:rFonts w:ascii="Times New Roman" w:hAnsi="Times New Roman" w:cs="Times New Roman"/>
+            <w:noProof/>
+            <w:webHidden/>
+            <w:sz w:val="26"/>
+            <w:szCs w:val="26"/>
+          </w:rPr>
+          <w:fldChar w:fldCharType="end"/>
+        </w:r>
+      </w:hyperlink>
+    </w:p>
+    <w:p>
+      <w:pPr>
+        <w:pStyle w:val="TOC2"/>
+        <w:tabs>
+          <w:tab w:val="right" w:leader="dot" w:pos="9016"/>
+        </w:tabs>
+        <w:rPr>
+          <w:rFonts w:ascii="Times New Roman" w:eastAsiaTheme="minorEastAsia" w:hAnsi="Times New Roman" w:cs="Times New Roman"/>
+          <w:b w:val="0"/>
+          <w:bCs w:val="0"/>
+          <w:noProof/>
+          <w:kern w:val="2"/>
+          <w:sz w:val="26"/>
+          <w:szCs w:val="26"/>
+          <w14:ligatures w14:val="standardContextual"/>
+        </w:rPr>
+      </w:pPr>
+      <w:hyperlink w:anchor="_Toc226319832" w:history="1">
+        <w:r>
+          <w:rPr>
+            <w:rStyle w:val="Hyperlink"/>
+            <w:rFonts w:ascii="Times New Roman" w:hAnsi="Times New Roman" w:cs="Times New Roman"/>
+            <w:noProof/>
+            <w:sz w:val="26"/>
+            <w:szCs w:val="26"/>
+          </w:rPr>
+          <w:t>4.2 Chủ quán (Owner/Vendor)</w:t>
+        </w:r>
+        <w:r>
+          <w:rPr>
+            <w:rFonts w:ascii="Times New Roman" w:hAnsi="Times New Roman" w:cs="Times New Roman"/>
+            <w:noProof/>
+            <w:webHidden/>
+            <w:sz w:val="26"/>
+            <w:szCs w:val="26"/>
+          </w:rPr>
+          <w:tab/>
+        </w:r>
+        <w:r>
+          <w:rPr>
+            <w:rFonts w:ascii="Times New Roman" w:hAnsi="Times New Roman" w:cs="Times New Roman"/>
+            <w:noProof/>
+            <w:webHidden/>
+            <w:sz w:val="26"/>
+            <w:szCs w:val="26"/>
+          </w:rPr>
+          <w:fldChar w:fldCharType="begin"/>
+        </w:r>
+        <w:r>
+          <w:rPr>
+            <w:rFonts w:ascii="Times New Roman" w:hAnsi="Times New Roman" w:cs="Times New Roman"/>
+            <w:noProof/>
+            <w:webHidden/>
+            <w:sz w:val="26"/>
+            <w:szCs w:val="26"/>
+          </w:rPr>
+          <w:instrText xml:space="preserve"> PAGEREF _Toc226319832 \h </w:instrText>
+        </w:r>
+        <w:r>
+          <w:rPr>
+            <w:rFonts w:ascii="Times New Roman" w:hAnsi="Times New Roman" w:cs="Times New Roman"/>
+            <w:noProof/>
+            <w:webHidden/>
+            <w:sz w:val="26"/>
+            <w:szCs w:val="26"/>
+          </w:rPr>
+        </w:r>
+        <w:r>
+          <w:rPr>
+            <w:rFonts w:ascii="Times New Roman" w:hAnsi="Times New Roman" w:cs="Times New Roman"/>
+            <w:noProof/>
+            <w:webHidden/>
+            <w:sz w:val="26"/>
+            <w:szCs w:val="26"/>
+          </w:rPr>
+          <w:fldChar w:fldCharType="separate"/>
+        </w:r>
+        <w:r>
+          <w:rPr>
+            <w:rFonts w:ascii="Times New Roman" w:hAnsi="Times New Roman" w:cs="Times New Roman"/>
+            <w:noProof/>
+            <w:webHidden/>
+            <w:sz w:val="26"/>
+            <w:szCs w:val="26"/>
+          </w:rPr>
+          <w:t>5</w:t>
+        </w:r>
+        <w:r>
+          <w:rPr>
+            <w:rFonts w:ascii="Times New Roman" w:hAnsi="Times New Roman" w:cs="Times New Roman"/>
+            <w:noProof/>
+            <w:webHidden/>
+            <w:sz w:val="26"/>
+            <w:szCs w:val="26"/>
+          </w:rPr>
+          <w:fldChar w:fldCharType="end"/>
+        </w:r>
+      </w:hyperlink>
+    </w:p>
+    <w:p>
+      <w:pPr>
+        <w:pStyle w:val="TOC2"/>
+        <w:tabs>
+          <w:tab w:val="right" w:leader="dot" w:pos="9016"/>
+        </w:tabs>
+        <w:rPr>
+          <w:rFonts w:ascii="Times New Roman" w:eastAsiaTheme="minorEastAsia" w:hAnsi="Times New Roman" w:cs="Times New Roman"/>
+          <w:b w:val="0"/>
+          <w:bCs w:val="0"/>
+          <w:noProof/>
+          <w:kern w:val="2"/>
+          <w:sz w:val="26"/>
+          <w:szCs w:val="26"/>
+          <w14:ligatures w14:val="standardContextual"/>
+        </w:rPr>
+      </w:pPr>
+      <w:hyperlink w:anchor="_Toc226319833" w:history="1">
+        <w:r>
+          <w:rPr>
+            <w:rStyle w:val="Hyperlink"/>
+            <w:rFonts w:ascii="Times New Roman" w:hAnsi="Times New Roman" w:cs="Times New Roman"/>
+            <w:noProof/>
+            <w:sz w:val="26"/>
+            <w:szCs w:val="26"/>
+          </w:rPr>
+          <w:t>4.3 Quản trị viên (Admin)</w:t>
+        </w:r>
+        <w:r>
+          <w:rPr>
+            <w:rFonts w:ascii="Times New Roman" w:hAnsi="Times New Roman" w:cs="Times New Roman"/>
+            <w:noProof/>
+            <w:webHidden/>
+            <w:sz w:val="26"/>
+            <w:szCs w:val="26"/>
+          </w:rPr>
+          <w:tab/>
+        </w:r>
+        <w:r>
+          <w:rPr>
+            <w:rFonts w:ascii="Times New Roman" w:hAnsi="Times New Roman" w:cs="Times New Roman"/>
+            <w:noProof/>
+            <w:webHidden/>
+            <w:sz w:val="26"/>
+            <w:szCs w:val="26"/>
+          </w:rPr>
+          <w:fldChar w:fldCharType="begin"/>
+        </w:r>
+        <w:r>
+          <w:rPr>
+            <w:rFonts w:ascii="Times New Roman" w:hAnsi="Times New Roman" w:cs="Times New Roman"/>
+            <w:noProof/>
+            <w:webHidden/>
+            <w:sz w:val="26"/>
+            <w:szCs w:val="26"/>
+          </w:rPr>
+          <w:instrText xml:space="preserve"> PAGEREF _Toc226319833 \h </w:instrText>
+        </w:r>
+        <w:r>
+          <w:rPr>
+            <w:rFonts w:ascii="Times New Roman" w:hAnsi="Times New Roman" w:cs="Times New Roman"/>
+            <w:noProof/>
+            <w:webHidden/>
+            <w:sz w:val="26"/>
+            <w:szCs w:val="26"/>
+          </w:rPr>
+        </w:r>
+        <w:r>
+          <w:rPr>
+            <w:rFonts w:ascii="Times New Roman" w:hAnsi="Times New Roman" w:cs="Times New Roman"/>
+            <w:noProof/>
+            <w:webHidden/>
+            <w:sz w:val="26"/>
+            <w:szCs w:val="26"/>
+          </w:rPr>
+          <w:fldChar w:fldCharType="separate"/>
+        </w:r>
+        <w:r>
+          <w:rPr>
+            <w:rFonts w:ascii="Times New Roman" w:hAnsi="Times New Roman" w:cs="Times New Roman"/>
+            <w:noProof/>
+            <w:webHidden/>
+            <w:sz w:val="26"/>
+            <w:szCs w:val="26"/>
+          </w:rPr>
+          <w:t>5</w:t>
+        </w:r>
+        <w:r>
+          <w:rPr>
+            <w:rFonts w:ascii="Times New Roman" w:hAnsi="Times New Roman" w:cs="Times New Roman"/>
+            <w:noProof/>
+            <w:webHidden/>
+            <w:sz w:val="26"/>
+            <w:szCs w:val="26"/>
+          </w:rPr>
+          <w:fldChar w:fldCharType="end"/>
+        </w:r>
+      </w:hyperlink>
+    </w:p>
+    <w:p>
+      <w:pPr>
+        <w:pStyle w:val="TOC1"/>
+        <w:tabs>
+          <w:tab w:val="right" w:leader="dot" w:pos="9016"/>
+        </w:tabs>
+        <w:rPr>
+          <w:rFonts w:ascii="Times New Roman" w:eastAsiaTheme="minorEastAsia" w:hAnsi="Times New Roman" w:cs="Times New Roman"/>
+          <w:b w:val="0"/>
+          <w:bCs w:val="0"/>
+          <w:caps w:val="0"/>
+          <w:noProof/>
+          <w:kern w:val="2"/>
+          <w:sz w:val="26"/>
+          <w:szCs w:val="26"/>
+          <w14:ligatures w14:val="standardContextual"/>
+        </w:rPr>
+      </w:pPr>
+      <w:hyperlink w:anchor="_Toc226319834" w:history="1">
+        <w:r>
+          <w:rPr>
+            <w:rStyle w:val="Hyperlink"/>
+            <w:rFonts w:ascii="Times New Roman" w:hAnsi="Times New Roman" w:cs="Times New Roman"/>
+            <w:noProof/>
+            <w:sz w:val="26"/>
+            <w:szCs w:val="26"/>
+          </w:rPr>
+          <w:t>5. Kiến trúc hệ thống</w:t>
+        </w:r>
+        <w:r>
+          <w:rPr>
+            <w:rFonts w:ascii="Times New Roman" w:hAnsi="Times New Roman" w:cs="Times New Roman"/>
+            <w:noProof/>
+            <w:webHidden/>
+            <w:sz w:val="26"/>
+            <w:szCs w:val="26"/>
+          </w:rPr>
+          <w:tab/>
+        </w:r>
+        <w:r>
+          <w:rPr>
+            <w:rFonts w:ascii="Times New Roman" w:hAnsi="Times New Roman" w:cs="Times New Roman"/>
+            <w:noProof/>
+            <w:webHidden/>
+            <w:sz w:val="26"/>
+            <w:szCs w:val="26"/>
+          </w:rPr>
+          <w:fldChar w:fldCharType="begin"/>
+        </w:r>
+        <w:r>
+          <w:rPr>
+            <w:rFonts w:ascii="Times New Roman" w:hAnsi="Times New Roman" w:cs="Times New Roman"/>
+            <w:noProof/>
+            <w:webHidden/>
+            <w:sz w:val="26"/>
+            <w:szCs w:val="26"/>
+          </w:rPr>
+          <w:instrText xml:space="preserve"> PAGEREF _Toc226319834 \h </w:instrText>
+        </w:r>
+        <w:r>
+          <w:rPr>
+            <w:rFonts w:ascii="Times New Roman" w:hAnsi="Times New Roman" w:cs="Times New Roman"/>
+            <w:noProof/>
+            <w:webHidden/>
+            <w:sz w:val="26"/>
+            <w:szCs w:val="26"/>
+          </w:rPr>
+        </w:r>
+        <w:r>
+          <w:rPr>
+            <w:rFonts w:ascii="Times New Roman" w:hAnsi="Times New Roman" w:cs="Times New Roman"/>
+            <w:noProof/>
+            <w:webHidden/>
+            <w:sz w:val="26"/>
+            <w:szCs w:val="26"/>
+          </w:rPr>
+          <w:fldChar w:fldCharType="separate"/>
+        </w:r>
+        <w:r>
+          <w:rPr>
+            <w:rFonts w:ascii="Times New Roman" w:hAnsi="Times New Roman" w:cs="Times New Roman"/>
+            <w:noProof/>
+            <w:webHidden/>
+            <w:sz w:val="26"/>
+            <w:szCs w:val="26"/>
+          </w:rPr>
+          <w:t>5</w:t>
+        </w:r>
+        <w:r>
+          <w:rPr>
+            <w:rFonts w:ascii="Times New Roman" w:hAnsi="Times New Roman" w:cs="Times New Roman"/>
+            <w:noProof/>
+            <w:webHidden/>
+            <w:sz w:val="26"/>
+            <w:szCs w:val="26"/>
+          </w:rPr>
+          <w:fldChar w:fldCharType="end"/>
+        </w:r>
+      </w:hyperlink>
+    </w:p>
+    <w:p>
+      <w:pPr>
+        <w:pStyle w:val="TOC2"/>
+        <w:tabs>
+          <w:tab w:val="right" w:leader="dot" w:pos="9016"/>
+        </w:tabs>
+        <w:rPr>
+          <w:rFonts w:ascii="Times New Roman" w:eastAsiaTheme="minorEastAsia" w:hAnsi="Times New Roman" w:cs="Times New Roman"/>
+          <w:b w:val="0"/>
+          <w:bCs w:val="0"/>
+          <w:noProof/>
+          <w:kern w:val="2"/>
+          <w:sz w:val="26"/>
+          <w:szCs w:val="26"/>
+          <w14:ligatures w14:val="standardContextual"/>
+        </w:rPr>
+      </w:pPr>
+      <w:hyperlink w:anchor="_Toc226319835" w:history="1">
+        <w:r>
+          <w:rPr>
+            <w:rStyle w:val="Hyperlink"/>
+            <w:rFonts w:ascii="Times New Roman" w:hAnsi="Times New Roman" w:cs="Times New Roman"/>
+            <w:noProof/>
+            <w:sz w:val="26"/>
+            <w:szCs w:val="26"/>
+          </w:rPr>
+          <w:t>5.1 Các thành phần chính</w:t>
+        </w:r>
+        <w:r>
+          <w:rPr>
+            <w:rFonts w:ascii="Times New Roman" w:hAnsi="Times New Roman" w:cs="Times New Roman"/>
+            <w:noProof/>
+            <w:webHidden/>
+            <w:sz w:val="26"/>
+            <w:szCs w:val="26"/>
+          </w:rPr>
+          <w:tab/>
+        </w:r>
+        <w:r>
+          <w:rPr>
+            <w:rFonts w:ascii="Times New Roman" w:hAnsi="Times New Roman" w:cs="Times New Roman"/>
+            <w:noProof/>
+            <w:webHidden/>
+            <w:sz w:val="26"/>
+            <w:szCs w:val="26"/>
+          </w:rPr>
+          <w:fldChar w:fldCharType="begin"/>
+        </w:r>
+        <w:r>
+          <w:rPr>
+            <w:rFonts w:ascii="Times New Roman" w:hAnsi="Times New Roman" w:cs="Times New Roman"/>
+            <w:noProof/>
+            <w:webHidden/>
+            <w:sz w:val="26"/>
+            <w:szCs w:val="26"/>
+          </w:rPr>
+          <w:instrText xml:space="preserve"> PAGEREF _Toc226319835 \h </w:instrText>
+        </w:r>
+        <w:r>
+          <w:rPr>
+            <w:rFonts w:ascii="Times New Roman" w:hAnsi="Times New Roman" w:cs="Times New Roman"/>
+            <w:noProof/>
+            <w:webHidden/>
+            <w:sz w:val="26"/>
+            <w:szCs w:val="26"/>
+          </w:rPr>
+        </w:r>
+        <w:r>
+          <w:rPr>
+            <w:rFonts w:ascii="Times New Roman" w:hAnsi="Times New Roman" w:cs="Times New Roman"/>
+            <w:noProof/>
+            <w:webHidden/>
+            <w:sz w:val="26"/>
+            <w:szCs w:val="26"/>
+          </w:rPr>
+          <w:fldChar w:fldCharType="separate"/>
+        </w:r>
+        <w:r>
+          <w:rPr>
+            <w:rFonts w:ascii="Times New Roman" w:hAnsi="Times New Roman" w:cs="Times New Roman"/>
+            <w:noProof/>
+            <w:webHidden/>
+            <w:sz w:val="26"/>
+            <w:szCs w:val="26"/>
+          </w:rPr>
+          <w:t>5</w:t>
+        </w:r>
+        <w:r>
+          <w:rPr>
+            <w:rFonts w:ascii="Times New Roman" w:hAnsi="Times New Roman" w:cs="Times New Roman"/>
+            <w:noProof/>
+            <w:webHidden/>
+            <w:sz w:val="26"/>
+            <w:szCs w:val="26"/>
+          </w:rPr>
+          <w:fldChar w:fldCharType="end"/>
+        </w:r>
+      </w:hyperlink>
+    </w:p>
+    <w:p>
+      <w:pPr>
+        <w:pStyle w:val="TOC2"/>
+        <w:tabs>
+          <w:tab w:val="right" w:leader="dot" w:pos="9016"/>
+        </w:tabs>
+        <w:rPr>
+          <w:rFonts w:ascii="Times New Roman" w:eastAsiaTheme="minorEastAsia" w:hAnsi="Times New Roman" w:cs="Times New Roman"/>
+          <w:b w:val="0"/>
+          <w:bCs w:val="0"/>
+          <w:noProof/>
+          <w:kern w:val="2"/>
+          <w:sz w:val="26"/>
+          <w:szCs w:val="26"/>
+          <w14:ligatures w14:val="standardContextual"/>
+        </w:rPr>
+      </w:pPr>
+      <w:hyperlink w:anchor="_Toc226319836" w:history="1">
+        <w:r>
+          <w:rPr>
+            <w:rStyle w:val="Hyperlink"/>
+            <w:rFonts w:ascii="Times New Roman" w:hAnsi="Times New Roman" w:cs="Times New Roman"/>
+            <w:noProof/>
+            <w:sz w:val="26"/>
+            <w:szCs w:val="26"/>
+          </w:rPr>
+          <w:t>5.2 Sơ đồ kiến trúc</w:t>
+        </w:r>
+        <w:r>
+          <w:rPr>
+            <w:rFonts w:ascii="Times New Roman" w:hAnsi="Times New Roman" w:cs="Times New Roman"/>
+            <w:noProof/>
+            <w:webHidden/>
+            <w:sz w:val="26"/>
+            <w:szCs w:val="26"/>
+          </w:rPr>
+          <w:tab/>
+        </w:r>
+        <w:r>
+          <w:rPr>
+            <w:rFonts w:ascii="Times New Roman" w:hAnsi="Times New Roman" w:cs="Times New Roman"/>
+            <w:noProof/>
+            <w:webHidden/>
+            <w:sz w:val="26"/>
+            <w:szCs w:val="26"/>
+          </w:rPr>
+          <w:fldChar w:fldCharType="begin"/>
+        </w:r>
+        <w:r>
+          <w:rPr>
+            <w:rFonts w:ascii="Times New Roman" w:hAnsi="Times New Roman" w:cs="Times New Roman"/>
+            <w:noProof/>
+            <w:webHidden/>
+            <w:sz w:val="26"/>
+            <w:szCs w:val="26"/>
+          </w:rPr>
+          <w:instrText xml:space="preserve"> PAGEREF _Toc226319836 \h </w:instrText>
+        </w:r>
+        <w:r>
+          <w:rPr>
+            <w:rFonts w:ascii="Times New Roman" w:hAnsi="Times New Roman" w:cs="Times New Roman"/>
+            <w:noProof/>
+            <w:webHidden/>
+            <w:sz w:val="26"/>
+            <w:szCs w:val="26"/>
+          </w:rPr>
+        </w:r>
+        <w:r>
+          <w:rPr>
+            <w:rFonts w:ascii="Times New Roman" w:hAnsi="Times New Roman" w:cs="Times New Roman"/>
+            <w:noProof/>
+            <w:webHidden/>
+            <w:sz w:val="26"/>
+            <w:szCs w:val="26"/>
+          </w:rPr>
+          <w:fldChar w:fldCharType="separate"/>
+        </w:r>
+        <w:r>
+          <w:rPr>
+            <w:rFonts w:ascii="Times New Roman" w:hAnsi="Times New Roman" w:cs="Times New Roman"/>
+            <w:noProof/>
+            <w:webHidden/>
+            <w:sz w:val="26"/>
+            <w:szCs w:val="26"/>
+          </w:rPr>
+          <w:t>6</w:t>
+        </w:r>
+        <w:r>
+          <w:rPr>
+            <w:rFonts w:ascii="Times New Roman" w:hAnsi="Times New Roman" w:cs="Times New Roman"/>
+            <w:noProof/>
+            <w:webHidden/>
+            <w:sz w:val="26"/>
+            <w:szCs w:val="26"/>
+          </w:rPr>
+          <w:fldChar w:fldCharType="end"/>
+        </w:r>
+      </w:hyperlink>
+    </w:p>
+    <w:p>
+      <w:pPr>
+        <w:pStyle w:val="TOC2"/>
+        <w:tabs>
+          <w:tab w:val="right" w:leader="dot" w:pos="9016"/>
+        </w:tabs>
+        <w:rPr>
+          <w:rFonts w:ascii="Times New Roman" w:eastAsiaTheme="minorEastAsia" w:hAnsi="Times New Roman" w:cs="Times New Roman"/>
+          <w:b w:val="0"/>
+          <w:bCs w:val="0"/>
+          <w:noProof/>
+          <w:kern w:val="2"/>
+          <w:sz w:val="26"/>
+          <w:szCs w:val="26"/>
+          <w14:ligatures w14:val="standardContextual"/>
+        </w:rPr>
+      </w:pPr>
+      <w:hyperlink w:anchor="_Toc226319837" w:history="1">
+        <w:r>
+          <w:rPr>
+            <w:rStyle w:val="Hyperlink"/>
+            <w:rFonts w:ascii="Times New Roman" w:hAnsi="Times New Roman" w:cs="Times New Roman"/>
+            <w:noProof/>
+            <w:sz w:val="26"/>
+            <w:szCs w:val="26"/>
+          </w:rPr>
+          <w:t>5.3 Database – Các entity chính</w:t>
+        </w:r>
+        <w:r>
+          <w:rPr>
+            <w:rFonts w:ascii="Times New Roman" w:hAnsi="Times New Roman" w:cs="Times New Roman"/>
+            <w:noProof/>
+            <w:webHidden/>
+            <w:sz w:val="26"/>
+            <w:szCs w:val="26"/>
+          </w:rPr>
+          <w:tab/>
+        </w:r>
+        <w:r>
+          <w:rPr>
+            <w:rFonts w:ascii="Times New Roman" w:hAnsi="Times New Roman" w:cs="Times New Roman"/>
+            <w:noProof/>
+            <w:webHidden/>
+            <w:sz w:val="26"/>
+            <w:szCs w:val="26"/>
+          </w:rPr>
+          <w:fldChar w:fldCharType="begin"/>
+        </w:r>
+        <w:r>
+          <w:rPr>
+            <w:rFonts w:ascii="Times New Roman" w:hAnsi="Times New Roman" w:cs="Times New Roman"/>
+            <w:noProof/>
+            <w:webHidden/>
+            <w:sz w:val="26"/>
+            <w:szCs w:val="26"/>
+          </w:rPr>
+          <w:instrText xml:space="preserve"> PAGEREF _Toc226319837 \h </w:instrText>
+        </w:r>
+        <w:r>
+          <w:rPr>
+            <w:rFonts w:ascii="Times New Roman" w:hAnsi="Times New Roman" w:cs="Times New Roman"/>
+            <w:noProof/>
+            <w:webHidden/>
+            <w:sz w:val="26"/>
+            <w:szCs w:val="26"/>
+          </w:rPr>
+        </w:r>
+        <w:r>
+          <w:rPr>
+            <w:rFonts w:ascii="Times New Roman" w:hAnsi="Times New Roman" w:cs="Times New Roman"/>
+            <w:noProof/>
+            <w:webHidden/>
+            <w:sz w:val="26"/>
+            <w:szCs w:val="26"/>
+          </w:rPr>
+          <w:fldChar w:fldCharType="separate"/>
+        </w:r>
+        <w:r>
+          <w:rPr>
+            <w:rFonts w:ascii="Times New Roman" w:hAnsi="Times New Roman" w:cs="Times New Roman"/>
+            <w:noProof/>
+            <w:webHidden/>
+            <w:sz w:val="26"/>
+            <w:szCs w:val="26"/>
+          </w:rPr>
+          <w:t>6</w:t>
+        </w:r>
+        <w:r>
+          <w:rPr>
+            <w:rFonts w:ascii="Times New Roman" w:hAnsi="Times New Roman" w:cs="Times New Roman"/>
+            <w:noProof/>
+            <w:webHidden/>
+            <w:sz w:val="26"/>
+            <w:szCs w:val="26"/>
+          </w:rPr>
+          <w:fldChar w:fldCharType="end"/>
+        </w:r>
+      </w:hyperlink>
+    </w:p>
+    <w:p>
+      <w:pPr>
+        <w:pStyle w:val="TOC1"/>
+        <w:tabs>
+          <w:tab w:val="right" w:leader="dot" w:pos="9016"/>
+        </w:tabs>
+        <w:rPr>
+          <w:rFonts w:ascii="Times New Roman" w:eastAsiaTheme="minorEastAsia" w:hAnsi="Times New Roman" w:cs="Times New Roman"/>
+          <w:b w:val="0"/>
+          <w:bCs w:val="0"/>
+          <w:caps w:val="0"/>
+          <w:noProof/>
+          <w:kern w:val="2"/>
+          <w:sz w:val="26"/>
+          <w:szCs w:val="26"/>
+          <w14:ligatures w14:val="standardContextual"/>
+        </w:rPr>
+      </w:pPr>
+      <w:hyperlink w:anchor="_Toc226319838" w:history="1">
+        <w:r>
+          <w:rPr>
+            <w:rStyle w:val="Hyperlink"/>
+            <w:rFonts w:ascii="Times New Roman" w:hAnsi="Times New Roman" w:cs="Times New Roman"/>
+            <w:noProof/>
+            <w:sz w:val="26"/>
+            <w:szCs w:val="26"/>
+          </w:rPr>
+          <w:t>6. Mobile App – Chức năng chi tiết (Tourist)</w:t>
+        </w:r>
+        <w:r>
+          <w:rPr>
+            <w:rFonts w:ascii="Times New Roman" w:hAnsi="Times New Roman" w:cs="Times New Roman"/>
+            <w:noProof/>
+            <w:webHidden/>
+            <w:sz w:val="26"/>
+            <w:szCs w:val="26"/>
+          </w:rPr>
+          <w:tab/>
+        </w:r>
+        <w:r>
+          <w:rPr>
+            <w:rFonts w:ascii="Times New Roman" w:hAnsi="Times New Roman" w:cs="Times New Roman"/>
+            <w:noProof/>
+            <w:webHidden/>
+            <w:sz w:val="26"/>
+            <w:szCs w:val="26"/>
+          </w:rPr>
+          <w:fldChar w:fldCharType="begin"/>
+        </w:r>
+        <w:r>
+          <w:rPr>
+            <w:rFonts w:ascii="Times New Roman" w:hAnsi="Times New Roman" w:cs="Times New Roman"/>
+            <w:noProof/>
+            <w:webHidden/>
+            <w:sz w:val="26"/>
+            <w:szCs w:val="26"/>
+          </w:rPr>
+          <w:instrText xml:space="preserve"> PAGEREF _Toc226319838 \h </w:instrText>
+        </w:r>
+        <w:r>
+          <w:rPr>
+            <w:rFonts w:ascii="Times New Roman" w:hAnsi="Times New Roman" w:cs="Times New Roman"/>
+            <w:noProof/>
+            <w:webHidden/>
+            <w:sz w:val="26"/>
+            <w:szCs w:val="26"/>
+          </w:rPr>
+        </w:r>
+        <w:r>
+          <w:rPr>
+            <w:rFonts w:ascii="Times New Roman" w:hAnsi="Times New Roman" w:cs="Times New Roman"/>
+            <w:noProof/>
+            <w:webHidden/>
+            <w:sz w:val="26"/>
+            <w:szCs w:val="26"/>
+          </w:rPr>
+          <w:fldChar w:fldCharType="separate"/>
+        </w:r>
+        <w:r>
+          <w:rPr>
+            <w:rFonts w:ascii="Times New Roman" w:hAnsi="Times New Roman" w:cs="Times New Roman"/>
+            <w:noProof/>
+            <w:webHidden/>
+            <w:sz w:val="26"/>
+            <w:szCs w:val="26"/>
+          </w:rPr>
+          <w:t>8</w:t>
+        </w:r>
+        <w:r>
+          <w:rPr>
+            <w:rFonts w:ascii="Times New Roman" w:hAnsi="Times New Roman" w:cs="Times New Roman"/>
+            <w:noProof/>
+            <w:webHidden/>
+            <w:sz w:val="26"/>
+            <w:szCs w:val="26"/>
+          </w:rPr>
+          <w:fldChar w:fldCharType="end"/>
+        </w:r>
+      </w:hyperlink>
+    </w:p>
+    <w:p>
+      <w:pPr>
+        <w:pStyle w:val="TOC2"/>
+        <w:tabs>
+          <w:tab w:val="right" w:leader="dot" w:pos="9016"/>
+        </w:tabs>
+        <w:rPr>
+          <w:rFonts w:ascii="Times New Roman" w:eastAsiaTheme="minorEastAsia" w:hAnsi="Times New Roman" w:cs="Times New Roman"/>
+          <w:b w:val="0"/>
+          <w:bCs w:val="0"/>
+          <w:noProof/>
+          <w:kern w:val="2"/>
+          <w:sz w:val="26"/>
+          <w:szCs w:val="26"/>
+          <w14:ligatures w14:val="standardContextual"/>
+        </w:rPr>
+      </w:pPr>
+      <w:hyperlink w:anchor="_Toc226319839" w:history="1">
+        <w:r>
+          <w:rPr>
+            <w:rStyle w:val="Hyperlink"/>
+            <w:rFonts w:ascii="Times New Roman" w:hAnsi="Times New Roman" w:cs="Times New Roman"/>
+            <w:noProof/>
+            <w:sz w:val="26"/>
+            <w:szCs w:val="26"/>
+          </w:rPr>
+          <w:t>6.1 Màn hình Welcome &amp; Onboarding</w:t>
+        </w:r>
+        <w:r>
+          <w:rPr>
+            <w:rFonts w:ascii="Times New Roman" w:hAnsi="Times New Roman" w:cs="Times New Roman"/>
+            <w:noProof/>
+            <w:webHidden/>
+            <w:sz w:val="26"/>
+            <w:szCs w:val="26"/>
+          </w:rPr>
+          <w:tab/>
+        </w:r>
+        <w:r>
+          <w:rPr>
+            <w:rFonts w:ascii="Times New Roman" w:hAnsi="Times New Roman" w:cs="Times New Roman"/>
+            <w:noProof/>
+            <w:webHidden/>
+            <w:sz w:val="26"/>
+            <w:szCs w:val="26"/>
+          </w:rPr>
+          <w:fldChar w:fldCharType="begin"/>
+        </w:r>
+        <w:r>
+          <w:rPr>
+            <w:rFonts w:ascii="Times New Roman" w:hAnsi="Times New Roman" w:cs="Times New Roman"/>
+            <w:noProof/>
+            <w:webHidden/>
+            <w:sz w:val="26"/>
+            <w:szCs w:val="26"/>
+          </w:rPr>
+          <w:instrText xml:space="preserve"> PAGEREF _Toc226319839 \h </w:instrText>
+        </w:r>
+        <w:r>
+          <w:rPr>
+            <w:rFonts w:ascii="Times New Roman" w:hAnsi="Times New Roman" w:cs="Times New Roman"/>
+            <w:noProof/>
+            <w:webHidden/>
+            <w:sz w:val="26"/>
+            <w:szCs w:val="26"/>
+          </w:rPr>
+        </w:r>
+        <w:r>
+          <w:rPr>
+            <w:rFonts w:ascii="Times New Roman" w:hAnsi="Times New Roman" w:cs="Times New Roman"/>
+            <w:noProof/>
+            <w:webHidden/>
+            <w:sz w:val="26"/>
+            <w:szCs w:val="26"/>
+          </w:rPr>
+          <w:fldChar w:fldCharType="separate"/>
+        </w:r>
+        <w:r>
+          <w:rPr>
+            <w:rFonts w:ascii="Times New Roman" w:hAnsi="Times New Roman" w:cs="Times New Roman"/>
+            <w:noProof/>
+            <w:webHidden/>
+            <w:sz w:val="26"/>
+            <w:szCs w:val="26"/>
+          </w:rPr>
+          <w:t>8</w:t>
+        </w:r>
+        <w:r>
+          <w:rPr>
+            <w:rFonts w:ascii="Times New Roman" w:hAnsi="Times New Roman" w:cs="Times New Roman"/>
+            <w:noProof/>
+            <w:webHidden/>
+            <w:sz w:val="26"/>
+            <w:szCs w:val="26"/>
+          </w:rPr>
+          <w:fldChar w:fldCharType="end"/>
+        </w:r>
+      </w:hyperlink>
+    </w:p>
+    <w:p>
+      <w:pPr>
+        <w:pStyle w:val="TOC2"/>
+        <w:tabs>
+          <w:tab w:val="right" w:leader="dot" w:pos="9016"/>
+        </w:tabs>
+        <w:rPr>
+          <w:rFonts w:ascii="Times New Roman" w:eastAsiaTheme="minorEastAsia" w:hAnsi="Times New Roman" w:cs="Times New Roman"/>
+          <w:b w:val="0"/>
+          <w:bCs w:val="0"/>
+          <w:noProof/>
+          <w:kern w:val="2"/>
+          <w:sz w:val="26"/>
+          <w:szCs w:val="26"/>
+          <w14:ligatures w14:val="standardContextual"/>
+        </w:rPr>
+      </w:pPr>
+      <w:hyperlink w:anchor="_Toc226319840" w:history="1">
+        <w:r>
+          <w:rPr>
+            <w:rStyle w:val="Hyperlink"/>
+            <w:rFonts w:ascii="Times New Roman" w:hAnsi="Times New Roman" w:cs="Times New Roman"/>
+            <w:noProof/>
+            <w:sz w:val="26"/>
+            <w:szCs w:val="26"/>
+          </w:rPr>
+          <w:t>6.2 Bản đồ POI (MainMapPage)</w:t>
+        </w:r>
+        <w:r>
+          <w:rPr>
+            <w:rFonts w:ascii="Times New Roman" w:hAnsi="Times New Roman" w:cs="Times New Roman"/>
+            <w:noProof/>
+            <w:webHidden/>
+            <w:sz w:val="26"/>
+            <w:szCs w:val="26"/>
+          </w:rPr>
+          <w:tab/>
+        </w:r>
+        <w:r>
+          <w:rPr>
+            <w:rFonts w:ascii="Times New Roman" w:hAnsi="Times New Roman" w:cs="Times New Roman"/>
+            <w:noProof/>
+            <w:webHidden/>
+            <w:sz w:val="26"/>
+            <w:szCs w:val="26"/>
+          </w:rPr>
+          <w:fldChar w:fldCharType="begin"/>
+        </w:r>
+        <w:r>
+          <w:rPr>
+            <w:rFonts w:ascii="Times New Roman" w:hAnsi="Times New Roman" w:cs="Times New Roman"/>
+            <w:noProof/>
+            <w:webHidden/>
+            <w:sz w:val="26"/>
+            <w:szCs w:val="26"/>
+          </w:rPr>
+          <w:instrText xml:space="preserve"> PAGEREF _Toc226319840 \h </w:instrText>
+        </w:r>
+        <w:r>
+          <w:rPr>
+            <w:rFonts w:ascii="Times New Roman" w:hAnsi="Times New Roman" w:cs="Times New Roman"/>
+            <w:noProof/>
+            <w:webHidden/>
+            <w:sz w:val="26"/>
+            <w:szCs w:val="26"/>
+          </w:rPr>
+        </w:r>
+        <w:r>
+          <w:rPr>
+            <w:rFonts w:ascii="Times New Roman" w:hAnsi="Times New Roman" w:cs="Times New Roman"/>
+            <w:noProof/>
+            <w:webHidden/>
+            <w:sz w:val="26"/>
+            <w:szCs w:val="26"/>
+          </w:rPr>
+          <w:fldChar w:fldCharType="separate"/>
+        </w:r>
+        <w:r>
+          <w:rPr>
+            <w:rFonts w:ascii="Times New Roman" w:hAnsi="Times New Roman" w:cs="Times New Roman"/>
+            <w:noProof/>
+            <w:webHidden/>
+            <w:sz w:val="26"/>
+            <w:szCs w:val="26"/>
+          </w:rPr>
+          <w:t>8</w:t>
+        </w:r>
+        <w:r>
+          <w:rPr>
+            <w:rFonts w:ascii="Times New Roman" w:hAnsi="Times New Roman" w:cs="Times New Roman"/>
+            <w:noProof/>
+            <w:webHidden/>
+            <w:sz w:val="26"/>
+            <w:szCs w:val="26"/>
+          </w:rPr>
+          <w:fldChar w:fldCharType="end"/>
+        </w:r>
+      </w:hyperlink>
+    </w:p>
+    <w:p>
+      <w:pPr>
+        <w:pStyle w:val="TOC2"/>
+        <w:tabs>
+          <w:tab w:val="right" w:leader="dot" w:pos="9016"/>
+        </w:tabs>
+        <w:rPr>
+          <w:rFonts w:ascii="Times New Roman" w:eastAsiaTheme="minorEastAsia" w:hAnsi="Times New Roman" w:cs="Times New Roman"/>
+          <w:b w:val="0"/>
+          <w:bCs w:val="0"/>
+          <w:noProof/>
+          <w:kern w:val="2"/>
+          <w:sz w:val="26"/>
+          <w:szCs w:val="26"/>
+          <w14:ligatures w14:val="standardContextual"/>
+        </w:rPr>
+      </w:pPr>
+      <w:hyperlink w:anchor="_Toc226319841" w:history="1">
+        <w:r>
+          <w:rPr>
+            <w:rStyle w:val="Hyperlink"/>
+            <w:rFonts w:ascii="Times New Roman" w:hAnsi="Times New Roman" w:cs="Times New Roman"/>
+            <w:noProof/>
+            <w:sz w:val="26"/>
+            <w:szCs w:val="26"/>
+          </w:rPr>
+          <w:t>6.3 Khám phá POI (MenuPage)</w:t>
+        </w:r>
+        <w:r>
+          <w:rPr>
+            <w:rFonts w:ascii="Times New Roman" w:hAnsi="Times New Roman" w:cs="Times New Roman"/>
+            <w:noProof/>
+            <w:webHidden/>
+            <w:sz w:val="26"/>
+            <w:szCs w:val="26"/>
+          </w:rPr>
+          <w:tab/>
+        </w:r>
+        <w:r>
+          <w:rPr>
+            <w:rFonts w:ascii="Times New Roman" w:hAnsi="Times New Roman" w:cs="Times New Roman"/>
+            <w:noProof/>
+            <w:webHidden/>
+            <w:sz w:val="26"/>
+            <w:szCs w:val="26"/>
+          </w:rPr>
+          <w:fldChar w:fldCharType="begin"/>
+        </w:r>
+        <w:r>
+          <w:rPr>
+            <w:rFonts w:ascii="Times New Roman" w:hAnsi="Times New Roman" w:cs="Times New Roman"/>
+            <w:noProof/>
+            <w:webHidden/>
+            <w:sz w:val="26"/>
+            <w:szCs w:val="26"/>
+          </w:rPr>
+          <w:instrText xml:space="preserve"> PAGEREF _Toc226319841 \h </w:instrText>
+        </w:r>
+        <w:r>
+          <w:rPr>
+            <w:rFonts w:ascii="Times New Roman" w:hAnsi="Times New Roman" w:cs="Times New Roman"/>
+            <w:noProof/>
+            <w:webHidden/>
+            <w:sz w:val="26"/>
+            <w:szCs w:val="26"/>
+          </w:rPr>
+        </w:r>
+        <w:r>
+          <w:rPr>
+            <w:rFonts w:ascii="Times New Roman" w:hAnsi="Times New Roman" w:cs="Times New Roman"/>
+            <w:noProof/>
+            <w:webHidden/>
+            <w:sz w:val="26"/>
+            <w:szCs w:val="26"/>
+          </w:rPr>
+          <w:fldChar w:fldCharType="separate"/>
+        </w:r>
+        <w:r>
+          <w:rPr>
+            <w:rFonts w:ascii="Times New Roman" w:hAnsi="Times New Roman" w:cs="Times New Roman"/>
+            <w:noProof/>
+            <w:webHidden/>
+            <w:sz w:val="26"/>
+            <w:szCs w:val="26"/>
+          </w:rPr>
+          <w:t>8</w:t>
+        </w:r>
+        <w:r>
+          <w:rPr>
+            <w:rFonts w:ascii="Times New Roman" w:hAnsi="Times New Roman" w:cs="Times New Roman"/>
+            <w:noProof/>
+            <w:webHidden/>
+            <w:sz w:val="26"/>
+            <w:szCs w:val="26"/>
+          </w:rPr>
+          <w:fldChar w:fldCharType="end"/>
+        </w:r>
+      </w:hyperlink>
+    </w:p>
+    <w:p>
+      <w:pPr>
+        <w:pStyle w:val="TOC2"/>
+        <w:tabs>
+          <w:tab w:val="right" w:leader="dot" w:pos="9016"/>
+        </w:tabs>
+        <w:rPr>
+          <w:rFonts w:ascii="Times New Roman" w:eastAsiaTheme="minorEastAsia" w:hAnsi="Times New Roman" w:cs="Times New Roman"/>
+          <w:b w:val="0"/>
+          <w:bCs w:val="0"/>
+          <w:noProof/>
+          <w:kern w:val="2"/>
+          <w:sz w:val="26"/>
+          <w:szCs w:val="26"/>
+          <w14:ligatures w14:val="standardContextual"/>
+        </w:rPr>
+      </w:pPr>
+      <w:hyperlink w:anchor="_Toc226319842" w:history="1">
+        <w:r>
+          <w:rPr>
+            <w:rStyle w:val="Hyperlink"/>
+            <w:rFonts w:ascii="Times New Roman" w:hAnsi="Times New Roman" w:cs="Times New Roman"/>
+            <w:noProof/>
+            <w:sz w:val="26"/>
+            <w:szCs w:val="26"/>
+          </w:rPr>
+          <w:t>6.4 Chi tiết POI (POIDetailPage)</w:t>
+        </w:r>
+        <w:r>
+          <w:rPr>
+            <w:rFonts w:ascii="Times New Roman" w:hAnsi="Times New Roman" w:cs="Times New Roman"/>
+            <w:noProof/>
+            <w:webHidden/>
+            <w:sz w:val="26"/>
+            <w:szCs w:val="26"/>
+          </w:rPr>
+          <w:tab/>
+        </w:r>
+        <w:r>
+          <w:rPr>
+            <w:rFonts w:ascii="Times New Roman" w:hAnsi="Times New Roman" w:cs="Times New Roman"/>
+            <w:noProof/>
+            <w:webHidden/>
+            <w:sz w:val="26"/>
+            <w:szCs w:val="26"/>
+          </w:rPr>
+          <w:fldChar w:fldCharType="begin"/>
+        </w:r>
+        <w:r>
+          <w:rPr>
+            <w:rFonts w:ascii="Times New Roman" w:hAnsi="Times New Roman" w:cs="Times New Roman"/>
+            <w:noProof/>
+            <w:webHidden/>
+            <w:sz w:val="26"/>
+            <w:szCs w:val="26"/>
+          </w:rPr>
+          <w:instrText xml:space="preserve"> PAGEREF _Toc226319842 \h </w:instrText>
+        </w:r>
+        <w:r>
+          <w:rPr>
+            <w:rFonts w:ascii="Times New Roman" w:hAnsi="Times New Roman" w:cs="Times New Roman"/>
+            <w:noProof/>
+            <w:webHidden/>
+            <w:sz w:val="26"/>
+            <w:szCs w:val="26"/>
+          </w:rPr>
+        </w:r>
+        <w:r>
+          <w:rPr>
+            <w:rFonts w:ascii="Times New Roman" w:hAnsi="Times New Roman" w:cs="Times New Roman"/>
+            <w:noProof/>
+            <w:webHidden/>
+            <w:sz w:val="26"/>
+            <w:szCs w:val="26"/>
+          </w:rPr>
+          <w:fldChar w:fldCharType="separate"/>
+        </w:r>
+        <w:r>
+          <w:rPr>
+            <w:rFonts w:ascii="Times New Roman" w:hAnsi="Times New Roman" w:cs="Times New Roman"/>
+            <w:noProof/>
+            <w:webHidden/>
+            <w:sz w:val="26"/>
+            <w:szCs w:val="26"/>
+          </w:rPr>
+          <w:t>8</w:t>
+        </w:r>
+        <w:r>
+          <w:rPr>
+            <w:rFonts w:ascii="Times New Roman" w:hAnsi="Times New Roman" w:cs="Times New Roman"/>
+            <w:noProof/>
+            <w:webHidden/>
+            <w:sz w:val="26"/>
+            <w:szCs w:val="26"/>
+          </w:rPr>
+          <w:fldChar w:fldCharType="end"/>
+        </w:r>
+      </w:hyperlink>
+    </w:p>
+    <w:p>
+      <w:pPr>
+        <w:pStyle w:val="TOC2"/>
+        <w:tabs>
+          <w:tab w:val="right" w:leader="dot" w:pos="9016"/>
+        </w:tabs>
+        <w:rPr>
+          <w:rFonts w:ascii="Times New Roman" w:eastAsiaTheme="minorEastAsia" w:hAnsi="Times New Roman" w:cs="Times New Roman"/>
+          <w:b w:val="0"/>
+          <w:bCs w:val="0"/>
+          <w:noProof/>
+          <w:kern w:val="2"/>
+          <w:sz w:val="26"/>
+          <w:szCs w:val="26"/>
+          <w14:ligatures w14:val="standardContextual"/>
+        </w:rPr>
+      </w:pPr>
+      <w:hyperlink w:anchor="_Toc226319843" w:history="1">
+        <w:r>
+          <w:rPr>
+            <w:rStyle w:val="Hyperlink"/>
+            <w:rFonts w:ascii="Times New Roman" w:hAnsi="Times New Roman" w:cs="Times New Roman"/>
+            <w:noProof/>
+            <w:sz w:val="26"/>
+            <w:szCs w:val="26"/>
+          </w:rPr>
+          <w:t>6.5 Narration – Thuyết minh tự động (NowPlayingPage)</w:t>
+        </w:r>
+        <w:r>
+          <w:rPr>
+            <w:rFonts w:ascii="Times New Roman" w:hAnsi="Times New Roman" w:cs="Times New Roman"/>
+            <w:noProof/>
+            <w:webHidden/>
+            <w:sz w:val="26"/>
+            <w:szCs w:val="26"/>
+          </w:rPr>
+          <w:tab/>
+        </w:r>
+        <w:r>
+          <w:rPr>
+            <w:rFonts w:ascii="Times New Roman" w:hAnsi="Times New Roman" w:cs="Times New Roman"/>
+            <w:noProof/>
+            <w:webHidden/>
+            <w:sz w:val="26"/>
+            <w:szCs w:val="26"/>
+          </w:rPr>
+          <w:fldChar w:fldCharType="begin"/>
+        </w:r>
+        <w:r>
+          <w:rPr>
+            <w:rFonts w:ascii="Times New Roman" w:hAnsi="Times New Roman" w:cs="Times New Roman"/>
+            <w:noProof/>
+            <w:webHidden/>
+            <w:sz w:val="26"/>
+            <w:szCs w:val="26"/>
+          </w:rPr>
+          <w:instrText xml:space="preserve"> PAGEREF _Toc226319843 \h </w:instrText>
+        </w:r>
+        <w:r>
+          <w:rPr>
+            <w:rFonts w:ascii="Times New Roman" w:hAnsi="Times New Roman" w:cs="Times New Roman"/>
+            <w:noProof/>
+            <w:webHidden/>
+            <w:sz w:val="26"/>
+            <w:szCs w:val="26"/>
+          </w:rPr>
+        </w:r>
+        <w:r>
+          <w:rPr>
+            <w:rFonts w:ascii="Times New Roman" w:hAnsi="Times New Roman" w:cs="Times New Roman"/>
+            <w:noProof/>
+            <w:webHidden/>
+            <w:sz w:val="26"/>
+            <w:szCs w:val="26"/>
+          </w:rPr>
+          <w:fldChar w:fldCharType="separate"/>
+        </w:r>
+        <w:r>
+          <w:rPr>
+            <w:rFonts w:ascii="Times New Roman" w:hAnsi="Times New Roman" w:cs="Times New Roman"/>
+            <w:noProof/>
+            <w:webHidden/>
+            <w:sz w:val="26"/>
+            <w:szCs w:val="26"/>
+          </w:rPr>
+          <w:t>8</w:t>
+        </w:r>
+        <w:r>
+          <w:rPr>
+            <w:rFonts w:ascii="Times New Roman" w:hAnsi="Times New Roman" w:cs="Times New Roman"/>
+            <w:noProof/>
+            <w:webHidden/>
+            <w:sz w:val="26"/>
+            <w:szCs w:val="26"/>
+          </w:rPr>
+          <w:fldChar w:fldCharType="end"/>
+        </w:r>
+      </w:hyperlink>
+    </w:p>
+    <w:p>
+      <w:pPr>
+        <w:pStyle w:val="TOC2"/>
+        <w:tabs>
+          <w:tab w:val="right" w:leader="dot" w:pos="9016"/>
+        </w:tabs>
+        <w:rPr>
+          <w:rFonts w:ascii="Times New Roman" w:eastAsiaTheme="minorEastAsia" w:hAnsi="Times New Roman" w:cs="Times New Roman"/>
+          <w:b w:val="0"/>
+          <w:bCs w:val="0"/>
+          <w:noProof/>
+          <w:kern w:val="2"/>
+          <w:sz w:val="26"/>
+          <w:szCs w:val="26"/>
+          <w14:ligatures w14:val="standardContextual"/>
+        </w:rPr>
+      </w:pPr>
+      <w:hyperlink w:anchor="_Toc226319844" w:history="1">
+        <w:r>
+          <w:rPr>
+            <w:rStyle w:val="Hyperlink"/>
+            <w:rFonts w:ascii="Times New Roman" w:hAnsi="Times New Roman" w:cs="Times New Roman"/>
+            <w:noProof/>
+            <w:sz w:val="26"/>
+            <w:szCs w:val="26"/>
+          </w:rPr>
+          <w:t>6.6 Tours (TourPage)</w:t>
+        </w:r>
+        <w:r>
+          <w:rPr>
+            <w:rFonts w:ascii="Times New Roman" w:hAnsi="Times New Roman" w:cs="Times New Roman"/>
+            <w:noProof/>
+            <w:webHidden/>
+            <w:sz w:val="26"/>
+            <w:szCs w:val="26"/>
+          </w:rPr>
+          <w:tab/>
+        </w:r>
+        <w:r>
+          <w:rPr>
+            <w:rFonts w:ascii="Times New Roman" w:hAnsi="Times New Roman" w:cs="Times New Roman"/>
+            <w:noProof/>
+            <w:webHidden/>
+            <w:sz w:val="26"/>
+            <w:szCs w:val="26"/>
+          </w:rPr>
+          <w:fldChar w:fldCharType="begin"/>
+        </w:r>
+        <w:r>
+          <w:rPr>
+            <w:rFonts w:ascii="Times New Roman" w:hAnsi="Times New Roman" w:cs="Times New Roman"/>
+            <w:noProof/>
+            <w:webHidden/>
+            <w:sz w:val="26"/>
+            <w:szCs w:val="26"/>
+          </w:rPr>
+          <w:instrText xml:space="preserve"> PAGEREF _Toc226319844 \h </w:instrText>
+        </w:r>
+        <w:r>
+          <w:rPr>
+            <w:rFonts w:ascii="Times New Roman" w:hAnsi="Times New Roman" w:cs="Times New Roman"/>
+            <w:noProof/>
+            <w:webHidden/>
+            <w:sz w:val="26"/>
+            <w:szCs w:val="26"/>
+          </w:rPr>
+        </w:r>
+        <w:r>
+          <w:rPr>
+            <w:rFonts w:ascii="Times New Roman" w:hAnsi="Times New Roman" w:cs="Times New Roman"/>
+            <w:noProof/>
+            <w:webHidden/>
+            <w:sz w:val="26"/>
+            <w:szCs w:val="26"/>
+          </w:rPr>
+          <w:fldChar w:fldCharType="separate"/>
+        </w:r>
+        <w:r>
+          <w:rPr>
+            <w:rFonts w:ascii="Times New Roman" w:hAnsi="Times New Roman" w:cs="Times New Roman"/>
+            <w:noProof/>
+            <w:webHidden/>
+            <w:sz w:val="26"/>
+            <w:szCs w:val="26"/>
+          </w:rPr>
+          <w:t>9</w:t>
+        </w:r>
+        <w:r>
+          <w:rPr>
+            <w:rFonts w:ascii="Times New Roman" w:hAnsi="Times New Roman" w:cs="Times New Roman"/>
+            <w:noProof/>
+            <w:webHidden/>
+            <w:sz w:val="26"/>
+            <w:szCs w:val="26"/>
+          </w:rPr>
+          <w:fldChar w:fldCharType="end"/>
+        </w:r>
+      </w:hyperlink>
+    </w:p>
+    <w:p>
+      <w:pPr>
+        <w:pStyle w:val="TOC2"/>
+        <w:tabs>
+          <w:tab w:val="right" w:leader="dot" w:pos="9016"/>
+        </w:tabs>
+        <w:rPr>
+          <w:rFonts w:ascii="Times New Roman" w:eastAsiaTheme="minorEastAsia" w:hAnsi="Times New Roman" w:cs="Times New Roman"/>
+          <w:b w:val="0"/>
+          <w:bCs w:val="0"/>
+          <w:noProof/>
+          <w:kern w:val="2"/>
+          <w:sz w:val="26"/>
+          <w:szCs w:val="26"/>
+          <w14:ligatures w14:val="standardContextual"/>
+        </w:rPr>
+      </w:pPr>
+      <w:hyperlink w:anchor="_Toc226319845" w:history="1">
+        <w:r>
+          <w:rPr>
+            <w:rStyle w:val="Hyperlink"/>
+            <w:rFonts w:ascii="Times New Roman" w:hAnsi="Times New Roman" w:cs="Times New Roman"/>
+            <w:noProof/>
+            <w:sz w:val="26"/>
+            <w:szCs w:val="26"/>
+          </w:rPr>
+          <w:t>6.7 Yêu thích (FavoritesPage)</w:t>
+        </w:r>
+        <w:r>
+          <w:rPr>
+            <w:rFonts w:ascii="Times New Roman" w:hAnsi="Times New Roman" w:cs="Times New Roman"/>
+            <w:noProof/>
+            <w:webHidden/>
+            <w:sz w:val="26"/>
+            <w:szCs w:val="26"/>
+          </w:rPr>
+          <w:tab/>
+        </w:r>
+        <w:r>
+          <w:rPr>
+            <w:rFonts w:ascii="Times New Roman" w:hAnsi="Times New Roman" w:cs="Times New Roman"/>
+            <w:noProof/>
+            <w:webHidden/>
+            <w:sz w:val="26"/>
+            <w:szCs w:val="26"/>
+          </w:rPr>
+          <w:fldChar w:fldCharType="begin"/>
+        </w:r>
+        <w:r>
+          <w:rPr>
+            <w:rFonts w:ascii="Times New Roman" w:hAnsi="Times New Roman" w:cs="Times New Roman"/>
+            <w:noProof/>
+            <w:webHidden/>
+            <w:sz w:val="26"/>
+            <w:szCs w:val="26"/>
+          </w:rPr>
+          <w:instrText xml:space="preserve"> PAGEREF _Toc226319845 \h </w:instrText>
+        </w:r>
+        <w:r>
+          <w:rPr>
+            <w:rFonts w:ascii="Times New Roman" w:hAnsi="Times New Roman" w:cs="Times New Roman"/>
+            <w:noProof/>
+            <w:webHidden/>
+            <w:sz w:val="26"/>
+            <w:szCs w:val="26"/>
+          </w:rPr>
+        </w:r>
+        <w:r>
+          <w:rPr>
+            <w:rFonts w:ascii="Times New Roman" w:hAnsi="Times New Roman" w:cs="Times New Roman"/>
+            <w:noProof/>
+            <w:webHidden/>
+            <w:sz w:val="26"/>
+            <w:szCs w:val="26"/>
+          </w:rPr>
+          <w:fldChar w:fldCharType="separate"/>
+        </w:r>
+        <w:r>
+          <w:rPr>
+            <w:rFonts w:ascii="Times New Roman" w:hAnsi="Times New Roman" w:cs="Times New Roman"/>
+            <w:noProof/>
+            <w:webHidden/>
+            <w:sz w:val="26"/>
+            <w:szCs w:val="26"/>
+          </w:rPr>
+          <w:t>9</w:t>
+        </w:r>
+        <w:r>
+          <w:rPr>
+            <w:rFonts w:ascii="Times New Roman" w:hAnsi="Times New Roman" w:cs="Times New Roman"/>
+            <w:noProof/>
+            <w:webHidden/>
+            <w:sz w:val="26"/>
+            <w:szCs w:val="26"/>
+          </w:rPr>
+          <w:fldChar w:fldCharType="end"/>
+        </w:r>
+      </w:hyperlink>
+    </w:p>
+    <w:p>
+      <w:pPr>
+        <w:pStyle w:val="TOC2"/>
+        <w:tabs>
+          <w:tab w:val="right" w:leader="dot" w:pos="9016"/>
+        </w:tabs>
+        <w:rPr>
+          <w:rFonts w:ascii="Times New Roman" w:eastAsiaTheme="minorEastAsia" w:hAnsi="Times New Roman" w:cs="Times New Roman"/>
+          <w:b w:val="0"/>
+          <w:bCs w:val="0"/>
+          <w:noProof/>
+          <w:kern w:val="2"/>
+          <w:sz w:val="26"/>
+          <w:szCs w:val="26"/>
+          <w14:ligatures w14:val="standardContextual"/>
+        </w:rPr>
+      </w:pPr>
+      <w:hyperlink w:anchor="_Toc226319846" w:history="1">
+        <w:r>
+          <w:rPr>
+            <w:rStyle w:val="Hyperlink"/>
+            <w:rFonts w:ascii="Times New Roman" w:hAnsi="Times New Roman" w:cs="Times New Roman"/>
+            <w:noProof/>
+            <w:sz w:val="26"/>
+            <w:szCs w:val="26"/>
+          </w:rPr>
+          <w:t>6.8 Cá nhân / Cài đặt</w:t>
+        </w:r>
+        <w:r>
+          <w:rPr>
+            <w:rFonts w:ascii="Times New Roman" w:hAnsi="Times New Roman" w:cs="Times New Roman"/>
+            <w:noProof/>
+            <w:webHidden/>
+            <w:sz w:val="26"/>
+            <w:szCs w:val="26"/>
+          </w:rPr>
+          <w:tab/>
+        </w:r>
+        <w:r>
+          <w:rPr>
+            <w:rFonts w:ascii="Times New Roman" w:hAnsi="Times New Roman" w:cs="Times New Roman"/>
+            <w:noProof/>
+            <w:webHidden/>
+            <w:sz w:val="26"/>
+            <w:szCs w:val="26"/>
+          </w:rPr>
+          <w:fldChar w:fldCharType="begin"/>
+        </w:r>
+        <w:r>
+          <w:rPr>
+            <w:rFonts w:ascii="Times New Roman" w:hAnsi="Times New Roman" w:cs="Times New Roman"/>
+            <w:noProof/>
+            <w:webHidden/>
+            <w:sz w:val="26"/>
+            <w:szCs w:val="26"/>
+          </w:rPr>
+          <w:instrText xml:space="preserve"> PAGEREF _Toc226319846 \h </w:instrText>
+        </w:r>
+        <w:r>
+          <w:rPr>
+            <w:rFonts w:ascii="Times New Roman" w:hAnsi="Times New Roman" w:cs="Times New Roman"/>
+            <w:noProof/>
+            <w:webHidden/>
+            <w:sz w:val="26"/>
+            <w:szCs w:val="26"/>
+          </w:rPr>
+        </w:r>
+        <w:r>
+          <w:rPr>
+            <w:rFonts w:ascii="Times New Roman" w:hAnsi="Times New Roman" w:cs="Times New Roman"/>
+            <w:noProof/>
+            <w:webHidden/>
+            <w:sz w:val="26"/>
+            <w:szCs w:val="26"/>
+          </w:rPr>
+          <w:fldChar w:fldCharType="separate"/>
+        </w:r>
+        <w:r>
+          <w:rPr>
+            <w:rFonts w:ascii="Times New Roman" w:hAnsi="Times New Roman" w:cs="Times New Roman"/>
+            <w:noProof/>
+            <w:webHidden/>
+            <w:sz w:val="26"/>
+            <w:szCs w:val="26"/>
+          </w:rPr>
+          <w:t>9</w:t>
+        </w:r>
+        <w:r>
+          <w:rPr>
+            <w:rFonts w:ascii="Times New Roman" w:hAnsi="Times New Roman" w:cs="Times New Roman"/>
+            <w:noProof/>
+            <w:webHidden/>
+            <w:sz w:val="26"/>
+            <w:szCs w:val="26"/>
+          </w:rPr>
+          <w:fldChar w:fldCharType="end"/>
+        </w:r>
+      </w:hyperlink>
+    </w:p>
+    <w:p>
+      <w:pPr>
+        <w:pStyle w:val="TOC2"/>
+        <w:tabs>
+          <w:tab w:val="right" w:leader="dot" w:pos="9016"/>
+        </w:tabs>
+        <w:rPr>
+          <w:rFonts w:ascii="Times New Roman" w:eastAsiaTheme="minorEastAsia" w:hAnsi="Times New Roman" w:cs="Times New Roman"/>
+          <w:b w:val="0"/>
+          <w:bCs w:val="0"/>
+          <w:noProof/>
+          <w:kern w:val="2"/>
+          <w:sz w:val="26"/>
+          <w:szCs w:val="26"/>
+          <w14:ligatures w14:val="standardContextual"/>
+        </w:rPr>
+      </w:pPr>
+      <w:hyperlink w:anchor="_Toc226319847" w:history="1">
+        <w:r>
+          <w:rPr>
+            <w:rStyle w:val="Hyperlink"/>
+            <w:rFonts w:ascii="Times New Roman" w:hAnsi="Times New Roman" w:cs="Times New Roman"/>
+            <w:noProof/>
+            <w:sz w:val="26"/>
+            <w:szCs w:val="26"/>
+          </w:rPr>
+          <w:t>6.9 Analytics từ Mobile</w:t>
+        </w:r>
+        <w:r>
+          <w:rPr>
+            <w:rFonts w:ascii="Times New Roman" w:hAnsi="Times New Roman" w:cs="Times New Roman"/>
+            <w:noProof/>
+            <w:webHidden/>
+            <w:sz w:val="26"/>
+            <w:szCs w:val="26"/>
+          </w:rPr>
+          <w:tab/>
+        </w:r>
+        <w:r>
+          <w:rPr>
+            <w:rFonts w:ascii="Times New Roman" w:hAnsi="Times New Roman" w:cs="Times New Roman"/>
+            <w:noProof/>
+            <w:webHidden/>
+            <w:sz w:val="26"/>
+            <w:szCs w:val="26"/>
+          </w:rPr>
+          <w:fldChar w:fldCharType="begin"/>
+        </w:r>
+        <w:r>
+          <w:rPr>
+            <w:rFonts w:ascii="Times New Roman" w:hAnsi="Times New Roman" w:cs="Times New Roman"/>
+            <w:noProof/>
+            <w:webHidden/>
+            <w:sz w:val="26"/>
+            <w:szCs w:val="26"/>
+          </w:rPr>
+          <w:instrText xml:space="preserve"> PAGEREF _Toc226319847 \h </w:instrText>
+        </w:r>
+        <w:r>
+          <w:rPr>
+            <w:rFonts w:ascii="Times New Roman" w:hAnsi="Times New Roman" w:cs="Times New Roman"/>
+            <w:noProof/>
+            <w:webHidden/>
+            <w:sz w:val="26"/>
+            <w:szCs w:val="26"/>
+          </w:rPr>
+        </w:r>
+        <w:r>
+          <w:rPr>
+            <w:rFonts w:ascii="Times New Roman" w:hAnsi="Times New Roman" w:cs="Times New Roman"/>
+            <w:noProof/>
+            <w:webHidden/>
+            <w:sz w:val="26"/>
+            <w:szCs w:val="26"/>
+          </w:rPr>
+          <w:fldChar w:fldCharType="separate"/>
+        </w:r>
+        <w:r>
+          <w:rPr>
+            <w:rFonts w:ascii="Times New Roman" w:hAnsi="Times New Roman" w:cs="Times New Roman"/>
+            <w:noProof/>
+            <w:webHidden/>
+            <w:sz w:val="26"/>
+            <w:szCs w:val="26"/>
+          </w:rPr>
+          <w:t>9</w:t>
+        </w:r>
+        <w:r>
+          <w:rPr>
+            <w:rFonts w:ascii="Times New Roman" w:hAnsi="Times New Roman" w:cs="Times New Roman"/>
+            <w:noProof/>
+            <w:webHidden/>
+            <w:sz w:val="26"/>
+            <w:szCs w:val="26"/>
+          </w:rPr>
+          <w:fldChar w:fldCharType="end"/>
+        </w:r>
+      </w:hyperlink>
+    </w:p>
+    <w:p>
+      <w:pPr>
+        <w:pStyle w:val="TOC1"/>
+        <w:tabs>
+          <w:tab w:val="right" w:leader="dot" w:pos="9016"/>
+        </w:tabs>
+        <w:rPr>
+          <w:rFonts w:ascii="Times New Roman" w:eastAsiaTheme="minorEastAsia" w:hAnsi="Times New Roman" w:cs="Times New Roman"/>
+          <w:b w:val="0"/>
+          <w:bCs w:val="0"/>
+          <w:caps w:val="0"/>
+          <w:noProof/>
+          <w:kern w:val="2"/>
+          <w:sz w:val="26"/>
+          <w:szCs w:val="26"/>
+          <w14:ligatures w14:val="standardContextual"/>
+        </w:rPr>
+      </w:pPr>
+      <w:hyperlink w:anchor="_Toc226319848" w:history="1">
+        <w:r>
+          <w:rPr>
+            <w:rStyle w:val="Hyperlink"/>
+            <w:rFonts w:ascii="Times New Roman" w:hAnsi="Times New Roman" w:cs="Times New Roman"/>
+            <w:noProof/>
+            <w:sz w:val="26"/>
+            <w:szCs w:val="26"/>
+          </w:rPr>
+          <w:t>7. Web API – Danh sách Endpoint</w:t>
+        </w:r>
+        <w:r>
+          <w:rPr>
+            <w:rFonts w:ascii="Times New Roman" w:hAnsi="Times New Roman" w:cs="Times New Roman"/>
+            <w:noProof/>
+            <w:webHidden/>
+            <w:sz w:val="26"/>
+            <w:szCs w:val="26"/>
+          </w:rPr>
+          <w:tab/>
+        </w:r>
+        <w:r>
+          <w:rPr>
+            <w:rFonts w:ascii="Times New Roman" w:hAnsi="Times New Roman" w:cs="Times New Roman"/>
+            <w:noProof/>
+            <w:webHidden/>
+            <w:sz w:val="26"/>
+            <w:szCs w:val="26"/>
+          </w:rPr>
+          <w:fldChar w:fldCharType="begin"/>
+        </w:r>
+        <w:r>
+          <w:rPr>
+            <w:rFonts w:ascii="Times New Roman" w:hAnsi="Times New Roman" w:cs="Times New Roman"/>
+            <w:noProof/>
+            <w:webHidden/>
+            <w:sz w:val="26"/>
+            <w:szCs w:val="26"/>
+          </w:rPr>
+          <w:instrText xml:space="preserve"> PAGEREF _Toc226319848 \h </w:instrText>
+        </w:r>
+        <w:r>
+          <w:rPr>
+            <w:rFonts w:ascii="Times New Roman" w:hAnsi="Times New Roman" w:cs="Times New Roman"/>
+            <w:noProof/>
+            <w:webHidden/>
+            <w:sz w:val="26"/>
+            <w:szCs w:val="26"/>
+          </w:rPr>
+        </w:r>
+        <w:r>
+          <w:rPr>
+            <w:rFonts w:ascii="Times New Roman" w:hAnsi="Times New Roman" w:cs="Times New Roman"/>
+            <w:noProof/>
+            <w:webHidden/>
+            <w:sz w:val="26"/>
+            <w:szCs w:val="26"/>
+          </w:rPr>
+          <w:fldChar w:fldCharType="separate"/>
+        </w:r>
+        <w:r>
+          <w:rPr>
+            <w:rFonts w:ascii="Times New Roman" w:hAnsi="Times New Roman" w:cs="Times New Roman"/>
+            <w:noProof/>
+            <w:webHidden/>
+            <w:sz w:val="26"/>
+            <w:szCs w:val="26"/>
+          </w:rPr>
+          <w:t>10</w:t>
+        </w:r>
+        <w:r>
+          <w:rPr>
+            <w:rFonts w:ascii="Times New Roman" w:hAnsi="Times New Roman" w:cs="Times New Roman"/>
+            <w:noProof/>
+            <w:webHidden/>
+            <w:sz w:val="26"/>
+            <w:szCs w:val="26"/>
+          </w:rPr>
+          <w:fldChar w:fldCharType="end"/>
+        </w:r>
+      </w:hyperlink>
+    </w:p>
+    <w:p>
+      <w:pPr>
+        <w:pStyle w:val="TOC2"/>
+        <w:tabs>
+          <w:tab w:val="right" w:leader="dot" w:pos="9016"/>
+        </w:tabs>
+        <w:rPr>
+          <w:rFonts w:ascii="Times New Roman" w:eastAsiaTheme="minorEastAsia" w:hAnsi="Times New Roman" w:cs="Times New Roman"/>
+          <w:b w:val="0"/>
+          <w:bCs w:val="0"/>
+          <w:noProof/>
+          <w:kern w:val="2"/>
+          <w:sz w:val="26"/>
+          <w:szCs w:val="26"/>
+          <w14:ligatures w14:val="standardContextual"/>
+        </w:rPr>
+      </w:pPr>
+      <w:hyperlink w:anchor="_Toc226319849" w:history="1">
+        <w:r>
+          <w:rPr>
+            <w:rStyle w:val="Hyperlink"/>
+            <w:rFonts w:ascii="Times New Roman" w:hAnsi="Times New Roman" w:cs="Times New Roman"/>
+            <w:noProof/>
+            <w:sz w:val="26"/>
+            <w:szCs w:val="26"/>
+          </w:rPr>
+          <w:t>7.1 Public Endpoints (không cần xác thực)</w:t>
+        </w:r>
+        <w:r>
+          <w:rPr>
+            <w:rFonts w:ascii="Times New Roman" w:hAnsi="Times New Roman" w:cs="Times New Roman"/>
+            <w:noProof/>
+            <w:webHidden/>
+            <w:sz w:val="26"/>
+            <w:szCs w:val="26"/>
+          </w:rPr>
+          <w:tab/>
+        </w:r>
+        <w:r>
+          <w:rPr>
+            <w:rFonts w:ascii="Times New Roman" w:hAnsi="Times New Roman" w:cs="Times New Roman"/>
+            <w:noProof/>
+            <w:webHidden/>
+            <w:sz w:val="26"/>
+            <w:szCs w:val="26"/>
+          </w:rPr>
+          <w:fldChar w:fldCharType="begin"/>
+        </w:r>
+        <w:r>
+          <w:rPr>
+            <w:rFonts w:ascii="Times New Roman" w:hAnsi="Times New Roman" w:cs="Times New Roman"/>
+            <w:noProof/>
+            <w:webHidden/>
+            <w:sz w:val="26"/>
+            <w:szCs w:val="26"/>
+          </w:rPr>
+          <w:instrText xml:space="preserve"> PAGEREF _Toc226319849 \h </w:instrText>
+        </w:r>
+        <w:r>
+          <w:rPr>
+            <w:rFonts w:ascii="Times New Roman" w:hAnsi="Times New Roman" w:cs="Times New Roman"/>
+            <w:noProof/>
+            <w:webHidden/>
+            <w:sz w:val="26"/>
+            <w:szCs w:val="26"/>
+          </w:rPr>
+        </w:r>
+        <w:r>
+          <w:rPr>
+            <w:rFonts w:ascii="Times New Roman" w:hAnsi="Times New Roman" w:cs="Times New Roman"/>
+            <w:noProof/>
+            <w:webHidden/>
+            <w:sz w:val="26"/>
+            <w:szCs w:val="26"/>
+          </w:rPr>
+          <w:fldChar w:fldCharType="separate"/>
+        </w:r>
+        <w:r>
+          <w:rPr>
+            <w:rFonts w:ascii="Times New Roman" w:hAnsi="Times New Roman" w:cs="Times New Roman"/>
+            <w:noProof/>
+            <w:webHidden/>
+            <w:sz w:val="26"/>
+            <w:szCs w:val="26"/>
+          </w:rPr>
+          <w:t>10</w:t>
+        </w:r>
+        <w:r>
+          <w:rPr>
+            <w:rFonts w:ascii="Times New Roman" w:hAnsi="Times New Roman" w:cs="Times New Roman"/>
+            <w:noProof/>
+            <w:webHidden/>
+            <w:sz w:val="26"/>
+            <w:szCs w:val="26"/>
+          </w:rPr>
+          <w:fldChar w:fldCharType="end"/>
+        </w:r>
+      </w:hyperlink>
+    </w:p>
+    <w:p>
+      <w:pPr>
+        <w:pStyle w:val="TOC2"/>
+        <w:tabs>
+          <w:tab w:val="right" w:leader="dot" w:pos="9016"/>
+        </w:tabs>
+        <w:rPr>
+          <w:rFonts w:ascii="Times New Roman" w:eastAsiaTheme="minorEastAsia" w:hAnsi="Times New Roman" w:cs="Times New Roman"/>
+          <w:b w:val="0"/>
+          <w:bCs w:val="0"/>
+          <w:noProof/>
+          <w:kern w:val="2"/>
+          <w:sz w:val="26"/>
+          <w:szCs w:val="26"/>
+          <w14:ligatures w14:val="standardContextual"/>
+        </w:rPr>
+      </w:pPr>
+      <w:hyperlink w:anchor="_Toc226319850" w:history="1">
+        <w:r>
+          <w:rPr>
+            <w:rStyle w:val="Hyperlink"/>
+            <w:rFonts w:ascii="Times New Roman" w:hAnsi="Times New Roman" w:cs="Times New Roman"/>
+            <w:noProof/>
+            <w:sz w:val="26"/>
+            <w:szCs w:val="26"/>
+          </w:rPr>
+          <w:t>7.2 Protected Endpoints (Admin qua VK.Web)</w:t>
+        </w:r>
+        <w:r>
+          <w:rPr>
+            <w:rFonts w:ascii="Times New Roman" w:hAnsi="Times New Roman" w:cs="Times New Roman"/>
+            <w:noProof/>
+            <w:webHidden/>
+            <w:sz w:val="26"/>
+            <w:szCs w:val="26"/>
+          </w:rPr>
+          <w:tab/>
+        </w:r>
+        <w:r>
+          <w:rPr>
+            <w:rFonts w:ascii="Times New Roman" w:hAnsi="Times New Roman" w:cs="Times New Roman"/>
+            <w:noProof/>
+            <w:webHidden/>
+            <w:sz w:val="26"/>
+            <w:szCs w:val="26"/>
+          </w:rPr>
+          <w:fldChar w:fldCharType="begin"/>
+        </w:r>
+        <w:r>
+          <w:rPr>
+            <w:rFonts w:ascii="Times New Roman" w:hAnsi="Times New Roman" w:cs="Times New Roman"/>
+            <w:noProof/>
+            <w:webHidden/>
+            <w:sz w:val="26"/>
+            <w:szCs w:val="26"/>
+          </w:rPr>
+          <w:instrText xml:space="preserve"> PAGEREF _Toc226319850 \h </w:instrText>
+        </w:r>
+        <w:r>
+          <w:rPr>
+            <w:rFonts w:ascii="Times New Roman" w:hAnsi="Times New Roman" w:cs="Times New Roman"/>
+            <w:noProof/>
+            <w:webHidden/>
+            <w:sz w:val="26"/>
+            <w:szCs w:val="26"/>
+          </w:rPr>
+        </w:r>
+        <w:r>
+          <w:rPr>
+            <w:rFonts w:ascii="Times New Roman" w:hAnsi="Times New Roman" w:cs="Times New Roman"/>
+            <w:noProof/>
+            <w:webHidden/>
+            <w:sz w:val="26"/>
+            <w:szCs w:val="26"/>
+          </w:rPr>
+          <w:fldChar w:fldCharType="separate"/>
+        </w:r>
+        <w:r>
+          <w:rPr>
+            <w:rFonts w:ascii="Times New Roman" w:hAnsi="Times New Roman" w:cs="Times New Roman"/>
+            <w:noProof/>
+            <w:webHidden/>
+            <w:sz w:val="26"/>
+            <w:szCs w:val="26"/>
+          </w:rPr>
+          <w:t>10</w:t>
+        </w:r>
+        <w:r>
+          <w:rPr>
+            <w:rFonts w:ascii="Times New Roman" w:hAnsi="Times New Roman" w:cs="Times New Roman"/>
+            <w:noProof/>
+            <w:webHidden/>
+            <w:sz w:val="26"/>
+            <w:szCs w:val="26"/>
+          </w:rPr>
+          <w:fldChar w:fldCharType="end"/>
+        </w:r>
+      </w:hyperlink>
+    </w:p>
+    <w:p>
+      <w:pPr>
+        <w:pStyle w:val="TOC2"/>
+        <w:tabs>
+          <w:tab w:val="right" w:leader="dot" w:pos="9016"/>
+        </w:tabs>
+        <w:rPr>
+          <w:rFonts w:ascii="Times New Roman" w:eastAsiaTheme="minorEastAsia" w:hAnsi="Times New Roman" w:cs="Times New Roman"/>
+          <w:b w:val="0"/>
+          <w:bCs w:val="0"/>
+          <w:noProof/>
+          <w:kern w:val="2"/>
+          <w:sz w:val="26"/>
+          <w:szCs w:val="26"/>
+          <w14:ligatures w14:val="standardContextual"/>
+        </w:rPr>
+      </w:pPr>
+      <w:hyperlink w:anchor="_Toc226319851" w:history="1">
+        <w:r>
+          <w:rPr>
+            <w:rStyle w:val="Hyperlink"/>
+            <w:rFonts w:ascii="Times New Roman" w:hAnsi="Times New Roman" w:cs="Times New Roman"/>
+            <w:noProof/>
+            <w:sz w:val="26"/>
+            <w:szCs w:val="26"/>
+          </w:rPr>
+          <w:t>7.3 Owner Portal Endpoints</w:t>
+        </w:r>
+        <w:r>
+          <w:rPr>
+            <w:rFonts w:ascii="Times New Roman" w:hAnsi="Times New Roman" w:cs="Times New Roman"/>
+            <w:noProof/>
+            <w:webHidden/>
+            <w:sz w:val="26"/>
+            <w:szCs w:val="26"/>
+          </w:rPr>
+          <w:tab/>
+        </w:r>
+        <w:r>
+          <w:rPr>
+            <w:rFonts w:ascii="Times New Roman" w:hAnsi="Times New Roman" w:cs="Times New Roman"/>
+            <w:noProof/>
+            <w:webHidden/>
+            <w:sz w:val="26"/>
+            <w:szCs w:val="26"/>
+          </w:rPr>
+          <w:fldChar w:fldCharType="begin"/>
+        </w:r>
+        <w:r>
+          <w:rPr>
+            <w:rFonts w:ascii="Times New Roman" w:hAnsi="Times New Roman" w:cs="Times New Roman"/>
+            <w:noProof/>
+            <w:webHidden/>
+            <w:sz w:val="26"/>
+            <w:szCs w:val="26"/>
+          </w:rPr>
+          <w:instrText xml:space="preserve"> PAGEREF _Toc226319851 \h </w:instrText>
+        </w:r>
+        <w:r>
+          <w:rPr>
+            <w:rFonts w:ascii="Times New Roman" w:hAnsi="Times New Roman" w:cs="Times New Roman"/>
+            <w:noProof/>
+            <w:webHidden/>
+            <w:sz w:val="26"/>
+            <w:szCs w:val="26"/>
+          </w:rPr>
+        </w:r>
+        <w:r>
+          <w:rPr>
+            <w:rFonts w:ascii="Times New Roman" w:hAnsi="Times New Roman" w:cs="Times New Roman"/>
+            <w:noProof/>
+            <w:webHidden/>
+            <w:sz w:val="26"/>
+            <w:szCs w:val="26"/>
+          </w:rPr>
+          <w:fldChar w:fldCharType="separate"/>
+        </w:r>
+        <w:r>
+          <w:rPr>
+            <w:rFonts w:ascii="Times New Roman" w:hAnsi="Times New Roman" w:cs="Times New Roman"/>
+            <w:noProof/>
+            <w:webHidden/>
+            <w:sz w:val="26"/>
+            <w:szCs w:val="26"/>
+          </w:rPr>
+          <w:t>11</w:t>
+        </w:r>
+        <w:r>
+          <w:rPr>
+            <w:rFonts w:ascii="Times New Roman" w:hAnsi="Times New Roman" w:cs="Times New Roman"/>
+            <w:noProof/>
+            <w:webHidden/>
+            <w:sz w:val="26"/>
+            <w:szCs w:val="26"/>
+          </w:rPr>
+          <w:fldChar w:fldCharType="end"/>
+        </w:r>
+      </w:hyperlink>
+    </w:p>
+    <w:p>
+      <w:pPr>
+        <w:pStyle w:val="TOC1"/>
+        <w:tabs>
+          <w:tab w:val="right" w:leader="dot" w:pos="9016"/>
+        </w:tabs>
+        <w:rPr>
+          <w:rFonts w:ascii="Times New Roman" w:eastAsiaTheme="minorEastAsia" w:hAnsi="Times New Roman" w:cs="Times New Roman"/>
+          <w:b w:val="0"/>
+          <w:bCs w:val="0"/>
+          <w:caps w:val="0"/>
+          <w:noProof/>
+          <w:kern w:val="2"/>
+          <w:sz w:val="26"/>
+          <w:szCs w:val="26"/>
+          <w14:ligatures w14:val="standardContextual"/>
+        </w:rPr>
+      </w:pPr>
+      <w:hyperlink w:anchor="_Toc226319852" w:history="1">
+        <w:r>
+          <w:rPr>
+            <w:rStyle w:val="Hyperlink"/>
+            <w:rFonts w:ascii="Times New Roman" w:hAnsi="Times New Roman" w:cs="Times New Roman"/>
+            <w:noProof/>
+            <w:sz w:val="26"/>
+            <w:szCs w:val="26"/>
+          </w:rPr>
+          <w:t>8. Web Admin – Chức năng chi tiết</w:t>
+        </w:r>
+        <w:r>
+          <w:rPr>
+            <w:rFonts w:ascii="Times New Roman" w:hAnsi="Times New Roman" w:cs="Times New Roman"/>
+            <w:noProof/>
+            <w:webHidden/>
+            <w:sz w:val="26"/>
+            <w:szCs w:val="26"/>
+          </w:rPr>
+          <w:tab/>
+        </w:r>
+        <w:r>
+          <w:rPr>
+            <w:rFonts w:ascii="Times New Roman" w:hAnsi="Times New Roman" w:cs="Times New Roman"/>
+            <w:noProof/>
+            <w:webHidden/>
+            <w:sz w:val="26"/>
+            <w:szCs w:val="26"/>
+          </w:rPr>
+          <w:fldChar w:fldCharType="begin"/>
+        </w:r>
+        <w:r>
+          <w:rPr>
+            <w:rFonts w:ascii="Times New Roman" w:hAnsi="Times New Roman" w:cs="Times New Roman"/>
+            <w:noProof/>
+            <w:webHidden/>
+            <w:sz w:val="26"/>
+            <w:szCs w:val="26"/>
+          </w:rPr>
+          <w:instrText xml:space="preserve"> PAGEREF _Toc226319852 \h </w:instrText>
+        </w:r>
+        <w:r>
+          <w:rPr>
+            <w:rFonts w:ascii="Times New Roman" w:hAnsi="Times New Roman" w:cs="Times New Roman"/>
+            <w:noProof/>
+            <w:webHidden/>
+            <w:sz w:val="26"/>
+            <w:szCs w:val="26"/>
+          </w:rPr>
+        </w:r>
+        <w:r>
+          <w:rPr>
+            <w:rFonts w:ascii="Times New Roman" w:hAnsi="Times New Roman" w:cs="Times New Roman"/>
+            <w:noProof/>
+            <w:webHidden/>
+            <w:sz w:val="26"/>
+            <w:szCs w:val="26"/>
+          </w:rPr>
+          <w:fldChar w:fldCharType="separate"/>
+        </w:r>
+        <w:r>
+          <w:rPr>
+            <w:rFonts w:ascii="Times New Roman" w:hAnsi="Times New Roman" w:cs="Times New Roman"/>
+            <w:noProof/>
+            <w:webHidden/>
+            <w:sz w:val="26"/>
+            <w:szCs w:val="26"/>
+          </w:rPr>
+          <w:t>11</w:t>
+        </w:r>
+        <w:r>
+          <w:rPr>
+            <w:rFonts w:ascii="Times New Roman" w:hAnsi="Times New Roman" w:cs="Times New Roman"/>
+            <w:noProof/>
+            <w:webHidden/>
+            <w:sz w:val="26"/>
+            <w:szCs w:val="26"/>
+          </w:rPr>
+          <w:fldChar w:fldCharType="end"/>
+        </w:r>
+      </w:hyperlink>
+    </w:p>
+    <w:p>
+      <w:pPr>
+        <w:pStyle w:val="TOC2"/>
+        <w:tabs>
+          <w:tab w:val="right" w:leader="dot" w:pos="9016"/>
+        </w:tabs>
+        <w:rPr>
+          <w:rFonts w:ascii="Times New Roman" w:eastAsiaTheme="minorEastAsia" w:hAnsi="Times New Roman" w:cs="Times New Roman"/>
+          <w:b w:val="0"/>
+          <w:bCs w:val="0"/>
+          <w:noProof/>
+          <w:kern w:val="2"/>
+          <w:sz w:val="26"/>
+          <w:szCs w:val="26"/>
+          <w14:ligatures w14:val="standardContextual"/>
+        </w:rPr>
+      </w:pPr>
+      <w:hyperlink w:anchor="_Toc226319853" w:history="1">
+        <w:r>
+          <w:rPr>
+            <w:rStyle w:val="Hyperlink"/>
+            <w:rFonts w:ascii="Times New Roman" w:hAnsi="Times New Roman" w:cs="Times New Roman"/>
+            <w:noProof/>
+            <w:sz w:val="26"/>
+            <w:szCs w:val="26"/>
+          </w:rPr>
+          <w:t>8.1 Trang Admin</w:t>
+        </w:r>
+        <w:r>
+          <w:rPr>
+            <w:rFonts w:ascii="Times New Roman" w:hAnsi="Times New Roman" w:cs="Times New Roman"/>
+            <w:noProof/>
+            <w:webHidden/>
+            <w:sz w:val="26"/>
+            <w:szCs w:val="26"/>
+          </w:rPr>
+          <w:tab/>
+        </w:r>
+        <w:r>
+          <w:rPr>
+            <w:rFonts w:ascii="Times New Roman" w:hAnsi="Times New Roman" w:cs="Times New Roman"/>
+            <w:noProof/>
+            <w:webHidden/>
+            <w:sz w:val="26"/>
+            <w:szCs w:val="26"/>
+          </w:rPr>
+          <w:fldChar w:fldCharType="begin"/>
+        </w:r>
+        <w:r>
+          <w:rPr>
+            <w:rFonts w:ascii="Times New Roman" w:hAnsi="Times New Roman" w:cs="Times New Roman"/>
+            <w:noProof/>
+            <w:webHidden/>
+            <w:sz w:val="26"/>
+            <w:szCs w:val="26"/>
+          </w:rPr>
+          <w:instrText xml:space="preserve"> PAGEREF _Toc226319853 \h </w:instrText>
+        </w:r>
+        <w:r>
+          <w:rPr>
+            <w:rFonts w:ascii="Times New Roman" w:hAnsi="Times New Roman" w:cs="Times New Roman"/>
+            <w:noProof/>
+            <w:webHidden/>
+            <w:sz w:val="26"/>
+            <w:szCs w:val="26"/>
+          </w:rPr>
+        </w:r>
+        <w:r>
+          <w:rPr>
+            <w:rFonts w:ascii="Times New Roman" w:hAnsi="Times New Roman" w:cs="Times New Roman"/>
+            <w:noProof/>
+            <w:webHidden/>
+            <w:sz w:val="26"/>
+            <w:szCs w:val="26"/>
+          </w:rPr>
+          <w:fldChar w:fldCharType="separate"/>
+        </w:r>
+        <w:r>
+          <w:rPr>
+            <w:rFonts w:ascii="Times New Roman" w:hAnsi="Times New Roman" w:cs="Times New Roman"/>
+            <w:noProof/>
+            <w:webHidden/>
+            <w:sz w:val="26"/>
+            <w:szCs w:val="26"/>
+          </w:rPr>
+          <w:t>11</w:t>
+        </w:r>
+        <w:r>
+          <w:rPr>
+            <w:rFonts w:ascii="Times New Roman" w:hAnsi="Times New Roman" w:cs="Times New Roman"/>
+            <w:noProof/>
+            <w:webHidden/>
+            <w:sz w:val="26"/>
+            <w:szCs w:val="26"/>
+          </w:rPr>
+          <w:fldChar w:fldCharType="end"/>
+        </w:r>
+      </w:hyperlink>
+    </w:p>
+    <w:p>
+      <w:pPr>
+        <w:pStyle w:val="TOC2"/>
+        <w:tabs>
+          <w:tab w:val="right" w:leader="dot" w:pos="9016"/>
+        </w:tabs>
+        <w:rPr>
+          <w:rFonts w:ascii="Times New Roman" w:eastAsiaTheme="minorEastAsia" w:hAnsi="Times New Roman" w:cs="Times New Roman"/>
+          <w:b w:val="0"/>
+          <w:bCs w:val="0"/>
+          <w:noProof/>
+          <w:kern w:val="2"/>
+          <w:sz w:val="26"/>
+          <w:szCs w:val="26"/>
+          <w14:ligatures w14:val="standardContextual"/>
+        </w:rPr>
+      </w:pPr>
+      <w:hyperlink w:anchor="_Toc226319854" w:history="1">
+        <w:r>
+          <w:rPr>
+            <w:rStyle w:val="Hyperlink"/>
+            <w:rFonts w:ascii="Times New Roman" w:hAnsi="Times New Roman" w:cs="Times New Roman"/>
+            <w:noProof/>
+            <w:sz w:val="26"/>
+            <w:szCs w:val="26"/>
+          </w:rPr>
+          <w:t>8.2 Trang Owner Portal</w:t>
+        </w:r>
+        <w:r>
+          <w:rPr>
+            <w:rFonts w:ascii="Times New Roman" w:hAnsi="Times New Roman" w:cs="Times New Roman"/>
+            <w:noProof/>
+            <w:webHidden/>
+            <w:sz w:val="26"/>
+            <w:szCs w:val="26"/>
+          </w:rPr>
+          <w:tab/>
+        </w:r>
+        <w:r>
+          <w:rPr>
+            <w:rFonts w:ascii="Times New Roman" w:hAnsi="Times New Roman" w:cs="Times New Roman"/>
+            <w:noProof/>
+            <w:webHidden/>
+            <w:sz w:val="26"/>
+            <w:szCs w:val="26"/>
+          </w:rPr>
+          <w:fldChar w:fldCharType="begin"/>
+        </w:r>
+        <w:r>
+          <w:rPr>
+            <w:rFonts w:ascii="Times New Roman" w:hAnsi="Times New Roman" w:cs="Times New Roman"/>
+            <w:noProof/>
+            <w:webHidden/>
+            <w:sz w:val="26"/>
+            <w:szCs w:val="26"/>
+          </w:rPr>
+          <w:instrText xml:space="preserve"> PAGEREF _Toc226319854 \h </w:instrText>
+        </w:r>
+        <w:r>
+          <w:rPr>
+            <w:rFonts w:ascii="Times New Roman" w:hAnsi="Times New Roman" w:cs="Times New Roman"/>
+            <w:noProof/>
+            <w:webHidden/>
+            <w:sz w:val="26"/>
+            <w:szCs w:val="26"/>
+          </w:rPr>
+        </w:r>
+        <w:r>
+          <w:rPr>
+            <w:rFonts w:ascii="Times New Roman" w:hAnsi="Times New Roman" w:cs="Times New Roman"/>
+            <w:noProof/>
+            <w:webHidden/>
+            <w:sz w:val="26"/>
+            <w:szCs w:val="26"/>
+          </w:rPr>
+          <w:fldChar w:fldCharType="separate"/>
+        </w:r>
+        <w:r>
+          <w:rPr>
+            <w:rFonts w:ascii="Times New Roman" w:hAnsi="Times New Roman" w:cs="Times New Roman"/>
+            <w:noProof/>
+            <w:webHidden/>
+            <w:sz w:val="26"/>
+            <w:szCs w:val="26"/>
+          </w:rPr>
+          <w:t>12</w:t>
+        </w:r>
+        <w:r>
+          <w:rPr>
+            <w:rFonts w:ascii="Times New Roman" w:hAnsi="Times New Roman" w:cs="Times New Roman"/>
+            <w:noProof/>
+            <w:webHidden/>
+            <w:sz w:val="26"/>
+            <w:szCs w:val="26"/>
+          </w:rPr>
+          <w:fldChar w:fldCharType="end"/>
+        </w:r>
+      </w:hyperlink>
+    </w:p>
+    <w:p>
+      <w:pPr>
+        <w:pStyle w:val="TOC2"/>
+        <w:tabs>
+          <w:tab w:val="right" w:leader="dot" w:pos="9016"/>
+        </w:tabs>
+        <w:rPr>
+          <w:rFonts w:ascii="Times New Roman" w:eastAsiaTheme="minorEastAsia" w:hAnsi="Times New Roman" w:cs="Times New Roman"/>
+          <w:b w:val="0"/>
+          <w:bCs w:val="0"/>
+          <w:noProof/>
+          <w:kern w:val="2"/>
+          <w:sz w:val="26"/>
+          <w:szCs w:val="26"/>
+          <w14:ligatures w14:val="standardContextual"/>
+        </w:rPr>
+      </w:pPr>
+      <w:hyperlink w:anchor="_Toc226319855" w:history="1">
+        <w:r>
+          <w:rPr>
+            <w:rStyle w:val="Hyperlink"/>
+            <w:rFonts w:ascii="Times New Roman" w:hAnsi="Times New Roman" w:cs="Times New Roman"/>
+            <w:noProof/>
+            <w:sz w:val="26"/>
+            <w:szCs w:val="26"/>
+          </w:rPr>
+          <w:t>8.3 Xác thực (Authentication)</w:t>
+        </w:r>
+        <w:r>
+          <w:rPr>
+            <w:rFonts w:ascii="Times New Roman" w:hAnsi="Times New Roman" w:cs="Times New Roman"/>
+            <w:noProof/>
+            <w:webHidden/>
+            <w:sz w:val="26"/>
+            <w:szCs w:val="26"/>
+          </w:rPr>
+          <w:tab/>
+        </w:r>
+        <w:r>
+          <w:rPr>
+            <w:rFonts w:ascii="Times New Roman" w:hAnsi="Times New Roman" w:cs="Times New Roman"/>
+            <w:noProof/>
+            <w:webHidden/>
+            <w:sz w:val="26"/>
+            <w:szCs w:val="26"/>
+          </w:rPr>
+          <w:fldChar w:fldCharType="begin"/>
+        </w:r>
+        <w:r>
+          <w:rPr>
+            <w:rFonts w:ascii="Times New Roman" w:hAnsi="Times New Roman" w:cs="Times New Roman"/>
+            <w:noProof/>
+            <w:webHidden/>
+            <w:sz w:val="26"/>
+            <w:szCs w:val="26"/>
+          </w:rPr>
+          <w:instrText xml:space="preserve"> PAGEREF _Toc226319855 \h </w:instrText>
+        </w:r>
+        <w:r>
+          <w:rPr>
+            <w:rFonts w:ascii="Times New Roman" w:hAnsi="Times New Roman" w:cs="Times New Roman"/>
+            <w:noProof/>
+            <w:webHidden/>
+            <w:sz w:val="26"/>
+            <w:szCs w:val="26"/>
+          </w:rPr>
+        </w:r>
+        <w:r>
+          <w:rPr>
+            <w:rFonts w:ascii="Times New Roman" w:hAnsi="Times New Roman" w:cs="Times New Roman"/>
+            <w:noProof/>
+            <w:webHidden/>
+            <w:sz w:val="26"/>
+            <w:szCs w:val="26"/>
+          </w:rPr>
+          <w:fldChar w:fldCharType="separate"/>
+        </w:r>
+        <w:r>
+          <w:rPr>
+            <w:rFonts w:ascii="Times New Roman" w:hAnsi="Times New Roman" w:cs="Times New Roman"/>
+            <w:noProof/>
+            <w:webHidden/>
+            <w:sz w:val="26"/>
+            <w:szCs w:val="26"/>
+          </w:rPr>
+          <w:t>12</w:t>
+        </w:r>
+        <w:r>
+          <w:rPr>
+            <w:rFonts w:ascii="Times New Roman" w:hAnsi="Times New Roman" w:cs="Times New Roman"/>
+            <w:noProof/>
+            <w:webHidden/>
+            <w:sz w:val="26"/>
+            <w:szCs w:val="26"/>
+          </w:rPr>
+          <w:fldChar w:fldCharType="end"/>
+        </w:r>
+      </w:hyperlink>
+    </w:p>
+    <w:p>
+      <w:pPr>
+        <w:pStyle w:val="TOC1"/>
+        <w:tabs>
+          <w:tab w:val="right" w:leader="dot" w:pos="9016"/>
+        </w:tabs>
+        <w:rPr>
+          <w:rFonts w:ascii="Times New Roman" w:eastAsiaTheme="minorEastAsia" w:hAnsi="Times New Roman" w:cs="Times New Roman"/>
+          <w:b w:val="0"/>
+          <w:bCs w:val="0"/>
+          <w:caps w:val="0"/>
+          <w:noProof/>
+          <w:kern w:val="2"/>
+          <w:sz w:val="26"/>
+          <w:szCs w:val="26"/>
+          <w14:ligatures w14:val="standardContextual"/>
+        </w:rPr>
+      </w:pPr>
+      <w:hyperlink w:anchor="_Toc226319856" w:history="1">
+        <w:r>
+          <w:rPr>
+            <w:rStyle w:val="Hyperlink"/>
+            <w:rFonts w:ascii="Times New Roman" w:hAnsi="Times New Roman" w:cs="Times New Roman"/>
+            <w:noProof/>
+            <w:sz w:val="26"/>
+            <w:szCs w:val="26"/>
+          </w:rPr>
+          <w:t>9. User Stories</w:t>
+        </w:r>
+        <w:r>
+          <w:rPr>
+            <w:rFonts w:ascii="Times New Roman" w:hAnsi="Times New Roman" w:cs="Times New Roman"/>
+            <w:noProof/>
+            <w:webHidden/>
+            <w:sz w:val="26"/>
+            <w:szCs w:val="26"/>
+          </w:rPr>
+          <w:tab/>
+        </w:r>
+        <w:r>
+          <w:rPr>
+            <w:rFonts w:ascii="Times New Roman" w:hAnsi="Times New Roman" w:cs="Times New Roman"/>
+            <w:noProof/>
+            <w:webHidden/>
+            <w:sz w:val="26"/>
+            <w:szCs w:val="26"/>
+          </w:rPr>
+          <w:fldChar w:fldCharType="begin"/>
+        </w:r>
+        <w:r>
+          <w:rPr>
+            <w:rFonts w:ascii="Times New Roman" w:hAnsi="Times New Roman" w:cs="Times New Roman"/>
+            <w:noProof/>
+            <w:webHidden/>
+            <w:sz w:val="26"/>
+            <w:szCs w:val="26"/>
+          </w:rPr>
+          <w:instrText xml:space="preserve"> PAGEREF _Toc226319856 \h </w:instrText>
+        </w:r>
+        <w:r>
+          <w:rPr>
+            <w:rFonts w:ascii="Times New Roman" w:hAnsi="Times New Roman" w:cs="Times New Roman"/>
+            <w:noProof/>
+            <w:webHidden/>
+            <w:sz w:val="26"/>
+            <w:szCs w:val="26"/>
+          </w:rPr>
+        </w:r>
+        <w:r>
+          <w:rPr>
+            <w:rFonts w:ascii="Times New Roman" w:hAnsi="Times New Roman" w:cs="Times New Roman"/>
+            <w:noProof/>
+            <w:webHidden/>
+            <w:sz w:val="26"/>
+            <w:szCs w:val="26"/>
+          </w:rPr>
+          <w:fldChar w:fldCharType="separate"/>
+        </w:r>
+        <w:r>
+          <w:rPr>
+            <w:rFonts w:ascii="Times New Roman" w:hAnsi="Times New Roman" w:cs="Times New Roman"/>
+            <w:noProof/>
+            <w:webHidden/>
+            <w:sz w:val="26"/>
+            <w:szCs w:val="26"/>
+          </w:rPr>
+          <w:t>12</w:t>
+        </w:r>
+        <w:r>
+          <w:rPr>
+            <w:rFonts w:ascii="Times New Roman" w:hAnsi="Times New Roman" w:cs="Times New Roman"/>
+            <w:noProof/>
+            <w:webHidden/>
+            <w:sz w:val="26"/>
+            <w:szCs w:val="26"/>
+          </w:rPr>
+          <w:fldChar w:fldCharType="end"/>
+        </w:r>
+      </w:hyperlink>
+    </w:p>
+    <w:p>
+      <w:pPr>
+        <w:pStyle w:val="TOC2"/>
+        <w:tabs>
+          <w:tab w:val="right" w:leader="dot" w:pos="9016"/>
+        </w:tabs>
+        <w:rPr>
+          <w:rFonts w:ascii="Times New Roman" w:eastAsiaTheme="minorEastAsia" w:hAnsi="Times New Roman" w:cs="Times New Roman"/>
+          <w:b w:val="0"/>
+          <w:bCs w:val="0"/>
+          <w:noProof/>
+          <w:kern w:val="2"/>
+          <w:sz w:val="26"/>
+          <w:szCs w:val="26"/>
+          <w14:ligatures w14:val="standardContextual"/>
+        </w:rPr>
+      </w:pPr>
+      <w:hyperlink w:anchor="_Toc226319857" w:history="1">
+        <w:r>
+          <w:rPr>
+            <w:rStyle w:val="Hyperlink"/>
+            <w:rFonts w:ascii="Times New Roman" w:hAnsi="Times New Roman" w:cs="Times New Roman"/>
+            <w:noProof/>
+            <w:sz w:val="26"/>
+            <w:szCs w:val="26"/>
+          </w:rPr>
+          <w:t>9.1 Tourist – Du khách</w:t>
+        </w:r>
+        <w:r>
+          <w:rPr>
+            <w:rFonts w:ascii="Times New Roman" w:hAnsi="Times New Roman" w:cs="Times New Roman"/>
+            <w:noProof/>
+            <w:webHidden/>
+            <w:sz w:val="26"/>
+            <w:szCs w:val="26"/>
+          </w:rPr>
+          <w:tab/>
+        </w:r>
+        <w:r>
+          <w:rPr>
+            <w:rFonts w:ascii="Times New Roman" w:hAnsi="Times New Roman" w:cs="Times New Roman"/>
+            <w:noProof/>
+            <w:webHidden/>
+            <w:sz w:val="26"/>
+            <w:szCs w:val="26"/>
+          </w:rPr>
+          <w:fldChar w:fldCharType="begin"/>
+        </w:r>
+        <w:r>
+          <w:rPr>
+            <w:rFonts w:ascii="Times New Roman" w:hAnsi="Times New Roman" w:cs="Times New Roman"/>
+            <w:noProof/>
+            <w:webHidden/>
+            <w:sz w:val="26"/>
+            <w:szCs w:val="26"/>
+          </w:rPr>
+          <w:instrText xml:space="preserve"> PAGEREF _Toc226319857 \h </w:instrText>
+        </w:r>
+        <w:r>
+          <w:rPr>
+            <w:rFonts w:ascii="Times New Roman" w:hAnsi="Times New Roman" w:cs="Times New Roman"/>
+            <w:noProof/>
+            <w:webHidden/>
+            <w:sz w:val="26"/>
+            <w:szCs w:val="26"/>
+          </w:rPr>
+        </w:r>
+        <w:r>
+          <w:rPr>
+            <w:rFonts w:ascii="Times New Roman" w:hAnsi="Times New Roman" w:cs="Times New Roman"/>
+            <w:noProof/>
+            <w:webHidden/>
+            <w:sz w:val="26"/>
+            <w:szCs w:val="26"/>
+          </w:rPr>
+          <w:fldChar w:fldCharType="separate"/>
+        </w:r>
+        <w:r>
+          <w:rPr>
+            <w:rFonts w:ascii="Times New Roman" w:hAnsi="Times New Roman" w:cs="Times New Roman"/>
+            <w:noProof/>
+            <w:webHidden/>
+            <w:sz w:val="26"/>
+            <w:szCs w:val="26"/>
+          </w:rPr>
+          <w:t>12</w:t>
+        </w:r>
+        <w:r>
+          <w:rPr>
+            <w:rFonts w:ascii="Times New Roman" w:hAnsi="Times New Roman" w:cs="Times New Roman"/>
+            <w:noProof/>
+            <w:webHidden/>
+            <w:sz w:val="26"/>
+            <w:szCs w:val="26"/>
+          </w:rPr>
+          <w:fldChar w:fldCharType="end"/>
+        </w:r>
+      </w:hyperlink>
+    </w:p>
+    <w:p>
+      <w:pPr>
+        <w:pStyle w:val="TOC2"/>
+        <w:tabs>
+          <w:tab w:val="right" w:leader="dot" w:pos="9016"/>
+        </w:tabs>
+        <w:rPr>
+          <w:rFonts w:ascii="Times New Roman" w:eastAsiaTheme="minorEastAsia" w:hAnsi="Times New Roman" w:cs="Times New Roman"/>
+          <w:b w:val="0"/>
+          <w:bCs w:val="0"/>
+          <w:noProof/>
+          <w:kern w:val="2"/>
+          <w:sz w:val="26"/>
+          <w:szCs w:val="26"/>
+          <w14:ligatures w14:val="standardContextual"/>
+        </w:rPr>
+      </w:pPr>
+      <w:hyperlink w:anchor="_Toc226319858" w:history="1">
+        <w:r>
+          <w:rPr>
+            <w:rStyle w:val="Hyperlink"/>
+            <w:rFonts w:ascii="Times New Roman" w:hAnsi="Times New Roman" w:cs="Times New Roman"/>
+            <w:noProof/>
+            <w:sz w:val="26"/>
+            <w:szCs w:val="26"/>
+          </w:rPr>
+          <w:t>9.2 Owner – Chủ quán</w:t>
+        </w:r>
+        <w:r>
+          <w:rPr>
+            <w:rFonts w:ascii="Times New Roman" w:hAnsi="Times New Roman" w:cs="Times New Roman"/>
+            <w:noProof/>
+            <w:webHidden/>
+            <w:sz w:val="26"/>
+            <w:szCs w:val="26"/>
+          </w:rPr>
+          <w:tab/>
+        </w:r>
+        <w:r>
+          <w:rPr>
+            <w:rFonts w:ascii="Times New Roman" w:hAnsi="Times New Roman" w:cs="Times New Roman"/>
+            <w:noProof/>
+            <w:webHidden/>
+            <w:sz w:val="26"/>
+            <w:szCs w:val="26"/>
+          </w:rPr>
+          <w:fldChar w:fldCharType="begin"/>
+        </w:r>
+        <w:r>
+          <w:rPr>
+            <w:rFonts w:ascii="Times New Roman" w:hAnsi="Times New Roman" w:cs="Times New Roman"/>
+            <w:noProof/>
+            <w:webHidden/>
+            <w:sz w:val="26"/>
+            <w:szCs w:val="26"/>
+          </w:rPr>
+          <w:instrText xml:space="preserve"> PAGEREF _Toc226319858 \h </w:instrText>
+        </w:r>
+        <w:r>
+          <w:rPr>
+            <w:rFonts w:ascii="Times New Roman" w:hAnsi="Times New Roman" w:cs="Times New Roman"/>
+            <w:noProof/>
+            <w:webHidden/>
+            <w:sz w:val="26"/>
+            <w:szCs w:val="26"/>
+          </w:rPr>
+        </w:r>
+        <w:r>
+          <w:rPr>
+            <w:rFonts w:ascii="Times New Roman" w:hAnsi="Times New Roman" w:cs="Times New Roman"/>
+            <w:noProof/>
+            <w:webHidden/>
+            <w:sz w:val="26"/>
+            <w:szCs w:val="26"/>
+          </w:rPr>
+          <w:fldChar w:fldCharType="separate"/>
+        </w:r>
+        <w:r>
+          <w:rPr>
+            <w:rFonts w:ascii="Times New Roman" w:hAnsi="Times New Roman" w:cs="Times New Roman"/>
+            <w:noProof/>
+            <w:webHidden/>
+            <w:sz w:val="26"/>
+            <w:szCs w:val="26"/>
+          </w:rPr>
+          <w:t>13</w:t>
+        </w:r>
+        <w:r>
+          <w:rPr>
+            <w:rFonts w:ascii="Times New Roman" w:hAnsi="Times New Roman" w:cs="Times New Roman"/>
+            <w:noProof/>
+            <w:webHidden/>
+            <w:sz w:val="26"/>
+            <w:szCs w:val="26"/>
+          </w:rPr>
+          <w:fldChar w:fldCharType="end"/>
+        </w:r>
+      </w:hyperlink>
+    </w:p>
+    <w:p>
+      <w:pPr>
+        <w:pStyle w:val="TOC2"/>
+        <w:tabs>
+          <w:tab w:val="right" w:leader="dot" w:pos="9016"/>
+        </w:tabs>
+        <w:rPr>
+          <w:rFonts w:ascii="Times New Roman" w:eastAsiaTheme="minorEastAsia" w:hAnsi="Times New Roman" w:cs="Times New Roman"/>
+          <w:b w:val="0"/>
+          <w:bCs w:val="0"/>
+          <w:noProof/>
+          <w:kern w:val="2"/>
+          <w:sz w:val="26"/>
+          <w:szCs w:val="26"/>
+          <w14:ligatures w14:val="standardContextual"/>
+        </w:rPr>
+      </w:pPr>
+      <w:hyperlink w:anchor="_Toc226319859" w:history="1">
+        <w:r>
+          <w:rPr>
+            <w:rStyle w:val="Hyperlink"/>
+            <w:rFonts w:ascii="Times New Roman" w:hAnsi="Times New Roman" w:cs="Times New Roman"/>
+            <w:noProof/>
+            <w:sz w:val="26"/>
+            <w:szCs w:val="26"/>
+          </w:rPr>
+          <w:t>9.3 Admin – Quản trị viên</w:t>
+        </w:r>
+        <w:r>
+          <w:rPr>
+            <w:rFonts w:ascii="Times New Roman" w:hAnsi="Times New Roman" w:cs="Times New Roman"/>
+            <w:noProof/>
+            <w:webHidden/>
+            <w:sz w:val="26"/>
+            <w:szCs w:val="26"/>
+          </w:rPr>
+          <w:tab/>
+        </w:r>
+        <w:r>
+          <w:rPr>
+            <w:rFonts w:ascii="Times New Roman" w:hAnsi="Times New Roman" w:cs="Times New Roman"/>
+            <w:noProof/>
+            <w:webHidden/>
+            <w:sz w:val="26"/>
+            <w:szCs w:val="26"/>
+          </w:rPr>
+          <w:fldChar w:fldCharType="begin"/>
+        </w:r>
+        <w:r>
+          <w:rPr>
+            <w:rFonts w:ascii="Times New Roman" w:hAnsi="Times New Roman" w:cs="Times New Roman"/>
+            <w:noProof/>
+            <w:webHidden/>
+            <w:sz w:val="26"/>
+            <w:szCs w:val="26"/>
+          </w:rPr>
+          <w:instrText xml:space="preserve"> PAGEREF _Toc226319859 \h </w:instrText>
+        </w:r>
+        <w:r>
+          <w:rPr>
+            <w:rFonts w:ascii="Times New Roman" w:hAnsi="Times New Roman" w:cs="Times New Roman"/>
+            <w:noProof/>
+            <w:webHidden/>
+            <w:sz w:val="26"/>
+            <w:szCs w:val="26"/>
+          </w:rPr>
+        </w:r>
+        <w:r>
+          <w:rPr>
+            <w:rFonts w:ascii="Times New Roman" w:hAnsi="Times New Roman" w:cs="Times New Roman"/>
+            <w:noProof/>
+            <w:webHidden/>
+            <w:sz w:val="26"/>
+            <w:szCs w:val="26"/>
+          </w:rPr>
+          <w:fldChar w:fldCharType="separate"/>
+        </w:r>
+        <w:r>
+          <w:rPr>
+            <w:rFonts w:ascii="Times New Roman" w:hAnsi="Times New Roman" w:cs="Times New Roman"/>
+            <w:noProof/>
+            <w:webHidden/>
+            <w:sz w:val="26"/>
+            <w:szCs w:val="26"/>
+          </w:rPr>
+          <w:t>13</w:t>
+        </w:r>
+        <w:r>
+          <w:rPr>
+            <w:rFonts w:ascii="Times New Roman" w:hAnsi="Times New Roman" w:cs="Times New Roman"/>
+            <w:noProof/>
+            <w:webHidden/>
+            <w:sz w:val="26"/>
+            <w:szCs w:val="26"/>
+          </w:rPr>
+          <w:fldChar w:fldCharType="end"/>
+        </w:r>
+      </w:hyperlink>
+    </w:p>
+    <w:p>
+      <w:pPr>
+        <w:pStyle w:val="TOC1"/>
+        <w:tabs>
+          <w:tab w:val="right" w:leader="dot" w:pos="9016"/>
+        </w:tabs>
+        <w:rPr>
+          <w:rFonts w:ascii="Times New Roman" w:eastAsiaTheme="minorEastAsia" w:hAnsi="Times New Roman" w:cs="Times New Roman"/>
+          <w:b w:val="0"/>
+          <w:bCs w:val="0"/>
+          <w:caps w:val="0"/>
+          <w:noProof/>
+          <w:kern w:val="2"/>
+          <w:sz w:val="26"/>
+          <w:szCs w:val="26"/>
+          <w14:ligatures w14:val="standardContextual"/>
+        </w:rPr>
+      </w:pPr>
+      <w:hyperlink w:anchor="_Toc226319860" w:history="1">
+        <w:r>
+          <w:rPr>
+            <w:rStyle w:val="Hyperlink"/>
+            <w:rFonts w:ascii="Times New Roman" w:hAnsi="Times New Roman" w:cs="Times New Roman"/>
+            <w:noProof/>
+            <w:sz w:val="26"/>
+            <w:szCs w:val="26"/>
+          </w:rPr>
+          <w:t>10. Yêu cầu phi chức năng</w:t>
+        </w:r>
+        <w:r>
+          <w:rPr>
+            <w:rFonts w:ascii="Times New Roman" w:hAnsi="Times New Roman" w:cs="Times New Roman"/>
+            <w:noProof/>
+            <w:webHidden/>
+            <w:sz w:val="26"/>
+            <w:szCs w:val="26"/>
+          </w:rPr>
+          <w:tab/>
+        </w:r>
+        <w:r>
+          <w:rPr>
+            <w:rFonts w:ascii="Times New Roman" w:hAnsi="Times New Roman" w:cs="Times New Roman"/>
+            <w:noProof/>
+            <w:webHidden/>
+            <w:sz w:val="26"/>
+            <w:szCs w:val="26"/>
+          </w:rPr>
+          <w:fldChar w:fldCharType="begin"/>
+        </w:r>
+        <w:r>
+          <w:rPr>
+            <w:rFonts w:ascii="Times New Roman" w:hAnsi="Times New Roman" w:cs="Times New Roman"/>
+            <w:noProof/>
+            <w:webHidden/>
+            <w:sz w:val="26"/>
+            <w:szCs w:val="26"/>
+          </w:rPr>
+          <w:instrText xml:space="preserve"> PAGEREF _Toc226319860 \h </w:instrText>
+        </w:r>
+        <w:r>
+          <w:rPr>
+            <w:rFonts w:ascii="Times New Roman" w:hAnsi="Times New Roman" w:cs="Times New Roman"/>
+            <w:noProof/>
+            <w:webHidden/>
+            <w:sz w:val="26"/>
+            <w:szCs w:val="26"/>
+          </w:rPr>
+        </w:r>
+        <w:r>
+          <w:rPr>
+            <w:rFonts w:ascii="Times New Roman" w:hAnsi="Times New Roman" w:cs="Times New Roman"/>
+            <w:noProof/>
+            <w:webHidden/>
+            <w:sz w:val="26"/>
+            <w:szCs w:val="26"/>
+          </w:rPr>
+          <w:fldChar w:fldCharType="separate"/>
+        </w:r>
+        <w:r>
+          <w:rPr>
+            <w:rFonts w:ascii="Times New Roman" w:hAnsi="Times New Roman" w:cs="Times New Roman"/>
+            <w:noProof/>
+            <w:webHidden/>
+            <w:sz w:val="26"/>
+            <w:szCs w:val="26"/>
+          </w:rPr>
+          <w:t>14</w:t>
+        </w:r>
+        <w:r>
+          <w:rPr>
+            <w:rFonts w:ascii="Times New Roman" w:hAnsi="Times New Roman" w:cs="Times New Roman"/>
+            <w:noProof/>
+            <w:webHidden/>
+            <w:sz w:val="26"/>
+            <w:szCs w:val="26"/>
+          </w:rPr>
+          <w:fldChar w:fldCharType="end"/>
+        </w:r>
+      </w:hyperlink>
+    </w:p>
+    <w:p>
+      <w:pPr>
+        <w:pStyle w:val="TOC2"/>
+        <w:tabs>
+          <w:tab w:val="right" w:leader="dot" w:pos="9016"/>
+        </w:tabs>
+        <w:rPr>
+          <w:rFonts w:ascii="Times New Roman" w:eastAsiaTheme="minorEastAsia" w:hAnsi="Times New Roman" w:cs="Times New Roman"/>
+          <w:b w:val="0"/>
+          <w:bCs w:val="0"/>
+          <w:noProof/>
+          <w:kern w:val="2"/>
+          <w:sz w:val="26"/>
+          <w:szCs w:val="26"/>
+          <w14:ligatures w14:val="standardContextual"/>
+        </w:rPr>
+      </w:pPr>
+      <w:hyperlink w:anchor="_Toc226319861" w:history="1">
+        <w:r>
+          <w:rPr>
+            <w:rStyle w:val="Hyperlink"/>
+            <w:rFonts w:ascii="Times New Roman" w:hAnsi="Times New Roman" w:cs="Times New Roman"/>
+            <w:noProof/>
+            <w:sz w:val="26"/>
+            <w:szCs w:val="26"/>
+          </w:rPr>
+          <w:t>10.1 Performance</w:t>
+        </w:r>
+        <w:r>
+          <w:rPr>
+            <w:rFonts w:ascii="Times New Roman" w:hAnsi="Times New Roman" w:cs="Times New Roman"/>
+            <w:noProof/>
+            <w:webHidden/>
+            <w:sz w:val="26"/>
+            <w:szCs w:val="26"/>
+          </w:rPr>
+          <w:tab/>
+        </w:r>
+        <w:r>
+          <w:rPr>
+            <w:rFonts w:ascii="Times New Roman" w:hAnsi="Times New Roman" w:cs="Times New Roman"/>
+            <w:noProof/>
+            <w:webHidden/>
+            <w:sz w:val="26"/>
+            <w:szCs w:val="26"/>
+          </w:rPr>
+          <w:fldChar w:fldCharType="begin"/>
+        </w:r>
+        <w:r>
+          <w:rPr>
+            <w:rFonts w:ascii="Times New Roman" w:hAnsi="Times New Roman" w:cs="Times New Roman"/>
+            <w:noProof/>
+            <w:webHidden/>
+            <w:sz w:val="26"/>
+            <w:szCs w:val="26"/>
+          </w:rPr>
+          <w:instrText xml:space="preserve"> PAGEREF _Toc226319861 \h </w:instrText>
+        </w:r>
+        <w:r>
+          <w:rPr>
+            <w:rFonts w:ascii="Times New Roman" w:hAnsi="Times New Roman" w:cs="Times New Roman"/>
+            <w:noProof/>
+            <w:webHidden/>
+            <w:sz w:val="26"/>
+            <w:szCs w:val="26"/>
+          </w:rPr>
+        </w:r>
+        <w:r>
+          <w:rPr>
+            <w:rFonts w:ascii="Times New Roman" w:hAnsi="Times New Roman" w:cs="Times New Roman"/>
+            <w:noProof/>
+            <w:webHidden/>
+            <w:sz w:val="26"/>
+            <w:szCs w:val="26"/>
+          </w:rPr>
+          <w:fldChar w:fldCharType="separate"/>
+        </w:r>
+        <w:r>
+          <w:rPr>
+            <w:rFonts w:ascii="Times New Roman" w:hAnsi="Times New Roman" w:cs="Times New Roman"/>
+            <w:noProof/>
+            <w:webHidden/>
+            <w:sz w:val="26"/>
+            <w:szCs w:val="26"/>
+          </w:rPr>
+          <w:t>14</w:t>
+        </w:r>
+        <w:r>
+          <w:rPr>
+            <w:rFonts w:ascii="Times New Roman" w:hAnsi="Times New Roman" w:cs="Times New Roman"/>
+            <w:noProof/>
+            <w:webHidden/>
+            <w:sz w:val="26"/>
+            <w:szCs w:val="26"/>
+          </w:rPr>
+          <w:fldChar w:fldCharType="end"/>
+        </w:r>
+      </w:hyperlink>
+    </w:p>
+    <w:p>
+      <w:pPr>
+        <w:pStyle w:val="TOC2"/>
+        <w:tabs>
+          <w:tab w:val="right" w:leader="dot" w:pos="9016"/>
+        </w:tabs>
+        <w:rPr>
+          <w:rFonts w:ascii="Times New Roman" w:eastAsiaTheme="minorEastAsia" w:hAnsi="Times New Roman" w:cs="Times New Roman"/>
+          <w:b w:val="0"/>
+          <w:bCs w:val="0"/>
+          <w:noProof/>
+          <w:kern w:val="2"/>
+          <w:sz w:val="26"/>
+          <w:szCs w:val="26"/>
+          <w14:ligatures w14:val="standardContextual"/>
+        </w:rPr>
+      </w:pPr>
+      <w:hyperlink w:anchor="_Toc226319862" w:history="1">
+        <w:r>
+          <w:rPr>
+            <w:rStyle w:val="Hyperlink"/>
+            <w:rFonts w:ascii="Times New Roman" w:hAnsi="Times New Roman" w:cs="Times New Roman"/>
+            <w:noProof/>
+            <w:sz w:val="26"/>
+            <w:szCs w:val="26"/>
+          </w:rPr>
+          <w:t>10.2 Security</w:t>
+        </w:r>
+        <w:r>
+          <w:rPr>
+            <w:rFonts w:ascii="Times New Roman" w:hAnsi="Times New Roman" w:cs="Times New Roman"/>
+            <w:noProof/>
+            <w:webHidden/>
+            <w:sz w:val="26"/>
+            <w:szCs w:val="26"/>
+          </w:rPr>
+          <w:tab/>
+        </w:r>
+        <w:r>
+          <w:rPr>
+            <w:rFonts w:ascii="Times New Roman" w:hAnsi="Times New Roman" w:cs="Times New Roman"/>
+            <w:noProof/>
+            <w:webHidden/>
+            <w:sz w:val="26"/>
+            <w:szCs w:val="26"/>
+          </w:rPr>
+          <w:fldChar w:fldCharType="begin"/>
+        </w:r>
+        <w:r>
+          <w:rPr>
+            <w:rFonts w:ascii="Times New Roman" w:hAnsi="Times New Roman" w:cs="Times New Roman"/>
+            <w:noProof/>
+            <w:webHidden/>
+            <w:sz w:val="26"/>
+            <w:szCs w:val="26"/>
+          </w:rPr>
+          <w:instrText xml:space="preserve"> PAGEREF _Toc226319862 \h </w:instrText>
+        </w:r>
+        <w:r>
+          <w:rPr>
+            <w:rFonts w:ascii="Times New Roman" w:hAnsi="Times New Roman" w:cs="Times New Roman"/>
+            <w:noProof/>
+            <w:webHidden/>
+            <w:sz w:val="26"/>
+            <w:szCs w:val="26"/>
+          </w:rPr>
+        </w:r>
+        <w:r>
+          <w:rPr>
+            <w:rFonts w:ascii="Times New Roman" w:hAnsi="Times New Roman" w:cs="Times New Roman"/>
+            <w:noProof/>
+            <w:webHidden/>
+            <w:sz w:val="26"/>
+            <w:szCs w:val="26"/>
+          </w:rPr>
+          <w:fldChar w:fldCharType="separate"/>
+        </w:r>
+        <w:r>
+          <w:rPr>
+            <w:rFonts w:ascii="Times New Roman" w:hAnsi="Times New Roman" w:cs="Times New Roman"/>
+            <w:noProof/>
+            <w:webHidden/>
+            <w:sz w:val="26"/>
+            <w:szCs w:val="26"/>
+          </w:rPr>
+          <w:t>14</w:t>
+        </w:r>
+        <w:r>
+          <w:rPr>
+            <w:rFonts w:ascii="Times New Roman" w:hAnsi="Times New Roman" w:cs="Times New Roman"/>
+            <w:noProof/>
+            <w:webHidden/>
+            <w:sz w:val="26"/>
+            <w:szCs w:val="26"/>
+          </w:rPr>
+          <w:fldChar w:fldCharType="end"/>
+        </w:r>
+      </w:hyperlink>
+    </w:p>
+    <w:p>
+      <w:pPr>
+        <w:pStyle w:val="TOC2"/>
+        <w:tabs>
+          <w:tab w:val="right" w:leader="dot" w:pos="9016"/>
+        </w:tabs>
+        <w:rPr>
+          <w:rFonts w:ascii="Times New Roman" w:eastAsiaTheme="minorEastAsia" w:hAnsi="Times New Roman" w:cs="Times New Roman"/>
+          <w:b w:val="0"/>
+          <w:bCs w:val="0"/>
+          <w:noProof/>
+          <w:kern w:val="2"/>
+          <w:sz w:val="26"/>
+          <w:szCs w:val="26"/>
+          <w14:ligatures w14:val="standardContextual"/>
+        </w:rPr>
+      </w:pPr>
+      <w:hyperlink w:anchor="_Toc226319863" w:history="1">
+        <w:r>
+          <w:rPr>
+            <w:rStyle w:val="Hyperlink"/>
+            <w:rFonts w:ascii="Times New Roman" w:hAnsi="Times New Roman" w:cs="Times New Roman"/>
+            <w:noProof/>
+            <w:sz w:val="26"/>
+            <w:szCs w:val="26"/>
+          </w:rPr>
+          <w:t>10.3 Scalability</w:t>
+        </w:r>
+        <w:r>
+          <w:rPr>
+            <w:rFonts w:ascii="Times New Roman" w:hAnsi="Times New Roman" w:cs="Times New Roman"/>
+            <w:noProof/>
+            <w:webHidden/>
+            <w:sz w:val="26"/>
+            <w:szCs w:val="26"/>
+          </w:rPr>
+          <w:tab/>
+        </w:r>
+        <w:r>
+          <w:rPr>
+            <w:rFonts w:ascii="Times New Roman" w:hAnsi="Times New Roman" w:cs="Times New Roman"/>
+            <w:noProof/>
+            <w:webHidden/>
+            <w:sz w:val="26"/>
+            <w:szCs w:val="26"/>
+          </w:rPr>
+          <w:fldChar w:fldCharType="begin"/>
+        </w:r>
+        <w:r>
+          <w:rPr>
+            <w:rFonts w:ascii="Times New Roman" w:hAnsi="Times New Roman" w:cs="Times New Roman"/>
+            <w:noProof/>
+            <w:webHidden/>
+            <w:sz w:val="26"/>
+            <w:szCs w:val="26"/>
+          </w:rPr>
+          <w:instrText xml:space="preserve"> PAGEREF _Toc226319863 \h </w:instrText>
+        </w:r>
+        <w:r>
+          <w:rPr>
+            <w:rFonts w:ascii="Times New Roman" w:hAnsi="Times New Roman" w:cs="Times New Roman"/>
+            <w:noProof/>
+            <w:webHidden/>
+            <w:sz w:val="26"/>
+            <w:szCs w:val="26"/>
+          </w:rPr>
+        </w:r>
+        <w:r>
+          <w:rPr>
+            <w:rFonts w:ascii="Times New Roman" w:hAnsi="Times New Roman" w:cs="Times New Roman"/>
+            <w:noProof/>
+            <w:webHidden/>
+            <w:sz w:val="26"/>
+            <w:szCs w:val="26"/>
+          </w:rPr>
+          <w:fldChar w:fldCharType="separate"/>
+        </w:r>
+        <w:r>
+          <w:rPr>
+            <w:rFonts w:ascii="Times New Roman" w:hAnsi="Times New Roman" w:cs="Times New Roman"/>
+            <w:noProof/>
+            <w:webHidden/>
+            <w:sz w:val="26"/>
+            <w:szCs w:val="26"/>
+          </w:rPr>
+          <w:t>15</w:t>
+        </w:r>
+        <w:r>
+          <w:rPr>
+            <w:rFonts w:ascii="Times New Roman" w:hAnsi="Times New Roman" w:cs="Times New Roman"/>
+            <w:noProof/>
+            <w:webHidden/>
+            <w:sz w:val="26"/>
+            <w:szCs w:val="26"/>
+          </w:rPr>
+          <w:fldChar w:fldCharType="end"/>
+        </w:r>
+      </w:hyperlink>
+    </w:p>
+    <w:p>
+      <w:pPr>
+        <w:pStyle w:val="TOC2"/>
+        <w:tabs>
+          <w:tab w:val="right" w:leader="dot" w:pos="9016"/>
+        </w:tabs>
+        <w:rPr>
+          <w:rFonts w:ascii="Times New Roman" w:eastAsiaTheme="minorEastAsia" w:hAnsi="Times New Roman" w:cs="Times New Roman"/>
+          <w:b w:val="0"/>
+          <w:bCs w:val="0"/>
+          <w:noProof/>
+          <w:kern w:val="2"/>
+          <w:sz w:val="26"/>
+          <w:szCs w:val="26"/>
+          <w14:ligatures w14:val="standardContextual"/>
+        </w:rPr>
+      </w:pPr>
+      <w:hyperlink w:anchor="_Toc226319864" w:history="1">
+        <w:r>
+          <w:rPr>
+            <w:rStyle w:val="Hyperlink"/>
+            <w:rFonts w:ascii="Times New Roman" w:hAnsi="Times New Roman" w:cs="Times New Roman"/>
+            <w:noProof/>
+            <w:sz w:val="26"/>
+            <w:szCs w:val="26"/>
+          </w:rPr>
+          <w:t>10.4 Reliability &amp; Availability</w:t>
+        </w:r>
+        <w:r>
+          <w:rPr>
+            <w:rFonts w:ascii="Times New Roman" w:hAnsi="Times New Roman" w:cs="Times New Roman"/>
+            <w:noProof/>
+            <w:webHidden/>
+            <w:sz w:val="26"/>
+            <w:szCs w:val="26"/>
+          </w:rPr>
+          <w:tab/>
+        </w:r>
+        <w:r>
+          <w:rPr>
+            <w:rFonts w:ascii="Times New Roman" w:hAnsi="Times New Roman" w:cs="Times New Roman"/>
+            <w:noProof/>
+            <w:webHidden/>
+            <w:sz w:val="26"/>
+            <w:szCs w:val="26"/>
+          </w:rPr>
+          <w:fldChar w:fldCharType="begin"/>
+        </w:r>
+        <w:r>
+          <w:rPr>
+            <w:rFonts w:ascii="Times New Roman" w:hAnsi="Times New Roman" w:cs="Times New Roman"/>
+            <w:noProof/>
+            <w:webHidden/>
+            <w:sz w:val="26"/>
+            <w:szCs w:val="26"/>
+          </w:rPr>
+          <w:instrText xml:space="preserve"> PAGEREF _Toc226319864 \h </w:instrText>
+        </w:r>
+        <w:r>
+          <w:rPr>
+            <w:rFonts w:ascii="Times New Roman" w:hAnsi="Times New Roman" w:cs="Times New Roman"/>
+            <w:noProof/>
+            <w:webHidden/>
+            <w:sz w:val="26"/>
+            <w:szCs w:val="26"/>
+          </w:rPr>
+        </w:r>
+        <w:r>
+          <w:rPr>
+            <w:rFonts w:ascii="Times New Roman" w:hAnsi="Times New Roman" w:cs="Times New Roman"/>
+            <w:noProof/>
+            <w:webHidden/>
+            <w:sz w:val="26"/>
+            <w:szCs w:val="26"/>
+          </w:rPr>
+          <w:fldChar w:fldCharType="separate"/>
+        </w:r>
+        <w:r>
+          <w:rPr>
+            <w:rFonts w:ascii="Times New Roman" w:hAnsi="Times New Roman" w:cs="Times New Roman"/>
+            <w:noProof/>
+            <w:webHidden/>
+            <w:sz w:val="26"/>
+            <w:szCs w:val="26"/>
+          </w:rPr>
+          <w:t>15</w:t>
+        </w:r>
+        <w:r>
+          <w:rPr>
+            <w:rFonts w:ascii="Times New Roman" w:hAnsi="Times New Roman" w:cs="Times New Roman"/>
+            <w:noProof/>
+            <w:webHidden/>
+            <w:sz w:val="26"/>
+            <w:szCs w:val="26"/>
+          </w:rPr>
+          <w:fldChar w:fldCharType="end"/>
+        </w:r>
+      </w:hyperlink>
+    </w:p>
+    <w:p>
+      <w:pPr>
+        <w:pStyle w:val="TOC2"/>
+        <w:tabs>
+          <w:tab w:val="right" w:leader="dot" w:pos="9016"/>
+        </w:tabs>
+        <w:rPr>
+          <w:rFonts w:ascii="Times New Roman" w:eastAsiaTheme="minorEastAsia" w:hAnsi="Times New Roman" w:cs="Times New Roman"/>
+          <w:b w:val="0"/>
+          <w:bCs w:val="0"/>
+          <w:noProof/>
+          <w:kern w:val="2"/>
+          <w:sz w:val="26"/>
+          <w:szCs w:val="26"/>
+          <w14:ligatures w14:val="standardContextual"/>
+        </w:rPr>
+      </w:pPr>
+      <w:hyperlink w:anchor="_Toc226319865" w:history="1">
+        <w:r>
+          <w:rPr>
+            <w:rStyle w:val="Hyperlink"/>
+            <w:rFonts w:ascii="Times New Roman" w:hAnsi="Times New Roman" w:cs="Times New Roman"/>
+            <w:noProof/>
+            <w:sz w:val="26"/>
+            <w:szCs w:val="26"/>
+          </w:rPr>
+          <w:t>10.5 Maintainability</w:t>
+        </w:r>
+        <w:r>
+          <w:rPr>
+            <w:rFonts w:ascii="Times New Roman" w:hAnsi="Times New Roman" w:cs="Times New Roman"/>
+            <w:noProof/>
+            <w:webHidden/>
+            <w:sz w:val="26"/>
+            <w:szCs w:val="26"/>
+          </w:rPr>
+          <w:tab/>
+        </w:r>
+        <w:r>
+          <w:rPr>
+            <w:rFonts w:ascii="Times New Roman" w:hAnsi="Times New Roman" w:cs="Times New Roman"/>
+            <w:noProof/>
+            <w:webHidden/>
+            <w:sz w:val="26"/>
+            <w:szCs w:val="26"/>
+          </w:rPr>
+          <w:fldChar w:fldCharType="begin"/>
+        </w:r>
+        <w:r>
+          <w:rPr>
+            <w:rFonts w:ascii="Times New Roman" w:hAnsi="Times New Roman" w:cs="Times New Roman"/>
+            <w:noProof/>
+            <w:webHidden/>
+            <w:sz w:val="26"/>
+            <w:szCs w:val="26"/>
+          </w:rPr>
+          <w:instrText xml:space="preserve"> PAGEREF _Toc226319865 \h </w:instrText>
+        </w:r>
+        <w:r>
+          <w:rPr>
+            <w:rFonts w:ascii="Times New Roman" w:hAnsi="Times New Roman" w:cs="Times New Roman"/>
+            <w:noProof/>
+            <w:webHidden/>
+            <w:sz w:val="26"/>
+            <w:szCs w:val="26"/>
+          </w:rPr>
+        </w:r>
+        <w:r>
+          <w:rPr>
+            <w:rFonts w:ascii="Times New Roman" w:hAnsi="Times New Roman" w:cs="Times New Roman"/>
+            <w:noProof/>
+            <w:webHidden/>
+            <w:sz w:val="26"/>
+            <w:szCs w:val="26"/>
+          </w:rPr>
+          <w:fldChar w:fldCharType="separate"/>
+        </w:r>
+        <w:r>
+          <w:rPr>
+            <w:rFonts w:ascii="Times New Roman" w:hAnsi="Times New Roman" w:cs="Times New Roman"/>
+            <w:noProof/>
+            <w:webHidden/>
+            <w:sz w:val="26"/>
+            <w:szCs w:val="26"/>
+          </w:rPr>
+          <w:t>15</w:t>
+        </w:r>
+        <w:r>
+          <w:rPr>
+            <w:rFonts w:ascii="Times New Roman" w:hAnsi="Times New Roman" w:cs="Times New Roman"/>
+            <w:noProof/>
+            <w:webHidden/>
+            <w:sz w:val="26"/>
+            <w:szCs w:val="26"/>
+          </w:rPr>
+          <w:fldChar w:fldCharType="end"/>
+        </w:r>
+      </w:hyperlink>
+    </w:p>
+    <w:p>
+      <w:pPr>
+        <w:pStyle w:val="TOC1"/>
+        <w:tabs>
+          <w:tab w:val="right" w:leader="dot" w:pos="9016"/>
+        </w:tabs>
+        <w:rPr>
+          <w:rFonts w:ascii="Times New Roman" w:eastAsiaTheme="minorEastAsia" w:hAnsi="Times New Roman" w:cs="Times New Roman"/>
+          <w:b w:val="0"/>
+          <w:bCs w:val="0"/>
+          <w:caps w:val="0"/>
+          <w:noProof/>
+          <w:kern w:val="2"/>
+          <w:sz w:val="26"/>
+          <w:szCs w:val="26"/>
+          <w14:ligatures w14:val="standardContextual"/>
+        </w:rPr>
+      </w:pPr>
+      <w:hyperlink w:anchor="_Toc226319866" w:history="1">
+        <w:r>
+          <w:rPr>
+            <w:rStyle w:val="Hyperlink"/>
+            <w:rFonts w:ascii="Times New Roman" w:hAnsi="Times New Roman" w:cs="Times New Roman"/>
+            <w:noProof/>
+            <w:sz w:val="26"/>
+            <w:szCs w:val="26"/>
+          </w:rPr>
+          <w:t>11. Chỉ số thành công</w:t>
+        </w:r>
+        <w:r>
+          <w:rPr>
+            <w:rFonts w:ascii="Times New Roman" w:hAnsi="Times New Roman" w:cs="Times New Roman"/>
+            <w:noProof/>
+            <w:webHidden/>
+            <w:sz w:val="26"/>
+            <w:szCs w:val="26"/>
+          </w:rPr>
+          <w:tab/>
+        </w:r>
+        <w:r>
+          <w:rPr>
+            <w:rFonts w:ascii="Times New Roman" w:hAnsi="Times New Roman" w:cs="Times New Roman"/>
+            <w:noProof/>
+            <w:webHidden/>
+            <w:sz w:val="26"/>
+            <w:szCs w:val="26"/>
+          </w:rPr>
+          <w:fldChar w:fldCharType="begin"/>
+        </w:r>
+        <w:r>
+          <w:rPr>
+            <w:rFonts w:ascii="Times New Roman" w:hAnsi="Times New Roman" w:cs="Times New Roman"/>
+            <w:noProof/>
+            <w:webHidden/>
+            <w:sz w:val="26"/>
+            <w:szCs w:val="26"/>
+          </w:rPr>
+          <w:instrText xml:space="preserve"> PAGEREF _Toc226319866 \h </w:instrText>
+        </w:r>
+        <w:r>
+          <w:rPr>
+            <w:rFonts w:ascii="Times New Roman" w:hAnsi="Times New Roman" w:cs="Times New Roman"/>
+            <w:noProof/>
+            <w:webHidden/>
+            <w:sz w:val="26"/>
+            <w:szCs w:val="26"/>
+          </w:rPr>
+        </w:r>
+        <w:r>
+          <w:rPr>
+            <w:rFonts w:ascii="Times New Roman" w:hAnsi="Times New Roman" w:cs="Times New Roman"/>
+            <w:noProof/>
+            <w:webHidden/>
+            <w:sz w:val="26"/>
+            <w:szCs w:val="26"/>
+          </w:rPr>
+          <w:fldChar w:fldCharType="separate"/>
+        </w:r>
+        <w:r>
+          <w:rPr>
+            <w:rFonts w:ascii="Times New Roman" w:hAnsi="Times New Roman" w:cs="Times New Roman"/>
+            <w:noProof/>
+            <w:webHidden/>
+            <w:sz w:val="26"/>
+            <w:szCs w:val="26"/>
+          </w:rPr>
+          <w:t>15</w:t>
+        </w:r>
+        <w:r>
+          <w:rPr>
+            <w:rFonts w:ascii="Times New Roman" w:hAnsi="Times New Roman" w:cs="Times New Roman"/>
+            <w:noProof/>
+            <w:webHidden/>
+            <w:sz w:val="26"/>
+            <w:szCs w:val="26"/>
+          </w:rPr>
+          <w:fldChar w:fldCharType="end"/>
+        </w:r>
+      </w:hyperlink>
+    </w:p>
+    <w:p>
+      <w:pPr>
+        <w:pStyle w:val="TOC1"/>
+        <w:tabs>
+          <w:tab w:val="right" w:leader="dot" w:pos="9016"/>
+        </w:tabs>
+        <w:rPr>
+          <w:rFonts w:ascii="Times New Roman" w:eastAsiaTheme="minorEastAsia" w:hAnsi="Times New Roman" w:cs="Times New Roman"/>
+          <w:b w:val="0"/>
+          <w:bCs w:val="0"/>
+          <w:caps w:val="0"/>
+          <w:noProof/>
+          <w:kern w:val="2"/>
+          <w:sz w:val="26"/>
+          <w:szCs w:val="26"/>
+          <w14:ligatures w14:val="standardContextual"/>
+        </w:rPr>
+      </w:pPr>
+      <w:hyperlink w:anchor="_Toc226319867" w:history="1">
+        <w:r>
+          <w:rPr>
+            <w:rStyle w:val="Hyperlink"/>
+            <w:rFonts w:ascii="Times New Roman" w:hAnsi="Times New Roman" w:cs="Times New Roman"/>
+            <w:noProof/>
+            <w:sz w:val="26"/>
+            <w:szCs w:val="26"/>
+          </w:rPr>
+          <w:t>12. Tech Stack tổng hợp</w:t>
+        </w:r>
+        <w:r>
+          <w:rPr>
+            <w:rFonts w:ascii="Times New Roman" w:hAnsi="Times New Roman" w:cs="Times New Roman"/>
+            <w:noProof/>
+            <w:webHidden/>
+            <w:sz w:val="26"/>
+            <w:szCs w:val="26"/>
+          </w:rPr>
+          <w:tab/>
+        </w:r>
+        <w:r>
+          <w:rPr>
+            <w:rFonts w:ascii="Times New Roman" w:hAnsi="Times New Roman" w:cs="Times New Roman"/>
+            <w:noProof/>
+            <w:webHidden/>
+            <w:sz w:val="26"/>
+            <w:szCs w:val="26"/>
+          </w:rPr>
+          <w:fldChar w:fldCharType="begin"/>
+        </w:r>
+        <w:r>
+          <w:rPr>
+            <w:rFonts w:ascii="Times New Roman" w:hAnsi="Times New Roman" w:cs="Times New Roman"/>
+            <w:noProof/>
+            <w:webHidden/>
+            <w:sz w:val="26"/>
+            <w:szCs w:val="26"/>
+          </w:rPr>
+          <w:instrText xml:space="preserve"> PAGEREF _Toc226319867 \h </w:instrText>
+        </w:r>
+        <w:r>
+          <w:rPr>
+            <w:rFonts w:ascii="Times New Roman" w:hAnsi="Times New Roman" w:cs="Times New Roman"/>
+            <w:noProof/>
+            <w:webHidden/>
+            <w:sz w:val="26"/>
+            <w:szCs w:val="26"/>
+          </w:rPr>
+        </w:r>
+        <w:r>
+          <w:rPr>
+            <w:rFonts w:ascii="Times New Roman" w:hAnsi="Times New Roman" w:cs="Times New Roman"/>
+            <w:noProof/>
+            <w:webHidden/>
+            <w:sz w:val="26"/>
+            <w:szCs w:val="26"/>
+          </w:rPr>
+          <w:fldChar w:fldCharType="separate"/>
+        </w:r>
+        <w:r>
+          <w:rPr>
+            <w:rFonts w:ascii="Times New Roman" w:hAnsi="Times New Roman" w:cs="Times New Roman"/>
+            <w:noProof/>
+            <w:webHidden/>
+            <w:sz w:val="26"/>
+            <w:szCs w:val="26"/>
+          </w:rPr>
+          <w:t>17</w:t>
+        </w:r>
+        <w:r>
+          <w:rPr>
+            <w:rFonts w:ascii="Times New Roman" w:hAnsi="Times New Roman" w:cs="Times New Roman"/>
+            <w:noProof/>
+            <w:webHidden/>
+            <w:sz w:val="26"/>
+            <w:szCs w:val="26"/>
+          </w:rPr>
+          <w:fldChar w:fldCharType="end"/>
+        </w:r>
+      </w:hyperlink>
+    </w:p>
     <w:p>
       <w:pPr>
         <w:spacing w:line="312" w:lineRule="auto"/>
@@ -469,28 +4313,8 @@
           <w:sz w:val="26"/>
           <w:szCs w:val="26"/>
         </w:rPr>
-        <w:br w:type="textWrapping" w:clear="all"/>
+        <w:fldChar w:fldCharType="end"/>
       </w:r>
-    </w:p>
-    <w:p>
-      <w:pPr>
-        <w:spacing w:line="312" w:lineRule="auto"/>
-        <w:rPr>
-          <w:rFonts w:ascii="Times New Roman" w:hAnsi="Times New Roman" w:cs="Times New Roman"/>
-          <w:sz w:val="26"/>
-          <w:szCs w:val="26"/>
-        </w:rPr>
-      </w:pPr>
-    </w:p>
-    <w:p>
-      <w:pPr>
-        <w:spacing w:line="312" w:lineRule="auto"/>
-        <w:rPr>
-          <w:rFonts w:ascii="Times New Roman" w:hAnsi="Times New Roman" w:cs="Times New Roman"/>
-          <w:sz w:val="26"/>
-          <w:szCs w:val="26"/>
-        </w:rPr>
-      </w:pPr>
     </w:p>
     <w:p>
       <w:pPr>
@@ -522,14 +4346,17 @@
           <w:szCs w:val="26"/>
         </w:rPr>
       </w:pPr>
+      <w:bookmarkStart w:id="0" w:name="_Toc226319826"/>
       <w:r>
         <w:rPr>
           <w:rFonts w:ascii="Times New Roman" w:hAnsi="Times New Roman" w:cs="Times New Roman"/>
           <w:sz w:val="26"/>
           <w:szCs w:val="26"/>
         </w:rPr>
+        <w:lastRenderedPageBreak/>
         <w:t>1. Tổng quan sản phẩm</w:t>
       </w:r>
+      <w:bookmarkEnd w:id="0"/>
     </w:p>
     <w:p>
       <w:pPr>
@@ -651,15 +4478,16 @@
           <w:szCs w:val="26"/>
         </w:rPr>
       </w:pPr>
+      <w:bookmarkStart w:id="1" w:name="_Toc226319827"/>
       <w:r>
         <w:rPr>
           <w:rFonts w:ascii="Times New Roman" w:hAnsi="Times New Roman" w:cs="Times New Roman"/>
           <w:sz w:val="26"/>
           <w:szCs w:val="26"/>
         </w:rPr>
-        <w:lastRenderedPageBreak/>
         <w:t>1.1 Tên và định danh hệ thống</w:t>
       </w:r>
+      <w:bookmarkEnd w:id="1"/>
     </w:p>
     <w:p>
       <w:pPr>
@@ -693,12 +4521,6 @@
         <w:gridCol w:w="6860"/>
       </w:tblGrid>
       <w:tr>
-        <w:tblPrEx>
-          <w:tblCellMar>
-            <w:top w:w="0" w:type="dxa"/>
-            <w:bottom w:w="0" w:type="dxa"/>
-          </w:tblCellMar>
-        </w:tblPrEx>
         <w:tc>
           <w:tcPr>
             <w:tcW w:w="2500" w:type="dxa"/>
@@ -809,12 +4631,6 @@
         <w:gridCol w:w="6860"/>
       </w:tblGrid>
       <w:tr>
-        <w:tblPrEx>
-          <w:tblCellMar>
-            <w:top w:w="0" w:type="dxa"/>
-            <w:bottom w:w="0" w:type="dxa"/>
-          </w:tblCellMar>
-        </w:tblPrEx>
         <w:tc>
           <w:tcPr>
             <w:tcW w:w="2500" w:type="dxa"/>
@@ -925,12 +4741,6 @@
         <w:gridCol w:w="6860"/>
       </w:tblGrid>
       <w:tr>
-        <w:tblPrEx>
-          <w:tblCellMar>
-            <w:top w:w="0" w:type="dxa"/>
-            <w:bottom w:w="0" w:type="dxa"/>
-          </w:tblCellMar>
-        </w:tblPrEx>
         <w:tc>
           <w:tcPr>
             <w:tcW w:w="2500" w:type="dxa"/>
@@ -1041,12 +4851,6 @@
         <w:gridCol w:w="6860"/>
       </w:tblGrid>
       <w:tr>
-        <w:tblPrEx>
-          <w:tblCellMar>
-            <w:top w:w="0" w:type="dxa"/>
-            <w:bottom w:w="0" w:type="dxa"/>
-          </w:tblCellMar>
-        </w:tblPrEx>
         <w:tc>
           <w:tcPr>
             <w:tcW w:w="2500" w:type="dxa"/>
@@ -1157,12 +4961,6 @@
         <w:gridCol w:w="6860"/>
       </w:tblGrid>
       <w:tr>
-        <w:tblPrEx>
-          <w:tblCellMar>
-            <w:top w:w="0" w:type="dxa"/>
-            <w:bottom w:w="0" w:type="dxa"/>
-          </w:tblCellMar>
-        </w:tblPrEx>
         <w:tc>
           <w:tcPr>
             <w:tcW w:w="2500" w:type="dxa"/>
@@ -1261,6 +5059,7 @@
           <w:szCs w:val="26"/>
         </w:rPr>
       </w:pPr>
+      <w:bookmarkStart w:id="2" w:name="_Toc226319828"/>
       <w:r>
         <w:rPr>
           <w:rFonts w:ascii="Times New Roman" w:hAnsi="Times New Roman" w:cs="Times New Roman"/>
@@ -1269,6 +5068,7 @@
         </w:rPr>
         <w:t>2. Vấn đề cần giải quyết</w:t>
       </w:r>
+      <w:bookmarkEnd w:id="2"/>
     </w:p>
     <w:p>
       <w:pPr>
@@ -1286,6 +5086,7 @@
           <w:sz w:val="26"/>
           <w:szCs w:val="26"/>
         </w:rPr>
+        <w:lastRenderedPageBreak/>
         <w:t>Phố ẩm thực Vĩnh Khánh thu hút đông đảo du khách trong và ngoài nước, đặc biệt là khách Hàn Quốc. Tuy nhiên người dùng thường gặp các khó khăn sau:</w:t>
       </w:r>
     </w:p>
@@ -1419,6 +5220,7 @@
           <w:szCs w:val="26"/>
         </w:rPr>
       </w:pPr>
+      <w:bookmarkStart w:id="3" w:name="_Toc226319829"/>
       <w:r>
         <w:rPr>
           <w:rFonts w:ascii="Times New Roman" w:hAnsi="Times New Roman" w:cs="Times New Roman"/>
@@ -1427,6 +5229,7 @@
         </w:rPr>
         <w:t>3. Mục tiêu sản phẩm</w:t>
       </w:r>
+      <w:bookmarkEnd w:id="3"/>
     </w:p>
     <w:p>
       <w:pPr>
@@ -1473,7 +5276,6 @@
           <w:sz w:val="26"/>
           <w:szCs w:val="26"/>
         </w:rPr>
-        <w:lastRenderedPageBreak/>
         <w:t>Hỗ trợ đa ngôn ngữ (Việt, Anh, Hàn) trên toàn bộ audio thuyết minh, giao diện và fallback TTS.</w:t>
       </w:r>
     </w:p>
@@ -1607,6 +5409,7 @@
           <w:szCs w:val="26"/>
         </w:rPr>
       </w:pPr>
+      <w:bookmarkStart w:id="4" w:name="_Toc226319830"/>
       <w:r>
         <w:rPr>
           <w:rFonts w:ascii="Times New Roman" w:hAnsi="Times New Roman" w:cs="Times New Roman"/>
@@ -1615,6 +5418,7 @@
         </w:rPr>
         <w:t>4. Đối tượng người dùng (User Personas)</w:t>
       </w:r>
+      <w:bookmarkEnd w:id="4"/>
     </w:p>
     <w:p>
       <w:pPr>
@@ -1626,6 +5430,7 @@
           <w:szCs w:val="26"/>
         </w:rPr>
       </w:pPr>
+      <w:bookmarkStart w:id="5" w:name="_Toc226319831"/>
       <w:r>
         <w:rPr>
           <w:rFonts w:ascii="Times New Roman" w:hAnsi="Times New Roman" w:cs="Times New Roman"/>
@@ -1634,6 +5439,7 @@
         </w:rPr>
         <w:t>4.1 Du khách (Tourist/Visitor)</w:t>
       </w:r>
+      <w:bookmarkEnd w:id="5"/>
     </w:p>
     <w:p>
       <w:pPr>
@@ -1699,6 +5505,7 @@
           <w:sz w:val="26"/>
           <w:szCs w:val="26"/>
         </w:rPr>
+        <w:lastRenderedPageBreak/>
         <w:t>Thường không biết tiếng Việt (khách Hàn, khách Anh), hoặc muốn tìm hiểu thêm về văn hóa ẩm thực.</w:t>
       </w:r>
     </w:p>
@@ -1760,6 +5567,7 @@
           <w:szCs w:val="26"/>
         </w:rPr>
       </w:pPr>
+      <w:bookmarkStart w:id="6" w:name="_Toc226319832"/>
       <w:r>
         <w:rPr>
           <w:rFonts w:ascii="Times New Roman" w:hAnsi="Times New Roman" w:cs="Times New Roman"/>
@@ -1768,6 +5576,7 @@
         </w:rPr>
         <w:t>4.2 Chủ quán (Owner/Vendor)</w:t>
       </w:r>
+      <w:bookmarkEnd w:id="6"/>
     </w:p>
     <w:p>
       <w:pPr>
@@ -1894,6 +5703,7 @@
           <w:szCs w:val="26"/>
         </w:rPr>
       </w:pPr>
+      <w:bookmarkStart w:id="7" w:name="_Toc226319833"/>
       <w:r>
         <w:rPr>
           <w:rFonts w:ascii="Times New Roman" w:hAnsi="Times New Roman" w:cs="Times New Roman"/>
@@ -1902,6 +5712,7 @@
         </w:rPr>
         <w:t>4.3 Quản trị viên (Admin)</w:t>
       </w:r>
+      <w:bookmarkEnd w:id="7"/>
     </w:p>
     <w:p>
       <w:pPr>
@@ -1943,7 +5754,6 @@
           <w:sz w:val="26"/>
           <w:szCs w:val="26"/>
         </w:rPr>
-        <w:lastRenderedPageBreak/>
         <w:t>Quản lý toàn bộ hệ thống: POI, audio, tour, user, translation, lịch sử sử dụng, nội dung Owner đề xuất.</w:t>
       </w:r>
     </w:p>
@@ -2029,6 +5839,7 @@
           <w:szCs w:val="26"/>
         </w:rPr>
       </w:pPr>
+      <w:bookmarkStart w:id="8" w:name="_Toc226319834"/>
       <w:r>
         <w:rPr>
           <w:rFonts w:ascii="Times New Roman" w:hAnsi="Times New Roman" w:cs="Times New Roman"/>
@@ -2037,6 +5848,7 @@
         </w:rPr>
         <w:t>5. Kiến trúc hệ thống</w:t>
       </w:r>
+      <w:bookmarkEnd w:id="8"/>
     </w:p>
     <w:p>
       <w:pPr>
@@ -2048,6 +5860,7 @@
           <w:szCs w:val="26"/>
         </w:rPr>
       </w:pPr>
+      <w:bookmarkStart w:id="9" w:name="_Toc226319835"/>
       <w:r>
         <w:rPr>
           <w:rFonts w:ascii="Times New Roman" w:hAnsi="Times New Roman" w:cs="Times New Roman"/>
@@ -2056,6 +5869,7 @@
         </w:rPr>
         <w:t>5.1 Các thành phần chính</w:t>
       </w:r>
+      <w:bookmarkEnd w:id="9"/>
     </w:p>
     <w:p>
       <w:pPr>
@@ -2090,12 +5904,6 @@
         <w:gridCol w:w="3560"/>
       </w:tblGrid>
       <w:tr>
-        <w:tblPrEx>
-          <w:tblCellMar>
-            <w:top w:w="0" w:type="dxa"/>
-            <w:bottom w:w="0" w:type="dxa"/>
-          </w:tblCellMar>
-        </w:tblPrEx>
         <w:trPr>
           <w:tblHeader/>
         </w:trPr>
@@ -2221,12 +6029,6 @@
         </w:tc>
       </w:tr>
       <w:tr>
-        <w:tblPrEx>
-          <w:tblCellMar>
-            <w:top w:w="0" w:type="dxa"/>
-            <w:bottom w:w="0" w:type="dxa"/>
-          </w:tblCellMar>
-        </w:tblPrEx>
         <w:tc>
           <w:tcPr>
             <w:tcW w:w="2800" w:type="dxa"/>
@@ -2340,12 +6142,6 @@
         </w:tc>
       </w:tr>
       <w:tr>
-        <w:tblPrEx>
-          <w:tblCellMar>
-            <w:top w:w="0" w:type="dxa"/>
-            <w:bottom w:w="0" w:type="dxa"/>
-          </w:tblCellMar>
-        </w:tblPrEx>
         <w:tc>
           <w:tcPr>
             <w:tcW w:w="2800" w:type="dxa"/>
@@ -2379,6 +6175,7 @@
                 <w:sz w:val="26"/>
                 <w:szCs w:val="26"/>
               </w:rPr>
+              <w:lastRenderedPageBreak/>
               <w:t>Web API</w:t>
             </w:r>
           </w:p>
@@ -2459,12 +6256,6 @@
         </w:tc>
       </w:tr>
       <w:tr>
-        <w:tblPrEx>
-          <w:tblCellMar>
-            <w:top w:w="0" w:type="dxa"/>
-            <w:bottom w:w="0" w:type="dxa"/>
-          </w:tblCellMar>
-        </w:tblPrEx>
         <w:tc>
           <w:tcPr>
             <w:tcW w:w="2800" w:type="dxa"/>
@@ -2578,12 +6369,6 @@
         </w:tc>
       </w:tr>
       <w:tr>
-        <w:tblPrEx>
-          <w:tblCellMar>
-            <w:top w:w="0" w:type="dxa"/>
-            <w:bottom w:w="0" w:type="dxa"/>
-          </w:tblCellMar>
-        </w:tblPrEx>
         <w:tc>
           <w:tcPr>
             <w:tcW w:w="2800" w:type="dxa"/>
@@ -2697,12 +6482,6 @@
         </w:tc>
       </w:tr>
       <w:tr>
-        <w:tblPrEx>
-          <w:tblCellMar>
-            <w:top w:w="0" w:type="dxa"/>
-            <w:bottom w:w="0" w:type="dxa"/>
-          </w:tblCellMar>
-        </w:tblPrEx>
         <w:tc>
           <w:tcPr>
             <w:tcW w:w="2800" w:type="dxa"/>
@@ -2816,12 +6595,6 @@
         </w:tc>
       </w:tr>
       <w:tr>
-        <w:tblPrEx>
-          <w:tblCellMar>
-            <w:top w:w="0" w:type="dxa"/>
-            <w:bottom w:w="0" w:type="dxa"/>
-          </w:tblCellMar>
-        </w:tblPrEx>
         <w:tc>
           <w:tcPr>
             <w:tcW w:w="2800" w:type="dxa"/>
@@ -2935,12 +6708,6 @@
         </w:tc>
       </w:tr>
       <w:tr>
-        <w:tblPrEx>
-          <w:tblCellMar>
-            <w:top w:w="0" w:type="dxa"/>
-            <w:bottom w:w="0" w:type="dxa"/>
-          </w:tblCellMar>
-        </w:tblPrEx>
         <w:tc>
           <w:tcPr>
             <w:tcW w:w="2800" w:type="dxa"/>
@@ -3074,15 +6841,16 @@
           <w:szCs w:val="26"/>
         </w:rPr>
       </w:pPr>
+      <w:bookmarkStart w:id="10" w:name="_Toc226319836"/>
       <w:r>
         <w:rPr>
           <w:rFonts w:ascii="Times New Roman" w:hAnsi="Times New Roman" w:cs="Times New Roman"/>
           <w:sz w:val="26"/>
           <w:szCs w:val="26"/>
         </w:rPr>
-        <w:lastRenderedPageBreak/>
         <w:t>5.2 Sơ đồ kiến trúc</w:t>
       </w:r>
+      <w:bookmarkEnd w:id="10"/>
     </w:p>
     <w:p>
       <w:pPr>
@@ -3233,6 +7001,7 @@
           <w:szCs w:val="26"/>
         </w:rPr>
       </w:pPr>
+      <w:bookmarkStart w:id="11" w:name="_Toc226319837"/>
       <w:r>
         <w:rPr>
           <w:rFonts w:ascii="Times New Roman" w:hAnsi="Times New Roman" w:cs="Times New Roman"/>
@@ -3241,6 +7010,7 @@
         </w:rPr>
         <w:t>5.3 Database – Các entity chính</w:t>
       </w:r>
+      <w:bookmarkEnd w:id="11"/>
     </w:p>
     <w:p>
       <w:pPr>
@@ -3274,12 +7044,6 @@
         <w:gridCol w:w="6318"/>
       </w:tblGrid>
       <w:tr>
-        <w:tblPrEx>
-          <w:tblCellMar>
-            <w:top w:w="0" w:type="dxa"/>
-            <w:bottom w:w="0" w:type="dxa"/>
-          </w:tblCellMar>
-        </w:tblPrEx>
         <w:trPr>
           <w:tblHeader/>
         </w:trPr>
@@ -3319,6 +7083,7 @@
                 <w:sz w:val="26"/>
                 <w:szCs w:val="26"/>
               </w:rPr>
+              <w:lastRenderedPageBreak/>
               <w:t>Entity</w:t>
             </w:r>
           </w:p>
@@ -3365,12 +7130,6 @@
         </w:tc>
       </w:tr>
       <w:tr>
-        <w:tblPrEx>
-          <w:tblCellMar>
-            <w:top w:w="0" w:type="dxa"/>
-            <w:bottom w:w="0" w:type="dxa"/>
-          </w:tblCellMar>
-        </w:tblPrEx>
         <w:tc>
           <w:tcPr>
             <w:tcW w:w="3000" w:type="dxa"/>
@@ -3447,12 +7206,6 @@
         </w:tc>
       </w:tr>
       <w:tr>
-        <w:tblPrEx>
-          <w:tblCellMar>
-            <w:top w:w="0" w:type="dxa"/>
-            <w:bottom w:w="0" w:type="dxa"/>
-          </w:tblCellMar>
-        </w:tblPrEx>
         <w:tc>
           <w:tcPr>
             <w:tcW w:w="3000" w:type="dxa"/>
@@ -3529,12 +7282,6 @@
         </w:tc>
       </w:tr>
       <w:tr>
-        <w:tblPrEx>
-          <w:tblCellMar>
-            <w:top w:w="0" w:type="dxa"/>
-            <w:bottom w:w="0" w:type="dxa"/>
-          </w:tblCellMar>
-        </w:tblPrEx>
         <w:tc>
           <w:tcPr>
             <w:tcW w:w="3000" w:type="dxa"/>
@@ -3611,12 +7358,6 @@
         </w:tc>
       </w:tr>
       <w:tr>
-        <w:tblPrEx>
-          <w:tblCellMar>
-            <w:top w:w="0" w:type="dxa"/>
-            <w:bottom w:w="0" w:type="dxa"/>
-          </w:tblCellMar>
-        </w:tblPrEx>
         <w:tc>
           <w:tcPr>
             <w:tcW w:w="3000" w:type="dxa"/>
@@ -3693,12 +7434,6 @@
         </w:tc>
       </w:tr>
       <w:tr>
-        <w:tblPrEx>
-          <w:tblCellMar>
-            <w:top w:w="0" w:type="dxa"/>
-            <w:bottom w:w="0" w:type="dxa"/>
-          </w:tblCellMar>
-        </w:tblPrEx>
         <w:tc>
           <w:tcPr>
             <w:tcW w:w="3000" w:type="dxa"/>
@@ -3775,12 +7510,6 @@
         </w:tc>
       </w:tr>
       <w:tr>
-        <w:tblPrEx>
-          <w:tblCellMar>
-            <w:top w:w="0" w:type="dxa"/>
-            <w:bottom w:w="0" w:type="dxa"/>
-          </w:tblCellMar>
-        </w:tblPrEx>
         <w:tc>
           <w:tcPr>
             <w:tcW w:w="3000" w:type="dxa"/>
@@ -3857,12 +7586,6 @@
         </w:tc>
       </w:tr>
       <w:tr>
-        <w:tblPrEx>
-          <w:tblCellMar>
-            <w:top w:w="0" w:type="dxa"/>
-            <w:bottom w:w="0" w:type="dxa"/>
-          </w:tblCellMar>
-        </w:tblPrEx>
         <w:tc>
           <w:tcPr>
             <w:tcW w:w="3000" w:type="dxa"/>
@@ -3939,12 +7662,6 @@
         </w:tc>
       </w:tr>
       <w:tr>
-        <w:tblPrEx>
-          <w:tblCellMar>
-            <w:top w:w="0" w:type="dxa"/>
-            <w:bottom w:w="0" w:type="dxa"/>
-          </w:tblCellMar>
-        </w:tblPrEx>
         <w:tc>
           <w:tcPr>
             <w:tcW w:w="3000" w:type="dxa"/>
@@ -4021,12 +7738,6 @@
         </w:tc>
       </w:tr>
       <w:tr>
-        <w:tblPrEx>
-          <w:tblCellMar>
-            <w:top w:w="0" w:type="dxa"/>
-            <w:bottom w:w="0" w:type="dxa"/>
-          </w:tblCellMar>
-        </w:tblPrEx>
         <w:tc>
           <w:tcPr>
             <w:tcW w:w="3000" w:type="dxa"/>
@@ -4060,7 +7771,6 @@
                 <w:sz w:val="26"/>
                 <w:szCs w:val="26"/>
               </w:rPr>
-              <w:lastRenderedPageBreak/>
               <w:t>Analytics</w:t>
             </w:r>
           </w:p>
@@ -4104,12 +7814,6 @@
         </w:tc>
       </w:tr>
       <w:tr>
-        <w:tblPrEx>
-          <w:tblCellMar>
-            <w:top w:w="0" w:type="dxa"/>
-            <w:bottom w:w="0" w:type="dxa"/>
-          </w:tblCellMar>
-        </w:tblPrEx>
         <w:tc>
           <w:tcPr>
             <w:tcW w:w="3000" w:type="dxa"/>
@@ -4186,12 +7890,6 @@
         </w:tc>
       </w:tr>
       <w:tr>
-        <w:tblPrEx>
-          <w:tblCellMar>
-            <w:top w:w="0" w:type="dxa"/>
-            <w:bottom w:w="0" w:type="dxa"/>
-          </w:tblCellMar>
-        </w:tblPrEx>
         <w:tc>
           <w:tcPr>
             <w:tcW w:w="3000" w:type="dxa"/>
@@ -4268,12 +7966,6 @@
         </w:tc>
       </w:tr>
       <w:tr>
-        <w:tblPrEx>
-          <w:tblCellMar>
-            <w:top w:w="0" w:type="dxa"/>
-            <w:bottom w:w="0" w:type="dxa"/>
-          </w:tblCellMar>
-        </w:tblPrEx>
         <w:tc>
           <w:tcPr>
             <w:tcW w:w="3000" w:type="dxa"/>
@@ -4350,12 +8042,6 @@
         </w:tc>
       </w:tr>
       <w:tr>
-        <w:tblPrEx>
-          <w:tblCellMar>
-            <w:top w:w="0" w:type="dxa"/>
-            <w:bottom w:w="0" w:type="dxa"/>
-          </w:tblCellMar>
-        </w:tblPrEx>
         <w:tc>
           <w:tcPr>
             <w:tcW w:w="3000" w:type="dxa"/>
@@ -4470,6 +8156,7 @@
           <w:szCs w:val="26"/>
         </w:rPr>
       </w:pPr>
+      <w:bookmarkStart w:id="12" w:name="_Toc226319838"/>
       <w:r>
         <w:rPr>
           <w:rFonts w:ascii="Times New Roman" w:hAnsi="Times New Roman" w:cs="Times New Roman"/>
@@ -4479,6 +8166,7 @@
         <w:lastRenderedPageBreak/>
         <w:t>6. Mobile App – Chức năng chi tiết (Tourist)</w:t>
       </w:r>
+      <w:bookmarkEnd w:id="12"/>
     </w:p>
     <w:p>
       <w:pPr>
@@ -4509,6 +8197,7 @@
           <w:szCs w:val="26"/>
         </w:rPr>
       </w:pPr>
+      <w:bookmarkStart w:id="13" w:name="_Toc226319839"/>
       <w:r>
         <w:rPr>
           <w:rFonts w:ascii="Times New Roman" w:hAnsi="Times New Roman" w:cs="Times New Roman"/>
@@ -4517,6 +8206,7 @@
         </w:rPr>
         <w:t>6.1 Màn hình Welcome &amp; Onboarding</w:t>
       </w:r>
+      <w:bookmarkEnd w:id="13"/>
     </w:p>
     <w:p>
       <w:pPr>
@@ -4624,6 +8314,7 @@
           <w:szCs w:val="26"/>
         </w:rPr>
       </w:pPr>
+      <w:bookmarkStart w:id="14" w:name="_Toc226319840"/>
       <w:r>
         <w:rPr>
           <w:rFonts w:ascii="Times New Roman" w:hAnsi="Times New Roman" w:cs="Times New Roman"/>
@@ -4632,6 +8323,7 @@
         </w:rPr>
         <w:t>6.2 Bản đồ POI (MainMapPage)</w:t>
       </w:r>
+      <w:bookmarkEnd w:id="14"/>
     </w:p>
     <w:p>
       <w:pPr>
@@ -4811,6 +8503,7 @@
           <w:szCs w:val="26"/>
         </w:rPr>
       </w:pPr>
+      <w:bookmarkStart w:id="15" w:name="_Toc226319841"/>
       <w:r>
         <w:rPr>
           <w:rFonts w:ascii="Times New Roman" w:hAnsi="Times New Roman" w:cs="Times New Roman"/>
@@ -4819,6 +8512,7 @@
         </w:rPr>
         <w:t>6.3 Khám phá POI (MenuPage)</w:t>
       </w:r>
+      <w:bookmarkEnd w:id="15"/>
     </w:p>
     <w:p>
       <w:pPr>
@@ -4878,6 +8572,7 @@
           <w:szCs w:val="26"/>
         </w:rPr>
       </w:pPr>
+      <w:bookmarkStart w:id="16" w:name="_Toc226319842"/>
       <w:r>
         <w:rPr>
           <w:rFonts w:ascii="Times New Roman" w:hAnsi="Times New Roman" w:cs="Times New Roman"/>
@@ -4886,6 +8581,7 @@
         </w:rPr>
         <w:t>6.4 Chi tiết POI (POIDetailPage)</w:t>
       </w:r>
+      <w:bookmarkEnd w:id="16"/>
     </w:p>
     <w:p>
       <w:pPr>
@@ -4993,6 +8689,7 @@
           <w:szCs w:val="26"/>
         </w:rPr>
       </w:pPr>
+      <w:bookmarkStart w:id="17" w:name="_Toc226319843"/>
       <w:r>
         <w:rPr>
           <w:rFonts w:ascii="Times New Roman" w:hAnsi="Times New Roman" w:cs="Times New Roman"/>
@@ -5001,6 +8698,7 @@
         </w:rPr>
         <w:t>6.5 Narration – Thuyết minh tự động (NowPlayingPage)</w:t>
       </w:r>
+      <w:bookmarkEnd w:id="17"/>
     </w:p>
     <w:p>
       <w:pPr>
@@ -5157,6 +8855,7 @@
           <w:szCs w:val="26"/>
         </w:rPr>
       </w:pPr>
+      <w:bookmarkStart w:id="18" w:name="_Toc226319844"/>
       <w:r>
         <w:rPr>
           <w:rFonts w:ascii="Times New Roman" w:hAnsi="Times New Roman" w:cs="Times New Roman"/>
@@ -5165,6 +8864,7 @@
         </w:rPr>
         <w:t>6.6 Tours (TourPage)</w:t>
       </w:r>
+      <w:bookmarkEnd w:id="18"/>
     </w:p>
     <w:p>
       <w:pPr>
@@ -5272,6 +8972,7 @@
           <w:szCs w:val="26"/>
         </w:rPr>
       </w:pPr>
+      <w:bookmarkStart w:id="19" w:name="_Toc226319845"/>
       <w:r>
         <w:rPr>
           <w:rFonts w:ascii="Times New Roman" w:hAnsi="Times New Roman" w:cs="Times New Roman"/>
@@ -5280,6 +8981,7 @@
         </w:rPr>
         <w:t>6.7 Yêu thích (FavoritesPage)</w:t>
       </w:r>
+      <w:bookmarkEnd w:id="19"/>
     </w:p>
     <w:p>
       <w:pPr>
@@ -5339,6 +9041,7 @@
           <w:szCs w:val="26"/>
         </w:rPr>
       </w:pPr>
+      <w:bookmarkStart w:id="20" w:name="_Toc226319846"/>
       <w:r>
         <w:rPr>
           <w:rFonts w:ascii="Times New Roman" w:hAnsi="Times New Roman" w:cs="Times New Roman"/>
@@ -5347,6 +9050,7 @@
         </w:rPr>
         <w:t>6.8 Cá nhân / Cài đặt</w:t>
       </w:r>
+      <w:bookmarkEnd w:id="20"/>
     </w:p>
     <w:p>
       <w:pPr>
@@ -5430,6 +9134,7 @@
           <w:szCs w:val="26"/>
         </w:rPr>
       </w:pPr>
+      <w:bookmarkStart w:id="21" w:name="_Toc226319847"/>
       <w:r>
         <w:rPr>
           <w:rFonts w:ascii="Times New Roman" w:hAnsi="Times New Roman" w:cs="Times New Roman"/>
@@ -5438,6 +9143,7 @@
         </w:rPr>
         <w:t>6.9 Analytics từ Mobile</w:t>
       </w:r>
+      <w:bookmarkEnd w:id="21"/>
     </w:p>
     <w:p>
       <w:pPr>
@@ -5521,6 +9227,7 @@
           <w:szCs w:val="26"/>
         </w:rPr>
       </w:pPr>
+      <w:bookmarkStart w:id="22" w:name="_Toc226319848"/>
       <w:r>
         <w:rPr>
           <w:rFonts w:ascii="Times New Roman" w:hAnsi="Times New Roman" w:cs="Times New Roman"/>
@@ -5530,6 +9237,7 @@
         <w:lastRenderedPageBreak/>
         <w:t>7. Web API – Danh sách Endpoint</w:t>
       </w:r>
+      <w:bookmarkEnd w:id="22"/>
     </w:p>
     <w:p>
       <w:pPr>
@@ -5541,6 +9249,7 @@
           <w:szCs w:val="26"/>
         </w:rPr>
       </w:pPr>
+      <w:bookmarkStart w:id="23" w:name="_Toc226319849"/>
       <w:r>
         <w:rPr>
           <w:rFonts w:ascii="Times New Roman" w:hAnsi="Times New Roman" w:cs="Times New Roman"/>
@@ -5549,6 +9258,7 @@
         </w:rPr>
         <w:t>7.1 Public Endpoints (không cần xác thực)</w:t>
       </w:r>
+      <w:bookmarkEnd w:id="23"/>
     </w:p>
     <w:p>
       <w:pPr>
@@ -5583,12 +9293,6 @@
         <w:gridCol w:w="4716"/>
       </w:tblGrid>
       <w:tr>
-        <w:tblPrEx>
-          <w:tblCellMar>
-            <w:top w:w="0" w:type="dxa"/>
-            <w:bottom w:w="0" w:type="dxa"/>
-          </w:tblCellMar>
-        </w:tblPrEx>
         <w:trPr>
           <w:tblHeader/>
         </w:trPr>
@@ -5714,12 +9418,6 @@
         </w:tc>
       </w:tr>
       <w:tr>
-        <w:tblPrEx>
-          <w:tblCellMar>
-            <w:top w:w="0" w:type="dxa"/>
-            <w:bottom w:w="0" w:type="dxa"/>
-          </w:tblCellMar>
-        </w:tblPrEx>
         <w:tc>
           <w:tcPr>
             <w:tcW w:w="1000" w:type="dxa"/>
@@ -5833,12 +9531,6 @@
         </w:tc>
       </w:tr>
       <w:tr>
-        <w:tblPrEx>
-          <w:tblCellMar>
-            <w:top w:w="0" w:type="dxa"/>
-            <w:bottom w:w="0" w:type="dxa"/>
-          </w:tblCellMar>
-        </w:tblPrEx>
         <w:tc>
           <w:tcPr>
             <w:tcW w:w="1000" w:type="dxa"/>
@@ -5952,12 +9644,6 @@
         </w:tc>
       </w:tr>
       <w:tr>
-        <w:tblPrEx>
-          <w:tblCellMar>
-            <w:top w:w="0" w:type="dxa"/>
-            <w:bottom w:w="0" w:type="dxa"/>
-          </w:tblCellMar>
-        </w:tblPrEx>
         <w:tc>
           <w:tcPr>
             <w:tcW w:w="1000" w:type="dxa"/>
@@ -6071,12 +9757,6 @@
         </w:tc>
       </w:tr>
       <w:tr>
-        <w:tblPrEx>
-          <w:tblCellMar>
-            <w:top w:w="0" w:type="dxa"/>
-            <w:bottom w:w="0" w:type="dxa"/>
-          </w:tblCellMar>
-        </w:tblPrEx>
         <w:tc>
           <w:tcPr>
             <w:tcW w:w="1000" w:type="dxa"/>
@@ -6190,12 +9870,6 @@
         </w:tc>
       </w:tr>
       <w:tr>
-        <w:tblPrEx>
-          <w:tblCellMar>
-            <w:top w:w="0" w:type="dxa"/>
-            <w:bottom w:w="0" w:type="dxa"/>
-          </w:tblCellMar>
-        </w:tblPrEx>
         <w:tc>
           <w:tcPr>
             <w:tcW w:w="1000" w:type="dxa"/>
@@ -6309,12 +9983,6 @@
         </w:tc>
       </w:tr>
       <w:tr>
-        <w:tblPrEx>
-          <w:tblCellMar>
-            <w:top w:w="0" w:type="dxa"/>
-            <w:bottom w:w="0" w:type="dxa"/>
-          </w:tblCellMar>
-        </w:tblPrEx>
         <w:tc>
           <w:tcPr>
             <w:tcW w:w="1000" w:type="dxa"/>
@@ -6428,12 +10096,6 @@
         </w:tc>
       </w:tr>
       <w:tr>
-        <w:tblPrEx>
-          <w:tblCellMar>
-            <w:top w:w="0" w:type="dxa"/>
-            <w:bottom w:w="0" w:type="dxa"/>
-          </w:tblCellMar>
-        </w:tblPrEx>
         <w:tc>
           <w:tcPr>
             <w:tcW w:w="1000" w:type="dxa"/>
@@ -6547,12 +10209,6 @@
         </w:tc>
       </w:tr>
       <w:tr>
-        <w:tblPrEx>
-          <w:tblCellMar>
-            <w:top w:w="0" w:type="dxa"/>
-            <w:bottom w:w="0" w:type="dxa"/>
-          </w:tblCellMar>
-        </w:tblPrEx>
         <w:tc>
           <w:tcPr>
             <w:tcW w:w="1000" w:type="dxa"/>
@@ -6666,12 +10322,6 @@
         </w:tc>
       </w:tr>
       <w:tr>
-        <w:tblPrEx>
-          <w:tblCellMar>
-            <w:top w:w="0" w:type="dxa"/>
-            <w:bottom w:w="0" w:type="dxa"/>
-          </w:tblCellMar>
-        </w:tblPrEx>
         <w:tc>
           <w:tcPr>
             <w:tcW w:w="1000" w:type="dxa"/>
@@ -6785,12 +10435,6 @@
         </w:tc>
       </w:tr>
       <w:tr>
-        <w:tblPrEx>
-          <w:tblCellMar>
-            <w:top w:w="0" w:type="dxa"/>
-            <w:bottom w:w="0" w:type="dxa"/>
-          </w:tblCellMar>
-        </w:tblPrEx>
         <w:tc>
           <w:tcPr>
             <w:tcW w:w="1000" w:type="dxa"/>
@@ -6904,12 +10548,6 @@
         </w:tc>
       </w:tr>
       <w:tr>
-        <w:tblPrEx>
-          <w:tblCellMar>
-            <w:top w:w="0" w:type="dxa"/>
-            <w:bottom w:w="0" w:type="dxa"/>
-          </w:tblCellMar>
-        </w:tblPrEx>
         <w:tc>
           <w:tcPr>
             <w:tcW w:w="1000" w:type="dxa"/>
@@ -7023,12 +10661,6 @@
         </w:tc>
       </w:tr>
       <w:tr>
-        <w:tblPrEx>
-          <w:tblCellMar>
-            <w:top w:w="0" w:type="dxa"/>
-            <w:bottom w:w="0" w:type="dxa"/>
-          </w:tblCellMar>
-        </w:tblPrEx>
         <w:tc>
           <w:tcPr>
             <w:tcW w:w="1000" w:type="dxa"/>
@@ -7142,12 +10774,6 @@
         </w:tc>
       </w:tr>
       <w:tr>
-        <w:tblPrEx>
-          <w:tblCellMar>
-            <w:top w:w="0" w:type="dxa"/>
-            <w:bottom w:w="0" w:type="dxa"/>
-          </w:tblCellMar>
-        </w:tblPrEx>
         <w:tc>
           <w:tcPr>
             <w:tcW w:w="1000" w:type="dxa"/>
@@ -7261,12 +10887,6 @@
         </w:tc>
       </w:tr>
       <w:tr>
-        <w:tblPrEx>
-          <w:tblCellMar>
-            <w:top w:w="0" w:type="dxa"/>
-            <w:bottom w:w="0" w:type="dxa"/>
-          </w:tblCellMar>
-        </w:tblPrEx>
         <w:tc>
           <w:tcPr>
             <w:tcW w:w="1000" w:type="dxa"/>
@@ -7400,6 +11020,7 @@
           <w:szCs w:val="26"/>
         </w:rPr>
       </w:pPr>
+      <w:bookmarkStart w:id="24" w:name="_Toc226319850"/>
       <w:r>
         <w:rPr>
           <w:rFonts w:ascii="Times New Roman" w:hAnsi="Times New Roman" w:cs="Times New Roman"/>
@@ -7408,6 +11029,7 @@
         </w:rPr>
         <w:t>7.2 Protected Endpoints (Admin qua VK.Web)</w:t>
       </w:r>
+      <w:bookmarkEnd w:id="24"/>
     </w:p>
     <w:p>
       <w:pPr>
@@ -7655,6 +11277,7 @@
           <w:szCs w:val="26"/>
         </w:rPr>
       </w:pPr>
+      <w:bookmarkStart w:id="25" w:name="_Toc226319851"/>
       <w:r>
         <w:rPr>
           <w:rFonts w:ascii="Times New Roman" w:hAnsi="Times New Roman" w:cs="Times New Roman"/>
@@ -7663,6 +11286,7 @@
         </w:rPr>
         <w:t>7.3 Owner Portal Endpoints</w:t>
       </w:r>
+      <w:bookmarkEnd w:id="25"/>
     </w:p>
     <w:p>
       <w:pPr>
@@ -7813,6 +11437,7 @@
           <w:szCs w:val="26"/>
         </w:rPr>
       </w:pPr>
+      <w:bookmarkStart w:id="26" w:name="_Toc226319852"/>
       <w:r>
         <w:rPr>
           <w:rFonts w:ascii="Times New Roman" w:hAnsi="Times New Roman" w:cs="Times New Roman"/>
@@ -7821,6 +11446,7 @@
         </w:rPr>
         <w:t>8. Web Admin – Chức năng chi tiết</w:t>
       </w:r>
+      <w:bookmarkEnd w:id="26"/>
     </w:p>
     <w:p>
       <w:pPr>
@@ -7851,6 +11477,7 @@
           <w:szCs w:val="26"/>
         </w:rPr>
       </w:pPr>
+      <w:bookmarkStart w:id="27" w:name="_Toc226319853"/>
       <w:r>
         <w:rPr>
           <w:rFonts w:ascii="Times New Roman" w:hAnsi="Times New Roman" w:cs="Times New Roman"/>
@@ -7859,6 +11486,7 @@
         </w:rPr>
         <w:t>8.1 Trang Admin</w:t>
       </w:r>
+      <w:bookmarkEnd w:id="27"/>
     </w:p>
     <w:p>
       <w:pPr>
@@ -8063,6 +11691,7 @@
           <w:szCs w:val="26"/>
         </w:rPr>
       </w:pPr>
+      <w:bookmarkStart w:id="28" w:name="_Toc226319854"/>
       <w:r>
         <w:rPr>
           <w:rFonts w:ascii="Times New Roman" w:hAnsi="Times New Roman" w:cs="Times New Roman"/>
@@ -8071,6 +11700,7 @@
         </w:rPr>
         <w:t>8.2 Trang Owner Portal</w:t>
       </w:r>
+      <w:bookmarkEnd w:id="28"/>
     </w:p>
     <w:p>
       <w:pPr>
@@ -8178,6 +11808,7 @@
           <w:szCs w:val="26"/>
         </w:rPr>
       </w:pPr>
+      <w:bookmarkStart w:id="29" w:name="_Toc226319855"/>
       <w:r>
         <w:rPr>
           <w:rFonts w:ascii="Times New Roman" w:hAnsi="Times New Roman" w:cs="Times New Roman"/>
@@ -8186,6 +11817,7 @@
         </w:rPr>
         <w:t>8.3 Xác thực (Authentication)</w:t>
       </w:r>
+      <w:bookmarkEnd w:id="29"/>
     </w:p>
     <w:p>
       <w:pPr>
@@ -8327,6 +11959,7 @@
           <w:szCs w:val="26"/>
         </w:rPr>
       </w:pPr>
+      <w:bookmarkStart w:id="30" w:name="_Toc226319856"/>
       <w:r>
         <w:rPr>
           <w:rFonts w:ascii="Times New Roman" w:hAnsi="Times New Roman" w:cs="Times New Roman"/>
@@ -8335,6 +11968,7 @@
         </w:rPr>
         <w:t>9. User Stories</w:t>
       </w:r>
+      <w:bookmarkEnd w:id="30"/>
     </w:p>
     <w:p>
       <w:pPr>
@@ -8346,6 +11980,7 @@
           <w:szCs w:val="26"/>
         </w:rPr>
       </w:pPr>
+      <w:bookmarkStart w:id="31" w:name="_Toc226319857"/>
       <w:r>
         <w:rPr>
           <w:rFonts w:ascii="Times New Roman" w:hAnsi="Times New Roman" w:cs="Times New Roman"/>
@@ -8354,6 +11989,7 @@
         </w:rPr>
         <w:t>9.1 Tourist – Du khách</w:t>
       </w:r>
+      <w:bookmarkEnd w:id="31"/>
     </w:p>
     <w:p>
       <w:pPr>
@@ -8388,12 +12024,6 @@
         <w:gridCol w:w="5160"/>
       </w:tblGrid>
       <w:tr>
-        <w:tblPrEx>
-          <w:tblCellMar>
-            <w:top w:w="0" w:type="dxa"/>
-            <w:bottom w:w="0" w:type="dxa"/>
-          </w:tblCellMar>
-        </w:tblPrEx>
         <w:trPr>
           <w:tblHeader/>
         </w:trPr>
@@ -8519,12 +12149,6 @@
         </w:tc>
       </w:tr>
       <w:tr>
-        <w:tblPrEx>
-          <w:tblCellMar>
-            <w:top w:w="0" w:type="dxa"/>
-            <w:bottom w:w="0" w:type="dxa"/>
-          </w:tblCellMar>
-        </w:tblPrEx>
         <w:tc>
           <w:tcPr>
             <w:tcW w:w="600" w:type="dxa"/>
@@ -8638,12 +12262,6 @@
         </w:tc>
       </w:tr>
       <w:tr>
-        <w:tblPrEx>
-          <w:tblCellMar>
-            <w:top w:w="0" w:type="dxa"/>
-            <w:bottom w:w="0" w:type="dxa"/>
-          </w:tblCellMar>
-        </w:tblPrEx>
         <w:tc>
           <w:tcPr>
             <w:tcW w:w="600" w:type="dxa"/>
@@ -8757,12 +12375,6 @@
         </w:tc>
       </w:tr>
       <w:tr>
-        <w:tblPrEx>
-          <w:tblCellMar>
-            <w:top w:w="0" w:type="dxa"/>
-            <w:bottom w:w="0" w:type="dxa"/>
-          </w:tblCellMar>
-        </w:tblPrEx>
         <w:tc>
           <w:tcPr>
             <w:tcW w:w="600" w:type="dxa"/>
@@ -8877,12 +12489,6 @@
         </w:tc>
       </w:tr>
       <w:tr>
-        <w:tblPrEx>
-          <w:tblCellMar>
-            <w:top w:w="0" w:type="dxa"/>
-            <w:bottom w:w="0" w:type="dxa"/>
-          </w:tblCellMar>
-        </w:tblPrEx>
         <w:tc>
           <w:tcPr>
             <w:tcW w:w="600" w:type="dxa"/>
@@ -8996,12 +12602,6 @@
         </w:tc>
       </w:tr>
       <w:tr>
-        <w:tblPrEx>
-          <w:tblCellMar>
-            <w:top w:w="0" w:type="dxa"/>
-            <w:bottom w:w="0" w:type="dxa"/>
-          </w:tblCellMar>
-        </w:tblPrEx>
         <w:tc>
           <w:tcPr>
             <w:tcW w:w="600" w:type="dxa"/>
@@ -9115,12 +12715,6 @@
         </w:tc>
       </w:tr>
       <w:tr>
-        <w:tblPrEx>
-          <w:tblCellMar>
-            <w:top w:w="0" w:type="dxa"/>
-            <w:bottom w:w="0" w:type="dxa"/>
-          </w:tblCellMar>
-        </w:tblPrEx>
         <w:tc>
           <w:tcPr>
             <w:tcW w:w="600" w:type="dxa"/>
@@ -9234,12 +12828,6 @@
         </w:tc>
       </w:tr>
       <w:tr>
-        <w:tblPrEx>
-          <w:tblCellMar>
-            <w:top w:w="0" w:type="dxa"/>
-            <w:bottom w:w="0" w:type="dxa"/>
-          </w:tblCellMar>
-        </w:tblPrEx>
         <w:tc>
           <w:tcPr>
             <w:tcW w:w="600" w:type="dxa"/>
@@ -9353,12 +12941,6 @@
         </w:tc>
       </w:tr>
       <w:tr>
-        <w:tblPrEx>
-          <w:tblCellMar>
-            <w:top w:w="0" w:type="dxa"/>
-            <w:bottom w:w="0" w:type="dxa"/>
-          </w:tblCellMar>
-        </w:tblPrEx>
         <w:tc>
           <w:tcPr>
             <w:tcW w:w="600" w:type="dxa"/>
@@ -9492,6 +13074,7 @@
           <w:szCs w:val="26"/>
         </w:rPr>
       </w:pPr>
+      <w:bookmarkStart w:id="32" w:name="_Toc226319858"/>
       <w:r>
         <w:rPr>
           <w:rFonts w:ascii="Times New Roman" w:hAnsi="Times New Roman" w:cs="Times New Roman"/>
@@ -9500,6 +13083,7 @@
         </w:rPr>
         <w:t>9.2 Owner – Chủ quán</w:t>
       </w:r>
+      <w:bookmarkEnd w:id="32"/>
     </w:p>
     <w:p>
       <w:pPr>
@@ -9534,12 +13118,6 @@
         <w:gridCol w:w="5160"/>
       </w:tblGrid>
       <w:tr>
-        <w:tblPrEx>
-          <w:tblCellMar>
-            <w:top w:w="0" w:type="dxa"/>
-            <w:bottom w:w="0" w:type="dxa"/>
-          </w:tblCellMar>
-        </w:tblPrEx>
         <w:trPr>
           <w:tblHeader/>
         </w:trPr>
@@ -9665,12 +13243,6 @@
         </w:tc>
       </w:tr>
       <w:tr>
-        <w:tblPrEx>
-          <w:tblCellMar>
-            <w:top w:w="0" w:type="dxa"/>
-            <w:bottom w:w="0" w:type="dxa"/>
-          </w:tblCellMar>
-        </w:tblPrEx>
         <w:tc>
           <w:tcPr>
             <w:tcW w:w="600" w:type="dxa"/>
@@ -9784,12 +13356,6 @@
         </w:tc>
       </w:tr>
       <w:tr>
-        <w:tblPrEx>
-          <w:tblCellMar>
-            <w:top w:w="0" w:type="dxa"/>
-            <w:bottom w:w="0" w:type="dxa"/>
-          </w:tblCellMar>
-        </w:tblPrEx>
         <w:tc>
           <w:tcPr>
             <w:tcW w:w="600" w:type="dxa"/>
@@ -9903,12 +13469,6 @@
         </w:tc>
       </w:tr>
       <w:tr>
-        <w:tblPrEx>
-          <w:tblCellMar>
-            <w:top w:w="0" w:type="dxa"/>
-            <w:bottom w:w="0" w:type="dxa"/>
-          </w:tblCellMar>
-        </w:tblPrEx>
         <w:tc>
           <w:tcPr>
             <w:tcW w:w="600" w:type="dxa"/>
@@ -10022,12 +13582,6 @@
         </w:tc>
       </w:tr>
       <w:tr>
-        <w:tblPrEx>
-          <w:tblCellMar>
-            <w:top w:w="0" w:type="dxa"/>
-            <w:bottom w:w="0" w:type="dxa"/>
-          </w:tblCellMar>
-        </w:tblPrEx>
         <w:tc>
           <w:tcPr>
             <w:tcW w:w="600" w:type="dxa"/>
@@ -10161,6 +13715,7 @@
           <w:szCs w:val="26"/>
         </w:rPr>
       </w:pPr>
+      <w:bookmarkStart w:id="33" w:name="_Toc226319859"/>
       <w:r>
         <w:rPr>
           <w:rFonts w:ascii="Times New Roman" w:hAnsi="Times New Roman" w:cs="Times New Roman"/>
@@ -10169,6 +13724,7 @@
         </w:rPr>
         <w:t>9.3 Admin – Quản trị viên</w:t>
       </w:r>
+      <w:bookmarkEnd w:id="33"/>
     </w:p>
     <w:p>
       <w:pPr>
@@ -10203,12 +13759,6 @@
         <w:gridCol w:w="5160"/>
       </w:tblGrid>
       <w:tr>
-        <w:tblPrEx>
-          <w:tblCellMar>
-            <w:top w:w="0" w:type="dxa"/>
-            <w:bottom w:w="0" w:type="dxa"/>
-          </w:tblCellMar>
-        </w:tblPrEx>
         <w:trPr>
           <w:tblHeader/>
         </w:trPr>
@@ -10335,12 +13885,6 @@
         </w:tc>
       </w:tr>
       <w:tr>
-        <w:tblPrEx>
-          <w:tblCellMar>
-            <w:top w:w="0" w:type="dxa"/>
-            <w:bottom w:w="0" w:type="dxa"/>
-          </w:tblCellMar>
-        </w:tblPrEx>
         <w:tc>
           <w:tcPr>
             <w:tcW w:w="600" w:type="dxa"/>
@@ -10454,12 +13998,6 @@
         </w:tc>
       </w:tr>
       <w:tr>
-        <w:tblPrEx>
-          <w:tblCellMar>
-            <w:top w:w="0" w:type="dxa"/>
-            <w:bottom w:w="0" w:type="dxa"/>
-          </w:tblCellMar>
-        </w:tblPrEx>
         <w:tc>
           <w:tcPr>
             <w:tcW w:w="600" w:type="dxa"/>
@@ -10573,12 +14111,6 @@
         </w:tc>
       </w:tr>
       <w:tr>
-        <w:tblPrEx>
-          <w:tblCellMar>
-            <w:top w:w="0" w:type="dxa"/>
-            <w:bottom w:w="0" w:type="dxa"/>
-          </w:tblCellMar>
-        </w:tblPrEx>
         <w:tc>
           <w:tcPr>
             <w:tcW w:w="600" w:type="dxa"/>
@@ -10692,12 +14224,6 @@
         </w:tc>
       </w:tr>
       <w:tr>
-        <w:tblPrEx>
-          <w:tblCellMar>
-            <w:top w:w="0" w:type="dxa"/>
-            <w:bottom w:w="0" w:type="dxa"/>
-          </w:tblCellMar>
-        </w:tblPrEx>
         <w:tc>
           <w:tcPr>
             <w:tcW w:w="600" w:type="dxa"/>
@@ -10811,12 +14337,6 @@
         </w:tc>
       </w:tr>
       <w:tr>
-        <w:tblPrEx>
-          <w:tblCellMar>
-            <w:top w:w="0" w:type="dxa"/>
-            <w:bottom w:w="0" w:type="dxa"/>
-          </w:tblCellMar>
-        </w:tblPrEx>
         <w:tc>
           <w:tcPr>
             <w:tcW w:w="600" w:type="dxa"/>
@@ -10930,12 +14450,6 @@
         </w:tc>
       </w:tr>
       <w:tr>
-        <w:tblPrEx>
-          <w:tblCellMar>
-            <w:top w:w="0" w:type="dxa"/>
-            <w:bottom w:w="0" w:type="dxa"/>
-          </w:tblCellMar>
-        </w:tblPrEx>
         <w:tc>
           <w:tcPr>
             <w:tcW w:w="600" w:type="dxa"/>
@@ -11049,12 +14563,6 @@
         </w:tc>
       </w:tr>
       <w:tr>
-        <w:tblPrEx>
-          <w:tblCellMar>
-            <w:top w:w="0" w:type="dxa"/>
-            <w:bottom w:w="0" w:type="dxa"/>
-          </w:tblCellMar>
-        </w:tblPrEx>
         <w:tc>
           <w:tcPr>
             <w:tcW w:w="600" w:type="dxa"/>
@@ -11188,6 +14696,7 @@
           <w:szCs w:val="26"/>
         </w:rPr>
       </w:pPr>
+      <w:bookmarkStart w:id="34" w:name="_Toc226319860"/>
       <w:r>
         <w:rPr>
           <w:rFonts w:ascii="Times New Roman" w:hAnsi="Times New Roman" w:cs="Times New Roman"/>
@@ -11196,6 +14705,7 @@
         </w:rPr>
         <w:t>10. Yêu cầu phi chức năng</w:t>
       </w:r>
+      <w:bookmarkEnd w:id="34"/>
     </w:p>
     <w:p>
       <w:pPr>
@@ -11207,6 +14717,7 @@
           <w:szCs w:val="26"/>
         </w:rPr>
       </w:pPr>
+      <w:bookmarkStart w:id="35" w:name="_Toc226319861"/>
       <w:r>
         <w:rPr>
           <w:rFonts w:ascii="Times New Roman" w:hAnsi="Times New Roman" w:cs="Times New Roman"/>
@@ -11215,6 +14726,7 @@
         </w:rPr>
         <w:t>10.1 Performance</w:t>
       </w:r>
+      <w:bookmarkEnd w:id="35"/>
     </w:p>
     <w:p>
       <w:pPr>
@@ -11322,6 +14834,7 @@
           <w:szCs w:val="26"/>
         </w:rPr>
       </w:pPr>
+      <w:bookmarkStart w:id="36" w:name="_Toc226319862"/>
       <w:r>
         <w:rPr>
           <w:rFonts w:ascii="Times New Roman" w:hAnsi="Times New Roman" w:cs="Times New Roman"/>
@@ -11330,6 +14843,7 @@
         </w:rPr>
         <w:t>10.2 Security</w:t>
       </w:r>
+      <w:bookmarkEnd w:id="36"/>
     </w:p>
     <w:p>
       <w:pPr>
@@ -11437,6 +14951,7 @@
           <w:szCs w:val="26"/>
         </w:rPr>
       </w:pPr>
+      <w:bookmarkStart w:id="37" w:name="_Toc226319863"/>
       <w:r>
         <w:rPr>
           <w:rFonts w:ascii="Times New Roman" w:hAnsi="Times New Roman" w:cs="Times New Roman"/>
@@ -11446,6 +14961,7 @@
         <w:lastRenderedPageBreak/>
         <w:t>10.3 Scalability</w:t>
       </w:r>
+      <w:bookmarkEnd w:id="37"/>
     </w:p>
     <w:p>
       <w:pPr>
@@ -11529,6 +15045,7 @@
           <w:szCs w:val="26"/>
         </w:rPr>
       </w:pPr>
+      <w:bookmarkStart w:id="38" w:name="_Toc226319864"/>
       <w:r>
         <w:rPr>
           <w:rFonts w:ascii="Times New Roman" w:hAnsi="Times New Roman" w:cs="Times New Roman"/>
@@ -11537,6 +15054,7 @@
         </w:rPr>
         <w:t>10.4 Reliability &amp; Availability</w:t>
       </w:r>
+      <w:bookmarkEnd w:id="38"/>
     </w:p>
     <w:p>
       <w:pPr>
@@ -11620,6 +15138,7 @@
           <w:szCs w:val="26"/>
         </w:rPr>
       </w:pPr>
+      <w:bookmarkStart w:id="39" w:name="_Toc226319865"/>
       <w:r>
         <w:rPr>
           <w:rFonts w:ascii="Times New Roman" w:hAnsi="Times New Roman" w:cs="Times New Roman"/>
@@ -11628,6 +15147,7 @@
         </w:rPr>
         <w:t>10.5 Maintainability</w:t>
       </w:r>
+      <w:bookmarkEnd w:id="39"/>
     </w:p>
     <w:p>
       <w:pPr>
@@ -11735,6 +15255,7 @@
           <w:szCs w:val="26"/>
         </w:rPr>
       </w:pPr>
+      <w:bookmarkStart w:id="40" w:name="_Toc226319866"/>
       <w:r>
         <w:rPr>
           <w:rFonts w:ascii="Times New Roman" w:hAnsi="Times New Roman" w:cs="Times New Roman"/>
@@ -11743,6 +15264,7 @@
         </w:rPr>
         <w:t>11. Chỉ số thành công</w:t>
       </w:r>
+      <w:bookmarkEnd w:id="40"/>
     </w:p>
     <w:p>
       <w:pPr>
@@ -11777,12 +15299,6 @@
         <w:gridCol w:w="3560"/>
       </w:tblGrid>
       <w:tr>
-        <w:tblPrEx>
-          <w:tblCellMar>
-            <w:top w:w="0" w:type="dxa"/>
-            <w:bottom w:w="0" w:type="dxa"/>
-          </w:tblCellMar>
-        </w:tblPrEx>
         <w:trPr>
           <w:tblHeader/>
         </w:trPr>
@@ -11908,12 +15424,6 @@
         </w:tc>
       </w:tr>
       <w:tr>
-        <w:tblPrEx>
-          <w:tblCellMar>
-            <w:top w:w="0" w:type="dxa"/>
-            <w:bottom w:w="0" w:type="dxa"/>
-          </w:tblCellMar>
-        </w:tblPrEx>
         <w:tc>
           <w:tcPr>
             <w:tcW w:w="1800" w:type="dxa"/>
@@ -12027,12 +15537,6 @@
         </w:tc>
       </w:tr>
       <w:tr>
-        <w:tblPrEx>
-          <w:tblCellMar>
-            <w:top w:w="0" w:type="dxa"/>
-            <w:bottom w:w="0" w:type="dxa"/>
-          </w:tblCellMar>
-        </w:tblPrEx>
         <w:tc>
           <w:tcPr>
             <w:tcW w:w="1800" w:type="dxa"/>
@@ -12146,12 +15650,6 @@
         </w:tc>
       </w:tr>
       <w:tr>
-        <w:tblPrEx>
-          <w:tblCellMar>
-            <w:top w:w="0" w:type="dxa"/>
-            <w:bottom w:w="0" w:type="dxa"/>
-          </w:tblCellMar>
-        </w:tblPrEx>
         <w:tc>
           <w:tcPr>
             <w:tcW w:w="1800" w:type="dxa"/>
@@ -12265,12 +15763,6 @@
         </w:tc>
       </w:tr>
       <w:tr>
-        <w:tblPrEx>
-          <w:tblCellMar>
-            <w:top w:w="0" w:type="dxa"/>
-            <w:bottom w:w="0" w:type="dxa"/>
-          </w:tblCellMar>
-        </w:tblPrEx>
         <w:tc>
           <w:tcPr>
             <w:tcW w:w="1800" w:type="dxa"/>
@@ -12384,12 +15876,6 @@
         </w:tc>
       </w:tr>
       <w:tr>
-        <w:tblPrEx>
-          <w:tblCellMar>
-            <w:top w:w="0" w:type="dxa"/>
-            <w:bottom w:w="0" w:type="dxa"/>
-          </w:tblCellMar>
-        </w:tblPrEx>
         <w:tc>
           <w:tcPr>
             <w:tcW w:w="1800" w:type="dxa"/>
@@ -12504,12 +15990,6 @@
         </w:tc>
       </w:tr>
       <w:tr>
-        <w:tblPrEx>
-          <w:tblCellMar>
-            <w:top w:w="0" w:type="dxa"/>
-            <w:bottom w:w="0" w:type="dxa"/>
-          </w:tblCellMar>
-        </w:tblPrEx>
         <w:tc>
           <w:tcPr>
             <w:tcW w:w="1800" w:type="dxa"/>
@@ -12623,12 +16103,6 @@
         </w:tc>
       </w:tr>
       <w:tr>
-        <w:tblPrEx>
-          <w:tblCellMar>
-            <w:top w:w="0" w:type="dxa"/>
-            <w:bottom w:w="0" w:type="dxa"/>
-          </w:tblCellMar>
-        </w:tblPrEx>
         <w:tc>
           <w:tcPr>
             <w:tcW w:w="1800" w:type="dxa"/>
@@ -12742,12 +16216,6 @@
         </w:tc>
       </w:tr>
       <w:tr>
-        <w:tblPrEx>
-          <w:tblCellMar>
-            <w:top w:w="0" w:type="dxa"/>
-            <w:bottom w:w="0" w:type="dxa"/>
-          </w:tblCellMar>
-        </w:tblPrEx>
         <w:tc>
           <w:tcPr>
             <w:tcW w:w="1800" w:type="dxa"/>
@@ -12861,12 +16329,6 @@
         </w:tc>
       </w:tr>
       <w:tr>
-        <w:tblPrEx>
-          <w:tblCellMar>
-            <w:top w:w="0" w:type="dxa"/>
-            <w:bottom w:w="0" w:type="dxa"/>
-          </w:tblCellMar>
-        </w:tblPrEx>
         <w:tc>
           <w:tcPr>
             <w:tcW w:w="1800" w:type="dxa"/>
@@ -12980,12 +16442,6 @@
         </w:tc>
       </w:tr>
       <w:tr>
-        <w:tblPrEx>
-          <w:tblCellMar>
-            <w:top w:w="0" w:type="dxa"/>
-            <w:bottom w:w="0" w:type="dxa"/>
-          </w:tblCellMar>
-        </w:tblPrEx>
         <w:tc>
           <w:tcPr>
             <w:tcW w:w="1800" w:type="dxa"/>
@@ -13137,6 +16593,7 @@
           <w:szCs w:val="26"/>
         </w:rPr>
       </w:pPr>
+      <w:bookmarkStart w:id="41" w:name="_Toc226319867"/>
       <w:r>
         <w:rPr>
           <w:rFonts w:ascii="Times New Roman" w:hAnsi="Times New Roman" w:cs="Times New Roman"/>
@@ -13146,6 +16603,7 @@
         <w:lastRenderedPageBreak/>
         <w:t>12. Tech Stack tổng hợp</w:t>
       </w:r>
+      <w:bookmarkEnd w:id="41"/>
     </w:p>
     <w:p>
       <w:pPr>
@@ -13179,12 +16637,6 @@
         <w:gridCol w:w="7360"/>
       </w:tblGrid>
       <w:tr>
-        <w:tblPrEx>
-          <w:tblCellMar>
-            <w:top w:w="0" w:type="dxa"/>
-            <w:bottom w:w="0" w:type="dxa"/>
-          </w:tblCellMar>
-        </w:tblPrEx>
         <w:trPr>
           <w:tblHeader/>
         </w:trPr>
@@ -13270,12 +16722,6 @@
         </w:tc>
       </w:tr>
       <w:tr>
-        <w:tblPrEx>
-          <w:tblCellMar>
-            <w:top w:w="0" w:type="dxa"/>
-            <w:bottom w:w="0" w:type="dxa"/>
-          </w:tblCellMar>
-        </w:tblPrEx>
         <w:tc>
           <w:tcPr>
             <w:tcW w:w="2000" w:type="dxa"/>
@@ -13352,12 +16798,6 @@
         </w:tc>
       </w:tr>
       <w:tr>
-        <w:tblPrEx>
-          <w:tblCellMar>
-            <w:top w:w="0" w:type="dxa"/>
-            <w:bottom w:w="0" w:type="dxa"/>
-          </w:tblCellMar>
-        </w:tblPrEx>
         <w:tc>
           <w:tcPr>
             <w:tcW w:w="2000" w:type="dxa"/>
@@ -13434,12 +16874,6 @@
         </w:tc>
       </w:tr>
       <w:tr>
-        <w:tblPrEx>
-          <w:tblCellMar>
-            <w:top w:w="0" w:type="dxa"/>
-            <w:bottom w:w="0" w:type="dxa"/>
-          </w:tblCellMar>
-        </w:tblPrEx>
         <w:tc>
           <w:tcPr>
             <w:tcW w:w="2000" w:type="dxa"/>
@@ -13516,12 +16950,6 @@
         </w:tc>
       </w:tr>
       <w:tr>
-        <w:tblPrEx>
-          <w:tblCellMar>
-            <w:top w:w="0" w:type="dxa"/>
-            <w:bottom w:w="0" w:type="dxa"/>
-          </w:tblCellMar>
-        </w:tblPrEx>
         <w:tc>
           <w:tcPr>
             <w:tcW w:w="2000" w:type="dxa"/>
@@ -13598,12 +17026,6 @@
         </w:tc>
       </w:tr>
       <w:tr>
-        <w:tblPrEx>
-          <w:tblCellMar>
-            <w:top w:w="0" w:type="dxa"/>
-            <w:bottom w:w="0" w:type="dxa"/>
-          </w:tblCellMar>
-        </w:tblPrEx>
         <w:tc>
           <w:tcPr>
             <w:tcW w:w="2000" w:type="dxa"/>
@@ -13680,12 +17102,6 @@
         </w:tc>
       </w:tr>
       <w:tr>
-        <w:tblPrEx>
-          <w:tblCellMar>
-            <w:top w:w="0" w:type="dxa"/>
-            <w:bottom w:w="0" w:type="dxa"/>
-          </w:tblCellMar>
-        </w:tblPrEx>
         <w:tc>
           <w:tcPr>
             <w:tcW w:w="2000" w:type="dxa"/>
@@ -13762,12 +17178,6 @@
         </w:tc>
       </w:tr>
       <w:tr>
-        <w:tblPrEx>
-          <w:tblCellMar>
-            <w:top w:w="0" w:type="dxa"/>
-            <w:bottom w:w="0" w:type="dxa"/>
-          </w:tblCellMar>
-        </w:tblPrEx>
         <w:tc>
           <w:tcPr>
             <w:tcW w:w="2000" w:type="dxa"/>
@@ -13844,12 +17254,6 @@
         </w:tc>
       </w:tr>
       <w:tr>
-        <w:tblPrEx>
-          <w:tblCellMar>
-            <w:top w:w="0" w:type="dxa"/>
-            <w:bottom w:w="0" w:type="dxa"/>
-          </w:tblCellMar>
-        </w:tblPrEx>
         <w:tc>
           <w:tcPr>
             <w:tcW w:w="2000" w:type="dxa"/>
@@ -13926,12 +17330,6 @@
         </w:tc>
       </w:tr>
       <w:tr>
-        <w:tblPrEx>
-          <w:tblCellMar>
-            <w:top w:w="0" w:type="dxa"/>
-            <w:bottom w:w="0" w:type="dxa"/>
-          </w:tblCellMar>
-        </w:tblPrEx>
         <w:tc>
           <w:tcPr>
             <w:tcW w:w="2000" w:type="dxa"/>
@@ -14008,12 +17406,6 @@
         </w:tc>
       </w:tr>
       <w:tr>
-        <w:tblPrEx>
-          <w:tblCellMar>
-            <w:top w:w="0" w:type="dxa"/>
-            <w:bottom w:w="0" w:type="dxa"/>
-          </w:tblCellMar>
-        </w:tblPrEx>
         <w:tc>
           <w:tcPr>
             <w:tcW w:w="2000" w:type="dxa"/>
@@ -14092,40 +17484,6 @@
     </w:tbl>
     <w:p>
       <w:pPr>
-        <w:spacing w:line="312" w:lineRule="auto"/>
-        <w:rPr>
-          <w:rFonts w:ascii="Times New Roman" w:hAnsi="Times New Roman" w:cs="Times New Roman"/>
-          <w:sz w:val="26"/>
-          <w:szCs w:val="26"/>
-        </w:rPr>
-      </w:pPr>
-    </w:p>
-    <w:p>
-      <w:pPr>
-        <w:pStyle w:val="Heading1"/>
-        <w:spacing w:line="312" w:lineRule="auto"/>
-        <w:rPr>
-          <w:rFonts w:ascii="Times New Roman" w:hAnsi="Times New Roman" w:cs="Times New Roman"/>
-          <w:sz w:val="26"/>
-          <w:szCs w:val="26"/>
-        </w:rPr>
-      </w:pPr>
-      <w:r>
-        <w:rPr>
-          <w:rFonts w:ascii="Times New Roman" w:hAnsi="Times New Roman" w:cs="Times New Roman"/>
-          <w:sz w:val="26"/>
-          <w:szCs w:val="26"/>
-        </w:rPr>
-        <w:t>13. Ràng buộc &amp; Ghi chú kỹ thuật</w:t>
-      </w:r>
-    </w:p>
-    <w:p>
-      <w:pPr>
-        <w:pStyle w:val="ListParagraph"/>
-        <w:numPr>
-          <w:ilvl w:val="0"/>
-          <w:numId w:val="2"/>
-        </w:numPr>
         <w:spacing w:before="40" w:after="40" w:line="312" w:lineRule="auto"/>
         <w:rPr>
           <w:rFonts w:ascii="Times New Roman" w:hAnsi="Times New Roman" w:cs="Times New Roman"/>
@@ -14133,347 +17491,6 @@
           <w:szCs w:val="26"/>
         </w:rPr>
       </w:pPr>
-      <w:r>
-        <w:rPr>
-          <w:rFonts w:ascii="Times New Roman" w:hAnsi="Times New Roman" w:cs="Times New Roman"/>
-          <w:color w:val="333333"/>
-          <w:sz w:val="26"/>
-          <w:szCs w:val="26"/>
-        </w:rPr>
-        <w:t>TriggerRadiusMeters hiện tại hardcode trong POIController theo từng poiId (1–12); sẽ chuyển xuống DB column nếu cần Admin chỉnh qua CMS.</w:t>
-      </w:r>
-    </w:p>
-    <w:p>
-      <w:pPr>
-        <w:pStyle w:val="ListParagraph"/>
-        <w:numPr>
-          <w:ilvl w:val="0"/>
-          <w:numId w:val="2"/>
-        </w:numPr>
-        <w:spacing w:before="40" w:after="40" w:line="312" w:lineRule="auto"/>
-        <w:rPr>
-          <w:rFonts w:ascii="Times New Roman" w:hAnsi="Times New Roman" w:cs="Times New Roman"/>
-          <w:sz w:val="26"/>
-          <w:szCs w:val="26"/>
-        </w:rPr>
-      </w:pPr>
-      <w:r>
-        <w:rPr>
-          <w:rFonts w:ascii="Times New Roman" w:hAnsi="Times New Roman" w:cs="Times New Roman"/>
-          <w:color w:val="333333"/>
-          <w:sz w:val="26"/>
-          <w:szCs w:val="26"/>
-        </w:rPr>
-        <w:t>Chỉ 12 POI được seed vào DB cho khu Vĩnh Khánh; audio files được đặt theo convention /wwwroot/audio/{lang}/poi_{id}.mp3.</w:t>
-      </w:r>
-    </w:p>
-    <w:p>
-      <w:pPr>
-        <w:pStyle w:val="ListParagraph"/>
-        <w:numPr>
-          <w:ilvl w:val="0"/>
-          <w:numId w:val="2"/>
-        </w:numPr>
-        <w:spacing w:before="40" w:after="40" w:line="312" w:lineRule="auto"/>
-        <w:rPr>
-          <w:rFonts w:ascii="Times New Roman" w:hAnsi="Times New Roman" w:cs="Times New Roman"/>
-          <w:sz w:val="26"/>
-          <w:szCs w:val="26"/>
-        </w:rPr>
-      </w:pPr>
-      <w:r>
-        <w:rPr>
-          <w:rFonts w:ascii="Times New Roman" w:hAnsi="Times New Roman" w:cs="Times New Roman"/>
-          <w:color w:val="333333"/>
-          <w:sz w:val="26"/>
-          <w:szCs w:val="26"/>
-        </w:rPr>
-        <w:t>Audio được tự động sinh bằng Edge TTS nếu chưa có file – không cần API key, miễn phí.</w:t>
-      </w:r>
-    </w:p>
-    <w:p>
-      <w:pPr>
-        <w:pStyle w:val="ListParagraph"/>
-        <w:numPr>
-          <w:ilvl w:val="0"/>
-          <w:numId w:val="2"/>
-        </w:numPr>
-        <w:spacing w:before="40" w:after="40" w:line="312" w:lineRule="auto"/>
-        <w:rPr>
-          <w:rFonts w:ascii="Times New Roman" w:hAnsi="Times New Roman" w:cs="Times New Roman"/>
-          <w:sz w:val="26"/>
-          <w:szCs w:val="26"/>
-        </w:rPr>
-      </w:pPr>
-      <w:r>
-        <w:rPr>
-          <w:rFonts w:ascii="Times New Roman" w:hAnsi="Times New Roman" w:cs="Times New Roman"/>
-          <w:color w:val="333333"/>
-          <w:sz w:val="26"/>
-          <w:szCs w:val="26"/>
-        </w:rPr>
-        <w:t>VK.Web Admin không dùng React/Vue – thuần Razor + Bootstrap + jQuery để đơn giản hóa deployment.</w:t>
-      </w:r>
-    </w:p>
-    <w:p>
-      <w:pPr>
-        <w:pStyle w:val="ListParagraph"/>
-        <w:numPr>
-          <w:ilvl w:val="0"/>
-          <w:numId w:val="2"/>
-        </w:numPr>
-        <w:spacing w:before="40" w:after="40" w:line="312" w:lineRule="auto"/>
-        <w:rPr>
-          <w:rFonts w:ascii="Times New Roman" w:hAnsi="Times New Roman" w:cs="Times New Roman"/>
-          <w:sz w:val="26"/>
-          <w:szCs w:val="26"/>
-        </w:rPr>
-      </w:pPr>
-      <w:r>
-        <w:rPr>
-          <w:rFonts w:ascii="Times New Roman" w:hAnsi="Times New Roman" w:cs="Times New Roman"/>
-          <w:color w:val="333333"/>
-          <w:sz w:val="26"/>
-          <w:szCs w:val="26"/>
-        </w:rPr>
-        <w:lastRenderedPageBreak/>
-        <w:t>Mobile MAUI chỉ hỗ trợ Android đầy đủ ở giai đoạn đầu; iOS được cấu hình nhưng chưa ưu tiên.</w:t>
-      </w:r>
-    </w:p>
-    <w:p>
-      <w:pPr>
-        <w:pStyle w:val="ListParagraph"/>
-        <w:numPr>
-          <w:ilvl w:val="0"/>
-          <w:numId w:val="2"/>
-        </w:numPr>
-        <w:spacing w:before="40" w:after="40" w:line="312" w:lineRule="auto"/>
-        <w:rPr>
-          <w:rFonts w:ascii="Times New Roman" w:hAnsi="Times New Roman" w:cs="Times New Roman"/>
-          <w:sz w:val="26"/>
-          <w:szCs w:val="26"/>
-        </w:rPr>
-      </w:pPr>
-      <w:r>
-        <w:rPr>
-          <w:rFonts w:ascii="Times New Roman" w:hAnsi="Times New Roman" w:cs="Times New Roman"/>
-          <w:color w:val="333333"/>
-          <w:sz w:val="26"/>
-          <w:szCs w:val="26"/>
-        </w:rPr>
-        <w:t>Database: PostgreSQL (Supabase) thay vì SQL Server như đề cập trong PRD cũ. AppContext.SetSwitch("System.Net.preferIPv4Stack", true) để fix DNS resolution IPv6 issue.</w:t>
-      </w:r>
-    </w:p>
-    <w:p>
-      <w:pPr>
-        <w:pStyle w:val="ListParagraph"/>
-        <w:numPr>
-          <w:ilvl w:val="0"/>
-          <w:numId w:val="2"/>
-        </w:numPr>
-        <w:spacing w:before="40" w:after="40" w:line="312" w:lineRule="auto"/>
-        <w:rPr>
-          <w:rFonts w:ascii="Times New Roman" w:hAnsi="Times New Roman" w:cs="Times New Roman"/>
-          <w:sz w:val="26"/>
-          <w:szCs w:val="26"/>
-        </w:rPr>
-      </w:pPr>
-      <w:r>
-        <w:rPr>
-          <w:rFonts w:ascii="Times New Roman" w:hAnsi="Times New Roman" w:cs="Times New Roman"/>
-          <w:color w:val="333333"/>
-          <w:sz w:val="26"/>
-          <w:szCs w:val="26"/>
-        </w:rPr>
-        <w:t>Authentication: không dùng JWT, không có React frontend riêng cho Seller (Owner dùng Razor MVC).</w:t>
-      </w:r>
-    </w:p>
-    <w:p>
-      <w:pPr>
-        <w:pStyle w:val="ListParagraph"/>
-        <w:numPr>
-          <w:ilvl w:val="0"/>
-          <w:numId w:val="2"/>
-        </w:numPr>
-        <w:spacing w:before="40" w:after="40" w:line="312" w:lineRule="auto"/>
-        <w:rPr>
-          <w:rFonts w:ascii="Times New Roman" w:hAnsi="Times New Roman" w:cs="Times New Roman"/>
-          <w:sz w:val="26"/>
-          <w:szCs w:val="26"/>
-        </w:rPr>
-      </w:pPr>
-      <w:r>
-        <w:rPr>
-          <w:rFonts w:ascii="Times New Roman" w:hAnsi="Times New Roman" w:cs="Times New Roman"/>
-          <w:color w:val="333333"/>
-          <w:sz w:val="26"/>
-          <w:szCs w:val="26"/>
-        </w:rPr>
-        <w:t>Không có feature "Seller" riêng như PRD cũ mô tả – Owner Portal là một phần của VK.Web Admin với workflow duyệt nội dung qua Admin.</w:t>
-      </w:r>
-    </w:p>
-    <w:p>
-      <w:pPr>
-        <w:pStyle w:val="Heading1"/>
-        <w:spacing w:line="312" w:lineRule="auto"/>
-        <w:rPr>
-          <w:rFonts w:ascii="Times New Roman" w:hAnsi="Times New Roman" w:cs="Times New Roman"/>
-          <w:sz w:val="26"/>
-          <w:szCs w:val="26"/>
-        </w:rPr>
-      </w:pPr>
-      <w:r>
-        <w:rPr>
-          <w:rFonts w:ascii="Times New Roman" w:hAnsi="Times New Roman" w:cs="Times New Roman"/>
-          <w:sz w:val="26"/>
-          <w:szCs w:val="26"/>
-        </w:rPr>
-        <w:t>14. Ngoài phạm vi (Out of Scope)</w:t>
-      </w:r>
-    </w:p>
-    <w:p>
-      <w:pPr>
-        <w:pStyle w:val="ListParagraph"/>
-        <w:numPr>
-          <w:ilvl w:val="0"/>
-          <w:numId w:val="2"/>
-        </w:numPr>
-        <w:spacing w:before="40" w:after="40" w:line="312" w:lineRule="auto"/>
-        <w:rPr>
-          <w:rFonts w:ascii="Times New Roman" w:hAnsi="Times New Roman" w:cs="Times New Roman"/>
-          <w:sz w:val="26"/>
-          <w:szCs w:val="26"/>
-        </w:rPr>
-      </w:pPr>
-      <w:r>
-        <w:rPr>
-          <w:rFonts w:ascii="Times New Roman" w:hAnsi="Times New Roman" w:cs="Times New Roman"/>
-          <w:color w:val="333333"/>
-          <w:sz w:val="26"/>
-          <w:szCs w:val="26"/>
-        </w:rPr>
-        <w:t>Thanh toán online hay đặt bàn.</w:t>
-      </w:r>
-    </w:p>
-    <w:p>
-      <w:pPr>
-        <w:pStyle w:val="ListParagraph"/>
-        <w:numPr>
-          <w:ilvl w:val="0"/>
-          <w:numId w:val="2"/>
-        </w:numPr>
-        <w:spacing w:before="40" w:after="40" w:line="312" w:lineRule="auto"/>
-        <w:rPr>
-          <w:rFonts w:ascii="Times New Roman" w:hAnsi="Times New Roman" w:cs="Times New Roman"/>
-          <w:sz w:val="26"/>
-          <w:szCs w:val="26"/>
-        </w:rPr>
-      </w:pPr>
-      <w:r>
-        <w:rPr>
-          <w:rFonts w:ascii="Times New Roman" w:hAnsi="Times New Roman" w:cs="Times New Roman"/>
-          <w:color w:val="333333"/>
-          <w:sz w:val="26"/>
-          <w:szCs w:val="26"/>
-        </w:rPr>
-        <w:t>Chat / messaging giữa du khách và chủ quán.</w:t>
-      </w:r>
-    </w:p>
-    <w:p>
-      <w:pPr>
-        <w:pStyle w:val="ListParagraph"/>
-        <w:numPr>
-          <w:ilvl w:val="0"/>
-          <w:numId w:val="2"/>
-        </w:numPr>
-        <w:spacing w:before="40" w:after="40" w:line="312" w:lineRule="auto"/>
-        <w:rPr>
-          <w:rFonts w:ascii="Times New Roman" w:hAnsi="Times New Roman" w:cs="Times New Roman"/>
-          <w:sz w:val="26"/>
-          <w:szCs w:val="26"/>
-        </w:rPr>
-      </w:pPr>
-      <w:r>
-        <w:rPr>
-          <w:rFonts w:ascii="Times New Roman" w:hAnsi="Times New Roman" w:cs="Times New Roman"/>
-          <w:color w:val="333333"/>
-          <w:sz w:val="26"/>
-          <w:szCs w:val="26"/>
-        </w:rPr>
-        <w:t>Push notification (thông báo đẩy) chủ động đến mobile.</w:t>
-      </w:r>
-    </w:p>
-    <w:p>
-      <w:pPr>
-        <w:pStyle w:val="ListParagraph"/>
-        <w:numPr>
-          <w:ilvl w:val="0"/>
-          <w:numId w:val="2"/>
-        </w:numPr>
-        <w:spacing w:before="40" w:after="40" w:line="312" w:lineRule="auto"/>
-        <w:rPr>
-          <w:rFonts w:ascii="Times New Roman" w:hAnsi="Times New Roman" w:cs="Times New Roman"/>
-          <w:sz w:val="26"/>
-          <w:szCs w:val="26"/>
-        </w:rPr>
-      </w:pPr>
-      <w:r>
-        <w:rPr>
-          <w:rFonts w:ascii="Times New Roman" w:hAnsi="Times New Roman" w:cs="Times New Roman"/>
-          <w:color w:val="333333"/>
-          <w:sz w:val="26"/>
-          <w:szCs w:val="26"/>
-        </w:rPr>
-        <w:t>Heatmap bản đồ real-time (UI heatmap chưa được implement, chỉ có dữ liệu analytics).</w:t>
-      </w:r>
-    </w:p>
-    <w:p>
-      <w:pPr>
-        <w:pStyle w:val="ListParagraph"/>
-        <w:numPr>
-          <w:ilvl w:val="0"/>
-          <w:numId w:val="2"/>
-        </w:numPr>
-        <w:spacing w:before="40" w:after="40" w:line="312" w:lineRule="auto"/>
-        <w:rPr>
-          <w:rFonts w:ascii="Times New Roman" w:hAnsi="Times New Roman" w:cs="Times New Roman"/>
-          <w:sz w:val="26"/>
-          <w:szCs w:val="26"/>
-        </w:rPr>
-      </w:pPr>
-      <w:r>
-        <w:rPr>
-          <w:rFonts w:ascii="Times New Roman" w:hAnsi="Times New Roman" w:cs="Times New Roman"/>
-          <w:color w:val="333333"/>
-          <w:sz w:val="26"/>
-          <w:szCs w:val="26"/>
-        </w:rPr>
-        <w:t>iOS distribution / App Store submission (chưa trong scope hiện tại).</w:t>
-      </w:r>
-    </w:p>
-    <w:p>
-      <w:pPr>
-        <w:pStyle w:val="ListParagraph"/>
-        <w:numPr>
-          <w:ilvl w:val="0"/>
-          <w:numId w:val="2"/>
-        </w:numPr>
-        <w:spacing w:before="40" w:after="40" w:line="312" w:lineRule="auto"/>
-        <w:rPr>
-          <w:rFonts w:ascii="Times New Roman" w:hAnsi="Times New Roman" w:cs="Times New Roman"/>
-          <w:sz w:val="26"/>
-          <w:szCs w:val="26"/>
-        </w:rPr>
-      </w:pPr>
-      <w:r>
-        <w:rPr>
-          <w:rFonts w:ascii="Times New Roman" w:hAnsi="Times New Roman" w:cs="Times New Roman"/>
-          <w:color w:val="333333"/>
-          <w:sz w:val="26"/>
-          <w:szCs w:val="26"/>
-        </w:rPr>
-        <w:t>Multi-tenant (chỉ phục vụ Vĩnh Khánh ở giai đoạn 1).</w:t>
-      </w:r>
     </w:p>
     <w:sectPr>
       <w:footerReference w:type="default" r:id="rId8"/>
@@ -15434,8 +18451,16 @@
     <w:unhideWhenUsed/>
     <w:rsid w:val="00A25495"/>
     <w:pPr>
-      <w:spacing w:after="100"/>
+      <w:spacing w:before="360"/>
     </w:pPr>
+    <w:rPr>
+      <w:rFonts w:asciiTheme="majorHAnsi" w:hAnsiTheme="majorHAnsi" w:cstheme="majorHAnsi"/>
+      <w:b/>
+      <w:bCs/>
+      <w:caps/>
+      <w:sz w:val="24"/>
+      <w:szCs w:val="24"/>
+    </w:rPr>
   </w:style>
   <w:style w:type="paragraph" w:styleId="TOC2">
     <w:name w:val="toc 2"/>
@@ -15446,9 +18471,134 @@
     <w:unhideWhenUsed/>
     <w:rsid w:val="00A25495"/>
     <w:pPr>
-      <w:spacing w:after="100"/>
+      <w:spacing w:before="240"/>
+    </w:pPr>
+    <w:rPr>
+      <w:rFonts w:asciiTheme="minorHAnsi" w:hAnsiTheme="minorHAnsi" w:cstheme="minorHAnsi"/>
+      <w:b/>
+      <w:bCs/>
+      <w:sz w:val="20"/>
+      <w:szCs w:val="20"/>
+    </w:rPr>
+  </w:style>
+  <w:style w:type="paragraph" w:styleId="TOC3">
+    <w:name w:val="toc 3"/>
+    <w:basedOn w:val="Normal"/>
+    <w:next w:val="Normal"/>
+    <w:autoRedefine/>
+    <w:uiPriority w:val="39"/>
+    <w:unhideWhenUsed/>
+    <w:rsid w:val="0081171B"/>
+    <w:pPr>
       <w:ind w:left="220"/>
     </w:pPr>
+    <w:rPr>
+      <w:rFonts w:asciiTheme="minorHAnsi" w:hAnsiTheme="minorHAnsi" w:cstheme="minorHAnsi"/>
+      <w:sz w:val="20"/>
+      <w:szCs w:val="20"/>
+    </w:rPr>
+  </w:style>
+  <w:style w:type="paragraph" w:styleId="TOC4">
+    <w:name w:val="toc 4"/>
+    <w:basedOn w:val="Normal"/>
+    <w:next w:val="Normal"/>
+    <w:autoRedefine/>
+    <w:uiPriority w:val="39"/>
+    <w:unhideWhenUsed/>
+    <w:rsid w:val="0081171B"/>
+    <w:pPr>
+      <w:ind w:left="440"/>
+    </w:pPr>
+    <w:rPr>
+      <w:rFonts w:asciiTheme="minorHAnsi" w:hAnsiTheme="minorHAnsi" w:cstheme="minorHAnsi"/>
+      <w:sz w:val="20"/>
+      <w:szCs w:val="20"/>
+    </w:rPr>
+  </w:style>
+  <w:style w:type="paragraph" w:styleId="TOC5">
+    <w:name w:val="toc 5"/>
+    <w:basedOn w:val="Normal"/>
+    <w:next w:val="Normal"/>
+    <w:autoRedefine/>
+    <w:uiPriority w:val="39"/>
+    <w:unhideWhenUsed/>
+    <w:rsid w:val="0081171B"/>
+    <w:pPr>
+      <w:ind w:left="660"/>
+    </w:pPr>
+    <w:rPr>
+      <w:rFonts w:asciiTheme="minorHAnsi" w:hAnsiTheme="minorHAnsi" w:cstheme="minorHAnsi"/>
+      <w:sz w:val="20"/>
+      <w:szCs w:val="20"/>
+    </w:rPr>
+  </w:style>
+  <w:style w:type="paragraph" w:styleId="TOC6">
+    <w:name w:val="toc 6"/>
+    <w:basedOn w:val="Normal"/>
+    <w:next w:val="Normal"/>
+    <w:autoRedefine/>
+    <w:uiPriority w:val="39"/>
+    <w:unhideWhenUsed/>
+    <w:rsid w:val="0081171B"/>
+    <w:pPr>
+      <w:ind w:left="880"/>
+    </w:pPr>
+    <w:rPr>
+      <w:rFonts w:asciiTheme="minorHAnsi" w:hAnsiTheme="minorHAnsi" w:cstheme="minorHAnsi"/>
+      <w:sz w:val="20"/>
+      <w:szCs w:val="20"/>
+    </w:rPr>
+  </w:style>
+  <w:style w:type="paragraph" w:styleId="TOC7">
+    <w:name w:val="toc 7"/>
+    <w:basedOn w:val="Normal"/>
+    <w:next w:val="Normal"/>
+    <w:autoRedefine/>
+    <w:uiPriority w:val="39"/>
+    <w:unhideWhenUsed/>
+    <w:rsid w:val="0081171B"/>
+    <w:pPr>
+      <w:ind w:left="1100"/>
+    </w:pPr>
+    <w:rPr>
+      <w:rFonts w:asciiTheme="minorHAnsi" w:hAnsiTheme="minorHAnsi" w:cstheme="minorHAnsi"/>
+      <w:sz w:val="20"/>
+      <w:szCs w:val="20"/>
+    </w:rPr>
+  </w:style>
+  <w:style w:type="paragraph" w:styleId="TOC8">
+    <w:name w:val="toc 8"/>
+    <w:basedOn w:val="Normal"/>
+    <w:next w:val="Normal"/>
+    <w:autoRedefine/>
+    <w:uiPriority w:val="39"/>
+    <w:unhideWhenUsed/>
+    <w:rsid w:val="0081171B"/>
+    <w:pPr>
+      <w:ind w:left="1320"/>
+    </w:pPr>
+    <w:rPr>
+      <w:rFonts w:asciiTheme="minorHAnsi" w:hAnsiTheme="minorHAnsi" w:cstheme="minorHAnsi"/>
+      <w:sz w:val="20"/>
+      <w:szCs w:val="20"/>
+    </w:rPr>
+  </w:style>
+  <w:style w:type="paragraph" w:styleId="TOC9">
+    <w:name w:val="toc 9"/>
+    <w:basedOn w:val="Normal"/>
+    <w:next w:val="Normal"/>
+    <w:autoRedefine/>
+    <w:uiPriority w:val="39"/>
+    <w:unhideWhenUsed/>
+    <w:rsid w:val="0081171B"/>
+    <w:pPr>
+      <w:ind w:left="1540"/>
+    </w:pPr>
+    <w:rPr>
+      <w:rFonts w:asciiTheme="minorHAnsi" w:hAnsiTheme="minorHAnsi" w:cstheme="minorHAnsi"/>
+      <w:sz w:val="20"/>
+      <w:szCs w:val="20"/>
+    </w:rPr>
   </w:style>
 </w:styles>
 </file>

--- a/docs/prd.docx
+++ b/docs/prd.docx
@@ -14,7 +14,7 @@
           <w:szCs w:val="40"/>
         </w:rPr>
       </w:pPr>
-      <w:bookmarkStart w:id="0" w:name="_Toc226888059"/>
+      <w:bookmarkStart w:id="0" w:name="_Toc226923570"/>
       <w:r>
         <w:rPr>
           <w:rFonts w:ascii="Times New Roman" w:hAnsi="Times New Roman" w:cs="Times New Roman"/>
@@ -106,6 +106,15 @@
       <w:tblPr>
         <w:tblStyle w:val="LightGrid-Accent1"/>
         <w:tblW w:w="0" w:type="auto"/>
+        <w:tblBorders>
+          <w:top w:val="single" w:sz="8" w:space="0" w:color="000000" w:themeColor="text1"/>
+          <w:left w:val="single" w:sz="8" w:space="0" w:color="000000" w:themeColor="text1"/>
+          <w:bottom w:val="single" w:sz="8" w:space="0" w:color="000000" w:themeColor="text1"/>
+          <w:right w:val="single" w:sz="8" w:space="0" w:color="000000" w:themeColor="text1"/>
+          <w:insideH w:val="single" w:sz="8" w:space="0" w:color="000000" w:themeColor="text1"/>
+          <w:insideV w:val="single" w:sz="8" w:space="0" w:color="000000" w:themeColor="text1"/>
+        </w:tblBorders>
+        <w:shd w:val="clear" w:color="auto" w:fill="FFFFFF" w:themeFill="background1"/>
         <w:tblLook w:val="04A0" w:firstRow="1" w:lastRow="0" w:firstColumn="1" w:lastColumn="0" w:noHBand="0" w:noVBand="1"/>
       </w:tblPr>
       <w:tblGrid>
@@ -120,7 +129,13 @@
           <w:tcPr>
             <w:cnfStyle w:val="001000000000" w:firstRow="0" w:lastRow="0" w:firstColumn="1" w:lastColumn="0" w:oddVBand="0" w:evenVBand="0" w:oddHBand="0" w:evenHBand="0" w:firstRowFirstColumn="0" w:firstRowLastColumn="0" w:lastRowFirstColumn="0" w:lastRowLastColumn="0"/>
             <w:tcW w:w="4320" w:type="dxa"/>
-            <w:shd w:val="clear" w:color="auto" w:fill="E7E6E6"/>
+            <w:tcBorders>
+              <w:top w:val="none" w:sz="0" w:space="0" w:color="auto"/>
+              <w:left w:val="none" w:sz="0" w:space="0" w:color="auto"/>
+              <w:bottom w:val="none" w:sz="0" w:space="0" w:color="auto"/>
+              <w:right w:val="none" w:sz="0" w:space="0" w:color="auto"/>
+            </w:tcBorders>
+            <w:shd w:val="clear" w:color="auto" w:fill="FFFFFF" w:themeFill="background1"/>
           </w:tcPr>
           <w:p>
             <w:pPr>
@@ -144,6 +159,13 @@
         <w:tc>
           <w:tcPr>
             <w:tcW w:w="4320" w:type="dxa"/>
+            <w:tcBorders>
+              <w:top w:val="none" w:sz="0" w:space="0" w:color="auto"/>
+              <w:left w:val="none" w:sz="0" w:space="0" w:color="auto"/>
+              <w:bottom w:val="none" w:sz="0" w:space="0" w:color="auto"/>
+              <w:right w:val="none" w:sz="0" w:space="0" w:color="auto"/>
+            </w:tcBorders>
+            <w:shd w:val="clear" w:color="auto" w:fill="FFFFFF" w:themeFill="background1"/>
           </w:tcPr>
           <w:p>
             <w:pPr>
@@ -174,61 +196,13 @@
           <w:tcPr>
             <w:cnfStyle w:val="001000000000" w:firstRow="0" w:lastRow="0" w:firstColumn="1" w:lastColumn="0" w:oddVBand="0" w:evenVBand="0" w:oddHBand="0" w:evenHBand="0" w:firstRowFirstColumn="0" w:firstRowLastColumn="0" w:lastRowFirstColumn="0" w:lastRowLastColumn="0"/>
             <w:tcW w:w="4320" w:type="dxa"/>
-            <w:shd w:val="clear" w:color="auto" w:fill="E7E6E6"/>
-          </w:tcPr>
-          <w:p>
-            <w:pPr>
-              <w:spacing w:line="312" w:lineRule="auto"/>
-              <w:rPr>
-                <w:rFonts w:cs="Times New Roman"/>
-                <w:color w:val="000000" w:themeColor="text1"/>
-                <w:szCs w:val="26"/>
-              </w:rPr>
-            </w:pPr>
-            <w:r>
-              <w:rPr>
-                <w:rFonts w:cs="Times New Roman"/>
-                <w:color w:val="000000" w:themeColor="text1"/>
-                <w:szCs w:val="26"/>
-              </w:rPr>
-              <w:t>Ngày tạo:</w:t>
-            </w:r>
-          </w:p>
-        </w:tc>
-        <w:tc>
-          <w:tcPr>
-            <w:tcW w:w="4320" w:type="dxa"/>
-          </w:tcPr>
-          <w:p>
-            <w:pPr>
-              <w:spacing w:line="312" w:lineRule="auto"/>
-              <w:cnfStyle w:val="000000100000" w:firstRow="0" w:lastRow="0" w:firstColumn="0" w:lastColumn="0" w:oddVBand="0" w:evenVBand="0" w:oddHBand="1" w:evenHBand="0" w:firstRowFirstColumn="0" w:firstRowLastColumn="0" w:lastRowFirstColumn="0" w:lastRowLastColumn="0"/>
-              <w:rPr>
-                <w:rFonts w:cs="Times New Roman"/>
-                <w:color w:val="000000" w:themeColor="text1"/>
-                <w:szCs w:val="26"/>
-              </w:rPr>
-            </w:pPr>
-            <w:r>
-              <w:rPr>
-                <w:rFonts w:cs="Times New Roman"/>
-                <w:color w:val="000000" w:themeColor="text1"/>
-                <w:szCs w:val="26"/>
-              </w:rPr>
-              <w:t>Tháng 4, 2026</w:t>
-            </w:r>
-          </w:p>
-        </w:tc>
-      </w:tr>
-      <w:tr>
-        <w:trPr>
-          <w:cnfStyle w:val="000000010000" w:firstRow="0" w:lastRow="0" w:firstColumn="0" w:lastColumn="0" w:oddVBand="0" w:evenVBand="0" w:oddHBand="0" w:evenHBand="1" w:firstRowFirstColumn="0" w:firstRowLastColumn="0" w:lastRowFirstColumn="0" w:lastRowLastColumn="0"/>
-        </w:trPr>
-        <w:tc>
-          <w:tcPr>
-            <w:cnfStyle w:val="001000000000" w:firstRow="0" w:lastRow="0" w:firstColumn="1" w:lastColumn="0" w:oddVBand="0" w:evenVBand="0" w:oddHBand="0" w:evenHBand="0" w:firstRowFirstColumn="0" w:firstRowLastColumn="0" w:lastRowFirstColumn="0" w:lastRowLastColumn="0"/>
-            <w:tcW w:w="4320" w:type="dxa"/>
-            <w:shd w:val="clear" w:color="auto" w:fill="E7E6E6"/>
+            <w:tcBorders>
+              <w:top w:val="none" w:sz="0" w:space="0" w:color="auto"/>
+              <w:left w:val="none" w:sz="0" w:space="0" w:color="auto"/>
+              <w:bottom w:val="none" w:sz="0" w:space="0" w:color="auto"/>
+              <w:right w:val="none" w:sz="0" w:space="0" w:color="auto"/>
+            </w:tcBorders>
+            <w:shd w:val="clear" w:color="auto" w:fill="FFFFFF" w:themeFill="background1"/>
           </w:tcPr>
           <w:p>
             <w:pPr>
@@ -252,11 +226,18 @@
         <w:tc>
           <w:tcPr>
             <w:tcW w:w="4320" w:type="dxa"/>
+            <w:tcBorders>
+              <w:top w:val="none" w:sz="0" w:space="0" w:color="auto"/>
+              <w:left w:val="none" w:sz="0" w:space="0" w:color="auto"/>
+              <w:bottom w:val="none" w:sz="0" w:space="0" w:color="auto"/>
+              <w:right w:val="none" w:sz="0" w:space="0" w:color="auto"/>
+            </w:tcBorders>
+            <w:shd w:val="clear" w:color="auto" w:fill="FFFFFF" w:themeFill="background1"/>
           </w:tcPr>
           <w:p>
             <w:pPr>
               <w:spacing w:line="312" w:lineRule="auto"/>
-              <w:cnfStyle w:val="000000010000" w:firstRow="0" w:lastRow="0" w:firstColumn="0" w:lastColumn="0" w:oddVBand="0" w:evenVBand="0" w:oddHBand="0" w:evenHBand="1" w:firstRowFirstColumn="0" w:firstRowLastColumn="0" w:lastRowFirstColumn="0" w:lastRowLastColumn="0"/>
+              <w:cnfStyle w:val="000000100000" w:firstRow="0" w:lastRow="0" w:firstColumn="0" w:lastColumn="0" w:oddVBand="0" w:evenVBand="0" w:oddHBand="1" w:evenHBand="0" w:firstRowFirstColumn="0" w:firstRowLastColumn="0" w:lastRowFirstColumn="0" w:lastRowLastColumn="0"/>
               <w:rPr>
                 <w:rFonts w:cs="Times New Roman"/>
                 <w:color w:val="000000" w:themeColor="text1"/>
@@ -276,13 +257,19 @@
       </w:tr>
       <w:tr>
         <w:trPr>
-          <w:cnfStyle w:val="000000100000" w:firstRow="0" w:lastRow="0" w:firstColumn="0" w:lastColumn="0" w:oddVBand="0" w:evenVBand="0" w:oddHBand="1" w:evenHBand="0" w:firstRowFirstColumn="0" w:firstRowLastColumn="0" w:lastRowFirstColumn="0" w:lastRowLastColumn="0"/>
+          <w:cnfStyle w:val="000000010000" w:firstRow="0" w:lastRow="0" w:firstColumn="0" w:lastColumn="0" w:oddVBand="0" w:evenVBand="0" w:oddHBand="0" w:evenHBand="1" w:firstRowFirstColumn="0" w:firstRowLastColumn="0" w:lastRowFirstColumn="0" w:lastRowLastColumn="0"/>
         </w:trPr>
         <w:tc>
           <w:tcPr>
             <w:cnfStyle w:val="001000000000" w:firstRow="0" w:lastRow="0" w:firstColumn="1" w:lastColumn="0" w:oddVBand="0" w:evenVBand="0" w:oddHBand="0" w:evenHBand="0" w:firstRowFirstColumn="0" w:firstRowLastColumn="0" w:lastRowFirstColumn="0" w:lastRowLastColumn="0"/>
             <w:tcW w:w="4320" w:type="dxa"/>
-            <w:shd w:val="clear" w:color="auto" w:fill="E7E6E6"/>
+            <w:tcBorders>
+              <w:top w:val="none" w:sz="0" w:space="0" w:color="auto"/>
+              <w:left w:val="none" w:sz="0" w:space="0" w:color="auto"/>
+              <w:bottom w:val="none" w:sz="0" w:space="0" w:color="auto"/>
+              <w:right w:val="none" w:sz="0" w:space="0" w:color="auto"/>
+            </w:tcBorders>
+            <w:shd w:val="clear" w:color="auto" w:fill="FFFFFF" w:themeFill="background1"/>
           </w:tcPr>
           <w:p>
             <w:pPr>
@@ -306,11 +293,18 @@
         <w:tc>
           <w:tcPr>
             <w:tcW w:w="4320" w:type="dxa"/>
+            <w:tcBorders>
+              <w:top w:val="none" w:sz="0" w:space="0" w:color="auto"/>
+              <w:left w:val="none" w:sz="0" w:space="0" w:color="auto"/>
+              <w:bottom w:val="none" w:sz="0" w:space="0" w:color="auto"/>
+              <w:right w:val="none" w:sz="0" w:space="0" w:color="auto"/>
+            </w:tcBorders>
+            <w:shd w:val="clear" w:color="auto" w:fill="FFFFFF" w:themeFill="background1"/>
           </w:tcPr>
           <w:p>
             <w:pPr>
               <w:spacing w:line="312" w:lineRule="auto"/>
-              <w:cnfStyle w:val="000000100000" w:firstRow="0" w:lastRow="0" w:firstColumn="0" w:lastColumn="0" w:oddVBand="0" w:evenVBand="0" w:oddHBand="1" w:evenHBand="0" w:firstRowFirstColumn="0" w:firstRowLastColumn="0" w:lastRowFirstColumn="0" w:lastRowLastColumn="0"/>
+              <w:cnfStyle w:val="000000010000" w:firstRow="0" w:lastRow="0" w:firstColumn="0" w:lastColumn="0" w:oddVBand="0" w:evenVBand="0" w:oddHBand="0" w:evenHBand="1" w:firstRowFirstColumn="0" w:firstRowLastColumn="0" w:lastRowFirstColumn="0" w:lastRowLastColumn="0"/>
               <w:rPr>
                 <w:rFonts w:cs="Times New Roman"/>
                 <w:color w:val="000000" w:themeColor="text1"/>
@@ -330,13 +324,19 @@
       </w:tr>
       <w:tr>
         <w:trPr>
-          <w:cnfStyle w:val="000000010000" w:firstRow="0" w:lastRow="0" w:firstColumn="0" w:lastColumn="0" w:oddVBand="0" w:evenVBand="0" w:oddHBand="0" w:evenHBand="1" w:firstRowFirstColumn="0" w:firstRowLastColumn="0" w:lastRowFirstColumn="0" w:lastRowLastColumn="0"/>
+          <w:cnfStyle w:val="000000100000" w:firstRow="0" w:lastRow="0" w:firstColumn="0" w:lastColumn="0" w:oddVBand="0" w:evenVBand="0" w:oddHBand="1" w:evenHBand="0" w:firstRowFirstColumn="0" w:firstRowLastColumn="0" w:lastRowFirstColumn="0" w:lastRowLastColumn="0"/>
         </w:trPr>
         <w:tc>
           <w:tcPr>
             <w:cnfStyle w:val="001000000000" w:firstRow="0" w:lastRow="0" w:firstColumn="1" w:lastColumn="0" w:oddVBand="0" w:evenVBand="0" w:oddHBand="0" w:evenHBand="0" w:firstRowFirstColumn="0" w:firstRowLastColumn="0" w:lastRowFirstColumn="0" w:lastRowLastColumn="0"/>
             <w:tcW w:w="4320" w:type="dxa"/>
-            <w:shd w:val="clear" w:color="auto" w:fill="E7E6E6"/>
+            <w:tcBorders>
+              <w:top w:val="none" w:sz="0" w:space="0" w:color="auto"/>
+              <w:left w:val="none" w:sz="0" w:space="0" w:color="auto"/>
+              <w:bottom w:val="none" w:sz="0" w:space="0" w:color="auto"/>
+              <w:right w:val="none" w:sz="0" w:space="0" w:color="auto"/>
+            </w:tcBorders>
+            <w:shd w:val="clear" w:color="auto" w:fill="FFFFFF" w:themeFill="background1"/>
           </w:tcPr>
           <w:p>
             <w:pPr>
@@ -360,11 +360,18 @@
         <w:tc>
           <w:tcPr>
             <w:tcW w:w="4320" w:type="dxa"/>
+            <w:tcBorders>
+              <w:top w:val="none" w:sz="0" w:space="0" w:color="auto"/>
+              <w:left w:val="none" w:sz="0" w:space="0" w:color="auto"/>
+              <w:bottom w:val="none" w:sz="0" w:space="0" w:color="auto"/>
+              <w:right w:val="none" w:sz="0" w:space="0" w:color="auto"/>
+            </w:tcBorders>
+            <w:shd w:val="clear" w:color="auto" w:fill="FFFFFF" w:themeFill="background1"/>
           </w:tcPr>
           <w:p>
             <w:pPr>
               <w:spacing w:line="312" w:lineRule="auto"/>
-              <w:cnfStyle w:val="000000010000" w:firstRow="0" w:lastRow="0" w:firstColumn="0" w:lastColumn="0" w:oddVBand="0" w:evenVBand="0" w:oddHBand="0" w:evenHBand="1" w:firstRowFirstColumn="0" w:firstRowLastColumn="0" w:lastRowFirstColumn="0" w:lastRowLastColumn="0"/>
+              <w:cnfStyle w:val="000000100000" w:firstRow="0" w:lastRow="0" w:firstColumn="0" w:lastColumn="0" w:oddVBand="0" w:evenVBand="0" w:oddHBand="1" w:evenHBand="0" w:firstRowFirstColumn="0" w:firstRowLastColumn="0" w:lastRowFirstColumn="0" w:lastRowLastColumn="0"/>
               <w:rPr>
                 <w:rFonts w:cs="Times New Roman"/>
                 <w:color w:val="000000" w:themeColor="text1"/>
@@ -407,12 +414,13 @@
         <w:spacing w:line="312" w:lineRule="auto"/>
         <w:rPr>
           <w:rFonts w:ascii="Times New Roman" w:hAnsi="Times New Roman" w:cs="Times New Roman"/>
+          <w:noProof/>
           <w:color w:val="000000" w:themeColor="text1"/>
           <w:sz w:val="26"/>
           <w:szCs w:val="26"/>
         </w:rPr>
       </w:pPr>
-      <w:bookmarkStart w:id="1" w:name="_Toc226888060"/>
+      <w:bookmarkStart w:id="1" w:name="_Toc226923571"/>
       <w:r>
         <w:rPr>
           <w:rFonts w:ascii="Times New Roman" w:hAnsi="Times New Roman" w:cs="Times New Roman"/>
@@ -424,10 +432,95 @@
         <w:t>MỤC LỤC</w:t>
       </w:r>
       <w:bookmarkEnd w:id="1"/>
+      <w:r>
+        <w:rPr>
+          <w:rFonts w:cs="Times New Roman"/>
+          <w:color w:val="000000" w:themeColor="text1"/>
+          <w:szCs w:val="26"/>
+        </w:rPr>
+        <w:fldChar w:fldCharType="begin"/>
+      </w:r>
+      <w:r>
+        <w:rPr>
+          <w:rFonts w:cs="Times New Roman"/>
+          <w:color w:val="000000" w:themeColor="text1"/>
+          <w:szCs w:val="26"/>
+        </w:rPr>
+        <w:instrText xml:space="preserve"> TOC \o "1-3" \h \z \u </w:instrText>
+      </w:r>
+      <w:r>
+        <w:rPr>
+          <w:rFonts w:cs="Times New Roman"/>
+          <w:color w:val="000000" w:themeColor="text1"/>
+          <w:szCs w:val="26"/>
+        </w:rPr>
+        <w:fldChar w:fldCharType="separate"/>
+      </w:r>
     </w:p>
     <w:p>
       <w:pPr>
         <w:pStyle w:val="TOC1"/>
+        <w:rPr>
+          <w:rFonts w:asciiTheme="minorHAnsi" w:hAnsiTheme="minorHAnsi"/>
+          <w:kern w:val="2"/>
+          <w:sz w:val="24"/>
+          <w:szCs w:val="24"/>
+          <w14:ligatures w14:val="standardContextual"/>
+        </w:rPr>
+      </w:pPr>
+      <w:hyperlink w:anchor="_Toc226923572" w:history="1">
+        <w:r>
+          <w:rPr>
+            <w:rStyle w:val="Hyperlink"/>
+          </w:rPr>
+          <w:t>1. TỔNG QUAN DỰ ÁN</w:t>
+        </w:r>
+        <w:r>
+          <w:rPr>
+            <w:webHidden/>
+          </w:rPr>
+          <w:tab/>
+        </w:r>
+        <w:r>
+          <w:rPr>
+            <w:webHidden/>
+          </w:rPr>
+          <w:fldChar w:fldCharType="begin"/>
+        </w:r>
+        <w:r>
+          <w:rPr>
+            <w:webHidden/>
+          </w:rPr>
+          <w:instrText xml:space="preserve"> PAGEREF _Toc226923572 \h </w:instrText>
+        </w:r>
+        <w:r>
+          <w:rPr>
+            <w:webHidden/>
+          </w:rPr>
+        </w:r>
+        <w:r>
+          <w:rPr>
+            <w:webHidden/>
+          </w:rPr>
+          <w:fldChar w:fldCharType="separate"/>
+        </w:r>
+        <w:r>
+          <w:rPr>
+            <w:webHidden/>
+          </w:rPr>
+          <w:t>4</w:t>
+        </w:r>
+        <w:r>
+          <w:rPr>
+            <w:webHidden/>
+          </w:rPr>
+          <w:fldChar w:fldCharType="end"/>
+        </w:r>
+      </w:hyperlink>
+    </w:p>
+    <w:p>
+      <w:pPr>
+        <w:pStyle w:val="TOC2"/>
         <w:tabs>
           <w:tab w:val="right" w:leader="dot" w:pos="8630"/>
         </w:tabs>
@@ -440,38 +533,14 @@
           <w14:ligatures w14:val="standardContextual"/>
         </w:rPr>
       </w:pPr>
-      <w:r>
-        <w:rPr>
-          <w:rFonts w:cs="Times New Roman"/>
-          <w:color w:val="000000" w:themeColor="text1"/>
-          <w:szCs w:val="26"/>
-        </w:rPr>
-        <w:fldChar w:fldCharType="begin"/>
-      </w:r>
-      <w:r>
-        <w:rPr>
-          <w:rFonts w:cs="Times New Roman"/>
-          <w:color w:val="000000" w:themeColor="text1"/>
-          <w:szCs w:val="26"/>
-        </w:rPr>
-        <w:instrText xml:space="preserve"> TOC \o "1-3" \h \z \u </w:instrText>
-      </w:r>
-      <w:r>
-        <w:rPr>
-          <w:rFonts w:cs="Times New Roman"/>
-          <w:color w:val="000000" w:themeColor="text1"/>
-          <w:szCs w:val="26"/>
-        </w:rPr>
-        <w:fldChar w:fldCharType="separate"/>
-      </w:r>
-      <w:hyperlink w:anchor="_Toc226888059" w:history="1">
+      <w:hyperlink w:anchor="_Toc226923573" w:history="1">
         <w:r>
           <w:rPr>
             <w:rStyle w:val="Hyperlink"/>
             <w:rFonts w:cs="Times New Roman"/>
             <w:noProof/>
           </w:rPr>
-          <w:t>Vĩnh Khánh StreetFood</w:t>
+          <w:t>1.1. Giới thiệu</w:t>
         </w:r>
         <w:r>
           <w:rPr>
@@ -492,7 +561,7 @@
             <w:noProof/>
             <w:webHidden/>
           </w:rPr>
-          <w:instrText xml:space="preserve"> PAGEREF _Toc226888059 \h </w:instrText>
+          <w:instrText xml:space="preserve"> PAGEREF _Toc226923573 \h </w:instrText>
         </w:r>
         <w:r>
           <w:rPr>
@@ -512,7 +581,7 @@
             <w:noProof/>
             <w:webHidden/>
           </w:rPr>
-          <w:t>1</w:t>
+          <w:t>4</w:t>
         </w:r>
         <w:r>
           <w:rPr>
@@ -525,7 +594,7 @@
     </w:p>
     <w:p>
       <w:pPr>
-        <w:pStyle w:val="TOC1"/>
+        <w:pStyle w:val="TOC2"/>
         <w:tabs>
           <w:tab w:val="right" w:leader="dot" w:pos="8630"/>
         </w:tabs>
@@ -538,30 +607,14 @@
           <w14:ligatures w14:val="standardContextual"/>
         </w:rPr>
       </w:pPr>
-      <w:hyperlink w:anchor="_Toc226888060" w:history="1">
+      <w:hyperlink w:anchor="_Toc226923574" w:history="1">
         <w:r>
           <w:rPr>
             <w:rStyle w:val="Hyperlink"/>
             <w:rFonts w:cs="Times New Roman"/>
             <w:noProof/>
           </w:rPr>
-          <w:t xml:space="preserve">MỤC </w:t>
-        </w:r>
-        <w:r>
-          <w:rPr>
-            <w:rStyle w:val="Hyperlink"/>
-            <w:rFonts w:cs="Times New Roman"/>
-            <w:noProof/>
-          </w:rPr>
-          <w:t>L</w:t>
-        </w:r>
-        <w:r>
-          <w:rPr>
-            <w:rStyle w:val="Hyperlink"/>
-            <w:rFonts w:cs="Times New Roman"/>
-            <w:noProof/>
-          </w:rPr>
-          <w:t>ỤC</w:t>
+          <w:t>1.2. Vấn đề cần giải quyết</w:t>
         </w:r>
         <w:r>
           <w:rPr>
@@ -582,7 +635,7 @@
             <w:noProof/>
             <w:webHidden/>
           </w:rPr>
-          <w:instrText xml:space="preserve"> PAGEREF _Toc226888060 \h </w:instrText>
+          <w:instrText xml:space="preserve"> PAGEREF _Toc226923574 \h </w:instrText>
         </w:r>
         <w:r>
           <w:rPr>
@@ -602,7 +655,7 @@
             <w:noProof/>
             <w:webHidden/>
           </w:rPr>
-          <w:t>1</w:t>
+          <w:t>4</w:t>
         </w:r>
         <w:r>
           <w:rPr>
@@ -615,7 +668,7 @@
     </w:p>
     <w:p>
       <w:pPr>
-        <w:pStyle w:val="TOC1"/>
+        <w:pStyle w:val="TOC2"/>
         <w:tabs>
           <w:tab w:val="right" w:leader="dot" w:pos="8630"/>
         </w:tabs>
@@ -628,30 +681,14 @@
           <w14:ligatures w14:val="standardContextual"/>
         </w:rPr>
       </w:pPr>
-      <w:hyperlink w:anchor="_Toc226888061" w:history="1">
+      <w:hyperlink w:anchor="_Toc226923575" w:history="1">
         <w:r>
           <w:rPr>
             <w:rStyle w:val="Hyperlink"/>
             <w:rFonts w:cs="Times New Roman"/>
             <w:noProof/>
           </w:rPr>
-          <w:t xml:space="preserve">1. TỔNG </w:t>
-        </w:r>
-        <w:r>
-          <w:rPr>
-            <w:rStyle w:val="Hyperlink"/>
-            <w:rFonts w:cs="Times New Roman"/>
-            <w:noProof/>
-          </w:rPr>
-          <w:t>Q</w:t>
-        </w:r>
-        <w:r>
-          <w:rPr>
-            <w:rStyle w:val="Hyperlink"/>
-            <w:rFonts w:cs="Times New Roman"/>
-            <w:noProof/>
-          </w:rPr>
-          <w:t>UAN DỰ ÁN</w:t>
+          <w:t>1.3. Giải pháp công nghệ</w:t>
         </w:r>
         <w:r>
           <w:rPr>
@@ -672,7 +709,7 @@
             <w:noProof/>
             <w:webHidden/>
           </w:rPr>
-          <w:instrText xml:space="preserve"> PAGEREF _Toc226888061 \h </w:instrText>
+          <w:instrText xml:space="preserve"> PAGEREF _Toc226923575 \h </w:instrText>
         </w:r>
         <w:r>
           <w:rPr>
@@ -692,7 +729,7 @@
             <w:noProof/>
             <w:webHidden/>
           </w:rPr>
-          <w:t>3</w:t>
+          <w:t>4</w:t>
         </w:r>
         <w:r>
           <w:rPr>
@@ -718,14 +755,14 @@
           <w14:ligatures w14:val="standardContextual"/>
         </w:rPr>
       </w:pPr>
-      <w:hyperlink w:anchor="_Toc226888062" w:history="1">
+      <w:hyperlink w:anchor="_Toc226923576" w:history="1">
         <w:r>
           <w:rPr>
             <w:rStyle w:val="Hyperlink"/>
             <w:rFonts w:cs="Times New Roman"/>
             <w:noProof/>
           </w:rPr>
-          <w:t>1.1. Giới thiệu</w:t>
+          <w:t>1.4. Mục tiêu và giá trị cốt lõi</w:t>
         </w:r>
         <w:r>
           <w:rPr>
@@ -746,7 +783,7 @@
             <w:noProof/>
             <w:webHidden/>
           </w:rPr>
-          <w:instrText xml:space="preserve"> PAGEREF _Toc226888062 \h </w:instrText>
+          <w:instrText xml:space="preserve"> PAGEREF _Toc226923576 \h </w:instrText>
         </w:r>
         <w:r>
           <w:rPr>
@@ -766,11 +803,72 @@
             <w:noProof/>
             <w:webHidden/>
           </w:rPr>
-          <w:t>3</w:t>
-        </w:r>
-        <w:r>
-          <w:rPr>
-            <w:noProof/>
+          <w:t>5</w:t>
+        </w:r>
+        <w:r>
+          <w:rPr>
+            <w:noProof/>
+            <w:webHidden/>
+          </w:rPr>
+          <w:fldChar w:fldCharType="end"/>
+        </w:r>
+      </w:hyperlink>
+    </w:p>
+    <w:p>
+      <w:pPr>
+        <w:pStyle w:val="TOC1"/>
+        <w:rPr>
+          <w:rFonts w:asciiTheme="minorHAnsi" w:hAnsiTheme="minorHAnsi"/>
+          <w:kern w:val="2"/>
+          <w:sz w:val="24"/>
+          <w:szCs w:val="24"/>
+          <w14:ligatures w14:val="standardContextual"/>
+        </w:rPr>
+      </w:pPr>
+      <w:hyperlink w:anchor="_Toc226923577" w:history="1">
+        <w:r>
+          <w:rPr>
+            <w:rStyle w:val="Hyperlink"/>
+          </w:rPr>
+          <w:t>2. ĐỐI TƯỢNG NGƯỜI DÙNG</w:t>
+        </w:r>
+        <w:r>
+          <w:rPr>
+            <w:webHidden/>
+          </w:rPr>
+          <w:tab/>
+        </w:r>
+        <w:r>
+          <w:rPr>
+            <w:webHidden/>
+          </w:rPr>
+          <w:fldChar w:fldCharType="begin"/>
+        </w:r>
+        <w:r>
+          <w:rPr>
+            <w:webHidden/>
+          </w:rPr>
+          <w:instrText xml:space="preserve"> PAGEREF _Toc226923577 \h </w:instrText>
+        </w:r>
+        <w:r>
+          <w:rPr>
+            <w:webHidden/>
+          </w:rPr>
+        </w:r>
+        <w:r>
+          <w:rPr>
+            <w:webHidden/>
+          </w:rPr>
+          <w:fldChar w:fldCharType="separate"/>
+        </w:r>
+        <w:r>
+          <w:rPr>
+            <w:webHidden/>
+          </w:rPr>
+          <w:t>6</w:t>
+        </w:r>
+        <w:r>
+          <w:rPr>
             <w:webHidden/>
           </w:rPr>
           <w:fldChar w:fldCharType="end"/>
@@ -792,14 +890,14 @@
           <w14:ligatures w14:val="standardContextual"/>
         </w:rPr>
       </w:pPr>
-      <w:hyperlink w:anchor="_Toc226888063" w:history="1">
+      <w:hyperlink w:anchor="_Toc226923578" w:history="1">
         <w:r>
           <w:rPr>
             <w:rStyle w:val="Hyperlink"/>
             <w:rFonts w:cs="Times New Roman"/>
             <w:noProof/>
           </w:rPr>
-          <w:t>1.2. Vấn đề cần giải quyết</w:t>
+          <w:t>2.1. Du khách (Tourist) - Người dùng chính</w:t>
         </w:r>
         <w:r>
           <w:rPr>
@@ -820,7 +918,7 @@
             <w:noProof/>
             <w:webHidden/>
           </w:rPr>
-          <w:instrText xml:space="preserve"> PAGEREF _Toc226888063 \h </w:instrText>
+          <w:instrText xml:space="preserve"> PAGEREF _Toc226923578 \h </w:instrText>
         </w:r>
         <w:r>
           <w:rPr>
@@ -840,7 +938,7 @@
             <w:noProof/>
             <w:webHidden/>
           </w:rPr>
-          <w:t>3</w:t>
+          <w:t>6</w:t>
         </w:r>
         <w:r>
           <w:rPr>
@@ -866,14 +964,14 @@
           <w14:ligatures w14:val="standardContextual"/>
         </w:rPr>
       </w:pPr>
-      <w:hyperlink w:anchor="_Toc226888064" w:history="1">
+      <w:hyperlink w:anchor="_Toc226923579" w:history="1">
         <w:r>
           <w:rPr>
             <w:rStyle w:val="Hyperlink"/>
             <w:rFonts w:cs="Times New Roman"/>
             <w:noProof/>
           </w:rPr>
-          <w:t>1.3. Giải pháp công nghệ</w:t>
+          <w:t>2.2. Admin - Quản trị viên hệ thống</w:t>
         </w:r>
         <w:r>
           <w:rPr>
@@ -894,7 +992,7 @@
             <w:noProof/>
             <w:webHidden/>
           </w:rPr>
-          <w:instrText xml:space="preserve"> PAGEREF _Toc226888064 \h </w:instrText>
+          <w:instrText xml:space="preserve"> PAGEREF _Toc226923579 \h </w:instrText>
         </w:r>
         <w:r>
           <w:rPr>
@@ -914,7 +1012,7 @@
             <w:noProof/>
             <w:webHidden/>
           </w:rPr>
-          <w:t>4</w:t>
+          <w:t>6</w:t>
         </w:r>
         <w:r>
           <w:rPr>
@@ -940,14 +1038,14 @@
           <w14:ligatures w14:val="standardContextual"/>
         </w:rPr>
       </w:pPr>
-      <w:hyperlink w:anchor="_Toc226888065" w:history="1">
+      <w:hyperlink w:anchor="_Toc226923580" w:history="1">
         <w:r>
           <w:rPr>
             <w:rStyle w:val="Hyperlink"/>
             <w:rFonts w:cs="Times New Roman"/>
             <w:noProof/>
           </w:rPr>
-          <w:t>1.4. Mục tiêu và giá trị cốt lõi</w:t>
+          <w:t>2.3. POI Owner - Chủ quán ăn</w:t>
         </w:r>
         <w:r>
           <w:rPr>
@@ -968,7 +1066,7 @@
             <w:noProof/>
             <w:webHidden/>
           </w:rPr>
-          <w:instrText xml:space="preserve"> PAGEREF _Toc226888065 \h </w:instrText>
+          <w:instrText xml:space="preserve"> PAGEREF _Toc226923580 \h </w:instrText>
         </w:r>
         <w:r>
           <w:rPr>
@@ -988,7 +1086,7 @@
             <w:noProof/>
             <w:webHidden/>
           </w:rPr>
-          <w:t>4</w:t>
+          <w:t>7</w:t>
         </w:r>
         <w:r>
           <w:rPr>
@@ -1002,6 +1100,67 @@
     <w:p>
       <w:pPr>
         <w:pStyle w:val="TOC1"/>
+        <w:rPr>
+          <w:rFonts w:asciiTheme="minorHAnsi" w:hAnsiTheme="minorHAnsi"/>
+          <w:kern w:val="2"/>
+          <w:sz w:val="24"/>
+          <w:szCs w:val="24"/>
+          <w14:ligatures w14:val="standardContextual"/>
+        </w:rPr>
+      </w:pPr>
+      <w:hyperlink w:anchor="_Toc226923581" w:history="1">
+        <w:r>
+          <w:rPr>
+            <w:rStyle w:val="Hyperlink"/>
+          </w:rPr>
+          <w:t>3. YÊU CẦU CHỨC NĂNG</w:t>
+        </w:r>
+        <w:r>
+          <w:rPr>
+            <w:webHidden/>
+          </w:rPr>
+          <w:tab/>
+        </w:r>
+        <w:r>
+          <w:rPr>
+            <w:webHidden/>
+          </w:rPr>
+          <w:fldChar w:fldCharType="begin"/>
+        </w:r>
+        <w:r>
+          <w:rPr>
+            <w:webHidden/>
+          </w:rPr>
+          <w:instrText xml:space="preserve"> PAGEREF _Toc226923581 \h </w:instrText>
+        </w:r>
+        <w:r>
+          <w:rPr>
+            <w:webHidden/>
+          </w:rPr>
+        </w:r>
+        <w:r>
+          <w:rPr>
+            <w:webHidden/>
+          </w:rPr>
+          <w:fldChar w:fldCharType="separate"/>
+        </w:r>
+        <w:r>
+          <w:rPr>
+            <w:webHidden/>
+          </w:rPr>
+          <w:t>8</w:t>
+        </w:r>
+        <w:r>
+          <w:rPr>
+            <w:webHidden/>
+          </w:rPr>
+          <w:fldChar w:fldCharType="end"/>
+        </w:r>
+      </w:hyperlink>
+    </w:p>
+    <w:p>
+      <w:pPr>
+        <w:pStyle w:val="TOC2"/>
         <w:tabs>
           <w:tab w:val="right" w:leader="dot" w:pos="8630"/>
         </w:tabs>
@@ -1014,14 +1173,14 @@
           <w14:ligatures w14:val="standardContextual"/>
         </w:rPr>
       </w:pPr>
-      <w:hyperlink w:anchor="_Toc226888066" w:history="1">
+      <w:hyperlink w:anchor="_Toc226923582" w:history="1">
         <w:r>
           <w:rPr>
             <w:rStyle w:val="Hyperlink"/>
             <w:rFonts w:cs="Times New Roman"/>
             <w:noProof/>
           </w:rPr>
-          <w:t>2. ĐỐI TƯỢNG NGƯỜI DÙNG</w:t>
+          <w:t>3.1. Chức năng Mobile App (Du khách)</w:t>
         </w:r>
         <w:r>
           <w:rPr>
@@ -1042,7 +1201,7 @@
             <w:noProof/>
             <w:webHidden/>
           </w:rPr>
-          <w:instrText xml:space="preserve"> PAGEREF _Toc226888066 \h </w:instrText>
+          <w:instrText xml:space="preserve"> PAGEREF _Toc226923582 \h </w:instrText>
         </w:r>
         <w:r>
           <w:rPr>
@@ -1062,7 +1221,7 @@
             <w:noProof/>
             <w:webHidden/>
           </w:rPr>
-          <w:t>6</w:t>
+          <w:t>8</w:t>
         </w:r>
         <w:r>
           <w:rPr>
@@ -1075,7 +1234,7 @@
     </w:p>
     <w:p>
       <w:pPr>
-        <w:pStyle w:val="TOC2"/>
+        <w:pStyle w:val="TOC3"/>
         <w:tabs>
           <w:tab w:val="right" w:leader="dot" w:pos="8630"/>
         </w:tabs>
@@ -1088,14 +1247,14 @@
           <w14:ligatures w14:val="standardContextual"/>
         </w:rPr>
       </w:pPr>
-      <w:hyperlink w:anchor="_Toc226888067" w:history="1">
+      <w:hyperlink w:anchor="_Toc226923583" w:history="1">
         <w:r>
           <w:rPr>
             <w:rStyle w:val="Hyperlink"/>
             <w:rFonts w:cs="Times New Roman"/>
             <w:noProof/>
           </w:rPr>
-          <w:t>2.1. Du khách (Tourist) - Người dùng chính</w:t>
+          <w:t>3.1.1. Onboarding &amp; Ngôn ngữ</w:t>
         </w:r>
         <w:r>
           <w:rPr>
@@ -1116,7 +1275,7 @@
             <w:noProof/>
             <w:webHidden/>
           </w:rPr>
-          <w:instrText xml:space="preserve"> PAGEREF _Toc226888067 \h </w:instrText>
+          <w:instrText xml:space="preserve"> PAGEREF _Toc226923583 \h </w:instrText>
         </w:r>
         <w:r>
           <w:rPr>
@@ -1136,7 +1295,7 @@
             <w:noProof/>
             <w:webHidden/>
           </w:rPr>
-          <w:t>6</w:t>
+          <w:t>8</w:t>
         </w:r>
         <w:r>
           <w:rPr>
@@ -1149,7 +1308,7 @@
     </w:p>
     <w:p>
       <w:pPr>
-        <w:pStyle w:val="TOC2"/>
+        <w:pStyle w:val="TOC3"/>
         <w:tabs>
           <w:tab w:val="right" w:leader="dot" w:pos="8630"/>
         </w:tabs>
@@ -1162,14 +1321,14 @@
           <w14:ligatures w14:val="standardContextual"/>
         </w:rPr>
       </w:pPr>
-      <w:hyperlink w:anchor="_Toc226888068" w:history="1">
+      <w:hyperlink w:anchor="_Toc226923584" w:history="1">
         <w:r>
           <w:rPr>
             <w:rStyle w:val="Hyperlink"/>
             <w:rFonts w:cs="Times New Roman"/>
             <w:noProof/>
           </w:rPr>
-          <w:t>2.2. Admin - Quản trị viên hệ thống</w:t>
+          <w:t>3.1.2. Bản đồ &amp; GPS Tracking</w:t>
         </w:r>
         <w:r>
           <w:rPr>
@@ -1190,7 +1349,7 @@
             <w:noProof/>
             <w:webHidden/>
           </w:rPr>
-          <w:instrText xml:space="preserve"> PAGEREF _Toc226888068 \h </w:instrText>
+          <w:instrText xml:space="preserve"> PAGEREF _Toc226923584 \h </w:instrText>
         </w:r>
         <w:r>
           <w:rPr>
@@ -1210,7 +1369,7 @@
             <w:noProof/>
             <w:webHidden/>
           </w:rPr>
-          <w:t>6</w:t>
+          <w:t>8</w:t>
         </w:r>
         <w:r>
           <w:rPr>
@@ -1223,7 +1382,7 @@
     </w:p>
     <w:p>
       <w:pPr>
-        <w:pStyle w:val="TOC2"/>
+        <w:pStyle w:val="TOC3"/>
         <w:tabs>
           <w:tab w:val="right" w:leader="dot" w:pos="8630"/>
         </w:tabs>
@@ -1236,14 +1395,14 @@
           <w14:ligatures w14:val="standardContextual"/>
         </w:rPr>
       </w:pPr>
-      <w:hyperlink w:anchor="_Toc226888069" w:history="1">
+      <w:hyperlink w:anchor="_Toc226923585" w:history="1">
         <w:r>
           <w:rPr>
             <w:rStyle w:val="Hyperlink"/>
             <w:rFonts w:cs="Times New Roman"/>
             <w:noProof/>
           </w:rPr>
-          <w:t>2.3. POI Owner - Chủ quán ăn</w:t>
+          <w:t>3.1.3. Geofence &amp; Thuyết minh tự động</w:t>
         </w:r>
         <w:r>
           <w:rPr>
@@ -1264,7 +1423,7 @@
             <w:noProof/>
             <w:webHidden/>
           </w:rPr>
-          <w:instrText xml:space="preserve"> PAGEREF _Toc226888069 \h </w:instrText>
+          <w:instrText xml:space="preserve"> PAGEREF _Toc226923585 \h </w:instrText>
         </w:r>
         <w:r>
           <w:rPr>
@@ -1284,7 +1443,7 @@
             <w:noProof/>
             <w:webHidden/>
           </w:rPr>
-          <w:t>7</w:t>
+          <w:t>8</w:t>
         </w:r>
         <w:r>
           <w:rPr>
@@ -1297,7 +1456,7 @@
     </w:p>
     <w:p>
       <w:pPr>
-        <w:pStyle w:val="TOC1"/>
+        <w:pStyle w:val="TOC3"/>
         <w:tabs>
           <w:tab w:val="right" w:leader="dot" w:pos="8630"/>
         </w:tabs>
@@ -1310,14 +1469,14 @@
           <w14:ligatures w14:val="standardContextual"/>
         </w:rPr>
       </w:pPr>
-      <w:hyperlink w:anchor="_Toc226888070" w:history="1">
+      <w:hyperlink w:anchor="_Toc226923586" w:history="1">
         <w:r>
           <w:rPr>
             <w:rStyle w:val="Hyperlink"/>
             <w:rFonts w:cs="Times New Roman"/>
             <w:noProof/>
           </w:rPr>
-          <w:t>3. YÊU CẦU CHỨC NĂNG</w:t>
+          <w:t>3.1.4. Audio Narration Engine</w:t>
         </w:r>
         <w:r>
           <w:rPr>
@@ -1338,7 +1497,7 @@
             <w:noProof/>
             <w:webHidden/>
           </w:rPr>
-          <w:instrText xml:space="preserve"> PAGEREF _Toc226888070 \h </w:instrText>
+          <w:instrText xml:space="preserve"> PAGEREF _Toc226923586 \h </w:instrText>
         </w:r>
         <w:r>
           <w:rPr>
@@ -1358,7 +1517,7 @@
             <w:noProof/>
             <w:webHidden/>
           </w:rPr>
-          <w:t>8</w:t>
+          <w:t>9</w:t>
         </w:r>
         <w:r>
           <w:rPr>
@@ -1371,7 +1530,7 @@
     </w:p>
     <w:p>
       <w:pPr>
-        <w:pStyle w:val="TOC2"/>
+        <w:pStyle w:val="TOC3"/>
         <w:tabs>
           <w:tab w:val="right" w:leader="dot" w:pos="8630"/>
         </w:tabs>
@@ -1384,14 +1543,14 @@
           <w14:ligatures w14:val="standardContextual"/>
         </w:rPr>
       </w:pPr>
-      <w:hyperlink w:anchor="_Toc226888071" w:history="1">
+      <w:hyperlink w:anchor="_Toc226923587" w:history="1">
         <w:r>
           <w:rPr>
             <w:rStyle w:val="Hyperlink"/>
             <w:rFonts w:cs="Times New Roman"/>
             <w:noProof/>
           </w:rPr>
-          <w:t>3.1. Chức năng Mobile App (Du khách)</w:t>
+          <w:t>3.1.5. POI Detail &amp; Gallery</w:t>
         </w:r>
         <w:r>
           <w:rPr>
@@ -1412,7 +1571,7 @@
             <w:noProof/>
             <w:webHidden/>
           </w:rPr>
-          <w:instrText xml:space="preserve"> PAGEREF _Toc226888071 \h </w:instrText>
+          <w:instrText xml:space="preserve"> PAGEREF _Toc226923587 \h </w:instrText>
         </w:r>
         <w:r>
           <w:rPr>
@@ -1432,7 +1591,7 @@
             <w:noProof/>
             <w:webHidden/>
           </w:rPr>
-          <w:t>8</w:t>
+          <w:t>10</w:t>
         </w:r>
         <w:r>
           <w:rPr>
@@ -1458,14 +1617,14 @@
           <w14:ligatures w14:val="standardContextual"/>
         </w:rPr>
       </w:pPr>
-      <w:hyperlink w:anchor="_Toc226888072" w:history="1">
+      <w:hyperlink w:anchor="_Toc226923588" w:history="1">
         <w:r>
           <w:rPr>
             <w:rStyle w:val="Hyperlink"/>
             <w:rFonts w:cs="Times New Roman"/>
             <w:noProof/>
           </w:rPr>
-          <w:t>3.1.1. Onboarding &amp; Ngôn ngữ</w:t>
+          <w:t>3.1.6. Tours &amp; Guided Routes</w:t>
         </w:r>
         <w:r>
           <w:rPr>
@@ -1486,7 +1645,7 @@
             <w:noProof/>
             <w:webHidden/>
           </w:rPr>
-          <w:instrText xml:space="preserve"> PAGEREF _Toc226888072 \h </w:instrText>
+          <w:instrText xml:space="preserve"> PAGEREF _Toc226923588 \h </w:instrText>
         </w:r>
         <w:r>
           <w:rPr>
@@ -1506,7 +1665,7 @@
             <w:noProof/>
             <w:webHidden/>
           </w:rPr>
-          <w:t>8</w:t>
+          <w:t>10</w:t>
         </w:r>
         <w:r>
           <w:rPr>
@@ -1532,14 +1691,14 @@
           <w14:ligatures w14:val="standardContextual"/>
         </w:rPr>
       </w:pPr>
-      <w:hyperlink w:anchor="_Toc226888073" w:history="1">
+      <w:hyperlink w:anchor="_Toc226923589" w:history="1">
         <w:r>
           <w:rPr>
             <w:rStyle w:val="Hyperlink"/>
             <w:rFonts w:cs="Times New Roman"/>
             <w:noProof/>
           </w:rPr>
-          <w:t>3.1.2. Bản đồ &amp; GPS Tracking</w:t>
+          <w:t>3.1.7. Offline Support</w:t>
         </w:r>
         <w:r>
           <w:rPr>
@@ -1560,7 +1719,7 @@
             <w:noProof/>
             <w:webHidden/>
           </w:rPr>
-          <w:instrText xml:space="preserve"> PAGEREF _Toc226888073 \h </w:instrText>
+          <w:instrText xml:space="preserve"> PAGEREF _Toc226923589 \h </w:instrText>
         </w:r>
         <w:r>
           <w:rPr>
@@ -1580,7 +1739,7 @@
             <w:noProof/>
             <w:webHidden/>
           </w:rPr>
-          <w:t>8</w:t>
+          <w:t>10</w:t>
         </w:r>
         <w:r>
           <w:rPr>
@@ -1606,14 +1765,14 @@
           <w14:ligatures w14:val="standardContextual"/>
         </w:rPr>
       </w:pPr>
-      <w:hyperlink w:anchor="_Toc226888074" w:history="1">
+      <w:hyperlink w:anchor="_Toc226923590" w:history="1">
         <w:r>
           <w:rPr>
             <w:rStyle w:val="Hyperlink"/>
             <w:rFonts w:cs="Times New Roman"/>
             <w:noProof/>
           </w:rPr>
-          <w:t>3.1.3. Geofence &amp; Thuyết minh tự động</w:t>
+          <w:t>3.1.8. Settings &amp; Preferences</w:t>
         </w:r>
         <w:r>
           <w:rPr>
@@ -1634,7 +1793,7 @@
             <w:noProof/>
             <w:webHidden/>
           </w:rPr>
-          <w:instrText xml:space="preserve"> PAGEREF _Toc226888074 \h </w:instrText>
+          <w:instrText xml:space="preserve"> PAGEREF _Toc226923590 \h </w:instrText>
         </w:r>
         <w:r>
           <w:rPr>
@@ -1654,7 +1813,7 @@
             <w:noProof/>
             <w:webHidden/>
           </w:rPr>
-          <w:t>8</w:t>
+          <w:t>11</w:t>
         </w:r>
         <w:r>
           <w:rPr>
@@ -1667,7 +1826,7 @@
     </w:p>
     <w:p>
       <w:pPr>
-        <w:pStyle w:val="TOC3"/>
+        <w:pStyle w:val="TOC2"/>
         <w:tabs>
           <w:tab w:val="right" w:leader="dot" w:pos="8630"/>
         </w:tabs>
@@ -1680,14 +1839,14 @@
           <w14:ligatures w14:val="standardContextual"/>
         </w:rPr>
       </w:pPr>
-      <w:hyperlink w:anchor="_Toc226888075" w:history="1">
+      <w:hyperlink w:anchor="_Toc226923591" w:history="1">
         <w:r>
           <w:rPr>
             <w:rStyle w:val="Hyperlink"/>
             <w:rFonts w:cs="Times New Roman"/>
             <w:noProof/>
           </w:rPr>
-          <w:t>3.1.4. Audio Narration Engine</w:t>
+          <w:t>3.2. Chức năng Web Admin</w:t>
         </w:r>
         <w:r>
           <w:rPr>
@@ -1708,7 +1867,7 @@
             <w:noProof/>
             <w:webHidden/>
           </w:rPr>
-          <w:instrText xml:space="preserve"> PAGEREF _Toc226888075 \h </w:instrText>
+          <w:instrText xml:space="preserve"> PAGEREF _Toc226923591 \h </w:instrText>
         </w:r>
         <w:r>
           <w:rPr>
@@ -1728,7 +1887,7 @@
             <w:noProof/>
             <w:webHidden/>
           </w:rPr>
-          <w:t>9</w:t>
+          <w:t>11</w:t>
         </w:r>
         <w:r>
           <w:rPr>
@@ -1754,14 +1913,14 @@
           <w14:ligatures w14:val="standardContextual"/>
         </w:rPr>
       </w:pPr>
-      <w:hyperlink w:anchor="_Toc226888076" w:history="1">
+      <w:hyperlink w:anchor="_Toc226923592" w:history="1">
         <w:r>
           <w:rPr>
             <w:rStyle w:val="Hyperlink"/>
             <w:rFonts w:cs="Times New Roman"/>
             <w:noProof/>
           </w:rPr>
-          <w:t>3.1.5. POI Detail &amp; Gallery</w:t>
+          <w:t>3.2.1. Dashboard &amp; Analytics</w:t>
         </w:r>
         <w:r>
           <w:rPr>
@@ -1782,7 +1941,7 @@
             <w:noProof/>
             <w:webHidden/>
           </w:rPr>
-          <w:instrText xml:space="preserve"> PAGEREF _Toc226888076 \h </w:instrText>
+          <w:instrText xml:space="preserve"> PAGEREF _Toc226923592 \h </w:instrText>
         </w:r>
         <w:r>
           <w:rPr>
@@ -1802,7 +1961,7 @@
             <w:noProof/>
             <w:webHidden/>
           </w:rPr>
-          <w:t>10</w:t>
+          <w:t>11</w:t>
         </w:r>
         <w:r>
           <w:rPr>
@@ -1828,14 +1987,14 @@
           <w14:ligatures w14:val="standardContextual"/>
         </w:rPr>
       </w:pPr>
-      <w:hyperlink w:anchor="_Toc226888077" w:history="1">
+      <w:hyperlink w:anchor="_Toc226923593" w:history="1">
         <w:r>
           <w:rPr>
             <w:rStyle w:val="Hyperlink"/>
             <w:rFonts w:cs="Times New Roman"/>
             <w:noProof/>
           </w:rPr>
-          <w:t>3.1.6. Tours &amp; Guided Routes</w:t>
+          <w:t>3.2.2. POI Management (CRUD)</w:t>
         </w:r>
         <w:r>
           <w:rPr>
@@ -1856,7 +2015,7 @@
             <w:noProof/>
             <w:webHidden/>
           </w:rPr>
-          <w:instrText xml:space="preserve"> PAGEREF _Toc226888077 \h </w:instrText>
+          <w:instrText xml:space="preserve"> PAGEREF _Toc226923593 \h </w:instrText>
         </w:r>
         <w:r>
           <w:rPr>
@@ -1876,7 +2035,7 @@
             <w:noProof/>
             <w:webHidden/>
           </w:rPr>
-          <w:t>10</w:t>
+          <w:t>12</w:t>
         </w:r>
         <w:r>
           <w:rPr>
@@ -1902,14 +2061,14 @@
           <w14:ligatures w14:val="standardContextual"/>
         </w:rPr>
       </w:pPr>
-      <w:hyperlink w:anchor="_Toc226888078" w:history="1">
+      <w:hyperlink w:anchor="_Toc226923594" w:history="1">
         <w:r>
           <w:rPr>
             <w:rStyle w:val="Hyperlink"/>
             <w:rFonts w:cs="Times New Roman"/>
             <w:noProof/>
           </w:rPr>
-          <w:t>3.1.7. Offline Support</w:t>
+          <w:t>3.2.3. Audio Content Management</w:t>
         </w:r>
         <w:r>
           <w:rPr>
@@ -1930,7 +2089,7 @@
             <w:noProof/>
             <w:webHidden/>
           </w:rPr>
-          <w:instrText xml:space="preserve"> PAGEREF _Toc226888078 \h </w:instrText>
+          <w:instrText xml:space="preserve"> PAGEREF _Toc226923594 \h </w:instrText>
         </w:r>
         <w:r>
           <w:rPr>
@@ -1950,7 +2109,7 @@
             <w:noProof/>
             <w:webHidden/>
           </w:rPr>
-          <w:t>10</w:t>
+          <w:t>12</w:t>
         </w:r>
         <w:r>
           <w:rPr>
@@ -1976,14 +2135,14 @@
           <w14:ligatures w14:val="standardContextual"/>
         </w:rPr>
       </w:pPr>
-      <w:hyperlink w:anchor="_Toc226888079" w:history="1">
+      <w:hyperlink w:anchor="_Toc226923595" w:history="1">
         <w:r>
           <w:rPr>
             <w:rStyle w:val="Hyperlink"/>
             <w:rFonts w:cs="Times New Roman"/>
             <w:noProof/>
           </w:rPr>
-          <w:t>3.1.8. Settings &amp; Preferences</w:t>
+          <w:t>3.2.4. Tour Management</w:t>
         </w:r>
         <w:r>
           <w:rPr>
@@ -2004,7 +2163,7 @@
             <w:noProof/>
             <w:webHidden/>
           </w:rPr>
-          <w:instrText xml:space="preserve"> PAGEREF _Toc226888079 \h </w:instrText>
+          <w:instrText xml:space="preserve"> PAGEREF _Toc226923595 \h </w:instrText>
         </w:r>
         <w:r>
           <w:rPr>
@@ -2024,7 +2183,7 @@
             <w:noProof/>
             <w:webHidden/>
           </w:rPr>
-          <w:t>11</w:t>
+          <w:t>13</w:t>
         </w:r>
         <w:r>
           <w:rPr>
@@ -2037,7 +2196,7 @@
     </w:p>
     <w:p>
       <w:pPr>
-        <w:pStyle w:val="TOC2"/>
+        <w:pStyle w:val="TOC3"/>
         <w:tabs>
           <w:tab w:val="right" w:leader="dot" w:pos="8630"/>
         </w:tabs>
@@ -2050,14 +2209,14 @@
           <w14:ligatures w14:val="standardContextual"/>
         </w:rPr>
       </w:pPr>
-      <w:hyperlink w:anchor="_Toc226888080" w:history="1">
+      <w:hyperlink w:anchor="_Toc226923596" w:history="1">
         <w:r>
           <w:rPr>
             <w:rStyle w:val="Hyperlink"/>
             <w:rFonts w:cs="Times New Roman"/>
             <w:noProof/>
           </w:rPr>
-          <w:t>3.2. Chức năng Web Admin</w:t>
+          <w:t>3.2.5. Owner Management &amp; Approval Workflow</w:t>
         </w:r>
         <w:r>
           <w:rPr>
@@ -2078,7 +2237,7 @@
             <w:noProof/>
             <w:webHidden/>
           </w:rPr>
-          <w:instrText xml:space="preserve"> PAGEREF _Toc226888080 \h </w:instrText>
+          <w:instrText xml:space="preserve"> PAGEREF _Toc226923596 \h </w:instrText>
         </w:r>
         <w:r>
           <w:rPr>
@@ -2098,7 +2257,7 @@
             <w:noProof/>
             <w:webHidden/>
           </w:rPr>
-          <w:t>11</w:t>
+          <w:t>13</w:t>
         </w:r>
         <w:r>
           <w:rPr>
@@ -2124,14 +2283,14 @@
           <w14:ligatures w14:val="standardContextual"/>
         </w:rPr>
       </w:pPr>
-      <w:hyperlink w:anchor="_Toc226888081" w:history="1">
+      <w:hyperlink w:anchor="_Toc226923597" w:history="1">
         <w:r>
           <w:rPr>
             <w:rStyle w:val="Hyperlink"/>
             <w:rFonts w:cs="Times New Roman"/>
             <w:noProof/>
           </w:rPr>
-          <w:t>3.2.1. Dashboard &amp; Analytics</w:t>
+          <w:t>3.2.6. Analytics &amp; Usage History</w:t>
         </w:r>
         <w:r>
           <w:rPr>
@@ -2152,7 +2311,7 @@
             <w:noProof/>
             <w:webHidden/>
           </w:rPr>
-          <w:instrText xml:space="preserve"> PAGEREF _Toc226888081 \h </w:instrText>
+          <w:instrText xml:space="preserve"> PAGEREF _Toc226923597 \h </w:instrText>
         </w:r>
         <w:r>
           <w:rPr>
@@ -2172,7 +2331,7 @@
             <w:noProof/>
             <w:webHidden/>
           </w:rPr>
-          <w:t>11</w:t>
+          <w:t>14</w:t>
         </w:r>
         <w:r>
           <w:rPr>
@@ -2198,14 +2357,14 @@
           <w14:ligatures w14:val="standardContextual"/>
         </w:rPr>
       </w:pPr>
-      <w:hyperlink w:anchor="_Toc226888082" w:history="1">
+      <w:hyperlink w:anchor="_Toc226923598" w:history="1">
         <w:r>
           <w:rPr>
             <w:rStyle w:val="Hyperlink"/>
             <w:rFonts w:cs="Times New Roman"/>
             <w:noProof/>
           </w:rPr>
-          <w:t>3.2.2. POI Management (CRUD)</w:t>
+          <w:t>3.2.7. Payment &amp; QR Configuration</w:t>
         </w:r>
         <w:r>
           <w:rPr>
@@ -2226,7 +2385,7 @@
             <w:noProof/>
             <w:webHidden/>
           </w:rPr>
-          <w:instrText xml:space="preserve"> PAGEREF _Toc226888082 \h </w:instrText>
+          <w:instrText xml:space="preserve"> PAGEREF _Toc226923598 \h </w:instrText>
         </w:r>
         <w:r>
           <w:rPr>
@@ -2246,7 +2405,7 @@
             <w:noProof/>
             <w:webHidden/>
           </w:rPr>
-          <w:t>12</w:t>
+          <w:t>14</w:t>
         </w:r>
         <w:r>
           <w:rPr>
@@ -2259,7 +2418,7 @@
     </w:p>
     <w:p>
       <w:pPr>
-        <w:pStyle w:val="TOC3"/>
+        <w:pStyle w:val="TOC2"/>
         <w:tabs>
           <w:tab w:val="right" w:leader="dot" w:pos="8630"/>
         </w:tabs>
@@ -2272,14 +2431,14 @@
           <w14:ligatures w14:val="standardContextual"/>
         </w:rPr>
       </w:pPr>
-      <w:hyperlink w:anchor="_Toc226888083" w:history="1">
+      <w:hyperlink w:anchor="_Toc226923599" w:history="1">
         <w:r>
           <w:rPr>
             <w:rStyle w:val="Hyperlink"/>
             <w:rFonts w:cs="Times New Roman"/>
             <w:noProof/>
           </w:rPr>
-          <w:t>3.2.3. Audio Content Management</w:t>
+          <w:t>3.3. API Endpoints</w:t>
         </w:r>
         <w:r>
           <w:rPr>
@@ -2300,7 +2459,7 @@
             <w:noProof/>
             <w:webHidden/>
           </w:rPr>
-          <w:instrText xml:space="preserve"> PAGEREF _Toc226888083 \h </w:instrText>
+          <w:instrText xml:space="preserve"> PAGEREF _Toc226923599 \h </w:instrText>
         </w:r>
         <w:r>
           <w:rPr>
@@ -2320,7 +2479,7 @@
             <w:noProof/>
             <w:webHidden/>
           </w:rPr>
-          <w:t>12</w:t>
+          <w:t>15</w:t>
         </w:r>
         <w:r>
           <w:rPr>
@@ -2346,14 +2505,14 @@
           <w14:ligatures w14:val="standardContextual"/>
         </w:rPr>
       </w:pPr>
-      <w:hyperlink w:anchor="_Toc226888084" w:history="1">
+      <w:hyperlink w:anchor="_Toc226923600" w:history="1">
         <w:r>
           <w:rPr>
             <w:rStyle w:val="Hyperlink"/>
             <w:rFonts w:cs="Times New Roman"/>
             <w:noProof/>
           </w:rPr>
-          <w:t>3.2.4. Tour Management</w:t>
+          <w:t>3.3.1. POI Controller</w:t>
         </w:r>
         <w:r>
           <w:rPr>
@@ -2374,7 +2533,7 @@
             <w:noProof/>
             <w:webHidden/>
           </w:rPr>
-          <w:instrText xml:space="preserve"> PAGEREF _Toc226888084 \h </w:instrText>
+          <w:instrText xml:space="preserve"> PAGEREF _Toc226923600 \h </w:instrText>
         </w:r>
         <w:r>
           <w:rPr>
@@ -2394,7 +2553,7 @@
             <w:noProof/>
             <w:webHidden/>
           </w:rPr>
-          <w:t>13</w:t>
+          <w:t>15</w:t>
         </w:r>
         <w:r>
           <w:rPr>
@@ -2420,14 +2579,14 @@
           <w14:ligatures w14:val="standardContextual"/>
         </w:rPr>
       </w:pPr>
-      <w:hyperlink w:anchor="_Toc226888085" w:history="1">
+      <w:hyperlink w:anchor="_Toc226923601" w:history="1">
         <w:r>
           <w:rPr>
             <w:rStyle w:val="Hyperlink"/>
             <w:rFonts w:cs="Times New Roman"/>
             <w:noProof/>
           </w:rPr>
-          <w:t>3.2.5. Owner Management &amp; Approval Workflow</w:t>
+          <w:t>3.3.2. Audio Controller</w:t>
         </w:r>
         <w:r>
           <w:rPr>
@@ -2448,7 +2607,7 @@
             <w:noProof/>
             <w:webHidden/>
           </w:rPr>
-          <w:instrText xml:space="preserve"> PAGEREF _Toc226888085 \h </w:instrText>
+          <w:instrText xml:space="preserve"> PAGEREF _Toc226923601 \h </w:instrText>
         </w:r>
         <w:r>
           <w:rPr>
@@ -2468,7 +2627,7 @@
             <w:noProof/>
             <w:webHidden/>
           </w:rPr>
-          <w:t>13</w:t>
+          <w:t>15</w:t>
         </w:r>
         <w:r>
           <w:rPr>
@@ -2494,14 +2653,14 @@
           <w14:ligatures w14:val="standardContextual"/>
         </w:rPr>
       </w:pPr>
-      <w:hyperlink w:anchor="_Toc226888086" w:history="1">
+      <w:hyperlink w:anchor="_Toc226923602" w:history="1">
         <w:r>
           <w:rPr>
             <w:rStyle w:val="Hyperlink"/>
             <w:rFonts w:cs="Times New Roman"/>
             <w:noProof/>
           </w:rPr>
-          <w:t>3.2.6. Analytics &amp; Usage History</w:t>
+          <w:t>3.3.3. Tourist Controller</w:t>
         </w:r>
         <w:r>
           <w:rPr>
@@ -2522,7 +2681,7 @@
             <w:noProof/>
             <w:webHidden/>
           </w:rPr>
-          <w:instrText xml:space="preserve"> PAGEREF _Toc226888086 \h </w:instrText>
+          <w:instrText xml:space="preserve"> PAGEREF _Toc226923602 \h </w:instrText>
         </w:r>
         <w:r>
           <w:rPr>
@@ -2542,7 +2701,7 @@
             <w:noProof/>
             <w:webHidden/>
           </w:rPr>
-          <w:t>14</w:t>
+          <w:t>16</w:t>
         </w:r>
         <w:r>
           <w:rPr>
@@ -2568,14 +2727,14 @@
           <w14:ligatures w14:val="standardContextual"/>
         </w:rPr>
       </w:pPr>
-      <w:hyperlink w:anchor="_Toc226888087" w:history="1">
+      <w:hyperlink w:anchor="_Toc226923603" w:history="1">
         <w:r>
           <w:rPr>
             <w:rStyle w:val="Hyperlink"/>
             <w:rFonts w:cs="Times New Roman"/>
             <w:noProof/>
           </w:rPr>
-          <w:t>3.2.7. Payment &amp; QR Configuration</w:t>
+          <w:t>3.3.4. Tour Controller</w:t>
         </w:r>
         <w:r>
           <w:rPr>
@@ -2596,7 +2755,7 @@
             <w:noProof/>
             <w:webHidden/>
           </w:rPr>
-          <w:instrText xml:space="preserve"> PAGEREF _Toc226888087 \h </w:instrText>
+          <w:instrText xml:space="preserve"> PAGEREF _Toc226923603 \h </w:instrText>
         </w:r>
         <w:r>
           <w:rPr>
@@ -2616,7 +2775,7 @@
             <w:noProof/>
             <w:webHidden/>
           </w:rPr>
-          <w:t>14</w:t>
+          <w:t>16</w:t>
         </w:r>
         <w:r>
           <w:rPr>
@@ -2629,7 +2788,7 @@
     </w:p>
     <w:p>
       <w:pPr>
-        <w:pStyle w:val="TOC2"/>
+        <w:pStyle w:val="TOC3"/>
         <w:tabs>
           <w:tab w:val="right" w:leader="dot" w:pos="8630"/>
         </w:tabs>
@@ -2642,14 +2801,14 @@
           <w14:ligatures w14:val="standardContextual"/>
         </w:rPr>
       </w:pPr>
-      <w:hyperlink w:anchor="_Toc226888088" w:history="1">
+      <w:hyperlink w:anchor="_Toc226923604" w:history="1">
         <w:r>
           <w:rPr>
             <w:rStyle w:val="Hyperlink"/>
             <w:rFonts w:cs="Times New Roman"/>
             <w:noProof/>
           </w:rPr>
-          <w:t>3.3. API Endpoints</w:t>
+          <w:t>3.3.5. Analytics Controller</w:t>
         </w:r>
         <w:r>
           <w:rPr>
@@ -2670,7 +2829,7 @@
             <w:noProof/>
             <w:webHidden/>
           </w:rPr>
-          <w:instrText xml:space="preserve"> PAGEREF _Toc226888088 \h </w:instrText>
+          <w:instrText xml:space="preserve"> PAGEREF _Toc226923604 \h </w:instrText>
         </w:r>
         <w:r>
           <w:rPr>
@@ -2690,7 +2849,7 @@
             <w:noProof/>
             <w:webHidden/>
           </w:rPr>
-          <w:t>15</w:t>
+          <w:t>17</w:t>
         </w:r>
         <w:r>
           <w:rPr>
@@ -2716,14 +2875,14 @@
           <w14:ligatures w14:val="standardContextual"/>
         </w:rPr>
       </w:pPr>
-      <w:hyperlink w:anchor="_Toc226888089" w:history="1">
+      <w:hyperlink w:anchor="_Toc226923605" w:history="1">
         <w:r>
           <w:rPr>
             <w:rStyle w:val="Hyperlink"/>
             <w:rFonts w:cs="Times New Roman"/>
             <w:noProof/>
           </w:rPr>
-          <w:t>3.3.1. POI Controller</w:t>
+          <w:t>3.3.6. Offline Controller</w:t>
         </w:r>
         <w:r>
           <w:rPr>
@@ -2744,7 +2903,7 @@
             <w:noProof/>
             <w:webHidden/>
           </w:rPr>
-          <w:instrText xml:space="preserve"> PAGEREF _Toc226888089 \h </w:instrText>
+          <w:instrText xml:space="preserve"> PAGEREF _Toc226923605 \h </w:instrText>
         </w:r>
         <w:r>
           <w:rPr>
@@ -2764,7 +2923,7 @@
             <w:noProof/>
             <w:webHidden/>
           </w:rPr>
-          <w:t>15</w:t>
+          <w:t>18</w:t>
         </w:r>
         <w:r>
           <w:rPr>
@@ -2777,7 +2936,68 @@
     </w:p>
     <w:p>
       <w:pPr>
-        <w:pStyle w:val="TOC3"/>
+        <w:pStyle w:val="TOC1"/>
+        <w:rPr>
+          <w:rFonts w:asciiTheme="minorHAnsi" w:hAnsiTheme="minorHAnsi"/>
+          <w:kern w:val="2"/>
+          <w:sz w:val="24"/>
+          <w:szCs w:val="24"/>
+          <w14:ligatures w14:val="standardContextual"/>
+        </w:rPr>
+      </w:pPr>
+      <w:hyperlink w:anchor="_Toc226923606" w:history="1">
+        <w:r>
+          <w:rPr>
+            <w:rStyle w:val="Hyperlink"/>
+          </w:rPr>
+          <w:t>4. YÊU CẦU KỸ THUẬT</w:t>
+        </w:r>
+        <w:r>
+          <w:rPr>
+            <w:webHidden/>
+          </w:rPr>
+          <w:tab/>
+        </w:r>
+        <w:r>
+          <w:rPr>
+            <w:webHidden/>
+          </w:rPr>
+          <w:fldChar w:fldCharType="begin"/>
+        </w:r>
+        <w:r>
+          <w:rPr>
+            <w:webHidden/>
+          </w:rPr>
+          <w:instrText xml:space="preserve"> PAGEREF _Toc226923606 \h </w:instrText>
+        </w:r>
+        <w:r>
+          <w:rPr>
+            <w:webHidden/>
+          </w:rPr>
+        </w:r>
+        <w:r>
+          <w:rPr>
+            <w:webHidden/>
+          </w:rPr>
+          <w:fldChar w:fldCharType="separate"/>
+        </w:r>
+        <w:r>
+          <w:rPr>
+            <w:webHidden/>
+          </w:rPr>
+          <w:t>18</w:t>
+        </w:r>
+        <w:r>
+          <w:rPr>
+            <w:webHidden/>
+          </w:rPr>
+          <w:fldChar w:fldCharType="end"/>
+        </w:r>
+      </w:hyperlink>
+    </w:p>
+    <w:p>
+      <w:pPr>
+        <w:pStyle w:val="TOC2"/>
         <w:tabs>
           <w:tab w:val="right" w:leader="dot" w:pos="8630"/>
         </w:tabs>
@@ -2790,14 +3010,14 @@
           <w14:ligatures w14:val="standardContextual"/>
         </w:rPr>
       </w:pPr>
-      <w:hyperlink w:anchor="_Toc226888090" w:history="1">
+      <w:hyperlink w:anchor="_Toc226923607" w:history="1">
         <w:r>
           <w:rPr>
             <w:rStyle w:val="Hyperlink"/>
             <w:rFonts w:cs="Times New Roman"/>
             <w:noProof/>
           </w:rPr>
-          <w:t>3.3.2. Audio Controller</w:t>
+          <w:t>4.1. Stack công nghệ Backend</w:t>
         </w:r>
         <w:r>
           <w:rPr>
@@ -2818,7 +3038,7 @@
             <w:noProof/>
             <w:webHidden/>
           </w:rPr>
-          <w:instrText xml:space="preserve"> PAGEREF _Toc226888090 \h </w:instrText>
+          <w:instrText xml:space="preserve"> PAGEREF _Toc226923607 \h </w:instrText>
         </w:r>
         <w:r>
           <w:rPr>
@@ -2838,7 +3058,7 @@
             <w:noProof/>
             <w:webHidden/>
           </w:rPr>
-          <w:t>15</w:t>
+          <w:t>18</w:t>
         </w:r>
         <w:r>
           <w:rPr>
@@ -2851,7 +3071,7 @@
     </w:p>
     <w:p>
       <w:pPr>
-        <w:pStyle w:val="TOC3"/>
+        <w:pStyle w:val="TOC2"/>
         <w:tabs>
           <w:tab w:val="right" w:leader="dot" w:pos="8630"/>
         </w:tabs>
@@ -2864,14 +3084,14 @@
           <w14:ligatures w14:val="standardContextual"/>
         </w:rPr>
       </w:pPr>
-      <w:hyperlink w:anchor="_Toc226888091" w:history="1">
+      <w:hyperlink w:anchor="_Toc226923608" w:history="1">
         <w:r>
           <w:rPr>
             <w:rStyle w:val="Hyperlink"/>
             <w:rFonts w:cs="Times New Roman"/>
             <w:noProof/>
           </w:rPr>
-          <w:t>3.3.3. Tourist Controller</w:t>
+          <w:t>4.2. Stack công nghệ Mobile</w:t>
         </w:r>
         <w:r>
           <w:rPr>
@@ -2892,7 +3112,7 @@
             <w:noProof/>
             <w:webHidden/>
           </w:rPr>
-          <w:instrText xml:space="preserve"> PAGEREF _Toc226888091 \h </w:instrText>
+          <w:instrText xml:space="preserve"> PAGEREF _Toc226923608 \h </w:instrText>
         </w:r>
         <w:r>
           <w:rPr>
@@ -2912,7 +3132,7 @@
             <w:noProof/>
             <w:webHidden/>
           </w:rPr>
-          <w:t>16</w:t>
+          <w:t>19</w:t>
         </w:r>
         <w:r>
           <w:rPr>
@@ -2925,7 +3145,7 @@
     </w:p>
     <w:p>
       <w:pPr>
-        <w:pStyle w:val="TOC3"/>
+        <w:pStyle w:val="TOC2"/>
         <w:tabs>
           <w:tab w:val="right" w:leader="dot" w:pos="8630"/>
         </w:tabs>
@@ -2938,14 +3158,14 @@
           <w14:ligatures w14:val="standardContextual"/>
         </w:rPr>
       </w:pPr>
-      <w:hyperlink w:anchor="_Toc226888092" w:history="1">
+      <w:hyperlink w:anchor="_Toc226923609" w:history="1">
         <w:r>
           <w:rPr>
             <w:rStyle w:val="Hyperlink"/>
             <w:rFonts w:cs="Times New Roman"/>
             <w:noProof/>
           </w:rPr>
-          <w:t>3.3.4. Tour Controller</w:t>
+          <w:t>4.3. Database &amp; Infrastructure</w:t>
         </w:r>
         <w:r>
           <w:rPr>
@@ -2966,7 +3186,7 @@
             <w:noProof/>
             <w:webHidden/>
           </w:rPr>
-          <w:instrText xml:space="preserve"> PAGEREF _Toc226888092 \h </w:instrText>
+          <w:instrText xml:space="preserve"> PAGEREF _Toc226923609 \h </w:instrText>
         </w:r>
         <w:r>
           <w:rPr>
@@ -2986,7 +3206,7 @@
             <w:noProof/>
             <w:webHidden/>
           </w:rPr>
-          <w:t>16</w:t>
+          <w:t>19</w:t>
         </w:r>
         <w:r>
           <w:rPr>
@@ -2999,7 +3219,7 @@
     </w:p>
     <w:p>
       <w:pPr>
-        <w:pStyle w:val="TOC3"/>
+        <w:pStyle w:val="TOC2"/>
         <w:tabs>
           <w:tab w:val="right" w:leader="dot" w:pos="8630"/>
         </w:tabs>
@@ -3012,14 +3232,14 @@
           <w14:ligatures w14:val="standardContextual"/>
         </w:rPr>
       </w:pPr>
-      <w:hyperlink w:anchor="_Toc226888093" w:history="1">
+      <w:hyperlink w:anchor="_Toc226923610" w:history="1">
         <w:r>
           <w:rPr>
             <w:rStyle w:val="Hyperlink"/>
             <w:rFonts w:cs="Times New Roman"/>
             <w:noProof/>
           </w:rPr>
-          <w:t>3.3.5. Analytics Controller</w:t>
+          <w:t>4.4. Thư viện bên thứ ba và lý do sử dụng</w:t>
         </w:r>
         <w:r>
           <w:rPr>
@@ -3040,7 +3260,7 @@
             <w:noProof/>
             <w:webHidden/>
           </w:rPr>
-          <w:instrText xml:space="preserve"> PAGEREF _Toc226888093 \h </w:instrText>
+          <w:instrText xml:space="preserve"> PAGEREF _Toc226923610 \h </w:instrText>
         </w:r>
         <w:r>
           <w:rPr>
@@ -3060,7 +3280,7 @@
             <w:noProof/>
             <w:webHidden/>
           </w:rPr>
-          <w:t>17</w:t>
+          <w:t>20</w:t>
         </w:r>
         <w:r>
           <w:rPr>
@@ -3073,7 +3293,68 @@
     </w:p>
     <w:p>
       <w:pPr>
-        <w:pStyle w:val="TOC3"/>
+        <w:pStyle w:val="TOC1"/>
+        <w:rPr>
+          <w:rFonts w:asciiTheme="minorHAnsi" w:hAnsiTheme="minorHAnsi"/>
+          <w:kern w:val="2"/>
+          <w:sz w:val="24"/>
+          <w:szCs w:val="24"/>
+          <w14:ligatures w14:val="standardContextual"/>
+        </w:rPr>
+      </w:pPr>
+      <w:hyperlink w:anchor="_Toc226923611" w:history="1">
+        <w:r>
+          <w:rPr>
+            <w:rStyle w:val="Hyperlink"/>
+          </w:rPr>
+          <w:t>5. KIẾN TRÚC HỆ THỐNG</w:t>
+        </w:r>
+        <w:r>
+          <w:rPr>
+            <w:webHidden/>
+          </w:rPr>
+          <w:tab/>
+        </w:r>
+        <w:r>
+          <w:rPr>
+            <w:webHidden/>
+          </w:rPr>
+          <w:fldChar w:fldCharType="begin"/>
+        </w:r>
+        <w:r>
+          <w:rPr>
+            <w:webHidden/>
+          </w:rPr>
+          <w:instrText xml:space="preserve"> PAGEREF _Toc226923611 \h </w:instrText>
+        </w:r>
+        <w:r>
+          <w:rPr>
+            <w:webHidden/>
+          </w:rPr>
+        </w:r>
+        <w:r>
+          <w:rPr>
+            <w:webHidden/>
+          </w:rPr>
+          <w:fldChar w:fldCharType="separate"/>
+        </w:r>
+        <w:r>
+          <w:rPr>
+            <w:webHidden/>
+          </w:rPr>
+          <w:t>21</w:t>
+        </w:r>
+        <w:r>
+          <w:rPr>
+            <w:webHidden/>
+          </w:rPr>
+          <w:fldChar w:fldCharType="end"/>
+        </w:r>
+      </w:hyperlink>
+    </w:p>
+    <w:p>
+      <w:pPr>
+        <w:pStyle w:val="TOC2"/>
         <w:tabs>
           <w:tab w:val="right" w:leader="dot" w:pos="8630"/>
         </w:tabs>
@@ -3086,14 +3367,14 @@
           <w14:ligatures w14:val="standardContextual"/>
         </w:rPr>
       </w:pPr>
-      <w:hyperlink w:anchor="_Toc226888094" w:history="1">
+      <w:hyperlink w:anchor="_Toc226923612" w:history="1">
         <w:r>
           <w:rPr>
             <w:rStyle w:val="Hyperlink"/>
             <w:rFonts w:cs="Times New Roman"/>
             <w:noProof/>
           </w:rPr>
-          <w:t>3.3.6. Offline Controller</w:t>
+          <w:t>5.1. Mô hình kiến trúc tổng thể</w:t>
         </w:r>
         <w:r>
           <w:rPr>
@@ -3114,7 +3395,7 @@
             <w:noProof/>
             <w:webHidden/>
           </w:rPr>
-          <w:instrText xml:space="preserve"> PAGEREF _Toc226888094 \h </w:instrText>
+          <w:instrText xml:space="preserve"> PAGEREF _Toc226923612 \h </w:instrText>
         </w:r>
         <w:r>
           <w:rPr>
@@ -3134,7 +3415,7 @@
             <w:noProof/>
             <w:webHidden/>
           </w:rPr>
-          <w:t>18</w:t>
+          <w:t>21</w:t>
         </w:r>
         <w:r>
           <w:rPr>
@@ -3147,7 +3428,7 @@
     </w:p>
     <w:p>
       <w:pPr>
-        <w:pStyle w:val="TOC1"/>
+        <w:pStyle w:val="TOC2"/>
         <w:tabs>
           <w:tab w:val="right" w:leader="dot" w:pos="8630"/>
         </w:tabs>
@@ -3160,14 +3441,14 @@
           <w14:ligatures w14:val="standardContextual"/>
         </w:rPr>
       </w:pPr>
-      <w:hyperlink w:anchor="_Toc226888095" w:history="1">
+      <w:hyperlink w:anchor="_Toc226923613" w:history="1">
         <w:r>
           <w:rPr>
             <w:rStyle w:val="Hyperlink"/>
             <w:rFonts w:cs="Times New Roman"/>
             <w:noProof/>
           </w:rPr>
-          <w:t>4. YÊU CẦU KỸ THUẬT</w:t>
+          <w:t>5.2. Luồng dữ liệu (Data Flow)</w:t>
         </w:r>
         <w:r>
           <w:rPr>
@@ -3188,7 +3469,7 @@
             <w:noProof/>
             <w:webHidden/>
           </w:rPr>
-          <w:instrText xml:space="preserve"> PAGEREF _Toc226888095 \h </w:instrText>
+          <w:instrText xml:space="preserve"> PAGEREF _Toc226923613 \h </w:instrText>
         </w:r>
         <w:r>
           <w:rPr>
@@ -3208,7 +3489,7 @@
             <w:noProof/>
             <w:webHidden/>
           </w:rPr>
-          <w:t>18</w:t>
+          <w:t>22</w:t>
         </w:r>
         <w:r>
           <w:rPr>
@@ -3234,14 +3515,14 @@
           <w14:ligatures w14:val="standardContextual"/>
         </w:rPr>
       </w:pPr>
-      <w:hyperlink w:anchor="_Toc226888096" w:history="1">
+      <w:hyperlink w:anchor="_Toc226923614" w:history="1">
         <w:r>
           <w:rPr>
             <w:rStyle w:val="Hyperlink"/>
             <w:rFonts w:cs="Times New Roman"/>
             <w:noProof/>
           </w:rPr>
-          <w:t>4.1. Stack công nghệ Backend</w:t>
+          <w:t>5.3. Cấu trúc thư mục dự án</w:t>
         </w:r>
         <w:r>
           <w:rPr>
@@ -3262,7 +3543,7 @@
             <w:noProof/>
             <w:webHidden/>
           </w:rPr>
-          <w:instrText xml:space="preserve"> PAGEREF _Toc226888096 \h </w:instrText>
+          <w:instrText xml:space="preserve"> PAGEREF _Toc226923614 \h </w:instrText>
         </w:r>
         <w:r>
           <w:rPr>
@@ -3282,11 +3563,72 @@
             <w:noProof/>
             <w:webHidden/>
           </w:rPr>
-          <w:t>18</w:t>
-        </w:r>
-        <w:r>
-          <w:rPr>
-            <w:noProof/>
+          <w:t>24</w:t>
+        </w:r>
+        <w:r>
+          <w:rPr>
+            <w:noProof/>
+            <w:webHidden/>
+          </w:rPr>
+          <w:fldChar w:fldCharType="end"/>
+        </w:r>
+      </w:hyperlink>
+    </w:p>
+    <w:p>
+      <w:pPr>
+        <w:pStyle w:val="TOC1"/>
+        <w:rPr>
+          <w:rFonts w:asciiTheme="minorHAnsi" w:hAnsiTheme="minorHAnsi"/>
+          <w:kern w:val="2"/>
+          <w:sz w:val="24"/>
+          <w:szCs w:val="24"/>
+          <w14:ligatures w14:val="standardContextual"/>
+        </w:rPr>
+      </w:pPr>
+      <w:hyperlink w:anchor="_Toc226923615" w:history="1">
+        <w:r>
+          <w:rPr>
+            <w:rStyle w:val="Hyperlink"/>
+          </w:rPr>
+          <w:t>6. GIAO DIỆN NGƯỜI DÙNG (UI/UX)</w:t>
+        </w:r>
+        <w:r>
+          <w:rPr>
+            <w:webHidden/>
+          </w:rPr>
+          <w:tab/>
+        </w:r>
+        <w:r>
+          <w:rPr>
+            <w:webHidden/>
+          </w:rPr>
+          <w:fldChar w:fldCharType="begin"/>
+        </w:r>
+        <w:r>
+          <w:rPr>
+            <w:webHidden/>
+          </w:rPr>
+          <w:instrText xml:space="preserve"> PAGEREF _Toc226923615 \h </w:instrText>
+        </w:r>
+        <w:r>
+          <w:rPr>
+            <w:webHidden/>
+          </w:rPr>
+        </w:r>
+        <w:r>
+          <w:rPr>
+            <w:webHidden/>
+          </w:rPr>
+          <w:fldChar w:fldCharType="separate"/>
+        </w:r>
+        <w:r>
+          <w:rPr>
+            <w:webHidden/>
+          </w:rPr>
+          <w:t>25</w:t>
+        </w:r>
+        <w:r>
+          <w:rPr>
             <w:webHidden/>
           </w:rPr>
           <w:fldChar w:fldCharType="end"/>
@@ -3308,14 +3650,14 @@
           <w14:ligatures w14:val="standardContextual"/>
         </w:rPr>
       </w:pPr>
-      <w:hyperlink w:anchor="_Toc226888097" w:history="1">
+      <w:hyperlink w:anchor="_Toc226923616" w:history="1">
         <w:r>
           <w:rPr>
             <w:rStyle w:val="Hyperlink"/>
             <w:rFonts w:cs="Times New Roman"/>
             <w:noProof/>
           </w:rPr>
-          <w:t>4.2. Stack công nghệ Mobile</w:t>
+          <w:t>6.1. Mobile App Screens</w:t>
         </w:r>
         <w:r>
           <w:rPr>
@@ -3336,7 +3678,7 @@
             <w:noProof/>
             <w:webHidden/>
           </w:rPr>
-          <w:instrText xml:space="preserve"> PAGEREF _Toc226888097 \h </w:instrText>
+          <w:instrText xml:space="preserve"> PAGEREF _Toc226923616 \h </w:instrText>
         </w:r>
         <w:r>
           <w:rPr>
@@ -3356,7 +3698,7 @@
             <w:noProof/>
             <w:webHidden/>
           </w:rPr>
-          <w:t>19</w:t>
+          <w:t>25</w:t>
         </w:r>
         <w:r>
           <w:rPr>
@@ -3382,14 +3724,14 @@
           <w14:ligatures w14:val="standardContextual"/>
         </w:rPr>
       </w:pPr>
-      <w:hyperlink w:anchor="_Toc226888098" w:history="1">
+      <w:hyperlink w:anchor="_Toc226923617" w:history="1">
         <w:r>
           <w:rPr>
             <w:rStyle w:val="Hyperlink"/>
             <w:rFonts w:cs="Times New Roman"/>
             <w:noProof/>
           </w:rPr>
-          <w:t>4.3. Database &amp; Infrastructure</w:t>
+          <w:t>6.2. Web Admin Screens</w:t>
         </w:r>
         <w:r>
           <w:rPr>
@@ -3410,7 +3752,7 @@
             <w:noProof/>
             <w:webHidden/>
           </w:rPr>
-          <w:instrText xml:space="preserve"> PAGEREF _Toc226888098 \h </w:instrText>
+          <w:instrText xml:space="preserve"> PAGEREF _Toc226923617 \h </w:instrText>
         </w:r>
         <w:r>
           <w:rPr>
@@ -3430,11 +3772,72 @@
             <w:noProof/>
             <w:webHidden/>
           </w:rPr>
-          <w:t>19</w:t>
-        </w:r>
-        <w:r>
-          <w:rPr>
-            <w:noProof/>
+          <w:t>26</w:t>
+        </w:r>
+        <w:r>
+          <w:rPr>
+            <w:noProof/>
+            <w:webHidden/>
+          </w:rPr>
+          <w:fldChar w:fldCharType="end"/>
+        </w:r>
+      </w:hyperlink>
+    </w:p>
+    <w:p>
+      <w:pPr>
+        <w:pStyle w:val="TOC1"/>
+        <w:rPr>
+          <w:rFonts w:asciiTheme="minorHAnsi" w:hAnsiTheme="minorHAnsi"/>
+          <w:kern w:val="2"/>
+          <w:sz w:val="24"/>
+          <w:szCs w:val="24"/>
+          <w14:ligatures w14:val="standardContextual"/>
+        </w:rPr>
+      </w:pPr>
+      <w:hyperlink w:anchor="_Toc226923618" w:history="1">
+        <w:r>
+          <w:rPr>
+            <w:rStyle w:val="Hyperlink"/>
+          </w:rPr>
+          <w:t>7. QUY TRÌNH NGHIỆP VỤ</w:t>
+        </w:r>
+        <w:r>
+          <w:rPr>
+            <w:webHidden/>
+          </w:rPr>
+          <w:tab/>
+        </w:r>
+        <w:r>
+          <w:rPr>
+            <w:webHidden/>
+          </w:rPr>
+          <w:fldChar w:fldCharType="begin"/>
+        </w:r>
+        <w:r>
+          <w:rPr>
+            <w:webHidden/>
+          </w:rPr>
+          <w:instrText xml:space="preserve"> PAGEREF _Toc226923618 \h </w:instrText>
+        </w:r>
+        <w:r>
+          <w:rPr>
+            <w:webHidden/>
+          </w:rPr>
+        </w:r>
+        <w:r>
+          <w:rPr>
+            <w:webHidden/>
+          </w:rPr>
+          <w:fldChar w:fldCharType="separate"/>
+        </w:r>
+        <w:r>
+          <w:rPr>
+            <w:webHidden/>
+          </w:rPr>
+          <w:t>27</w:t>
+        </w:r>
+        <w:r>
+          <w:rPr>
             <w:webHidden/>
           </w:rPr>
           <w:fldChar w:fldCharType="end"/>
@@ -3456,14 +3859,14 @@
           <w14:ligatures w14:val="standardContextual"/>
         </w:rPr>
       </w:pPr>
-      <w:hyperlink w:anchor="_Toc226888099" w:history="1">
+      <w:hyperlink w:anchor="_Toc226923619" w:history="1">
         <w:r>
           <w:rPr>
             <w:rStyle w:val="Hyperlink"/>
             <w:rFonts w:cs="Times New Roman"/>
             <w:noProof/>
           </w:rPr>
-          <w:t>4.4. Thư viện bên thứ ba và lý do sử dụng</w:t>
+          <w:t>7.1. Luồng GPS Tracking &amp; Geofence</w:t>
         </w:r>
         <w:r>
           <w:rPr>
@@ -3484,7 +3887,7 @@
             <w:noProof/>
             <w:webHidden/>
           </w:rPr>
-          <w:instrText xml:space="preserve"> PAGEREF _Toc226888099 \h </w:instrText>
+          <w:instrText xml:space="preserve"> PAGEREF _Toc226923619 \h </w:instrText>
         </w:r>
         <w:r>
           <w:rPr>
@@ -3504,7 +3907,7 @@
             <w:noProof/>
             <w:webHidden/>
           </w:rPr>
-          <w:t>20</w:t>
+          <w:t>27</w:t>
         </w:r>
         <w:r>
           <w:rPr>
@@ -3517,7 +3920,7 @@
     </w:p>
     <w:p>
       <w:pPr>
-        <w:pStyle w:val="TOC1"/>
+        <w:pStyle w:val="TOC2"/>
         <w:tabs>
           <w:tab w:val="right" w:leader="dot" w:pos="8630"/>
         </w:tabs>
@@ -3530,14 +3933,14 @@
           <w14:ligatures w14:val="standardContextual"/>
         </w:rPr>
       </w:pPr>
-      <w:hyperlink w:anchor="_Toc226888100" w:history="1">
+      <w:hyperlink w:anchor="_Toc226923620" w:history="1">
         <w:r>
           <w:rPr>
             <w:rStyle w:val="Hyperlink"/>
             <w:rFonts w:cs="Times New Roman"/>
             <w:noProof/>
           </w:rPr>
-          <w:t>5. KIẾN TRÚC HỆ THỐNG</w:t>
+          <w:t>7.2. Luồng Audio Narration</w:t>
         </w:r>
         <w:r>
           <w:rPr>
@@ -3558,7 +3961,7 @@
             <w:noProof/>
             <w:webHidden/>
           </w:rPr>
-          <w:instrText xml:space="preserve"> PAGEREF _Toc226888100 \h </w:instrText>
+          <w:instrText xml:space="preserve"> PAGEREF _Toc226923620 \h </w:instrText>
         </w:r>
         <w:r>
           <w:rPr>
@@ -3578,7 +3981,7 @@
             <w:noProof/>
             <w:webHidden/>
           </w:rPr>
-          <w:t>21</w:t>
+          <w:t>28</w:t>
         </w:r>
         <w:r>
           <w:rPr>
@@ -3604,14 +4007,14 @@
           <w14:ligatures w14:val="standardContextual"/>
         </w:rPr>
       </w:pPr>
-      <w:hyperlink w:anchor="_Toc226888101" w:history="1">
+      <w:hyperlink w:anchor="_Toc226923621" w:history="1">
         <w:r>
           <w:rPr>
             <w:rStyle w:val="Hyperlink"/>
             <w:rFonts w:cs="Times New Roman"/>
             <w:noProof/>
           </w:rPr>
-          <w:t>5.1. Mô hình kiến trúc tổng thể</w:t>
+          <w:t>7.3. Luồng QR Code Activation</w:t>
         </w:r>
         <w:r>
           <w:rPr>
@@ -3632,7 +4035,7 @@
             <w:noProof/>
             <w:webHidden/>
           </w:rPr>
-          <w:instrText xml:space="preserve"> PAGEREF _Toc226888101 \h </w:instrText>
+          <w:instrText xml:space="preserve"> PAGEREF _Toc226923621 \h </w:instrText>
         </w:r>
         <w:r>
           <w:rPr>
@@ -3652,7 +4055,7 @@
             <w:noProof/>
             <w:webHidden/>
           </w:rPr>
-          <w:t>21</w:t>
+          <w:t>30</w:t>
         </w:r>
         <w:r>
           <w:rPr>
@@ -3678,14 +4081,14 @@
           <w14:ligatures w14:val="standardContextual"/>
         </w:rPr>
       </w:pPr>
-      <w:hyperlink w:anchor="_Toc226888102" w:history="1">
+      <w:hyperlink w:anchor="_Toc226923622" w:history="1">
         <w:r>
           <w:rPr>
             <w:rStyle w:val="Hyperlink"/>
             <w:rFonts w:cs="Times New Roman"/>
             <w:noProof/>
           </w:rPr>
-          <w:t>5.2. Luồng dữ liệu (Data Flow)</w:t>
+          <w:t>7.4. Luồng Offline Sync</w:t>
         </w:r>
         <w:r>
           <w:rPr>
@@ -3706,7 +4109,7 @@
             <w:noProof/>
             <w:webHidden/>
           </w:rPr>
-          <w:instrText xml:space="preserve"> PAGEREF _Toc226888102 \h </w:instrText>
+          <w:instrText xml:space="preserve"> PAGEREF _Toc226923622 \h </w:instrText>
         </w:r>
         <w:r>
           <w:rPr>
@@ -3726,11 +4129,72 @@
             <w:noProof/>
             <w:webHidden/>
           </w:rPr>
-          <w:t>22</w:t>
-        </w:r>
-        <w:r>
-          <w:rPr>
-            <w:noProof/>
+          <w:t>31</w:t>
+        </w:r>
+        <w:r>
+          <w:rPr>
+            <w:noProof/>
+            <w:webHidden/>
+          </w:rPr>
+          <w:fldChar w:fldCharType="end"/>
+        </w:r>
+      </w:hyperlink>
+    </w:p>
+    <w:p>
+      <w:pPr>
+        <w:pStyle w:val="TOC1"/>
+        <w:rPr>
+          <w:rFonts w:asciiTheme="minorHAnsi" w:hAnsiTheme="minorHAnsi"/>
+          <w:kern w:val="2"/>
+          <w:sz w:val="24"/>
+          <w:szCs w:val="24"/>
+          <w14:ligatures w14:val="standardContextual"/>
+        </w:rPr>
+      </w:pPr>
+      <w:hyperlink w:anchor="_Toc226923623" w:history="1">
+        <w:r>
+          <w:rPr>
+            <w:rStyle w:val="Hyperlink"/>
+          </w:rPr>
+          <w:t>8. USE CASE &amp; SEQUENCE DIAGRAMS</w:t>
+        </w:r>
+        <w:r>
+          <w:rPr>
+            <w:webHidden/>
+          </w:rPr>
+          <w:tab/>
+        </w:r>
+        <w:r>
+          <w:rPr>
+            <w:webHidden/>
+          </w:rPr>
+          <w:fldChar w:fldCharType="begin"/>
+        </w:r>
+        <w:r>
+          <w:rPr>
+            <w:webHidden/>
+          </w:rPr>
+          <w:instrText xml:space="preserve"> PAGEREF _Toc226923623 \h </w:instrText>
+        </w:r>
+        <w:r>
+          <w:rPr>
+            <w:webHidden/>
+          </w:rPr>
+        </w:r>
+        <w:r>
+          <w:rPr>
+            <w:webHidden/>
+          </w:rPr>
+          <w:fldChar w:fldCharType="separate"/>
+        </w:r>
+        <w:r>
+          <w:rPr>
+            <w:webHidden/>
+          </w:rPr>
+          <w:t>33</w:t>
+        </w:r>
+        <w:r>
+          <w:rPr>
             <w:webHidden/>
           </w:rPr>
           <w:fldChar w:fldCharType="end"/>
@@ -3752,14 +4216,14 @@
           <w14:ligatures w14:val="standardContextual"/>
         </w:rPr>
       </w:pPr>
-      <w:hyperlink w:anchor="_Toc226888103" w:history="1">
+      <w:hyperlink w:anchor="_Toc226923624" w:history="1">
         <w:r>
           <w:rPr>
             <w:rStyle w:val="Hyperlink"/>
             <w:rFonts w:cs="Times New Roman"/>
             <w:noProof/>
           </w:rPr>
-          <w:t>5.3. Cấu trúc thư mục dự án</w:t>
+          <w:t>8.1. Use Cases, Sequence Mobile</w:t>
         </w:r>
         <w:r>
           <w:rPr>
@@ -3780,7 +4244,7 @@
             <w:noProof/>
             <w:webHidden/>
           </w:rPr>
-          <w:instrText xml:space="preserve"> PAGEREF _Toc226888103 \h </w:instrText>
+          <w:instrText xml:space="preserve"> PAGEREF _Toc226923624 \h </w:instrText>
         </w:r>
         <w:r>
           <w:rPr>
@@ -3800,7 +4264,7 @@
             <w:noProof/>
             <w:webHidden/>
           </w:rPr>
-          <w:t>24</w:t>
+          <w:t>33</w:t>
         </w:r>
         <w:r>
           <w:rPr>
@@ -3813,8 +4277,9 @@
     </w:p>
     <w:p>
       <w:pPr>
-        <w:pStyle w:val="TOC1"/>
+        <w:pStyle w:val="TOC3"/>
         <w:tabs>
+          <w:tab w:val="left" w:pos="1200"/>
           <w:tab w:val="right" w:leader="dot" w:pos="8630"/>
         </w:tabs>
         <w:rPr>
@@ -3826,14 +4291,33 @@
           <w14:ligatures w14:val="standardContextual"/>
         </w:rPr>
       </w:pPr>
-      <w:hyperlink w:anchor="_Toc226888104" w:history="1">
+      <w:hyperlink w:anchor="_Toc226923625" w:history="1">
+        <w:r>
+          <w:rPr>
+            <w:rStyle w:val="Hyperlink"/>
+            <w:rFonts w:ascii="Wingdings" w:hAnsi="Wingdings" w:cs="Times New Roman"/>
+            <w:noProof/>
+          </w:rPr>
+          <w:t></w:t>
+        </w:r>
+        <w:r>
+          <w:rPr>
+            <w:rFonts w:asciiTheme="minorHAnsi" w:hAnsiTheme="minorHAnsi"/>
+            <w:noProof/>
+            <w:kern w:val="2"/>
+            <w:sz w:val="24"/>
+            <w:szCs w:val="24"/>
+            <w14:ligatures w14:val="standardContextual"/>
+          </w:rPr>
+          <w:tab/>
+        </w:r>
         <w:r>
           <w:rPr>
             <w:rStyle w:val="Hyperlink"/>
             <w:rFonts w:cs="Times New Roman"/>
             <w:noProof/>
           </w:rPr>
-          <w:t>6. GIAO DIỆN NGƯỜI DÙNG (UI/UX)</w:t>
+          <w:t>UC-M01 - Onboarding ngôn ngữ và điều hướng vào trải nghiệm</w:t>
         </w:r>
         <w:r>
           <w:rPr>
@@ -3854,7 +4338,7 @@
             <w:noProof/>
             <w:webHidden/>
           </w:rPr>
-          <w:instrText xml:space="preserve"> PAGEREF _Toc226888104 \h </w:instrText>
+          <w:instrText xml:space="preserve"> PAGEREF _Toc226923625 \h </w:instrText>
         </w:r>
         <w:r>
           <w:rPr>
@@ -3874,7 +4358,7 @@
             <w:noProof/>
             <w:webHidden/>
           </w:rPr>
-          <w:t>25</w:t>
+          <w:t>33</w:t>
         </w:r>
         <w:r>
           <w:rPr>
@@ -3887,8 +4371,9 @@
     </w:p>
     <w:p>
       <w:pPr>
-        <w:pStyle w:val="TOC2"/>
+        <w:pStyle w:val="TOC3"/>
         <w:tabs>
+          <w:tab w:val="left" w:pos="1200"/>
           <w:tab w:val="right" w:leader="dot" w:pos="8630"/>
         </w:tabs>
         <w:rPr>
@@ -3900,14 +4385,33 @@
           <w14:ligatures w14:val="standardContextual"/>
         </w:rPr>
       </w:pPr>
-      <w:hyperlink w:anchor="_Toc226888105" w:history="1">
+      <w:hyperlink w:anchor="_Toc226923626" w:history="1">
+        <w:r>
+          <w:rPr>
+            <w:rStyle w:val="Hyperlink"/>
+            <w:rFonts w:ascii="Wingdings" w:hAnsi="Wingdings" w:cs="Times New Roman"/>
+            <w:noProof/>
+          </w:rPr>
+          <w:t></w:t>
+        </w:r>
+        <w:r>
+          <w:rPr>
+            <w:rFonts w:asciiTheme="minorHAnsi" w:hAnsiTheme="minorHAnsi"/>
+            <w:noProof/>
+            <w:kern w:val="2"/>
+            <w:sz w:val="24"/>
+            <w:szCs w:val="24"/>
+            <w14:ligatures w14:val="standardContextual"/>
+          </w:rPr>
+          <w:tab/>
+        </w:r>
         <w:r>
           <w:rPr>
             <w:rStyle w:val="Hyperlink"/>
             <w:rFonts w:cs="Times New Roman"/>
             <w:noProof/>
           </w:rPr>
-          <w:t>6.1. Mobile App Screens</w:t>
+          <w:t>UC-M02 - QR Activation: đã cài app vào ngay, chưa cài thì cài + thanh toán</w:t>
         </w:r>
         <w:r>
           <w:rPr>
@@ -3928,7 +4432,7 @@
             <w:noProof/>
             <w:webHidden/>
           </w:rPr>
-          <w:instrText xml:space="preserve"> PAGEREF _Toc226888105 \h </w:instrText>
+          <w:instrText xml:space="preserve"> PAGEREF _Toc226923626 \h </w:instrText>
         </w:r>
         <w:r>
           <w:rPr>
@@ -3948,7 +4452,7 @@
             <w:noProof/>
             <w:webHidden/>
           </w:rPr>
-          <w:t>25</w:t>
+          <w:t>34</w:t>
         </w:r>
         <w:r>
           <w:rPr>
@@ -3961,8 +4465,9 @@
     </w:p>
     <w:p>
       <w:pPr>
-        <w:pStyle w:val="TOC2"/>
+        <w:pStyle w:val="TOC3"/>
         <w:tabs>
+          <w:tab w:val="left" w:pos="1200"/>
           <w:tab w:val="right" w:leader="dot" w:pos="8630"/>
         </w:tabs>
         <w:rPr>
@@ -3974,14 +4479,33 @@
           <w14:ligatures w14:val="standardContextual"/>
         </w:rPr>
       </w:pPr>
-      <w:hyperlink w:anchor="_Toc226888106" w:history="1">
+      <w:hyperlink w:anchor="_Toc226923627" w:history="1">
+        <w:r>
+          <w:rPr>
+            <w:rStyle w:val="Hyperlink"/>
+            <w:rFonts w:ascii="Wingdings" w:hAnsi="Wingdings" w:cs="Times New Roman"/>
+            <w:noProof/>
+          </w:rPr>
+          <w:t></w:t>
+        </w:r>
+        <w:r>
+          <w:rPr>
+            <w:rFonts w:asciiTheme="minorHAnsi" w:hAnsiTheme="minorHAnsi"/>
+            <w:noProof/>
+            <w:kern w:val="2"/>
+            <w:sz w:val="24"/>
+            <w:szCs w:val="24"/>
+            <w14:ligatures w14:val="standardContextual"/>
+          </w:rPr>
+          <w:tab/>
+        </w:r>
         <w:r>
           <w:rPr>
             <w:rStyle w:val="Hyperlink"/>
             <w:rFonts w:cs="Times New Roman"/>
             <w:noProof/>
           </w:rPr>
-          <w:t>6.2. Web Admin Screens</w:t>
+          <w:t>UC-M03 - GPS tracking + geofence quyết định kích hoạt thuyết minh</w:t>
         </w:r>
         <w:r>
           <w:rPr>
@@ -4002,7 +4526,7 @@
             <w:noProof/>
             <w:webHidden/>
           </w:rPr>
-          <w:instrText xml:space="preserve"> PAGEREF _Toc226888106 \h </w:instrText>
+          <w:instrText xml:space="preserve"> PAGEREF _Toc226923627 \h </w:instrText>
         </w:r>
         <w:r>
           <w:rPr>
@@ -4022,7 +4546,7 @@
             <w:noProof/>
             <w:webHidden/>
           </w:rPr>
-          <w:t>26</w:t>
+          <w:t>37</w:t>
         </w:r>
         <w:r>
           <w:rPr>
@@ -4035,8 +4559,9 @@
     </w:p>
     <w:p>
       <w:pPr>
-        <w:pStyle w:val="TOC1"/>
+        <w:pStyle w:val="TOC3"/>
         <w:tabs>
+          <w:tab w:val="left" w:pos="1200"/>
           <w:tab w:val="right" w:leader="dot" w:pos="8630"/>
         </w:tabs>
         <w:rPr>
@@ -4048,14 +4573,33 @@
           <w14:ligatures w14:val="standardContextual"/>
         </w:rPr>
       </w:pPr>
-      <w:hyperlink w:anchor="_Toc226888107" w:history="1">
+      <w:hyperlink w:anchor="_Toc226923628" w:history="1">
+        <w:r>
+          <w:rPr>
+            <w:rStyle w:val="Hyperlink"/>
+            <w:rFonts w:ascii="Wingdings" w:hAnsi="Wingdings" w:cs="Times New Roman"/>
+            <w:noProof/>
+          </w:rPr>
+          <w:t></w:t>
+        </w:r>
+        <w:r>
+          <w:rPr>
+            <w:rFonts w:asciiTheme="minorHAnsi" w:hAnsiTheme="minorHAnsi"/>
+            <w:noProof/>
+            <w:kern w:val="2"/>
+            <w:sz w:val="24"/>
+            <w:szCs w:val="24"/>
+            <w14:ligatures w14:val="standardContextual"/>
+          </w:rPr>
+          <w:tab/>
+        </w:r>
         <w:r>
           <w:rPr>
             <w:rStyle w:val="Hyperlink"/>
             <w:rFonts w:cs="Times New Roman"/>
             <w:noProof/>
           </w:rPr>
-          <w:t>7. QUY TRÌNH NGHIỆP VỤ</w:t>
+          <w:t>UC-M04 - Narration engine: Audio file, TTS fallback, chống phát trùng</w:t>
         </w:r>
         <w:r>
           <w:rPr>
@@ -4076,7 +4620,7 @@
             <w:noProof/>
             <w:webHidden/>
           </w:rPr>
-          <w:instrText xml:space="preserve"> PAGEREF _Toc226888107 \h </w:instrText>
+          <w:instrText xml:space="preserve"> PAGEREF _Toc226923628 \h </w:instrText>
         </w:r>
         <w:r>
           <w:rPr>
@@ -4096,7 +4640,7 @@
             <w:noProof/>
             <w:webHidden/>
           </w:rPr>
-          <w:t>27</w:t>
+          <w:t>39</w:t>
         </w:r>
         <w:r>
           <w:rPr>
@@ -4109,8 +4653,9 @@
     </w:p>
     <w:p>
       <w:pPr>
-        <w:pStyle w:val="TOC2"/>
+        <w:pStyle w:val="TOC3"/>
         <w:tabs>
+          <w:tab w:val="left" w:pos="1200"/>
           <w:tab w:val="right" w:leader="dot" w:pos="8630"/>
         </w:tabs>
         <w:rPr>
@@ -4122,14 +4667,33 @@
           <w14:ligatures w14:val="standardContextual"/>
         </w:rPr>
       </w:pPr>
-      <w:hyperlink w:anchor="_Toc226888108" w:history="1">
+      <w:hyperlink w:anchor="_Toc226923629" w:history="1">
+        <w:r>
+          <w:rPr>
+            <w:rStyle w:val="Hyperlink"/>
+            <w:rFonts w:ascii="Wingdings" w:hAnsi="Wingdings" w:cs="Times New Roman"/>
+            <w:noProof/>
+          </w:rPr>
+          <w:t></w:t>
+        </w:r>
+        <w:r>
+          <w:rPr>
+            <w:rFonts w:asciiTheme="minorHAnsi" w:hAnsiTheme="minorHAnsi"/>
+            <w:noProof/>
+            <w:kern w:val="2"/>
+            <w:sz w:val="24"/>
+            <w:szCs w:val="24"/>
+            <w14:ligatures w14:val="standardContextual"/>
+          </w:rPr>
+          <w:tab/>
+        </w:r>
         <w:r>
           <w:rPr>
             <w:rStyle w:val="Hyperlink"/>
             <w:rFonts w:cs="Times New Roman"/>
             <w:noProof/>
           </w:rPr>
-          <w:t>7.1. Luồng GPS Tracking &amp; Geofence</w:t>
+          <w:t>UC-M05 - Offline sync package và fallback runtime</w:t>
         </w:r>
         <w:r>
           <w:rPr>
@@ -4150,7 +4714,7 @@
             <w:noProof/>
             <w:webHidden/>
           </w:rPr>
-          <w:instrText xml:space="preserve"> PAGEREF _Toc226888108 \h </w:instrText>
+          <w:instrText xml:space="preserve"> PAGEREF _Toc226923629 \h </w:instrText>
         </w:r>
         <w:r>
           <w:rPr>
@@ -4170,7 +4734,7 @@
             <w:noProof/>
             <w:webHidden/>
           </w:rPr>
-          <w:t>27</w:t>
+          <w:t>42</w:t>
         </w:r>
         <w:r>
           <w:rPr>
@@ -4183,8 +4747,9 @@
     </w:p>
     <w:p>
       <w:pPr>
-        <w:pStyle w:val="TOC2"/>
+        <w:pStyle w:val="TOC3"/>
         <w:tabs>
+          <w:tab w:val="left" w:pos="1200"/>
           <w:tab w:val="right" w:leader="dot" w:pos="8630"/>
         </w:tabs>
         <w:rPr>
@@ -4196,14 +4761,33 @@
           <w14:ligatures w14:val="standardContextual"/>
         </w:rPr>
       </w:pPr>
-      <w:hyperlink w:anchor="_Toc226888109" w:history="1">
+      <w:hyperlink w:anchor="_Toc226923630" w:history="1">
+        <w:r>
+          <w:rPr>
+            <w:rStyle w:val="Hyperlink"/>
+            <w:rFonts w:ascii="Wingdings" w:hAnsi="Wingdings" w:cs="Times New Roman"/>
+            <w:noProof/>
+          </w:rPr>
+          <w:t></w:t>
+        </w:r>
+        <w:r>
+          <w:rPr>
+            <w:rFonts w:asciiTheme="minorHAnsi" w:hAnsiTheme="minorHAnsi"/>
+            <w:noProof/>
+            <w:kern w:val="2"/>
+            <w:sz w:val="24"/>
+            <w:szCs w:val="24"/>
+            <w14:ligatures w14:val="standardContextual"/>
+          </w:rPr>
+          <w:tab/>
+        </w:r>
         <w:r>
           <w:rPr>
             <w:rStyle w:val="Hyperlink"/>
             <w:rFonts w:cs="Times New Roman"/>
             <w:noProof/>
           </w:rPr>
-          <w:t>7.2. Luồng Audio Narration</w:t>
+          <w:t>UC-M06 - Tour Session Management: start, track progress, complete</w:t>
         </w:r>
         <w:r>
           <w:rPr>
@@ -4224,7 +4808,7 @@
             <w:noProof/>
             <w:webHidden/>
           </w:rPr>
-          <w:instrText xml:space="preserve"> PAGEREF _Toc226888109 \h </w:instrText>
+          <w:instrText xml:space="preserve"> PAGEREF _Toc226923630 \h </w:instrText>
         </w:r>
         <w:r>
           <w:rPr>
@@ -4244,7 +4828,7 @@
             <w:noProof/>
             <w:webHidden/>
           </w:rPr>
-          <w:t>28</w:t>
+          <w:t>43</w:t>
         </w:r>
         <w:r>
           <w:rPr>
@@ -4257,8 +4841,9 @@
     </w:p>
     <w:p>
       <w:pPr>
-        <w:pStyle w:val="TOC2"/>
+        <w:pStyle w:val="TOC3"/>
         <w:tabs>
+          <w:tab w:val="left" w:pos="1200"/>
           <w:tab w:val="right" w:leader="dot" w:pos="8630"/>
         </w:tabs>
         <w:rPr>
@@ -4270,14 +4855,33 @@
           <w14:ligatures w14:val="standardContextual"/>
         </w:rPr>
       </w:pPr>
-      <w:hyperlink w:anchor="_Toc226888110" w:history="1">
+      <w:hyperlink w:anchor="_Toc226923631" w:history="1">
+        <w:r>
+          <w:rPr>
+            <w:rStyle w:val="Hyperlink"/>
+            <w:rFonts w:ascii="Wingdings" w:hAnsi="Wingdings" w:cs="Times New Roman"/>
+            <w:noProof/>
+          </w:rPr>
+          <w:t></w:t>
+        </w:r>
+        <w:r>
+          <w:rPr>
+            <w:rFonts w:asciiTheme="minorHAnsi" w:hAnsiTheme="minorHAnsi"/>
+            <w:noProof/>
+            <w:kern w:val="2"/>
+            <w:sz w:val="24"/>
+            <w:szCs w:val="24"/>
+            <w14:ligatures w14:val="standardContextual"/>
+          </w:rPr>
+          <w:tab/>
+        </w:r>
         <w:r>
           <w:rPr>
             <w:rStyle w:val="Hyperlink"/>
             <w:rFonts w:cs="Times New Roman"/>
             <w:noProof/>
           </w:rPr>
-          <w:t>7.3. Luồng QR Code Activation</w:t>
+          <w:t>UC-M07 - Manual POI Detail Access: click marker/search mở detail</w:t>
         </w:r>
         <w:r>
           <w:rPr>
@@ -4298,7 +4902,7 @@
             <w:noProof/>
             <w:webHidden/>
           </w:rPr>
-          <w:instrText xml:space="preserve"> PAGEREF _Toc226888110 \h </w:instrText>
+          <w:instrText xml:space="preserve"> PAGEREF _Toc226923631 \h </w:instrText>
         </w:r>
         <w:r>
           <w:rPr>
@@ -4318,7 +4922,7 @@
             <w:noProof/>
             <w:webHidden/>
           </w:rPr>
-          <w:t>30</w:t>
+          <w:t>45</w:t>
         </w:r>
         <w:r>
           <w:rPr>
@@ -4344,14 +4948,14 @@
           <w14:ligatures w14:val="standardContextual"/>
         </w:rPr>
       </w:pPr>
-      <w:hyperlink w:anchor="_Toc226888111" w:history="1">
+      <w:hyperlink w:anchor="_Toc226923632" w:history="1">
         <w:r>
           <w:rPr>
             <w:rStyle w:val="Hyperlink"/>
             <w:rFonts w:cs="Times New Roman"/>
             <w:noProof/>
           </w:rPr>
-          <w:t>7.4. Luồng Offline Sync</w:t>
+          <w:t>8.2. Use Cases,Sequence Web/Admin</w:t>
         </w:r>
         <w:r>
           <w:rPr>
@@ -4372,7 +4976,7 @@
             <w:noProof/>
             <w:webHidden/>
           </w:rPr>
-          <w:instrText xml:space="preserve"> PAGEREF _Toc226888111 \h </w:instrText>
+          <w:instrText xml:space="preserve"> PAGEREF _Toc226923632 \h </w:instrText>
         </w:r>
         <w:r>
           <w:rPr>
@@ -4392,7 +4996,7 @@
             <w:noProof/>
             <w:webHidden/>
           </w:rPr>
-          <w:t>31</w:t>
+          <w:t>47</w:t>
         </w:r>
         <w:r>
           <w:rPr>
@@ -4405,8 +5009,9 @@
     </w:p>
     <w:p>
       <w:pPr>
-        <w:pStyle w:val="TOC1"/>
+        <w:pStyle w:val="TOC3"/>
         <w:tabs>
+          <w:tab w:val="left" w:pos="1200"/>
           <w:tab w:val="right" w:leader="dot" w:pos="8630"/>
         </w:tabs>
         <w:rPr>
@@ -4418,14 +5023,33 @@
           <w14:ligatures w14:val="standardContextual"/>
         </w:rPr>
       </w:pPr>
-      <w:hyperlink w:anchor="_Toc226888112" w:history="1">
+      <w:hyperlink w:anchor="_Toc226923633" w:history="1">
+        <w:r>
+          <w:rPr>
+            <w:rStyle w:val="Hyperlink"/>
+            <w:rFonts w:ascii="Wingdings" w:hAnsi="Wingdings" w:cs="Times New Roman"/>
+            <w:noProof/>
+          </w:rPr>
+          <w:t></w:t>
+        </w:r>
+        <w:r>
+          <w:rPr>
+            <w:rFonts w:asciiTheme="minorHAnsi" w:hAnsiTheme="minorHAnsi"/>
+            <w:noProof/>
+            <w:kern w:val="2"/>
+            <w:sz w:val="24"/>
+            <w:szCs w:val="24"/>
+            <w14:ligatures w14:val="standardContextual"/>
+          </w:rPr>
+          <w:tab/>
+        </w:r>
         <w:r>
           <w:rPr>
             <w:rStyle w:val="Hyperlink"/>
             <w:rFonts w:cs="Times New Roman"/>
             <w:noProof/>
           </w:rPr>
-          <w:t>8. USE CASE &amp; SEQUENCE DIAGRAMS</w:t>
+          <w:t>UC-W01 - Quản lý POI lõi (CRUD + ảnh + metadata)</w:t>
         </w:r>
         <w:r>
           <w:rPr>
@@ -4446,7 +5070,7 @@
             <w:noProof/>
             <w:webHidden/>
           </w:rPr>
-          <w:instrText xml:space="preserve"> PAGEREF _Toc226888112 \h </w:instrText>
+          <w:instrText xml:space="preserve"> PAGEREF _Toc226923633 \h </w:instrText>
         </w:r>
         <w:r>
           <w:rPr>
@@ -4466,7 +5090,7 @@
             <w:noProof/>
             <w:webHidden/>
           </w:rPr>
-          <w:t>33</w:t>
+          <w:t>47</w:t>
         </w:r>
         <w:r>
           <w:rPr>
@@ -4479,8 +5103,9 @@
     </w:p>
     <w:p>
       <w:pPr>
-        <w:pStyle w:val="TOC2"/>
+        <w:pStyle w:val="TOC3"/>
         <w:tabs>
+          <w:tab w:val="left" w:pos="1200"/>
           <w:tab w:val="right" w:leader="dot" w:pos="8630"/>
         </w:tabs>
         <w:rPr>
@@ -4492,14 +5117,33 @@
           <w14:ligatures w14:val="standardContextual"/>
         </w:rPr>
       </w:pPr>
-      <w:hyperlink w:anchor="_Toc226888113" w:history="1">
+      <w:hyperlink w:anchor="_Toc226923634" w:history="1">
+        <w:r>
+          <w:rPr>
+            <w:rStyle w:val="Hyperlink"/>
+            <w:rFonts w:ascii="Wingdings" w:hAnsi="Wingdings" w:cs="Times New Roman"/>
+            <w:noProof/>
+          </w:rPr>
+          <w:t></w:t>
+        </w:r>
+        <w:r>
+          <w:rPr>
+            <w:rFonts w:asciiTheme="minorHAnsi" w:hAnsiTheme="minorHAnsi"/>
+            <w:noProof/>
+            <w:kern w:val="2"/>
+            <w:sz w:val="24"/>
+            <w:szCs w:val="24"/>
+            <w14:ligatures w14:val="standardContextual"/>
+          </w:rPr>
+          <w:tab/>
+        </w:r>
         <w:r>
           <w:rPr>
             <w:rStyle w:val="Hyperlink"/>
             <w:rFonts w:cs="Times New Roman"/>
             <w:noProof/>
           </w:rPr>
-          <w:t>8.1. Use Cases, Sequence Mobile</w:t>
+          <w:t>UC-W02 - Quản lý Audio/Script đa ngôn ngữ</w:t>
         </w:r>
         <w:r>
           <w:rPr>
@@ -4520,7 +5164,7 @@
             <w:noProof/>
             <w:webHidden/>
           </w:rPr>
-          <w:instrText xml:space="preserve"> PAGEREF _Toc226888113 \h </w:instrText>
+          <w:instrText xml:space="preserve"> PAGEREF _Toc226923634 \h </w:instrText>
         </w:r>
         <w:r>
           <w:rPr>
@@ -4540,7 +5184,7 @@
             <w:noProof/>
             <w:webHidden/>
           </w:rPr>
-          <w:t>33</w:t>
+          <w:t>49</w:t>
         </w:r>
         <w:r>
           <w:rPr>
@@ -4553,8 +5197,9 @@
     </w:p>
     <w:p>
       <w:pPr>
-        <w:pStyle w:val="TOC2"/>
+        <w:pStyle w:val="TOC3"/>
         <w:tabs>
+          <w:tab w:val="left" w:pos="1200"/>
           <w:tab w:val="right" w:leader="dot" w:pos="8630"/>
         </w:tabs>
         <w:rPr>
@@ -4566,14 +5211,33 @@
           <w14:ligatures w14:val="standardContextual"/>
         </w:rPr>
       </w:pPr>
-      <w:hyperlink w:anchor="_Toc226888114" w:history="1">
+      <w:hyperlink w:anchor="_Toc226923635" w:history="1">
+        <w:r>
+          <w:rPr>
+            <w:rStyle w:val="Hyperlink"/>
+            <w:rFonts w:ascii="Wingdings" w:hAnsi="Wingdings" w:cs="Times New Roman"/>
+            <w:noProof/>
+          </w:rPr>
+          <w:t></w:t>
+        </w:r>
+        <w:r>
+          <w:rPr>
+            <w:rFonts w:asciiTheme="minorHAnsi" w:hAnsiTheme="minorHAnsi"/>
+            <w:noProof/>
+            <w:kern w:val="2"/>
+            <w:sz w:val="24"/>
+            <w:szCs w:val="24"/>
+            <w14:ligatures w14:val="standardContextual"/>
+          </w:rPr>
+          <w:tab/>
+        </w:r>
         <w:r>
           <w:rPr>
             <w:rStyle w:val="Hyperlink"/>
             <w:rFonts w:cs="Times New Roman"/>
             <w:noProof/>
           </w:rPr>
-          <w:t>8.2. Use Cases,Sequence Web/Admin</w:t>
+          <w:t>UC-W03 - Workflow owner request và admin approval</w:t>
         </w:r>
         <w:r>
           <w:rPr>
@@ -4594,7 +5258,7 @@
             <w:noProof/>
             <w:webHidden/>
           </w:rPr>
-          <w:instrText xml:space="preserve"> PAGEREF _Toc226888114 \h </w:instrText>
+          <w:instrText xml:space="preserve"> PAGEREF _Toc226923635 \h </w:instrText>
         </w:r>
         <w:r>
           <w:rPr>
@@ -4614,7 +5278,7 @@
             <w:noProof/>
             <w:webHidden/>
           </w:rPr>
-          <w:t>47</w:t>
+          <w:t>50</w:t>
         </w:r>
         <w:r>
           <w:rPr>
@@ -4627,8 +5291,9 @@
     </w:p>
     <w:p>
       <w:pPr>
-        <w:pStyle w:val="TOC1"/>
+        <w:pStyle w:val="TOC3"/>
         <w:tabs>
+          <w:tab w:val="left" w:pos="1200"/>
           <w:tab w:val="right" w:leader="dot" w:pos="8630"/>
         </w:tabs>
         <w:rPr>
@@ -4640,14 +5305,33 @@
           <w14:ligatures w14:val="standardContextual"/>
         </w:rPr>
       </w:pPr>
-      <w:hyperlink w:anchor="_Toc226888115" w:history="1">
+      <w:hyperlink w:anchor="_Toc226923636" w:history="1">
+        <w:r>
+          <w:rPr>
+            <w:rStyle w:val="Hyperlink"/>
+            <w:rFonts w:ascii="Wingdings" w:hAnsi="Wingdings" w:cs="Times New Roman"/>
+            <w:noProof/>
+          </w:rPr>
+          <w:t></w:t>
+        </w:r>
+        <w:r>
+          <w:rPr>
+            <w:rFonts w:asciiTheme="minorHAnsi" w:hAnsiTheme="minorHAnsi"/>
+            <w:noProof/>
+            <w:kern w:val="2"/>
+            <w:sz w:val="24"/>
+            <w:szCs w:val="24"/>
+            <w14:ligatures w14:val="standardContextual"/>
+          </w:rPr>
+          <w:tab/>
+        </w:r>
         <w:r>
           <w:rPr>
             <w:rStyle w:val="Hyperlink"/>
             <w:rFonts w:cs="Times New Roman"/>
             <w:noProof/>
           </w:rPr>
-          <w:t>9. BẢO MẬT &amp; PHÂN QUYỀN</w:t>
+          <w:t>UC-W04 - Quản lý Tour và đồng bộ điểm theo thứ tự</w:t>
         </w:r>
         <w:r>
           <w:rPr>
@@ -4668,7 +5352,7 @@
             <w:noProof/>
             <w:webHidden/>
           </w:rPr>
-          <w:instrText xml:space="preserve"> PAGEREF _Toc226888115 \h </w:instrText>
+          <w:instrText xml:space="preserve"> PAGEREF _Toc226923636 \h </w:instrText>
         </w:r>
         <w:r>
           <w:rPr>
@@ -4688,7 +5372,7 @@
             <w:noProof/>
             <w:webHidden/>
           </w:rPr>
-          <w:t>58</w:t>
+          <w:t>52</w:t>
         </w:r>
         <w:r>
           <w:rPr>
@@ -4701,8 +5385,9 @@
     </w:p>
     <w:p>
       <w:pPr>
-        <w:pStyle w:val="TOC2"/>
+        <w:pStyle w:val="TOC3"/>
         <w:tabs>
+          <w:tab w:val="left" w:pos="1200"/>
           <w:tab w:val="right" w:leader="dot" w:pos="8630"/>
         </w:tabs>
         <w:rPr>
@@ -4714,14 +5399,33 @@
           <w14:ligatures w14:val="standardContextual"/>
         </w:rPr>
       </w:pPr>
-      <w:hyperlink w:anchor="_Toc226888116" w:history="1">
+      <w:hyperlink w:anchor="_Toc226923637" w:history="1">
+        <w:r>
+          <w:rPr>
+            <w:rStyle w:val="Hyperlink"/>
+            <w:rFonts w:ascii="Wingdings" w:hAnsi="Wingdings" w:cs="Times New Roman"/>
+            <w:noProof/>
+          </w:rPr>
+          <w:t></w:t>
+        </w:r>
+        <w:r>
+          <w:rPr>
+            <w:rFonts w:asciiTheme="minorHAnsi" w:hAnsiTheme="minorHAnsi"/>
+            <w:noProof/>
+            <w:kern w:val="2"/>
+            <w:sz w:val="24"/>
+            <w:szCs w:val="24"/>
+            <w14:ligatures w14:val="standardContextual"/>
+          </w:rPr>
+          <w:tab/>
+        </w:r>
         <w:r>
           <w:rPr>
             <w:rStyle w:val="Hyperlink"/>
             <w:rFonts w:cs="Times New Roman"/>
             <w:noProof/>
           </w:rPr>
-          <w:t>9.1. Authentication &amp; Authorization</w:t>
+          <w:t>UC-W05 - Analytics &amp; Usage History đa nguồn</w:t>
         </w:r>
         <w:r>
           <w:rPr>
@@ -4742,7 +5446,7 @@
             <w:noProof/>
             <w:webHidden/>
           </w:rPr>
-          <w:instrText xml:space="preserve"> PAGEREF _Toc226888116 \h </w:instrText>
+          <w:instrText xml:space="preserve"> PAGEREF _Toc226923637 \h </w:instrText>
         </w:r>
         <w:r>
           <w:rPr>
@@ -4762,7 +5466,7 @@
             <w:noProof/>
             <w:webHidden/>
           </w:rPr>
-          <w:t>58</w:t>
+          <w:t>54</w:t>
         </w:r>
         <w:r>
           <w:rPr>
@@ -4775,8 +5479,9 @@
     </w:p>
     <w:p>
       <w:pPr>
-        <w:pStyle w:val="TOC1"/>
+        <w:pStyle w:val="TOC3"/>
         <w:tabs>
+          <w:tab w:val="left" w:pos="1200"/>
           <w:tab w:val="right" w:leader="dot" w:pos="8630"/>
         </w:tabs>
         <w:rPr>
@@ -4788,14 +5493,33 @@
           <w14:ligatures w14:val="standardContextual"/>
         </w:rPr>
       </w:pPr>
-      <w:hyperlink w:anchor="_Toc226888117" w:history="1">
+      <w:hyperlink w:anchor="_Toc226923638" w:history="1">
+        <w:r>
+          <w:rPr>
+            <w:rStyle w:val="Hyperlink"/>
+            <w:rFonts w:ascii="Wingdings" w:hAnsi="Wingdings" w:cs="Times New Roman"/>
+            <w:noProof/>
+          </w:rPr>
+          <w:t></w:t>
+        </w:r>
+        <w:r>
+          <w:rPr>
+            <w:rFonts w:asciiTheme="minorHAnsi" w:hAnsiTheme="minorHAnsi"/>
+            <w:noProof/>
+            <w:kern w:val="2"/>
+            <w:sz w:val="24"/>
+            <w:szCs w:val="24"/>
+            <w14:ligatures w14:val="standardContextual"/>
+          </w:rPr>
+          <w:tab/>
+        </w:r>
         <w:r>
           <w:rPr>
             <w:rStyle w:val="Hyperlink"/>
             <w:rFonts w:cs="Times New Roman"/>
             <w:noProof/>
           </w:rPr>
-          <w:t>10. TRIỂN KHAI &amp; VẬN HÀNH</w:t>
+          <w:t>UC-W06 - Cấu hình QR payment và chuẩn hóa lịch sử thanh toán</w:t>
         </w:r>
         <w:r>
           <w:rPr>
@@ -4816,7 +5540,7 @@
             <w:noProof/>
             <w:webHidden/>
           </w:rPr>
-          <w:instrText xml:space="preserve"> PAGEREF _Toc226888117 \h </w:instrText>
+          <w:instrText xml:space="preserve"> PAGEREF _Toc226923638 \h </w:instrText>
         </w:r>
         <w:r>
           <w:rPr>
@@ -4836,11 +5560,72 @@
             <w:noProof/>
             <w:webHidden/>
           </w:rPr>
+          <w:t>55</w:t>
+        </w:r>
+        <w:r>
+          <w:rPr>
+            <w:noProof/>
+            <w:webHidden/>
+          </w:rPr>
+          <w:fldChar w:fldCharType="end"/>
+        </w:r>
+      </w:hyperlink>
+    </w:p>
+    <w:p>
+      <w:pPr>
+        <w:pStyle w:val="TOC1"/>
+        <w:rPr>
+          <w:rFonts w:asciiTheme="minorHAnsi" w:hAnsiTheme="minorHAnsi"/>
+          <w:kern w:val="2"/>
+          <w:sz w:val="24"/>
+          <w:szCs w:val="24"/>
+          <w14:ligatures w14:val="standardContextual"/>
+        </w:rPr>
+      </w:pPr>
+      <w:hyperlink w:anchor="_Toc226923639" w:history="1">
+        <w:r>
+          <w:rPr>
+            <w:rStyle w:val="Hyperlink"/>
+          </w:rPr>
+          <w:t>9. BẢO MẬT &amp; PHÂN QUYỀN</w:t>
+        </w:r>
+        <w:r>
+          <w:rPr>
+            <w:webHidden/>
+          </w:rPr>
+          <w:tab/>
+        </w:r>
+        <w:r>
+          <w:rPr>
+            <w:webHidden/>
+          </w:rPr>
+          <w:fldChar w:fldCharType="begin"/>
+        </w:r>
+        <w:r>
+          <w:rPr>
+            <w:webHidden/>
+          </w:rPr>
+          <w:instrText xml:space="preserve"> PAGEREF _Toc226923639 \h </w:instrText>
+        </w:r>
+        <w:r>
+          <w:rPr>
+            <w:webHidden/>
+          </w:rPr>
+        </w:r>
+        <w:r>
+          <w:rPr>
+            <w:webHidden/>
+          </w:rPr>
+          <w:fldChar w:fldCharType="separate"/>
+        </w:r>
+        <w:r>
+          <w:rPr>
+            <w:webHidden/>
+          </w:rPr>
           <w:t>58</w:t>
         </w:r>
         <w:r>
           <w:rPr>
-            <w:noProof/>
             <w:webHidden/>
           </w:rPr>
           <w:fldChar w:fldCharType="end"/>
@@ -4862,14 +5647,14 @@
           <w14:ligatures w14:val="standardContextual"/>
         </w:rPr>
       </w:pPr>
-      <w:hyperlink w:anchor="_Toc226888118" w:history="1">
+      <w:hyperlink w:anchor="_Toc226923640" w:history="1">
         <w:r>
           <w:rPr>
             <w:rStyle w:val="Hyperlink"/>
             <w:rFonts w:cs="Times New Roman"/>
             <w:noProof/>
           </w:rPr>
-          <w:t>10.1. Yêu cầu môi trường</w:t>
+          <w:t>9.1. Authentication &amp; Authorization</w:t>
         </w:r>
         <w:r>
           <w:rPr>
@@ -4890,7 +5675,7 @@
             <w:noProof/>
             <w:webHidden/>
           </w:rPr>
-          <w:instrText xml:space="preserve"> PAGEREF _Toc226888118 \h </w:instrText>
+          <w:instrText xml:space="preserve"> PAGEREF _Toc226923640 \h </w:instrText>
         </w:r>
         <w:r>
           <w:rPr>
@@ -4915,6 +5700,67 @@
         <w:r>
           <w:rPr>
             <w:noProof/>
+            <w:webHidden/>
+          </w:rPr>
+          <w:fldChar w:fldCharType="end"/>
+        </w:r>
+      </w:hyperlink>
+    </w:p>
+    <w:p>
+      <w:pPr>
+        <w:pStyle w:val="TOC1"/>
+        <w:rPr>
+          <w:rFonts w:asciiTheme="minorHAnsi" w:hAnsiTheme="minorHAnsi"/>
+          <w:kern w:val="2"/>
+          <w:sz w:val="24"/>
+          <w:szCs w:val="24"/>
+          <w14:ligatures w14:val="standardContextual"/>
+        </w:rPr>
+      </w:pPr>
+      <w:hyperlink w:anchor="_Toc226923641" w:history="1">
+        <w:r>
+          <w:rPr>
+            <w:rStyle w:val="Hyperlink"/>
+          </w:rPr>
+          <w:t>10. TRIỂN KHAI &amp; VẬN HÀNH</w:t>
+        </w:r>
+        <w:r>
+          <w:rPr>
+            <w:webHidden/>
+          </w:rPr>
+          <w:tab/>
+        </w:r>
+        <w:r>
+          <w:rPr>
+            <w:webHidden/>
+          </w:rPr>
+          <w:fldChar w:fldCharType="begin"/>
+        </w:r>
+        <w:r>
+          <w:rPr>
+            <w:webHidden/>
+          </w:rPr>
+          <w:instrText xml:space="preserve"> PAGEREF _Toc226923641 \h </w:instrText>
+        </w:r>
+        <w:r>
+          <w:rPr>
+            <w:webHidden/>
+          </w:rPr>
+        </w:r>
+        <w:r>
+          <w:rPr>
+            <w:webHidden/>
+          </w:rPr>
+          <w:fldChar w:fldCharType="separate"/>
+        </w:r>
+        <w:r>
+          <w:rPr>
+            <w:webHidden/>
+          </w:rPr>
+          <w:t>58</w:t>
+        </w:r>
+        <w:r>
+          <w:rPr>
             <w:webHidden/>
           </w:rPr>
           <w:fldChar w:fldCharType="end"/>
@@ -4936,14 +5782,14 @@
           <w14:ligatures w14:val="standardContextual"/>
         </w:rPr>
       </w:pPr>
-      <w:hyperlink w:anchor="_Toc226888119" w:history="1">
+      <w:hyperlink w:anchor="_Toc226923642" w:history="1">
         <w:r>
           <w:rPr>
             <w:rStyle w:val="Hyperlink"/>
             <w:rFonts w:cs="Times New Roman"/>
             <w:noProof/>
           </w:rPr>
-          <w:t>10.2. Hướng dẫn cài đặt</w:t>
+          <w:t>10.1. Yêu cầu môi trường</w:t>
         </w:r>
         <w:r>
           <w:rPr>
@@ -4964,7 +5810,7 @@
             <w:noProof/>
             <w:webHidden/>
           </w:rPr>
-          <w:instrText xml:space="preserve"> PAGEREF _Toc226888119 \h </w:instrText>
+          <w:instrText xml:space="preserve"> PAGEREF _Toc226923642 \h </w:instrText>
         </w:r>
         <w:r>
           <w:rPr>
@@ -4984,7 +5830,7 @@
             <w:noProof/>
             <w:webHidden/>
           </w:rPr>
-          <w:t>60</w:t>
+          <w:t>58</w:t>
         </w:r>
         <w:r>
           <w:rPr>
@@ -4997,7 +5843,7 @@
     </w:p>
     <w:p>
       <w:pPr>
-        <w:pStyle w:val="TOC1"/>
+        <w:pStyle w:val="TOC2"/>
         <w:tabs>
           <w:tab w:val="right" w:leader="dot" w:pos="8630"/>
         </w:tabs>
@@ -5010,59 +5856,120 @@
           <w14:ligatures w14:val="standardContextual"/>
         </w:rPr>
       </w:pPr>
-      <w:hyperlink w:anchor="_Toc226888120" w:history="1">
+      <w:hyperlink w:anchor="_Toc226923643" w:history="1">
         <w:r>
           <w:rPr>
             <w:rStyle w:val="Hyperlink"/>
             <w:rFonts w:cs="Times New Roman"/>
             <w:noProof/>
           </w:rPr>
+          <w:t>10.2. Hướng dẫn cài đặt</w:t>
+        </w:r>
+        <w:r>
+          <w:rPr>
+            <w:noProof/>
+            <w:webHidden/>
+          </w:rPr>
+          <w:tab/>
+        </w:r>
+        <w:r>
+          <w:rPr>
+            <w:noProof/>
+            <w:webHidden/>
+          </w:rPr>
+          <w:fldChar w:fldCharType="begin"/>
+        </w:r>
+        <w:r>
+          <w:rPr>
+            <w:noProof/>
+            <w:webHidden/>
+          </w:rPr>
+          <w:instrText xml:space="preserve"> PAGEREF _Toc226923643 \h </w:instrText>
+        </w:r>
+        <w:r>
+          <w:rPr>
+            <w:noProof/>
+            <w:webHidden/>
+          </w:rPr>
+        </w:r>
+        <w:r>
+          <w:rPr>
+            <w:noProof/>
+            <w:webHidden/>
+          </w:rPr>
+          <w:fldChar w:fldCharType="separate"/>
+        </w:r>
+        <w:r>
+          <w:rPr>
+            <w:noProof/>
+            <w:webHidden/>
+          </w:rPr>
+          <w:t>60</w:t>
+        </w:r>
+        <w:r>
+          <w:rPr>
+            <w:noProof/>
+            <w:webHidden/>
+          </w:rPr>
+          <w:fldChar w:fldCharType="end"/>
+        </w:r>
+      </w:hyperlink>
+    </w:p>
+    <w:p>
+      <w:pPr>
+        <w:pStyle w:val="TOC1"/>
+        <w:rPr>
+          <w:rFonts w:asciiTheme="minorHAnsi" w:hAnsiTheme="minorHAnsi"/>
+          <w:kern w:val="2"/>
+          <w:sz w:val="24"/>
+          <w:szCs w:val="24"/>
+          <w14:ligatures w14:val="standardContextual"/>
+        </w:rPr>
+      </w:pPr>
+      <w:hyperlink w:anchor="_Toc226923644" w:history="1">
+        <w:r>
+          <w:rPr>
+            <w:rStyle w:val="Hyperlink"/>
+          </w:rPr>
           <w:t>11. LỘ TRÌNH PHÁT TRIỂN</w:t>
         </w:r>
         <w:r>
           <w:rPr>
-            <w:noProof/>
             <w:webHidden/>
           </w:rPr>
           <w:tab/>
         </w:r>
         <w:r>
           <w:rPr>
-            <w:noProof/>
             <w:webHidden/>
           </w:rPr>
           <w:fldChar w:fldCharType="begin"/>
         </w:r>
         <w:r>
           <w:rPr>
-            <w:noProof/>
-            <w:webHidden/>
-          </w:rPr>
-          <w:instrText xml:space="preserve"> PAGEREF _Toc226888120 \h </w:instrText>
-        </w:r>
-        <w:r>
-          <w:rPr>
-            <w:noProof/>
-            <w:webHidden/>
-          </w:rPr>
-        </w:r>
-        <w:r>
-          <w:rPr>
-            <w:noProof/>
+            <w:webHidden/>
+          </w:rPr>
+          <w:instrText xml:space="preserve"> PAGEREF _Toc226923644 \h </w:instrText>
+        </w:r>
+        <w:r>
+          <w:rPr>
+            <w:webHidden/>
+          </w:rPr>
+        </w:r>
+        <w:r>
+          <w:rPr>
             <w:webHidden/>
           </w:rPr>
           <w:fldChar w:fldCharType="separate"/>
         </w:r>
         <w:r>
           <w:rPr>
-            <w:noProof/>
             <w:webHidden/>
           </w:rPr>
           <w:t>61</w:t>
         </w:r>
         <w:r>
           <w:rPr>
-            <w:noProof/>
             <w:webHidden/>
           </w:rPr>
           <w:fldChar w:fldCharType="end"/>
@@ -5084,7 +5991,7 @@
           <w14:ligatures w14:val="standardContextual"/>
         </w:rPr>
       </w:pPr>
-      <w:hyperlink w:anchor="_Toc226888121" w:history="1">
+      <w:hyperlink w:anchor="_Toc226923645" w:history="1">
         <w:r>
           <w:rPr>
             <w:rStyle w:val="Hyperlink"/>
@@ -5112,7 +6019,7 @@
             <w:noProof/>
             <w:webHidden/>
           </w:rPr>
-          <w:instrText xml:space="preserve"> PAGEREF _Toc226888121 \h </w:instrText>
+          <w:instrText xml:space="preserve"> PAGEREF _Toc226923645 \h </w:instrText>
         </w:r>
         <w:r>
           <w:rPr>
@@ -5158,7 +6065,7 @@
           <w14:ligatures w14:val="standardContextual"/>
         </w:rPr>
       </w:pPr>
-      <w:hyperlink w:anchor="_Toc226888122" w:history="1">
+      <w:hyperlink w:anchor="_Toc226923646" w:history="1">
         <w:r>
           <w:rPr>
             <w:rStyle w:val="Hyperlink"/>
@@ -5186,7 +6093,7 @@
             <w:noProof/>
             <w:webHidden/>
           </w:rPr>
-          <w:instrText xml:space="preserve"> PAGEREF _Toc226888122 \h </w:instrText>
+          <w:instrText xml:space="preserve"> PAGEREF _Toc226923646 \h </w:instrText>
         </w:r>
         <w:r>
           <w:rPr>
@@ -5232,7 +6139,7 @@
           <w14:ligatures w14:val="standardContextual"/>
         </w:rPr>
       </w:pPr>
-      <w:hyperlink w:anchor="_Toc226888123" w:history="1">
+      <w:hyperlink w:anchor="_Toc226923647" w:history="1">
         <w:r>
           <w:rPr>
             <w:rStyle w:val="Hyperlink"/>
@@ -5260,7 +6167,7 @@
             <w:noProof/>
             <w:webHidden/>
           </w:rPr>
-          <w:instrText xml:space="preserve"> PAGEREF _Toc226888123 \h </w:instrText>
+          <w:instrText xml:space="preserve"> PAGEREF _Toc226923647 \h </w:instrText>
         </w:r>
         <w:r>
           <w:rPr>
@@ -5306,7 +6213,7 @@
           <w14:ligatures w14:val="standardContextual"/>
         </w:rPr>
       </w:pPr>
-      <w:hyperlink w:anchor="_Toc226888124" w:history="1">
+      <w:hyperlink w:anchor="_Toc226923648" w:history="1">
         <w:r>
           <w:rPr>
             <w:rStyle w:val="Hyperlink"/>
@@ -5334,7 +6241,7 @@
             <w:noProof/>
             <w:webHidden/>
           </w:rPr>
-          <w:instrText xml:space="preserve"> PAGEREF _Toc226888124 \h </w:instrText>
+          <w:instrText xml:space="preserve"> PAGEREF _Toc226923648 \h </w:instrText>
         </w:r>
         <w:r>
           <w:rPr>
@@ -5382,86 +6289,6 @@
         </w:rPr>
         <w:fldChar w:fldCharType="end"/>
       </w:r>
-    </w:p>
-    <w:p>
-      <w:pPr>
-        <w:spacing w:line="312" w:lineRule="auto"/>
-        <w:rPr>
-          <w:rFonts w:cs="Times New Roman"/>
-          <w:color w:val="000000" w:themeColor="text1"/>
-          <w:szCs w:val="26"/>
-        </w:rPr>
-      </w:pPr>
-    </w:p>
-    <w:p>
-      <w:pPr>
-        <w:spacing w:line="312" w:lineRule="auto"/>
-        <w:rPr>
-          <w:rFonts w:cs="Times New Roman"/>
-          <w:color w:val="000000" w:themeColor="text1"/>
-          <w:szCs w:val="26"/>
-        </w:rPr>
-      </w:pPr>
-    </w:p>
-    <w:p>
-      <w:pPr>
-        <w:spacing w:line="312" w:lineRule="auto"/>
-        <w:rPr>
-          <w:rFonts w:cs="Times New Roman"/>
-          <w:color w:val="000000" w:themeColor="text1"/>
-          <w:szCs w:val="26"/>
-        </w:rPr>
-      </w:pPr>
-    </w:p>
-    <w:p>
-      <w:pPr>
-        <w:spacing w:line="312" w:lineRule="auto"/>
-        <w:rPr>
-          <w:rFonts w:cs="Times New Roman"/>
-          <w:color w:val="000000" w:themeColor="text1"/>
-          <w:szCs w:val="26"/>
-        </w:rPr>
-      </w:pPr>
-    </w:p>
-    <w:p>
-      <w:pPr>
-        <w:spacing w:line="312" w:lineRule="auto"/>
-        <w:rPr>
-          <w:rFonts w:cs="Times New Roman"/>
-          <w:color w:val="000000" w:themeColor="text1"/>
-          <w:szCs w:val="26"/>
-        </w:rPr>
-      </w:pPr>
-    </w:p>
-    <w:p>
-      <w:pPr>
-        <w:spacing w:line="312" w:lineRule="auto"/>
-        <w:rPr>
-          <w:rFonts w:cs="Times New Roman"/>
-          <w:color w:val="000000" w:themeColor="text1"/>
-          <w:szCs w:val="26"/>
-        </w:rPr>
-      </w:pPr>
-    </w:p>
-    <w:p>
-      <w:pPr>
-        <w:spacing w:line="312" w:lineRule="auto"/>
-        <w:rPr>
-          <w:rFonts w:cs="Times New Roman"/>
-          <w:color w:val="000000" w:themeColor="text1"/>
-          <w:szCs w:val="26"/>
-        </w:rPr>
-      </w:pPr>
-    </w:p>
-    <w:p>
-      <w:pPr>
-        <w:spacing w:line="312" w:lineRule="auto"/>
-        <w:rPr>
-          <w:rFonts w:cs="Times New Roman"/>
-          <w:color w:val="000000" w:themeColor="text1"/>
-          <w:szCs w:val="26"/>
-        </w:rPr>
-      </w:pPr>
     </w:p>
     <w:p>
       <w:pPr>
@@ -5504,7 +6331,7 @@
           <w:szCs w:val="26"/>
         </w:rPr>
       </w:pPr>
-      <w:bookmarkStart w:id="2" w:name="_Toc226888061"/>
+      <w:bookmarkStart w:id="2" w:name="_Toc226923572"/>
       <w:r>
         <w:rPr>
           <w:rFonts w:ascii="Times New Roman" w:hAnsi="Times New Roman" w:cs="Times New Roman"/>
@@ -5526,7 +6353,7 @@
           <w:color w:val="000000" w:themeColor="text1"/>
         </w:rPr>
       </w:pPr>
-      <w:bookmarkStart w:id="3" w:name="_Toc226888062"/>
+      <w:bookmarkStart w:id="3" w:name="_Toc226923573"/>
       <w:r>
         <w:rPr>
           <w:rFonts w:ascii="Times New Roman" w:hAnsi="Times New Roman" w:cs="Times New Roman"/>
@@ -5616,7 +6443,7 @@
           <w:color w:val="000000" w:themeColor="text1"/>
         </w:rPr>
       </w:pPr>
-      <w:bookmarkStart w:id="4" w:name="_Toc226888063"/>
+      <w:bookmarkStart w:id="4" w:name="_Toc226923574"/>
       <w:r>
         <w:rPr>
           <w:rFonts w:ascii="Times New Roman" w:hAnsi="Times New Roman" w:cs="Times New Roman"/>
@@ -5735,7 +6562,7 @@
           <w:color w:val="000000" w:themeColor="text1"/>
         </w:rPr>
       </w:pPr>
-      <w:bookmarkStart w:id="5" w:name="_Toc226888064"/>
+      <w:bookmarkStart w:id="5" w:name="_Toc226923575"/>
       <w:r>
         <w:rPr>
           <w:rFonts w:ascii="Times New Roman" w:hAnsi="Times New Roman" w:cs="Times New Roman"/>
@@ -5923,7 +6750,7 @@
           <w:color w:val="000000" w:themeColor="text1"/>
         </w:rPr>
       </w:pPr>
-      <w:bookmarkStart w:id="6" w:name="_Toc226888065"/>
+      <w:bookmarkStart w:id="6" w:name="_Toc226923576"/>
       <w:r>
         <w:rPr>
           <w:rFonts w:ascii="Times New Roman" w:hAnsi="Times New Roman" w:cs="Times New Roman"/>
@@ -5937,6 +6764,14 @@
       <w:tblPr>
         <w:tblStyle w:val="LightList-Accent1"/>
         <w:tblW w:w="0" w:type="auto"/>
+        <w:tblBorders>
+          <w:top w:val="single" w:sz="8" w:space="0" w:color="000000" w:themeColor="text1"/>
+          <w:left w:val="single" w:sz="8" w:space="0" w:color="000000" w:themeColor="text1"/>
+          <w:bottom w:val="single" w:sz="8" w:space="0" w:color="000000" w:themeColor="text1"/>
+          <w:right w:val="single" w:sz="8" w:space="0" w:color="000000" w:themeColor="text1"/>
+          <w:insideH w:val="single" w:sz="8" w:space="0" w:color="000000" w:themeColor="text1"/>
+          <w:insideV w:val="single" w:sz="8" w:space="0" w:color="000000" w:themeColor="text1"/>
+        </w:tblBorders>
         <w:tblLook w:val="04A0" w:firstRow="1" w:lastRow="0" w:firstColumn="1" w:lastColumn="0" w:noHBand="0" w:noVBand="1"/>
       </w:tblPr>
       <w:tblGrid>
@@ -5951,7 +6786,7 @@
           <w:tcPr>
             <w:cnfStyle w:val="001000000000" w:firstRow="0" w:lastRow="0" w:firstColumn="1" w:lastColumn="0" w:oddVBand="0" w:evenVBand="0" w:oddHBand="0" w:evenHBand="0" w:firstRowFirstColumn="0" w:firstRowLastColumn="0" w:lastRowFirstColumn="0" w:lastRowLastColumn="0"/>
             <w:tcW w:w="4320" w:type="dxa"/>
-            <w:shd w:val="clear" w:color="auto" w:fill="D9E2F3"/>
+            <w:shd w:val="clear" w:color="auto" w:fill="B8CCE4" w:themeFill="accent1" w:themeFillTint="66"/>
           </w:tcPr>
           <w:p>
             <w:pPr>
@@ -6010,7 +6845,12 @@
           <w:tcPr>
             <w:cnfStyle w:val="001000000000" w:firstRow="0" w:lastRow="0" w:firstColumn="1" w:lastColumn="0" w:oddVBand="0" w:evenVBand="0" w:oddHBand="0" w:evenHBand="0" w:firstRowFirstColumn="0" w:firstRowLastColumn="0" w:lastRowFirstColumn="0" w:lastRowLastColumn="0"/>
             <w:tcW w:w="4320" w:type="dxa"/>
-            <w:shd w:val="clear" w:color="auto" w:fill="D9E2F3"/>
+            <w:tcBorders>
+              <w:top w:val="none" w:sz="0" w:space="0" w:color="auto"/>
+              <w:left w:val="none" w:sz="0" w:space="0" w:color="auto"/>
+              <w:bottom w:val="none" w:sz="0" w:space="0" w:color="auto"/>
+            </w:tcBorders>
+            <w:shd w:val="clear" w:color="auto" w:fill="B8CCE4" w:themeFill="accent1" w:themeFillTint="66"/>
           </w:tcPr>
           <w:p>
             <w:pPr>
@@ -6034,6 +6874,11 @@
         <w:tc>
           <w:tcPr>
             <w:tcW w:w="4320" w:type="dxa"/>
+            <w:tcBorders>
+              <w:top w:val="none" w:sz="0" w:space="0" w:color="auto"/>
+              <w:bottom w:val="none" w:sz="0" w:space="0" w:color="auto"/>
+              <w:right w:val="none" w:sz="0" w:space="0" w:color="auto"/>
+            </w:tcBorders>
           </w:tcPr>
           <w:p>
             <w:pPr>
@@ -6061,7 +6906,7 @@
           <w:tcPr>
             <w:cnfStyle w:val="001000000000" w:firstRow="0" w:lastRow="0" w:firstColumn="1" w:lastColumn="0" w:oddVBand="0" w:evenVBand="0" w:oddHBand="0" w:evenHBand="0" w:firstRowFirstColumn="0" w:firstRowLastColumn="0" w:lastRowFirstColumn="0" w:lastRowLastColumn="0"/>
             <w:tcW w:w="4320" w:type="dxa"/>
-            <w:shd w:val="clear" w:color="auto" w:fill="D9E2F3"/>
+            <w:shd w:val="clear" w:color="auto" w:fill="B8CCE4" w:themeFill="accent1" w:themeFillTint="66"/>
           </w:tcPr>
           <w:p>
             <w:pPr>
@@ -6115,7 +6960,12 @@
           <w:tcPr>
             <w:cnfStyle w:val="001000000000" w:firstRow="0" w:lastRow="0" w:firstColumn="1" w:lastColumn="0" w:oddVBand="0" w:evenVBand="0" w:oddHBand="0" w:evenHBand="0" w:firstRowFirstColumn="0" w:firstRowLastColumn="0" w:lastRowFirstColumn="0" w:lastRowLastColumn="0"/>
             <w:tcW w:w="4320" w:type="dxa"/>
-            <w:shd w:val="clear" w:color="auto" w:fill="D9E2F3"/>
+            <w:tcBorders>
+              <w:top w:val="none" w:sz="0" w:space="0" w:color="auto"/>
+              <w:left w:val="none" w:sz="0" w:space="0" w:color="auto"/>
+              <w:bottom w:val="none" w:sz="0" w:space="0" w:color="auto"/>
+            </w:tcBorders>
+            <w:shd w:val="clear" w:color="auto" w:fill="B8CCE4" w:themeFill="accent1" w:themeFillTint="66"/>
           </w:tcPr>
           <w:p>
             <w:pPr>
@@ -6139,6 +6989,11 @@
         <w:tc>
           <w:tcPr>
             <w:tcW w:w="4320" w:type="dxa"/>
+            <w:tcBorders>
+              <w:top w:val="none" w:sz="0" w:space="0" w:color="auto"/>
+              <w:bottom w:val="none" w:sz="0" w:space="0" w:color="auto"/>
+              <w:right w:val="none" w:sz="0" w:space="0" w:color="auto"/>
+            </w:tcBorders>
           </w:tcPr>
           <w:p>
             <w:pPr>
@@ -6191,7 +7046,7 @@
           <w:szCs w:val="26"/>
         </w:rPr>
       </w:pPr>
-      <w:bookmarkStart w:id="7" w:name="_Toc226888066"/>
+      <w:bookmarkStart w:id="7" w:name="_Toc226923577"/>
       <w:r>
         <w:rPr>
           <w:rFonts w:ascii="Times New Roman" w:hAnsi="Times New Roman" w:cs="Times New Roman"/>
@@ -6213,7 +7068,7 @@
           <w:color w:val="000000" w:themeColor="text1"/>
         </w:rPr>
       </w:pPr>
-      <w:bookmarkStart w:id="8" w:name="_Toc226888067"/>
+      <w:bookmarkStart w:id="8" w:name="_Toc226923578"/>
       <w:r>
         <w:rPr>
           <w:rFonts w:ascii="Times New Roman" w:hAnsi="Times New Roman" w:cs="Times New Roman"/>
@@ -6382,7 +7237,7 @@
           <w:color w:val="000000" w:themeColor="text1"/>
         </w:rPr>
       </w:pPr>
-      <w:bookmarkStart w:id="9" w:name="_Toc226888068"/>
+      <w:bookmarkStart w:id="9" w:name="_Toc226923579"/>
       <w:r>
         <w:rPr>
           <w:rFonts w:ascii="Times New Roman" w:hAnsi="Times New Roman" w:cs="Times New Roman"/>
@@ -6542,7 +7397,7 @@
           <w:color w:val="000000" w:themeColor="text1"/>
         </w:rPr>
       </w:pPr>
-      <w:bookmarkStart w:id="10" w:name="_Toc226888069"/>
+      <w:bookmarkStart w:id="10" w:name="_Toc226923580"/>
       <w:r>
         <w:rPr>
           <w:rFonts w:ascii="Times New Roman" w:hAnsi="Times New Roman" w:cs="Times New Roman"/>
@@ -6758,7 +7613,7 @@
           <w:szCs w:val="26"/>
         </w:rPr>
       </w:pPr>
-      <w:bookmarkStart w:id="11" w:name="_Toc226888070"/>
+      <w:bookmarkStart w:id="11" w:name="_Toc226923581"/>
       <w:r>
         <w:rPr>
           <w:rFonts w:ascii="Times New Roman" w:hAnsi="Times New Roman" w:cs="Times New Roman"/>
@@ -6780,7 +7635,7 @@
           <w:color w:val="000000" w:themeColor="text1"/>
         </w:rPr>
       </w:pPr>
-      <w:bookmarkStart w:id="12" w:name="_Toc226888071"/>
+      <w:bookmarkStart w:id="12" w:name="_Toc226923582"/>
       <w:r>
         <w:rPr>
           <w:rFonts w:ascii="Times New Roman" w:hAnsi="Times New Roman" w:cs="Times New Roman"/>
@@ -6800,7 +7655,7 @@
           <w:szCs w:val="26"/>
         </w:rPr>
       </w:pPr>
-      <w:bookmarkStart w:id="13" w:name="_Toc226888072"/>
+      <w:bookmarkStart w:id="13" w:name="_Toc226923583"/>
       <w:r>
         <w:rPr>
           <w:rFonts w:ascii="Times New Roman" w:hAnsi="Times New Roman" w:cs="Times New Roman"/>
@@ -6897,7 +7752,7 @@
           <w:szCs w:val="26"/>
         </w:rPr>
       </w:pPr>
-      <w:bookmarkStart w:id="14" w:name="_Toc226888073"/>
+      <w:bookmarkStart w:id="14" w:name="_Toc226923584"/>
       <w:r>
         <w:rPr>
           <w:rFonts w:ascii="Times New Roman" w:hAnsi="Times New Roman" w:cs="Times New Roman"/>
@@ -7032,7 +7887,7 @@
           <w:szCs w:val="26"/>
         </w:rPr>
       </w:pPr>
-      <w:bookmarkStart w:id="15" w:name="_Toc226888074"/>
+      <w:bookmarkStart w:id="15" w:name="_Toc226923585"/>
       <w:r>
         <w:rPr>
           <w:rFonts w:ascii="Times New Roman" w:hAnsi="Times New Roman" w:cs="Times New Roman"/>
@@ -7194,7 +8049,7 @@
           <w:szCs w:val="26"/>
         </w:rPr>
       </w:pPr>
-      <w:bookmarkStart w:id="16" w:name="_Toc226888075"/>
+      <w:bookmarkStart w:id="16" w:name="_Toc226923586"/>
       <w:r>
         <w:rPr>
           <w:rFonts w:ascii="Times New Roman" w:hAnsi="Times New Roman" w:cs="Times New Roman"/>
@@ -7444,7 +8299,7 @@
           <w:szCs w:val="26"/>
         </w:rPr>
       </w:pPr>
-      <w:bookmarkStart w:id="17" w:name="_Toc226888076"/>
+      <w:bookmarkStart w:id="17" w:name="_Toc226923587"/>
       <w:r>
         <w:rPr>
           <w:rFonts w:ascii="Times New Roman" w:hAnsi="Times New Roman" w:cs="Times New Roman"/>
@@ -7580,7 +8435,7 @@
           <w:szCs w:val="26"/>
         </w:rPr>
       </w:pPr>
-      <w:bookmarkStart w:id="18" w:name="_Toc226888077"/>
+      <w:bookmarkStart w:id="18" w:name="_Toc226923588"/>
       <w:r>
         <w:rPr>
           <w:rFonts w:ascii="Times New Roman" w:hAnsi="Times New Roman" w:cs="Times New Roman"/>
@@ -7715,7 +8570,7 @@
           <w:szCs w:val="26"/>
         </w:rPr>
       </w:pPr>
-      <w:bookmarkStart w:id="19" w:name="_Toc226888078"/>
+      <w:bookmarkStart w:id="19" w:name="_Toc226923589"/>
       <w:r>
         <w:rPr>
           <w:rFonts w:ascii="Times New Roman" w:hAnsi="Times New Roman" w:cs="Times New Roman"/>
@@ -7903,7 +8758,7 @@
           <w:szCs w:val="26"/>
         </w:rPr>
       </w:pPr>
-      <w:bookmarkStart w:id="20" w:name="_Toc226888079"/>
+      <w:bookmarkStart w:id="20" w:name="_Toc226923590"/>
       <w:r>
         <w:rPr>
           <w:rFonts w:ascii="Times New Roman" w:hAnsi="Times New Roman" w:cs="Times New Roman"/>
@@ -8056,7 +8911,7 @@
           <w:color w:val="000000" w:themeColor="text1"/>
         </w:rPr>
       </w:pPr>
-      <w:bookmarkStart w:id="21" w:name="_Toc226888080"/>
+      <w:bookmarkStart w:id="21" w:name="_Toc226923591"/>
       <w:r>
         <w:rPr>
           <w:rFonts w:ascii="Times New Roman" w:hAnsi="Times New Roman" w:cs="Times New Roman"/>
@@ -8076,7 +8931,7 @@
           <w:szCs w:val="26"/>
         </w:rPr>
       </w:pPr>
-      <w:bookmarkStart w:id="22" w:name="_Toc226888081"/>
+      <w:bookmarkStart w:id="22" w:name="_Toc226923592"/>
       <w:r>
         <w:rPr>
           <w:rFonts w:ascii="Times New Roman" w:hAnsi="Times New Roman" w:cs="Times New Roman"/>
@@ -8264,7 +9119,7 @@
           <w:szCs w:val="26"/>
         </w:rPr>
       </w:pPr>
-      <w:bookmarkStart w:id="23" w:name="_Toc226888082"/>
+      <w:bookmarkStart w:id="23" w:name="_Toc226923593"/>
       <w:r>
         <w:rPr>
           <w:rFonts w:ascii="Times New Roman" w:hAnsi="Times New Roman" w:cs="Times New Roman"/>
@@ -8437,7 +9292,7 @@
           <w:szCs w:val="26"/>
         </w:rPr>
       </w:pPr>
-      <w:bookmarkStart w:id="24" w:name="_Toc226888083"/>
+      <w:bookmarkStart w:id="24" w:name="_Toc226923594"/>
       <w:r>
         <w:rPr>
           <w:rFonts w:ascii="Times New Roman" w:hAnsi="Times New Roman" w:cs="Times New Roman"/>
@@ -8671,7 +9526,7 @@
           <w:szCs w:val="26"/>
         </w:rPr>
       </w:pPr>
-      <w:bookmarkStart w:id="25" w:name="_Toc226888084"/>
+      <w:bookmarkStart w:id="25" w:name="_Toc226923595"/>
       <w:r>
         <w:rPr>
           <w:rFonts w:ascii="Times New Roman" w:hAnsi="Times New Roman" w:cs="Times New Roman"/>
@@ -8844,7 +9699,7 @@
           <w:szCs w:val="26"/>
         </w:rPr>
       </w:pPr>
-      <w:bookmarkStart w:id="26" w:name="_Toc226888085"/>
+      <w:bookmarkStart w:id="26" w:name="_Toc226923596"/>
       <w:r>
         <w:rPr>
           <w:rFonts w:ascii="Times New Roman" w:hAnsi="Times New Roman" w:cs="Times New Roman"/>
@@ -9121,7 +9976,7 @@
           <w:szCs w:val="26"/>
         </w:rPr>
       </w:pPr>
-      <w:bookmarkStart w:id="27" w:name="_Toc226888086"/>
+      <w:bookmarkStart w:id="27" w:name="_Toc226923597"/>
       <w:r>
         <w:rPr>
           <w:rFonts w:ascii="Times New Roman" w:hAnsi="Times New Roman" w:cs="Times New Roman"/>
@@ -9294,7 +10149,7 @@
           <w:szCs w:val="26"/>
         </w:rPr>
       </w:pPr>
-      <w:bookmarkStart w:id="28" w:name="_Toc226888087"/>
+      <w:bookmarkStart w:id="28" w:name="_Toc226923598"/>
       <w:r>
         <w:rPr>
           <w:rFonts w:ascii="Times New Roman" w:hAnsi="Times New Roman" w:cs="Times New Roman"/>
@@ -9517,7 +10372,7 @@
           <w:color w:val="000000" w:themeColor="text1"/>
         </w:rPr>
       </w:pPr>
-      <w:bookmarkStart w:id="29" w:name="_Toc226888088"/>
+      <w:bookmarkStart w:id="29" w:name="_Toc226923599"/>
       <w:r>
         <w:rPr>
           <w:rFonts w:ascii="Times New Roman" w:hAnsi="Times New Roman" w:cs="Times New Roman"/>
@@ -9537,7 +10392,7 @@
           <w:szCs w:val="26"/>
         </w:rPr>
       </w:pPr>
-      <w:bookmarkStart w:id="30" w:name="_Toc226888089"/>
+      <w:bookmarkStart w:id="30" w:name="_Toc226923600"/>
       <w:r>
         <w:rPr>
           <w:rFonts w:ascii="Times New Roman" w:hAnsi="Times New Roman" w:cs="Times New Roman"/>
@@ -9552,6 +10407,14 @@
       <w:tblPr>
         <w:tblStyle w:val="LightGrid-Accent1"/>
         <w:tblW w:w="0" w:type="auto"/>
+        <w:tblBorders>
+          <w:top w:val="single" w:sz="8" w:space="0" w:color="000000" w:themeColor="text1"/>
+          <w:left w:val="single" w:sz="8" w:space="0" w:color="000000" w:themeColor="text1"/>
+          <w:bottom w:val="single" w:sz="8" w:space="0" w:color="000000" w:themeColor="text1"/>
+          <w:right w:val="single" w:sz="8" w:space="0" w:color="000000" w:themeColor="text1"/>
+          <w:insideH w:val="single" w:sz="8" w:space="0" w:color="000000" w:themeColor="text1"/>
+          <w:insideV w:val="single" w:sz="8" w:space="0" w:color="000000" w:themeColor="text1"/>
+        </w:tblBorders>
         <w:tblLook w:val="04A0" w:firstRow="1" w:lastRow="0" w:firstColumn="1" w:lastColumn="0" w:noHBand="0" w:noVBand="1"/>
       </w:tblPr>
       <w:tblGrid>
@@ -9567,7 +10430,13 @@
           <w:tcPr>
             <w:cnfStyle w:val="001000000000" w:firstRow="0" w:lastRow="0" w:firstColumn="1" w:lastColumn="0" w:oddVBand="0" w:evenVBand="0" w:oddHBand="0" w:evenHBand="0" w:firstRowFirstColumn="0" w:firstRowLastColumn="0" w:lastRowFirstColumn="0" w:lastRowLastColumn="0"/>
             <w:tcW w:w="2880" w:type="dxa"/>
-            <w:shd w:val="clear" w:color="auto" w:fill="8DB3E2" w:themeFill="text2" w:themeFillTint="66"/>
+            <w:tcBorders>
+              <w:top w:val="none" w:sz="0" w:space="0" w:color="auto"/>
+              <w:left w:val="none" w:sz="0" w:space="0" w:color="auto"/>
+              <w:bottom w:val="none" w:sz="0" w:space="0" w:color="auto"/>
+              <w:right w:val="none" w:sz="0" w:space="0" w:color="auto"/>
+            </w:tcBorders>
+            <w:shd w:val="clear" w:color="auto" w:fill="B8CCE4" w:themeFill="accent1" w:themeFillTint="66"/>
           </w:tcPr>
           <w:p>
             <w:pPr>
@@ -9591,7 +10460,13 @@
         <w:tc>
           <w:tcPr>
             <w:tcW w:w="2880" w:type="dxa"/>
-            <w:shd w:val="clear" w:color="auto" w:fill="8DB3E2" w:themeFill="text2" w:themeFillTint="66"/>
+            <w:tcBorders>
+              <w:top w:val="none" w:sz="0" w:space="0" w:color="auto"/>
+              <w:left w:val="none" w:sz="0" w:space="0" w:color="auto"/>
+              <w:bottom w:val="none" w:sz="0" w:space="0" w:color="auto"/>
+              <w:right w:val="none" w:sz="0" w:space="0" w:color="auto"/>
+            </w:tcBorders>
+            <w:shd w:val="clear" w:color="auto" w:fill="B8CCE4" w:themeFill="accent1" w:themeFillTint="66"/>
           </w:tcPr>
           <w:p>
             <w:pPr>
@@ -9616,7 +10491,13 @@
         <w:tc>
           <w:tcPr>
             <w:tcW w:w="2880" w:type="dxa"/>
-            <w:shd w:val="clear" w:color="auto" w:fill="8DB3E2" w:themeFill="text2" w:themeFillTint="66"/>
+            <w:tcBorders>
+              <w:top w:val="none" w:sz="0" w:space="0" w:color="auto"/>
+              <w:left w:val="none" w:sz="0" w:space="0" w:color="auto"/>
+              <w:bottom w:val="none" w:sz="0" w:space="0" w:color="auto"/>
+              <w:right w:val="none" w:sz="0" w:space="0" w:color="auto"/>
+            </w:tcBorders>
+            <w:shd w:val="clear" w:color="auto" w:fill="B8CCE4" w:themeFill="accent1" w:themeFillTint="66"/>
           </w:tcPr>
           <w:p>
             <w:pPr>
@@ -9647,6 +10528,13 @@
           <w:tcPr>
             <w:cnfStyle w:val="001000000000" w:firstRow="0" w:lastRow="0" w:firstColumn="1" w:lastColumn="0" w:oddVBand="0" w:evenVBand="0" w:oddHBand="0" w:evenHBand="0" w:firstRowFirstColumn="0" w:firstRowLastColumn="0" w:lastRowFirstColumn="0" w:lastRowLastColumn="0"/>
             <w:tcW w:w="2880" w:type="dxa"/>
+            <w:tcBorders>
+              <w:top w:val="none" w:sz="0" w:space="0" w:color="auto"/>
+              <w:left w:val="none" w:sz="0" w:space="0" w:color="auto"/>
+              <w:bottom w:val="none" w:sz="0" w:space="0" w:color="auto"/>
+              <w:right w:val="none" w:sz="0" w:space="0" w:color="auto"/>
+            </w:tcBorders>
+            <w:shd w:val="clear" w:color="auto" w:fill="auto"/>
           </w:tcPr>
           <w:p>
             <w:pPr>
@@ -9670,6 +10558,13 @@
         <w:tc>
           <w:tcPr>
             <w:tcW w:w="2880" w:type="dxa"/>
+            <w:tcBorders>
+              <w:top w:val="none" w:sz="0" w:space="0" w:color="auto"/>
+              <w:left w:val="none" w:sz="0" w:space="0" w:color="auto"/>
+              <w:bottom w:val="none" w:sz="0" w:space="0" w:color="auto"/>
+              <w:right w:val="none" w:sz="0" w:space="0" w:color="auto"/>
+            </w:tcBorders>
+            <w:shd w:val="clear" w:color="auto" w:fill="auto"/>
           </w:tcPr>
           <w:p>
             <w:pPr>
@@ -9694,6 +10589,13 @@
         <w:tc>
           <w:tcPr>
             <w:tcW w:w="2880" w:type="dxa"/>
+            <w:tcBorders>
+              <w:top w:val="none" w:sz="0" w:space="0" w:color="auto"/>
+              <w:left w:val="none" w:sz="0" w:space="0" w:color="auto"/>
+              <w:bottom w:val="none" w:sz="0" w:space="0" w:color="auto"/>
+              <w:right w:val="none" w:sz="0" w:space="0" w:color="auto"/>
+            </w:tcBorders>
+            <w:shd w:val="clear" w:color="auto" w:fill="auto"/>
           </w:tcPr>
           <w:p>
             <w:pPr>
@@ -9724,6 +10626,12 @@
           <w:tcPr>
             <w:cnfStyle w:val="001000000000" w:firstRow="0" w:lastRow="0" w:firstColumn="1" w:lastColumn="0" w:oddVBand="0" w:evenVBand="0" w:oddHBand="0" w:evenHBand="0" w:firstRowFirstColumn="0" w:firstRowLastColumn="0" w:lastRowFirstColumn="0" w:lastRowLastColumn="0"/>
             <w:tcW w:w="2880" w:type="dxa"/>
+            <w:tcBorders>
+              <w:top w:val="none" w:sz="0" w:space="0" w:color="auto"/>
+              <w:left w:val="none" w:sz="0" w:space="0" w:color="auto"/>
+              <w:bottom w:val="none" w:sz="0" w:space="0" w:color="auto"/>
+              <w:right w:val="none" w:sz="0" w:space="0" w:color="auto"/>
+            </w:tcBorders>
           </w:tcPr>
           <w:p>
             <w:pPr>
@@ -9747,6 +10655,12 @@
         <w:tc>
           <w:tcPr>
             <w:tcW w:w="2880" w:type="dxa"/>
+            <w:tcBorders>
+              <w:top w:val="none" w:sz="0" w:space="0" w:color="auto"/>
+              <w:left w:val="none" w:sz="0" w:space="0" w:color="auto"/>
+              <w:bottom w:val="none" w:sz="0" w:space="0" w:color="auto"/>
+              <w:right w:val="none" w:sz="0" w:space="0" w:color="auto"/>
+            </w:tcBorders>
           </w:tcPr>
           <w:p>
             <w:pPr>
@@ -9771,6 +10685,12 @@
         <w:tc>
           <w:tcPr>
             <w:tcW w:w="2880" w:type="dxa"/>
+            <w:tcBorders>
+              <w:top w:val="none" w:sz="0" w:space="0" w:color="auto"/>
+              <w:left w:val="none" w:sz="0" w:space="0" w:color="auto"/>
+              <w:bottom w:val="none" w:sz="0" w:space="0" w:color="auto"/>
+              <w:right w:val="none" w:sz="0" w:space="0" w:color="auto"/>
+            </w:tcBorders>
           </w:tcPr>
           <w:p>
             <w:pPr>
@@ -9801,6 +10721,13 @@
           <w:tcPr>
             <w:cnfStyle w:val="001000000000" w:firstRow="0" w:lastRow="0" w:firstColumn="1" w:lastColumn="0" w:oddVBand="0" w:evenVBand="0" w:oddHBand="0" w:evenHBand="0" w:firstRowFirstColumn="0" w:firstRowLastColumn="0" w:lastRowFirstColumn="0" w:lastRowLastColumn="0"/>
             <w:tcW w:w="2880" w:type="dxa"/>
+            <w:tcBorders>
+              <w:top w:val="none" w:sz="0" w:space="0" w:color="auto"/>
+              <w:left w:val="none" w:sz="0" w:space="0" w:color="auto"/>
+              <w:bottom w:val="none" w:sz="0" w:space="0" w:color="auto"/>
+              <w:right w:val="none" w:sz="0" w:space="0" w:color="auto"/>
+            </w:tcBorders>
+            <w:shd w:val="clear" w:color="auto" w:fill="auto"/>
           </w:tcPr>
           <w:p>
             <w:pPr>
@@ -9824,6 +10751,13 @@
         <w:tc>
           <w:tcPr>
             <w:tcW w:w="2880" w:type="dxa"/>
+            <w:tcBorders>
+              <w:top w:val="none" w:sz="0" w:space="0" w:color="auto"/>
+              <w:left w:val="none" w:sz="0" w:space="0" w:color="auto"/>
+              <w:bottom w:val="none" w:sz="0" w:space="0" w:color="auto"/>
+              <w:right w:val="none" w:sz="0" w:space="0" w:color="auto"/>
+            </w:tcBorders>
+            <w:shd w:val="clear" w:color="auto" w:fill="auto"/>
           </w:tcPr>
           <w:p>
             <w:pPr>
@@ -9848,6 +10782,13 @@
         <w:tc>
           <w:tcPr>
             <w:tcW w:w="2880" w:type="dxa"/>
+            <w:tcBorders>
+              <w:top w:val="none" w:sz="0" w:space="0" w:color="auto"/>
+              <w:left w:val="none" w:sz="0" w:space="0" w:color="auto"/>
+              <w:bottom w:val="none" w:sz="0" w:space="0" w:color="auto"/>
+              <w:right w:val="none" w:sz="0" w:space="0" w:color="auto"/>
+            </w:tcBorders>
+            <w:shd w:val="clear" w:color="auto" w:fill="auto"/>
           </w:tcPr>
           <w:p>
             <w:pPr>
@@ -9878,6 +10819,12 @@
           <w:tcPr>
             <w:cnfStyle w:val="001000000000" w:firstRow="0" w:lastRow="0" w:firstColumn="1" w:lastColumn="0" w:oddVBand="0" w:evenVBand="0" w:oddHBand="0" w:evenHBand="0" w:firstRowFirstColumn="0" w:firstRowLastColumn="0" w:lastRowFirstColumn="0" w:lastRowLastColumn="0"/>
             <w:tcW w:w="2880" w:type="dxa"/>
+            <w:tcBorders>
+              <w:top w:val="none" w:sz="0" w:space="0" w:color="auto"/>
+              <w:left w:val="none" w:sz="0" w:space="0" w:color="auto"/>
+              <w:bottom w:val="none" w:sz="0" w:space="0" w:color="auto"/>
+              <w:right w:val="none" w:sz="0" w:space="0" w:color="auto"/>
+            </w:tcBorders>
           </w:tcPr>
           <w:p>
             <w:pPr>
@@ -9901,6 +10848,12 @@
         <w:tc>
           <w:tcPr>
             <w:tcW w:w="2880" w:type="dxa"/>
+            <w:tcBorders>
+              <w:top w:val="none" w:sz="0" w:space="0" w:color="auto"/>
+              <w:left w:val="none" w:sz="0" w:space="0" w:color="auto"/>
+              <w:bottom w:val="none" w:sz="0" w:space="0" w:color="auto"/>
+              <w:right w:val="none" w:sz="0" w:space="0" w:color="auto"/>
+            </w:tcBorders>
           </w:tcPr>
           <w:p>
             <w:pPr>
@@ -9925,6 +10878,12 @@
         <w:tc>
           <w:tcPr>
             <w:tcW w:w="2880" w:type="dxa"/>
+            <w:tcBorders>
+              <w:top w:val="none" w:sz="0" w:space="0" w:color="auto"/>
+              <w:left w:val="none" w:sz="0" w:space="0" w:color="auto"/>
+              <w:bottom w:val="none" w:sz="0" w:space="0" w:color="auto"/>
+              <w:right w:val="none" w:sz="0" w:space="0" w:color="auto"/>
+            </w:tcBorders>
           </w:tcPr>
           <w:p>
             <w:pPr>
@@ -9955,6 +10914,13 @@
           <w:tcPr>
             <w:cnfStyle w:val="001000000000" w:firstRow="0" w:lastRow="0" w:firstColumn="1" w:lastColumn="0" w:oddVBand="0" w:evenVBand="0" w:oddHBand="0" w:evenHBand="0" w:firstRowFirstColumn="0" w:firstRowLastColumn="0" w:lastRowFirstColumn="0" w:lastRowLastColumn="0"/>
             <w:tcW w:w="2880" w:type="dxa"/>
+            <w:tcBorders>
+              <w:top w:val="none" w:sz="0" w:space="0" w:color="auto"/>
+              <w:left w:val="none" w:sz="0" w:space="0" w:color="auto"/>
+              <w:bottom w:val="none" w:sz="0" w:space="0" w:color="auto"/>
+              <w:right w:val="none" w:sz="0" w:space="0" w:color="auto"/>
+            </w:tcBorders>
+            <w:shd w:val="clear" w:color="auto" w:fill="auto"/>
           </w:tcPr>
           <w:p>
             <w:pPr>
@@ -9978,6 +10944,13 @@
         <w:tc>
           <w:tcPr>
             <w:tcW w:w="2880" w:type="dxa"/>
+            <w:tcBorders>
+              <w:top w:val="none" w:sz="0" w:space="0" w:color="auto"/>
+              <w:left w:val="none" w:sz="0" w:space="0" w:color="auto"/>
+              <w:bottom w:val="none" w:sz="0" w:space="0" w:color="auto"/>
+              <w:right w:val="none" w:sz="0" w:space="0" w:color="auto"/>
+            </w:tcBorders>
+            <w:shd w:val="clear" w:color="auto" w:fill="auto"/>
           </w:tcPr>
           <w:p>
             <w:pPr>
@@ -10002,6 +10975,13 @@
         <w:tc>
           <w:tcPr>
             <w:tcW w:w="2880" w:type="dxa"/>
+            <w:tcBorders>
+              <w:top w:val="none" w:sz="0" w:space="0" w:color="auto"/>
+              <w:left w:val="none" w:sz="0" w:space="0" w:color="auto"/>
+              <w:bottom w:val="none" w:sz="0" w:space="0" w:color="auto"/>
+              <w:right w:val="none" w:sz="0" w:space="0" w:color="auto"/>
+            </w:tcBorders>
+            <w:shd w:val="clear" w:color="auto" w:fill="auto"/>
           </w:tcPr>
           <w:p>
             <w:pPr>
@@ -10045,7 +11025,7 @@
           <w:szCs w:val="26"/>
         </w:rPr>
       </w:pPr>
-      <w:bookmarkStart w:id="31" w:name="_Toc226888090"/>
+      <w:bookmarkStart w:id="31" w:name="_Toc226923601"/>
       <w:r>
         <w:rPr>
           <w:rFonts w:ascii="Times New Roman" w:hAnsi="Times New Roman" w:cs="Times New Roman"/>
@@ -10277,7 +11257,7 @@
           <w:szCs w:val="26"/>
         </w:rPr>
       </w:pPr>
-      <w:bookmarkStart w:id="32" w:name="_Toc226888091"/>
+      <w:bookmarkStart w:id="32" w:name="_Toc226923602"/>
       <w:r>
         <w:rPr>
           <w:rFonts w:ascii="Times New Roman" w:hAnsi="Times New Roman" w:cs="Times New Roman"/>
@@ -10460,7 +11440,7 @@
           <w:szCs w:val="26"/>
         </w:rPr>
       </w:pPr>
-      <w:bookmarkStart w:id="33" w:name="_Toc226888092"/>
+      <w:bookmarkStart w:id="33" w:name="_Toc226923603"/>
       <w:r>
         <w:rPr>
           <w:rFonts w:ascii="Times New Roman" w:hAnsi="Times New Roman" w:cs="Times New Roman"/>
@@ -10617,7 +11597,7 @@
           <w:szCs w:val="26"/>
         </w:rPr>
       </w:pPr>
-      <w:bookmarkStart w:id="34" w:name="_Toc226888093"/>
+      <w:bookmarkStart w:id="34" w:name="_Toc226923604"/>
       <w:r>
         <w:rPr>
           <w:rFonts w:ascii="Times New Roman" w:hAnsi="Times New Roman" w:cs="Times New Roman"/>
@@ -10910,7 +11890,7 @@
           <w:szCs w:val="26"/>
         </w:rPr>
       </w:pPr>
-      <w:bookmarkStart w:id="35" w:name="_Toc226888094"/>
+      <w:bookmarkStart w:id="35" w:name="_Toc226923605"/>
       <w:r>
         <w:rPr>
           <w:rFonts w:ascii="Times New Roman" w:hAnsi="Times New Roman" w:cs="Times New Roman"/>
@@ -11040,7 +12020,7 @@
           <w:szCs w:val="26"/>
         </w:rPr>
       </w:pPr>
-      <w:bookmarkStart w:id="36" w:name="_Toc226888095"/>
+      <w:bookmarkStart w:id="36" w:name="_Toc226923606"/>
       <w:r>
         <w:rPr>
           <w:rFonts w:ascii="Times New Roman" w:hAnsi="Times New Roman" w:cs="Times New Roman"/>
@@ -11061,7 +12041,7 @@
           <w:color w:val="000000" w:themeColor="text1"/>
         </w:rPr>
       </w:pPr>
-      <w:bookmarkStart w:id="37" w:name="_Toc226888096"/>
+      <w:bookmarkStart w:id="37" w:name="_Toc226923607"/>
       <w:r>
         <w:rPr>
           <w:rFonts w:ascii="Times New Roman" w:hAnsi="Times New Roman" w:cs="Times New Roman"/>
@@ -11248,7 +12228,7 @@
           <w:color w:val="000000" w:themeColor="text1"/>
         </w:rPr>
       </w:pPr>
-      <w:bookmarkStart w:id="38" w:name="_Toc226888097"/>
+      <w:bookmarkStart w:id="38" w:name="_Toc226923608"/>
       <w:r>
         <w:rPr>
           <w:rFonts w:ascii="Times New Roman" w:hAnsi="Times New Roman" w:cs="Times New Roman"/>
@@ -11487,7 +12467,7 @@
           <w:color w:val="000000" w:themeColor="text1"/>
         </w:rPr>
       </w:pPr>
-      <w:bookmarkStart w:id="39" w:name="_Toc226888098"/>
+      <w:bookmarkStart w:id="39" w:name="_Toc226923609"/>
       <w:r>
         <w:rPr>
           <w:rFonts w:ascii="Times New Roman" w:hAnsi="Times New Roman" w:cs="Times New Roman"/>
@@ -11735,7 +12715,7 @@
           <w:color w:val="000000" w:themeColor="text1"/>
         </w:rPr>
       </w:pPr>
-      <w:bookmarkStart w:id="40" w:name="_Toc226888099"/>
+      <w:bookmarkStart w:id="40" w:name="_Toc226923610"/>
       <w:r>
         <w:rPr>
           <w:rFonts w:ascii="Times New Roman" w:hAnsi="Times New Roman" w:cs="Times New Roman"/>
@@ -11749,6 +12729,14 @@
       <w:tblPr>
         <w:tblStyle w:val="LightList-Accent1"/>
         <w:tblW w:w="0" w:type="auto"/>
+        <w:tblBorders>
+          <w:top w:val="single" w:sz="8" w:space="0" w:color="000000" w:themeColor="text1"/>
+          <w:left w:val="single" w:sz="8" w:space="0" w:color="000000" w:themeColor="text1"/>
+          <w:bottom w:val="single" w:sz="8" w:space="0" w:color="000000" w:themeColor="text1"/>
+          <w:right w:val="single" w:sz="8" w:space="0" w:color="000000" w:themeColor="text1"/>
+          <w:insideH w:val="single" w:sz="8" w:space="0" w:color="000000" w:themeColor="text1"/>
+          <w:insideV w:val="single" w:sz="8" w:space="0" w:color="000000" w:themeColor="text1"/>
+        </w:tblBorders>
         <w:tblLook w:val="04A0" w:firstRow="1" w:lastRow="0" w:firstColumn="1" w:lastColumn="0" w:noHBand="0" w:noVBand="1"/>
       </w:tblPr>
       <w:tblGrid>
@@ -11764,7 +12752,7 @@
           <w:tcPr>
             <w:cnfStyle w:val="001000000000" w:firstRow="0" w:lastRow="0" w:firstColumn="1" w:lastColumn="0" w:oddVBand="0" w:evenVBand="0" w:oddHBand="0" w:evenHBand="0" w:firstRowFirstColumn="0" w:firstRowLastColumn="0" w:lastRowFirstColumn="0" w:lastRowLastColumn="0"/>
             <w:tcW w:w="2880" w:type="dxa"/>
-            <w:shd w:val="clear" w:color="auto" w:fill="C2D69B" w:themeFill="accent3" w:themeFillTint="99"/>
+            <w:shd w:val="clear" w:color="auto" w:fill="B8CCE4" w:themeFill="accent1" w:themeFillTint="66"/>
           </w:tcPr>
           <w:p>
             <w:pPr>
@@ -11788,7 +12776,7 @@
         <w:tc>
           <w:tcPr>
             <w:tcW w:w="2880" w:type="dxa"/>
-            <w:shd w:val="clear" w:color="auto" w:fill="C2D69B" w:themeFill="accent3" w:themeFillTint="99"/>
+            <w:shd w:val="clear" w:color="auto" w:fill="B8CCE4" w:themeFill="accent1" w:themeFillTint="66"/>
           </w:tcPr>
           <w:p>
             <w:pPr>
@@ -11813,7 +12801,7 @@
         <w:tc>
           <w:tcPr>
             <w:tcW w:w="2880" w:type="dxa"/>
-            <w:shd w:val="clear" w:color="auto" w:fill="C2D69B" w:themeFill="accent3" w:themeFillTint="99"/>
+            <w:shd w:val="clear" w:color="auto" w:fill="B8CCE4" w:themeFill="accent1" w:themeFillTint="66"/>
           </w:tcPr>
           <w:p>
             <w:pPr>
@@ -11844,6 +12832,11 @@
           <w:tcPr>
             <w:cnfStyle w:val="001000000000" w:firstRow="0" w:lastRow="0" w:firstColumn="1" w:lastColumn="0" w:oddVBand="0" w:evenVBand="0" w:oddHBand="0" w:evenHBand="0" w:firstRowFirstColumn="0" w:firstRowLastColumn="0" w:lastRowFirstColumn="0" w:lastRowLastColumn="0"/>
             <w:tcW w:w="2880" w:type="dxa"/>
+            <w:tcBorders>
+              <w:top w:val="none" w:sz="0" w:space="0" w:color="auto"/>
+              <w:left w:val="none" w:sz="0" w:space="0" w:color="auto"/>
+              <w:bottom w:val="none" w:sz="0" w:space="0" w:color="auto"/>
+            </w:tcBorders>
           </w:tcPr>
           <w:p>
             <w:pPr>
@@ -11867,6 +12860,10 @@
         <w:tc>
           <w:tcPr>
             <w:tcW w:w="2880" w:type="dxa"/>
+            <w:tcBorders>
+              <w:top w:val="none" w:sz="0" w:space="0" w:color="auto"/>
+              <w:bottom w:val="none" w:sz="0" w:space="0" w:color="auto"/>
+            </w:tcBorders>
           </w:tcPr>
           <w:p>
             <w:pPr>
@@ -11891,6 +12888,11 @@
         <w:tc>
           <w:tcPr>
             <w:tcW w:w="2880" w:type="dxa"/>
+            <w:tcBorders>
+              <w:top w:val="none" w:sz="0" w:space="0" w:color="auto"/>
+              <w:bottom w:val="none" w:sz="0" w:space="0" w:color="auto"/>
+              <w:right w:val="none" w:sz="0" w:space="0" w:color="auto"/>
+            </w:tcBorders>
           </w:tcPr>
           <w:p>
             <w:pPr>
@@ -11995,6 +12997,11 @@
           <w:tcPr>
             <w:cnfStyle w:val="001000000000" w:firstRow="0" w:lastRow="0" w:firstColumn="1" w:lastColumn="0" w:oddVBand="0" w:evenVBand="0" w:oddHBand="0" w:evenHBand="0" w:firstRowFirstColumn="0" w:firstRowLastColumn="0" w:lastRowFirstColumn="0" w:lastRowLastColumn="0"/>
             <w:tcW w:w="2880" w:type="dxa"/>
+            <w:tcBorders>
+              <w:top w:val="none" w:sz="0" w:space="0" w:color="auto"/>
+              <w:left w:val="none" w:sz="0" w:space="0" w:color="auto"/>
+              <w:bottom w:val="none" w:sz="0" w:space="0" w:color="auto"/>
+            </w:tcBorders>
           </w:tcPr>
           <w:p>
             <w:pPr>
@@ -12018,6 +13025,10 @@
         <w:tc>
           <w:tcPr>
             <w:tcW w:w="2880" w:type="dxa"/>
+            <w:tcBorders>
+              <w:top w:val="none" w:sz="0" w:space="0" w:color="auto"/>
+              <w:bottom w:val="none" w:sz="0" w:space="0" w:color="auto"/>
+            </w:tcBorders>
           </w:tcPr>
           <w:p>
             <w:pPr>
@@ -12042,6 +13053,11 @@
         <w:tc>
           <w:tcPr>
             <w:tcW w:w="2880" w:type="dxa"/>
+            <w:tcBorders>
+              <w:top w:val="none" w:sz="0" w:space="0" w:color="auto"/>
+              <w:bottom w:val="none" w:sz="0" w:space="0" w:color="auto"/>
+              <w:right w:val="none" w:sz="0" w:space="0" w:color="auto"/>
+            </w:tcBorders>
           </w:tcPr>
           <w:p>
             <w:pPr>
@@ -12085,7 +13101,15 @@
                 <w:color w:val="000000" w:themeColor="text1"/>
                 <w:szCs w:val="26"/>
               </w:rPr>
-              <w:t>sqlite-net-pcl</w:t>
+              <w:t>SQL</w:t>
+            </w:r>
+            <w:r>
+              <w:rPr>
+                <w:rFonts w:cs="Times New Roman"/>
+                <w:color w:val="000000" w:themeColor="text1"/>
+                <w:szCs w:val="26"/>
+              </w:rPr>
+              <w:t>ite-net-pcl</w:t>
             </w:r>
           </w:p>
         </w:tc>
@@ -12155,6 +13179,11 @@
           <w:tcPr>
             <w:cnfStyle w:val="001000000000" w:firstRow="0" w:lastRow="0" w:firstColumn="1" w:lastColumn="0" w:oddVBand="0" w:evenVBand="0" w:oddHBand="0" w:evenHBand="0" w:firstRowFirstColumn="0" w:firstRowLastColumn="0" w:lastRowFirstColumn="0" w:lastRowLastColumn="0"/>
             <w:tcW w:w="2880" w:type="dxa"/>
+            <w:tcBorders>
+              <w:top w:val="none" w:sz="0" w:space="0" w:color="auto"/>
+              <w:left w:val="none" w:sz="0" w:space="0" w:color="auto"/>
+              <w:bottom w:val="none" w:sz="0" w:space="0" w:color="auto"/>
+            </w:tcBorders>
           </w:tcPr>
           <w:p>
             <w:pPr>
@@ -12179,6 +13208,10 @@
         <w:tc>
           <w:tcPr>
             <w:tcW w:w="2880" w:type="dxa"/>
+            <w:tcBorders>
+              <w:top w:val="none" w:sz="0" w:space="0" w:color="auto"/>
+              <w:bottom w:val="none" w:sz="0" w:space="0" w:color="auto"/>
+            </w:tcBorders>
           </w:tcPr>
           <w:p>
             <w:pPr>
@@ -12203,6 +13236,11 @@
         <w:tc>
           <w:tcPr>
             <w:tcW w:w="2880" w:type="dxa"/>
+            <w:tcBorders>
+              <w:top w:val="none" w:sz="0" w:space="0" w:color="auto"/>
+              <w:bottom w:val="none" w:sz="0" w:space="0" w:color="auto"/>
+              <w:right w:val="none" w:sz="0" w:space="0" w:color="auto"/>
+            </w:tcBorders>
           </w:tcPr>
           <w:p>
             <w:pPr>
@@ -12307,6 +13345,11 @@
           <w:tcPr>
             <w:cnfStyle w:val="001000000000" w:firstRow="0" w:lastRow="0" w:firstColumn="1" w:lastColumn="0" w:oddVBand="0" w:evenVBand="0" w:oddHBand="0" w:evenHBand="0" w:firstRowFirstColumn="0" w:firstRowLastColumn="0" w:lastRowFirstColumn="0" w:lastRowLastColumn="0"/>
             <w:tcW w:w="2880" w:type="dxa"/>
+            <w:tcBorders>
+              <w:top w:val="none" w:sz="0" w:space="0" w:color="auto"/>
+              <w:left w:val="none" w:sz="0" w:space="0" w:color="auto"/>
+              <w:bottom w:val="none" w:sz="0" w:space="0" w:color="auto"/>
+            </w:tcBorders>
           </w:tcPr>
           <w:p>
             <w:pPr>
@@ -12330,6 +13373,10 @@
         <w:tc>
           <w:tcPr>
             <w:tcW w:w="2880" w:type="dxa"/>
+            <w:tcBorders>
+              <w:top w:val="none" w:sz="0" w:space="0" w:color="auto"/>
+              <w:bottom w:val="none" w:sz="0" w:space="0" w:color="auto"/>
+            </w:tcBorders>
           </w:tcPr>
           <w:p>
             <w:pPr>
@@ -12354,6 +13401,11 @@
         <w:tc>
           <w:tcPr>
             <w:tcW w:w="2880" w:type="dxa"/>
+            <w:tcBorders>
+              <w:top w:val="none" w:sz="0" w:space="0" w:color="auto"/>
+              <w:bottom w:val="none" w:sz="0" w:space="0" w:color="auto"/>
+              <w:right w:val="none" w:sz="0" w:space="0" w:color="auto"/>
+            </w:tcBorders>
           </w:tcPr>
           <w:p>
             <w:pPr>
@@ -12458,6 +13510,11 @@
           <w:tcPr>
             <w:cnfStyle w:val="001000000000" w:firstRow="0" w:lastRow="0" w:firstColumn="1" w:lastColumn="0" w:oddVBand="0" w:evenVBand="0" w:oddHBand="0" w:evenHBand="0" w:firstRowFirstColumn="0" w:firstRowLastColumn="0" w:lastRowFirstColumn="0" w:lastRowLastColumn="0"/>
             <w:tcW w:w="2880" w:type="dxa"/>
+            <w:tcBorders>
+              <w:top w:val="none" w:sz="0" w:space="0" w:color="auto"/>
+              <w:left w:val="none" w:sz="0" w:space="0" w:color="auto"/>
+              <w:bottom w:val="none" w:sz="0" w:space="0" w:color="auto"/>
+            </w:tcBorders>
           </w:tcPr>
           <w:p>
             <w:pPr>
@@ -12481,6 +13538,10 @@
         <w:tc>
           <w:tcPr>
             <w:tcW w:w="2880" w:type="dxa"/>
+            <w:tcBorders>
+              <w:top w:val="none" w:sz="0" w:space="0" w:color="auto"/>
+              <w:bottom w:val="none" w:sz="0" w:space="0" w:color="auto"/>
+            </w:tcBorders>
           </w:tcPr>
           <w:p>
             <w:pPr>
@@ -12505,6 +13566,11 @@
         <w:tc>
           <w:tcPr>
             <w:tcW w:w="2880" w:type="dxa"/>
+            <w:tcBorders>
+              <w:top w:val="none" w:sz="0" w:space="0" w:color="auto"/>
+              <w:bottom w:val="none" w:sz="0" w:space="0" w:color="auto"/>
+              <w:right w:val="none" w:sz="0" w:space="0" w:color="auto"/>
+            </w:tcBorders>
           </w:tcPr>
           <w:p>
             <w:pPr>
@@ -12623,7 +13689,7 @@
           <w:szCs w:val="26"/>
         </w:rPr>
       </w:pPr>
-      <w:bookmarkStart w:id="41" w:name="_Toc226888100"/>
+      <w:bookmarkStart w:id="41" w:name="_Toc226923611"/>
       <w:r>
         <w:rPr>
           <w:rFonts w:ascii="Times New Roman" w:hAnsi="Times New Roman" w:cs="Times New Roman"/>
@@ -12644,7 +13710,7 @@
           <w:color w:val="000000" w:themeColor="text1"/>
         </w:rPr>
       </w:pPr>
-      <w:bookmarkStart w:id="42" w:name="_Toc226888101"/>
+      <w:bookmarkStart w:id="42" w:name="_Toc226923612"/>
       <w:r>
         <w:rPr>
           <w:rFonts w:ascii="Times New Roman" w:hAnsi="Times New Roman" w:cs="Times New Roman"/>
@@ -12953,7 +14019,7 @@
           <w:color w:val="000000" w:themeColor="text1"/>
         </w:rPr>
       </w:pPr>
-      <w:bookmarkStart w:id="43" w:name="_Toc226888102"/>
+      <w:bookmarkStart w:id="43" w:name="_Toc226923613"/>
       <w:r>
         <w:rPr>
           <w:rFonts w:ascii="Times New Roman" w:hAnsi="Times New Roman" w:cs="Times New Roman"/>
@@ -13292,7 +14358,7 @@
           <w:color w:val="000000" w:themeColor="text1"/>
         </w:rPr>
       </w:pPr>
-      <w:bookmarkStart w:id="44" w:name="_Toc226888103"/>
+      <w:bookmarkStart w:id="44" w:name="_Toc226923614"/>
       <w:r>
         <w:rPr>
           <w:rFonts w:ascii="Times New Roman" w:hAnsi="Times New Roman" w:cs="Times New Roman"/>
@@ -13845,7 +14911,7 @@
           <w:szCs w:val="26"/>
         </w:rPr>
       </w:pPr>
-      <w:bookmarkStart w:id="45" w:name="_Toc226888104"/>
+      <w:bookmarkStart w:id="45" w:name="_Toc226923615"/>
       <w:r>
         <w:rPr>
           <w:rFonts w:ascii="Times New Roman" w:hAnsi="Times New Roman" w:cs="Times New Roman"/>
@@ -13866,7 +14932,7 @@
           <w:color w:val="000000" w:themeColor="text1"/>
         </w:rPr>
       </w:pPr>
-      <w:bookmarkStart w:id="46" w:name="_Toc226888105"/>
+      <w:bookmarkStart w:id="46" w:name="_Toc226923616"/>
       <w:r>
         <w:rPr>
           <w:rFonts w:ascii="Times New Roman" w:hAnsi="Times New Roman" w:cs="Times New Roman"/>
@@ -14102,7 +15168,7 @@
           <w:color w:val="000000" w:themeColor="text1"/>
         </w:rPr>
       </w:pPr>
-      <w:bookmarkStart w:id="47" w:name="_Toc226888106"/>
+      <w:bookmarkStart w:id="47" w:name="_Toc226923617"/>
       <w:r>
         <w:rPr>
           <w:rFonts w:ascii="Times New Roman" w:hAnsi="Times New Roman" w:cs="Times New Roman"/>
@@ -14394,7 +15460,7 @@
           <w:szCs w:val="26"/>
         </w:rPr>
       </w:pPr>
-      <w:bookmarkStart w:id="48" w:name="_Toc226888107"/>
+      <w:bookmarkStart w:id="48" w:name="_Toc226923618"/>
       <w:r>
         <w:rPr>
           <w:rFonts w:ascii="Times New Roman" w:hAnsi="Times New Roman" w:cs="Times New Roman"/>
@@ -14415,7 +15481,7 @@
           <w:color w:val="000000" w:themeColor="text1"/>
         </w:rPr>
       </w:pPr>
-      <w:bookmarkStart w:id="49" w:name="_Toc226888108"/>
+      <w:bookmarkStart w:id="49" w:name="_Toc226923619"/>
       <w:r>
         <w:rPr>
           <w:rFonts w:ascii="Times New Roman" w:hAnsi="Times New Roman" w:cs="Times New Roman"/>
@@ -14831,7 +15897,7 @@
           <w:color w:val="000000" w:themeColor="text1"/>
         </w:rPr>
       </w:pPr>
-      <w:bookmarkStart w:id="50" w:name="_Toc226888109"/>
+      <w:bookmarkStart w:id="50" w:name="_Toc226923620"/>
       <w:r>
         <w:rPr>
           <w:rFonts w:ascii="Times New Roman" w:hAnsi="Times New Roman" w:cs="Times New Roman"/>
@@ -15335,7 +16401,7 @@
           <w:color w:val="000000" w:themeColor="text1"/>
         </w:rPr>
       </w:pPr>
-      <w:bookmarkStart w:id="51" w:name="_Toc226888110"/>
+      <w:bookmarkStart w:id="51" w:name="_Toc226923621"/>
       <w:r>
         <w:rPr>
           <w:rFonts w:ascii="Times New Roman" w:hAnsi="Times New Roman" w:cs="Times New Roman"/>
@@ -15670,7 +16736,7 @@
           <w:color w:val="000000" w:themeColor="text1"/>
         </w:rPr>
       </w:pPr>
-      <w:bookmarkStart w:id="52" w:name="_Toc226888111"/>
+      <w:bookmarkStart w:id="52" w:name="_Toc226923622"/>
       <w:r>
         <w:rPr>
           <w:rFonts w:ascii="Times New Roman" w:hAnsi="Times New Roman" w:cs="Times New Roman"/>
@@ -16175,7 +17241,7 @@
           <w:szCs w:val="26"/>
         </w:rPr>
       </w:pPr>
-      <w:bookmarkStart w:id="53" w:name="_Toc226888112"/>
+      <w:bookmarkStart w:id="53" w:name="_Toc226923623"/>
       <w:r>
         <w:rPr>
           <w:rFonts w:ascii="Times New Roman" w:hAnsi="Times New Roman" w:cs="Times New Roman"/>
@@ -16197,7 +17263,7 @@
           <w:color w:val="000000" w:themeColor="text1"/>
         </w:rPr>
       </w:pPr>
-      <w:bookmarkStart w:id="54" w:name="_Toc226888113"/>
+      <w:bookmarkStart w:id="54" w:name="_Toc226923624"/>
       <w:r>
         <w:rPr>
           <w:rFonts w:ascii="Times New Roman" w:hAnsi="Times New Roman" w:cs="Times New Roman"/>
@@ -16237,23 +17303,25 @@
     </w:p>
     <w:p>
       <w:pPr>
-        <w:pStyle w:val="ListParagraph"/>
+        <w:pStyle w:val="Heading3"/>
         <w:numPr>
           <w:ilvl w:val="0"/>
-          <w:numId w:val="10"/>
+          <w:numId w:val="13"/>
         </w:numPr>
         <w:rPr>
-          <w:i/>
-          <w:iCs/>
-        </w:rPr>
-      </w:pPr>
-      <w:r>
-        <w:rPr>
-          <w:i/>
-          <w:iCs/>
+          <w:rFonts w:ascii="Times New Roman" w:hAnsi="Times New Roman" w:cs="Times New Roman"/>
+          <w:color w:val="auto"/>
+        </w:rPr>
+      </w:pPr>
+      <w:bookmarkStart w:id="55" w:name="_Toc226923625"/>
+      <w:r>
+        <w:rPr>
+          <w:rFonts w:ascii="Times New Roman" w:hAnsi="Times New Roman" w:cs="Times New Roman"/>
+          <w:color w:val="auto"/>
         </w:rPr>
         <w:t>UC-M01 - Onboarding ngôn ngữ và điều hướng vào trải nghiệm</w:t>
       </w:r>
+      <w:bookmarkEnd w:id="55"/>
     </w:p>
     <w:p>
       <w:r>
@@ -16439,25 +17507,26 @@
     </w:p>
     <w:p>
       <w:pPr>
-        <w:pStyle w:val="ListParagraph"/>
+        <w:pStyle w:val="Heading3"/>
         <w:numPr>
           <w:ilvl w:val="0"/>
-          <w:numId w:val="10"/>
+          <w:numId w:val="13"/>
         </w:numPr>
         <w:rPr>
-          <w:i/>
-          <w:iCs/>
-        </w:rPr>
-      </w:pPr>
-      <w:r>
-        <w:rPr>
-          <w:i/>
-          <w:iCs/>
+          <w:rFonts w:ascii="Times New Roman" w:hAnsi="Times New Roman" w:cs="Times New Roman"/>
+          <w:color w:val="auto"/>
+        </w:rPr>
+      </w:pPr>
+      <w:bookmarkStart w:id="56" w:name="_Toc226923626"/>
+      <w:r>
+        <w:rPr>
+          <w:rFonts w:ascii="Times New Roman" w:hAnsi="Times New Roman" w:cs="Times New Roman"/>
+          <w:color w:val="auto"/>
         </w:rPr>
         <w:t>UC-M02 - QR Activation: đã cài app vào ngay, chưa cài thì cài + thanh toán</w:t>
       </w:r>
-    </w:p>
-    <w:p/>
+      <w:bookmarkEnd w:id="56"/>
+    </w:p>
     <w:p>
       <w:r>
         <w:rPr>
@@ -16474,12 +17543,12 @@
     </w:p>
     <w:p>
       <w:r>
+        <w:t>- Mục tiêu: Kích hoạt trải nghiệm qua QR với nhánh cài app và nhánh đã cài app</w:t>
+      </w:r>
+    </w:p>
+    <w:p>
+      <w:r>
         <w:lastRenderedPageBreak/>
-        <w:t>- Mục tiêu: Kích hoạt trải nghiệm qua QR với nhánh cài app và nhánh đã cài app</w:t>
-      </w:r>
-    </w:p>
-    <w:p>
-      <w:r>
         <w:t>- Tiền điều kiện: Du khách quét QR tại điểm hỗ trợ</w:t>
       </w:r>
     </w:p>
@@ -16699,23 +17768,25 @@
     </w:p>
     <w:p>
       <w:pPr>
-        <w:pStyle w:val="ListParagraph"/>
+        <w:pStyle w:val="Heading3"/>
         <w:numPr>
           <w:ilvl w:val="0"/>
-          <w:numId w:val="10"/>
+          <w:numId w:val="13"/>
         </w:numPr>
         <w:rPr>
-          <w:i/>
-          <w:iCs/>
-        </w:rPr>
-      </w:pPr>
-      <w:r>
-        <w:rPr>
-          <w:i/>
-          <w:iCs/>
+          <w:rFonts w:ascii="Times New Roman" w:hAnsi="Times New Roman" w:cs="Times New Roman"/>
+          <w:color w:val="auto"/>
+        </w:rPr>
+      </w:pPr>
+      <w:bookmarkStart w:id="57" w:name="_Toc226923627"/>
+      <w:r>
+        <w:rPr>
+          <w:rFonts w:ascii="Times New Roman" w:hAnsi="Times New Roman" w:cs="Times New Roman"/>
+          <w:color w:val="auto"/>
         </w:rPr>
         <w:t>UC-M03 - GPS tracking + geofence quyết định kích hoạt thuyết minh</w:t>
       </w:r>
+      <w:bookmarkEnd w:id="57"/>
     </w:p>
     <w:p>
       <w:r>
@@ -16923,23 +17994,25 @@
     </w:p>
     <w:p>
       <w:pPr>
-        <w:pStyle w:val="ListParagraph"/>
+        <w:pStyle w:val="Heading3"/>
         <w:numPr>
           <w:ilvl w:val="0"/>
-          <w:numId w:val="10"/>
+          <w:numId w:val="13"/>
         </w:numPr>
         <w:rPr>
-          <w:i/>
-          <w:iCs/>
-        </w:rPr>
-      </w:pPr>
-      <w:r>
-        <w:rPr>
-          <w:i/>
-          <w:iCs/>
+          <w:rFonts w:ascii="Times New Roman" w:hAnsi="Times New Roman" w:cs="Times New Roman"/>
+          <w:color w:val="auto"/>
+        </w:rPr>
+      </w:pPr>
+      <w:bookmarkStart w:id="58" w:name="_Toc226923628"/>
+      <w:r>
+        <w:rPr>
+          <w:rFonts w:ascii="Times New Roman" w:hAnsi="Times New Roman" w:cs="Times New Roman"/>
+          <w:color w:val="auto"/>
         </w:rPr>
         <w:t>UC-M04 - Narration engine: Audio file, TTS fallback, chống phát trùng</w:t>
       </w:r>
+      <w:bookmarkEnd w:id="58"/>
     </w:p>
     <w:p>
       <w:r>
@@ -16982,12 +18055,12 @@
     </w:p>
     <w:p>
       <w:r>
+        <w:lastRenderedPageBreak/>
         <w:t>  - Ưu tiên audio file, fallback TTS khi cần</w:t>
       </w:r>
     </w:p>
     <w:p>
       <w:r>
-        <w:lastRenderedPageBreak/>
         <w:t>  - Hỗ trợ điều khiển playback khi app chạy nền (notification controls)</w:t>
       </w:r>
     </w:p>
@@ -17166,24 +18239,26 @@
     </w:p>
     <w:p>
       <w:pPr>
-        <w:pStyle w:val="ListParagraph"/>
+        <w:pStyle w:val="Heading3"/>
         <w:numPr>
           <w:ilvl w:val="0"/>
-          <w:numId w:val="11"/>
+          <w:numId w:val="13"/>
         </w:numPr>
         <w:rPr>
-          <w:i/>
-          <w:iCs/>
-        </w:rPr>
-      </w:pPr>
-      <w:r>
-        <w:rPr>
-          <w:i/>
-          <w:iCs/>
+          <w:rFonts w:ascii="Times New Roman" w:hAnsi="Times New Roman" w:cs="Times New Roman"/>
+          <w:color w:val="auto"/>
+        </w:rPr>
+      </w:pPr>
+      <w:bookmarkStart w:id="59" w:name="_Toc226923629"/>
+      <w:r>
+        <w:rPr>
+          <w:rFonts w:ascii="Times New Roman" w:hAnsi="Times New Roman" w:cs="Times New Roman"/>
+          <w:color w:val="auto"/>
         </w:rPr>
         <w:lastRenderedPageBreak/>
         <w:t>UC-M05 - Offline sync package và fallback runtime</w:t>
       </w:r>
+      <w:bookmarkEnd w:id="59"/>
     </w:p>
     <w:p>
       <w:r>
@@ -17379,23 +18454,25 @@
     </w:p>
     <w:p>
       <w:pPr>
-        <w:pStyle w:val="ListParagraph"/>
+        <w:pStyle w:val="Heading3"/>
         <w:numPr>
           <w:ilvl w:val="0"/>
-          <w:numId w:val="11"/>
+          <w:numId w:val="13"/>
         </w:numPr>
         <w:rPr>
-          <w:i/>
-          <w:iCs/>
-        </w:rPr>
-      </w:pPr>
-      <w:r>
-        <w:rPr>
-          <w:i/>
-          <w:iCs/>
+          <w:rFonts w:ascii="Times New Roman" w:hAnsi="Times New Roman" w:cs="Times New Roman"/>
+          <w:color w:val="auto"/>
+        </w:rPr>
+      </w:pPr>
+      <w:bookmarkStart w:id="60" w:name="_Toc226923630"/>
+      <w:r>
+        <w:rPr>
+          <w:rFonts w:ascii="Times New Roman" w:hAnsi="Times New Roman" w:cs="Times New Roman"/>
+          <w:color w:val="auto"/>
         </w:rPr>
         <w:t>UC-M06 - Tour Session Management: start, track progress, complete</w:t>
       </w:r>
+      <w:bookmarkEnd w:id="60"/>
     </w:p>
     <w:p>
       <w:r>
@@ -17428,12 +18505,12 @@
     </w:p>
     <w:p>
       <w:r>
+        <w:t>  - Active tour được lưu trong session</w:t>
+      </w:r>
+    </w:p>
+    <w:p>
+      <w:r>
         <w:lastRenderedPageBreak/>
-        <w:t>  - Active tour được lưu trong session</w:t>
-      </w:r>
-    </w:p>
-    <w:p>
-      <w:r>
         <w:t>  - Tiến trình theo POI được cập nhật</w:t>
       </w:r>
     </w:p>
@@ -17602,23 +18679,25 @@
     </w:p>
     <w:p>
       <w:pPr>
-        <w:pStyle w:val="ListParagraph"/>
+        <w:pStyle w:val="Heading3"/>
         <w:numPr>
           <w:ilvl w:val="0"/>
-          <w:numId w:val="11"/>
+          <w:numId w:val="13"/>
         </w:numPr>
         <w:rPr>
-          <w:i/>
-          <w:iCs/>
-        </w:rPr>
-      </w:pPr>
-      <w:r>
-        <w:rPr>
-          <w:i/>
-          <w:iCs/>
+          <w:rFonts w:ascii="Times New Roman" w:hAnsi="Times New Roman" w:cs="Times New Roman"/>
+          <w:color w:val="auto"/>
+        </w:rPr>
+      </w:pPr>
+      <w:bookmarkStart w:id="61" w:name="_Toc226923631"/>
+      <w:r>
+        <w:rPr>
+          <w:rFonts w:ascii="Times New Roman" w:hAnsi="Times New Roman" w:cs="Times New Roman"/>
+          <w:color w:val="auto"/>
         </w:rPr>
         <w:t>UC-M07 - Manual POI Detail Access: click marker/search mở detail</w:t>
       </w:r>
+      <w:bookmarkEnd w:id="61"/>
     </w:p>
     <w:p>
       <w:r>
@@ -17631,12 +18710,12 @@
     </w:p>
     <w:p>
       <w:r>
+        <w:t>- Tác nhân chính: Du khách</w:t>
+      </w:r>
+    </w:p>
+    <w:p>
+      <w:r>
         <w:lastRenderedPageBreak/>
-        <w:t>- Tác nhân chính: Du khách</w:t>
-      </w:r>
-    </w:p>
-    <w:p>
-      <w:r>
         <w:t>- Mục tiêu: Truy cập POI detail thủ công không phụ thuộc geofence</w:t>
       </w:r>
     </w:p>
@@ -17797,7 +18876,7 @@
           <w:color w:val="000000" w:themeColor="text1"/>
         </w:rPr>
       </w:pPr>
-      <w:bookmarkStart w:id="55" w:name="_Toc226888114"/>
+      <w:bookmarkStart w:id="62" w:name="_Toc226923632"/>
       <w:r>
         <w:rPr>
           <w:rFonts w:ascii="Times New Roman" w:hAnsi="Times New Roman" w:cs="Times New Roman"/>
@@ -17826,27 +18905,29 @@
         </w:rPr>
         <w:t xml:space="preserve"> Web/Admin</w:t>
       </w:r>
-      <w:bookmarkEnd w:id="55"/>
-    </w:p>
-    <w:p>
-      <w:pPr>
-        <w:pStyle w:val="ListParagraph"/>
+      <w:bookmarkEnd w:id="62"/>
+    </w:p>
+    <w:p>
+      <w:pPr>
+        <w:pStyle w:val="Heading3"/>
         <w:numPr>
           <w:ilvl w:val="0"/>
-          <w:numId w:val="11"/>
+          <w:numId w:val="13"/>
         </w:numPr>
         <w:rPr>
-          <w:i/>
-          <w:iCs/>
-        </w:rPr>
-      </w:pPr>
-      <w:r>
-        <w:rPr>
-          <w:i/>
-          <w:iCs/>
+          <w:rFonts w:ascii="Times New Roman" w:hAnsi="Times New Roman" w:cs="Times New Roman"/>
+          <w:color w:val="auto"/>
+        </w:rPr>
+      </w:pPr>
+      <w:bookmarkStart w:id="63" w:name="_Toc226923633"/>
+      <w:r>
+        <w:rPr>
+          <w:rFonts w:ascii="Times New Roman" w:hAnsi="Times New Roman" w:cs="Times New Roman"/>
+          <w:color w:val="auto"/>
         </w:rPr>
         <w:t>UC-W01 - Quản lý POI lõi (CRUD + ảnh + metadata)</w:t>
       </w:r>
+      <w:bookmarkEnd w:id="63"/>
     </w:p>
     <w:p>
       <w:r>
@@ -18037,23 +19118,26 @@
     </w:p>
     <w:p>
       <w:pPr>
-        <w:pStyle w:val="ListParagraph"/>
+        <w:pStyle w:val="Heading3"/>
         <w:numPr>
           <w:ilvl w:val="0"/>
-          <w:numId w:val="11"/>
+          <w:numId w:val="13"/>
         </w:numPr>
         <w:rPr>
-          <w:i/>
-          <w:iCs/>
-        </w:rPr>
-      </w:pPr>
-      <w:r>
-        <w:rPr>
-          <w:i/>
-          <w:iCs/>
-        </w:rPr>
+          <w:rFonts w:ascii="Times New Roman" w:hAnsi="Times New Roman" w:cs="Times New Roman"/>
+          <w:color w:val="auto"/>
+        </w:rPr>
+      </w:pPr>
+      <w:bookmarkStart w:id="64" w:name="_Toc226923634"/>
+      <w:r>
+        <w:rPr>
+          <w:rFonts w:ascii="Times New Roman" w:hAnsi="Times New Roman" w:cs="Times New Roman"/>
+          <w:color w:val="auto"/>
+        </w:rPr>
+        <w:lastRenderedPageBreak/>
         <w:t>UC-W02 - Quản lý Audio/Script đa ngôn ngữ</w:t>
       </w:r>
+      <w:bookmarkEnd w:id="64"/>
     </w:p>
     <w:p>
       <w:r>
@@ -18061,7 +19145,6 @@
           <w:b/>
           <w:bCs/>
         </w:rPr>
-        <w:lastRenderedPageBreak/>
         <w:t>1. Đặc tả use case</w:t>
       </w:r>
     </w:p>
@@ -18225,23 +19308,25 @@
     </w:p>
     <w:p>
       <w:pPr>
-        <w:pStyle w:val="ListParagraph"/>
+        <w:pStyle w:val="Heading3"/>
         <w:numPr>
           <w:ilvl w:val="0"/>
-          <w:numId w:val="11"/>
+          <w:numId w:val="13"/>
         </w:numPr>
         <w:rPr>
-          <w:i/>
-          <w:iCs/>
-        </w:rPr>
-      </w:pPr>
-      <w:r>
-        <w:rPr>
-          <w:i/>
-          <w:iCs/>
+          <w:rFonts w:ascii="Times New Roman" w:hAnsi="Times New Roman" w:cs="Times New Roman"/>
+          <w:color w:val="auto"/>
+        </w:rPr>
+      </w:pPr>
+      <w:bookmarkStart w:id="65" w:name="_Toc226923635"/>
+      <w:r>
+        <w:rPr>
+          <w:rFonts w:ascii="Times New Roman" w:hAnsi="Times New Roman" w:cs="Times New Roman"/>
+          <w:color w:val="auto"/>
         </w:rPr>
         <w:t>UC-W03 - Workflow owner request và admin approval</w:t>
       </w:r>
+      <w:bookmarkEnd w:id="65"/>
     </w:p>
     <w:p>
       <w:r>
@@ -18313,12 +19398,12 @@
     </w:p>
     <w:p>
       <w:r>
+        <w:t>4. Admin chọn approve hoặc reject.</w:t>
+      </w:r>
+    </w:p>
+    <w:p>
+      <w:r>
         <w:lastRenderedPageBreak/>
-        <w:t>4. Admin chọn approve hoặc reject.</w:t>
-      </w:r>
-    </w:p>
-    <w:p>
-      <w:r>
         <w:t>5. Nếu approve, hệ thống gọi ApplyChangeRequestAsync và update dữ liệu thật.</w:t>
       </w:r>
     </w:p>
@@ -18443,23 +19528,25 @@
     </w:p>
     <w:p>
       <w:pPr>
-        <w:pStyle w:val="ListParagraph"/>
+        <w:pStyle w:val="Heading3"/>
         <w:numPr>
           <w:ilvl w:val="0"/>
-          <w:numId w:val="11"/>
+          <w:numId w:val="13"/>
         </w:numPr>
         <w:rPr>
-          <w:i/>
-          <w:iCs/>
-        </w:rPr>
-      </w:pPr>
-      <w:r>
-        <w:rPr>
-          <w:i/>
-          <w:iCs/>
+          <w:rFonts w:ascii="Times New Roman" w:hAnsi="Times New Roman" w:cs="Times New Roman"/>
+          <w:color w:val="auto"/>
+        </w:rPr>
+      </w:pPr>
+      <w:bookmarkStart w:id="66" w:name="_Toc226923636"/>
+      <w:r>
+        <w:rPr>
+          <w:rFonts w:ascii="Times New Roman" w:hAnsi="Times New Roman" w:cs="Times New Roman"/>
+          <w:color w:val="auto"/>
         </w:rPr>
         <w:t>UC-W04 - Quản lý Tour và đồng bộ điểm theo thứ tự</w:t>
       </w:r>
+      <w:bookmarkEnd w:id="66"/>
     </w:p>
     <w:p>
       <w:r>
@@ -18526,12 +19613,12 @@
     </w:p>
     <w:p>
       <w:r>
+        <w:t>4. Hệ thống SyncTourPointsAsync:</w:t>
+      </w:r>
+    </w:p>
+    <w:p>
+      <w:r>
         <w:lastRenderedPageBreak/>
-        <w:t>4. Hệ thống SyncTourPointsAsync:</w:t>
-      </w:r>
-    </w:p>
-    <w:p>
-      <w:r>
         <w:t>5. Ẩn điểm bị bỏ chọn (soft-delete).</w:t>
       </w:r>
     </w:p>
@@ -18650,24 +19737,26 @@
     </w:p>
     <w:p>
       <w:pPr>
-        <w:pStyle w:val="ListParagraph"/>
+        <w:pStyle w:val="Heading3"/>
         <w:numPr>
           <w:ilvl w:val="0"/>
-          <w:numId w:val="11"/>
+          <w:numId w:val="13"/>
         </w:numPr>
         <w:rPr>
-          <w:i/>
-          <w:iCs/>
-        </w:rPr>
-      </w:pPr>
-      <w:r>
-        <w:rPr>
-          <w:i/>
-          <w:iCs/>
+          <w:rFonts w:ascii="Times New Roman" w:hAnsi="Times New Roman" w:cs="Times New Roman"/>
+          <w:color w:val="auto"/>
+        </w:rPr>
+      </w:pPr>
+      <w:bookmarkStart w:id="67" w:name="_Toc226923637"/>
+      <w:r>
+        <w:rPr>
+          <w:rFonts w:ascii="Times New Roman" w:hAnsi="Times New Roman" w:cs="Times New Roman"/>
+          <w:color w:val="auto"/>
         </w:rPr>
         <w:lastRenderedPageBreak/>
         <w:t>UC-W05 - Analytics &amp; Usage History đa nguồn</w:t>
       </w:r>
+      <w:bookmarkEnd w:id="67"/>
     </w:p>
     <w:p>
       <w:r>
@@ -18853,22 +19942,25 @@
     </w:p>
     <w:p>
       <w:pPr>
-        <w:pStyle w:val="ListParagraph"/>
+        <w:pStyle w:val="Heading3"/>
         <w:numPr>
           <w:ilvl w:val="0"/>
-          <w:numId w:val="11"/>
+          <w:numId w:val="13"/>
         </w:numPr>
-      </w:pPr>
-      <w:r>
-        <w:rPr>
-          <w:i/>
-          <w:iCs/>
-        </w:rPr>
-        <w:t>UC-W06 - Cấu hình QR payment và chuẩn hóa lịch sử thanh</w:t>
-      </w:r>
-      <w:r>
-        <w:t xml:space="preserve"> toán</w:t>
-      </w:r>
+        <w:rPr>
+          <w:rFonts w:ascii="Times New Roman" w:hAnsi="Times New Roman" w:cs="Times New Roman"/>
+          <w:color w:val="auto"/>
+        </w:rPr>
+      </w:pPr>
+      <w:bookmarkStart w:id="68" w:name="_Toc226923638"/>
+      <w:r>
+        <w:rPr>
+          <w:rFonts w:ascii="Times New Roman" w:hAnsi="Times New Roman" w:cs="Times New Roman"/>
+          <w:color w:val="auto"/>
+        </w:rPr>
+        <w:t>UC-W06 - Cấu hình QR payment và chuẩn hóa lịch sử thanh toán</w:t>
+      </w:r>
+      <w:bookmarkEnd w:id="68"/>
     </w:p>
     <w:p>
       <w:r>
@@ -18886,12 +19978,12 @@
     </w:p>
     <w:p>
       <w:r>
+        <w:t>- Mục tiêu: Quản lý cấu hình QR và theo dõi trạng thái giao dịch</w:t>
+      </w:r>
+    </w:p>
+    <w:p>
+      <w:r>
         <w:lastRenderedPageBreak/>
-        <w:t>- Mục tiêu: Quản lý cấu hình QR và theo dõi trạng thái giao dịch</w:t>
-      </w:r>
-    </w:p>
-    <w:p>
-      <w:r>
         <w:t>- Tiền điều kiện: Admin truy cập PaymentPage</w:t>
       </w:r>
     </w:p>
@@ -19069,7 +20161,7 @@
           <w:szCs w:val="26"/>
         </w:rPr>
       </w:pPr>
-      <w:bookmarkStart w:id="56" w:name="_Toc226888115"/>
+      <w:bookmarkStart w:id="69" w:name="_Toc226923639"/>
       <w:r>
         <w:rPr>
           <w:rFonts w:ascii="Times New Roman" w:hAnsi="Times New Roman" w:cs="Times New Roman"/>
@@ -19080,7 +20172,7 @@
         <w:lastRenderedPageBreak/>
         <w:t>9. BẢO MẬT &amp; PHÂN QUYỀN</w:t>
       </w:r>
-      <w:bookmarkEnd w:id="56"/>
+      <w:bookmarkEnd w:id="69"/>
     </w:p>
     <w:p>
       <w:pPr>
@@ -19091,7 +20183,7 @@
           <w:color w:val="000000" w:themeColor="text1"/>
         </w:rPr>
       </w:pPr>
-      <w:bookmarkStart w:id="57" w:name="_Toc226888116"/>
+      <w:bookmarkStart w:id="70" w:name="_Toc226923640"/>
       <w:r>
         <w:rPr>
           <w:rFonts w:ascii="Times New Roman" w:hAnsi="Times New Roman" w:cs="Times New Roman"/>
@@ -19099,7 +20191,7 @@
         </w:rPr>
         <w:t>9.1. Authentication &amp; Authorization</w:t>
       </w:r>
-      <w:bookmarkEnd w:id="57"/>
+      <w:bookmarkEnd w:id="70"/>
     </w:p>
     <w:p>
       <w:pPr>
@@ -19343,7 +20435,7 @@
           <w:szCs w:val="26"/>
         </w:rPr>
       </w:pPr>
-      <w:bookmarkStart w:id="58" w:name="_Toc226888117"/>
+      <w:bookmarkStart w:id="71" w:name="_Toc226923641"/>
       <w:r>
         <w:rPr>
           <w:rFonts w:ascii="Times New Roman" w:hAnsi="Times New Roman" w:cs="Times New Roman"/>
@@ -19353,7 +20445,7 @@
         </w:rPr>
         <w:t>10. TRIỂN KHAI &amp; VẬN HÀNH</w:t>
       </w:r>
-      <w:bookmarkEnd w:id="58"/>
+      <w:bookmarkEnd w:id="71"/>
     </w:p>
     <w:p>
       <w:pPr>
@@ -19364,7 +20456,7 @@
           <w:color w:val="000000" w:themeColor="text1"/>
         </w:rPr>
       </w:pPr>
-      <w:bookmarkStart w:id="59" w:name="_Toc226888118"/>
+      <w:bookmarkStart w:id="72" w:name="_Toc226923642"/>
       <w:r>
         <w:rPr>
           <w:rFonts w:ascii="Times New Roman" w:hAnsi="Times New Roman" w:cs="Times New Roman"/>
@@ -19372,7 +20464,7 @@
         </w:rPr>
         <w:t>10.1. Yêu cầu môi trường</w:t>
       </w:r>
-      <w:bookmarkEnd w:id="59"/>
+      <w:bookmarkEnd w:id="72"/>
     </w:p>
     <w:p>
       <w:pPr>
@@ -19699,7 +20791,7 @@
           <w:color w:val="000000" w:themeColor="text1"/>
         </w:rPr>
       </w:pPr>
-      <w:bookmarkStart w:id="60" w:name="_Toc226888119"/>
+      <w:bookmarkStart w:id="73" w:name="_Toc226923643"/>
       <w:r>
         <w:rPr>
           <w:rFonts w:ascii="Times New Roman" w:hAnsi="Times New Roman" w:cs="Times New Roman"/>
@@ -19708,7 +20800,7 @@
         <w:lastRenderedPageBreak/>
         <w:t>10.2. Hướng dẫn cài đặt</w:t>
       </w:r>
-      <w:bookmarkEnd w:id="60"/>
+      <w:bookmarkEnd w:id="73"/>
     </w:p>
     <w:p>
       <w:pPr>
@@ -20037,7 +21129,7 @@
           <w:szCs w:val="26"/>
         </w:rPr>
       </w:pPr>
-      <w:bookmarkStart w:id="61" w:name="_Toc226888120"/>
+      <w:bookmarkStart w:id="74" w:name="_Toc226923644"/>
       <w:r>
         <w:rPr>
           <w:rFonts w:ascii="Times New Roman" w:hAnsi="Times New Roman" w:cs="Times New Roman"/>
@@ -20047,7 +21139,7 @@
         </w:rPr>
         <w:t>11. LỘ TRÌNH PHÁT TRIỂN</w:t>
       </w:r>
-      <w:bookmarkEnd w:id="61"/>
+      <w:bookmarkEnd w:id="74"/>
     </w:p>
     <w:p>
       <w:pPr>
@@ -20058,7 +21150,7 @@
           <w:color w:val="000000" w:themeColor="text1"/>
         </w:rPr>
       </w:pPr>
-      <w:bookmarkStart w:id="62" w:name="_Toc226888121"/>
+      <w:bookmarkStart w:id="75" w:name="_Toc226923645"/>
       <w:r>
         <w:rPr>
           <w:rFonts w:ascii="Times New Roman" w:hAnsi="Times New Roman" w:cs="Times New Roman"/>
@@ -20066,14 +21158,7 @@
         </w:rPr>
         <w:t xml:space="preserve">11.1. Phase 1: POC (Completed) </w:t>
       </w:r>
-      <w:r>
-        <w:rPr>
-          <w:rFonts w:ascii="Segoe UI Emoji" w:hAnsi="Segoe UI Emoji" w:cs="Segoe UI Emoji"/>
-          <w:color w:val="000000" w:themeColor="text1"/>
-        </w:rPr>
-        <w:t>✅</w:t>
-      </w:r>
-      <w:bookmarkEnd w:id="62"/>
+      <w:bookmarkEnd w:id="75"/>
     </w:p>
     <w:p>
       <w:pPr>
@@ -20300,7 +21385,7 @@
           <w:color w:val="000000" w:themeColor="text1"/>
         </w:rPr>
       </w:pPr>
-      <w:bookmarkStart w:id="63" w:name="_Toc226888122"/>
+      <w:bookmarkStart w:id="76" w:name="_Toc226923646"/>
       <w:r>
         <w:rPr>
           <w:rFonts w:ascii="Times New Roman" w:hAnsi="Times New Roman" w:cs="Times New Roman"/>
@@ -20308,14 +21393,7 @@
         </w:rPr>
         <w:t xml:space="preserve">11.2. Phase 2: Enhancement (In Progress) </w:t>
       </w:r>
-      <w:r>
-        <w:rPr>
-          <w:rFonts w:ascii="Segoe UI Emoji" w:hAnsi="Segoe UI Emoji" w:cs="Segoe UI Emoji"/>
-          <w:color w:val="000000" w:themeColor="text1"/>
-        </w:rPr>
-        <w:t>🚧</w:t>
-      </w:r>
-      <w:bookmarkEnd w:id="63"/>
+      <w:bookmarkEnd w:id="76"/>
     </w:p>
     <w:p>
       <w:pPr>
@@ -20542,7 +21620,7 @@
           <w:color w:val="000000" w:themeColor="text1"/>
         </w:rPr>
       </w:pPr>
-      <w:bookmarkStart w:id="64" w:name="_Toc226888123"/>
+      <w:bookmarkStart w:id="77" w:name="_Toc226923647"/>
       <w:r>
         <w:rPr>
           <w:rFonts w:ascii="Times New Roman" w:hAnsi="Times New Roman" w:cs="Times New Roman"/>
@@ -20550,14 +21628,7 @@
         </w:rPr>
         <w:t xml:space="preserve">11.3. Phase 3: Scale (Planned) </w:t>
       </w:r>
-      <w:r>
-        <w:rPr>
-          <w:rFonts w:ascii="Segoe UI Emoji" w:hAnsi="Segoe UI Emoji" w:cs="Segoe UI Emoji"/>
-          <w:color w:val="000000" w:themeColor="text1"/>
-        </w:rPr>
-        <w:t>📅</w:t>
-      </w:r>
-      <w:bookmarkEnd w:id="64"/>
+      <w:bookmarkEnd w:id="77"/>
     </w:p>
     <w:p>
       <w:pPr>
@@ -20618,6 +21689,15 @@
           <w:szCs w:val="26"/>
         </w:rPr>
         <w:br/>
+        <w:t>• Regional database sharding</w:t>
+      </w:r>
+      <w:r>
+        <w:rPr>
+          <w:rFonts w:cs="Times New Roman"/>
+          <w:color w:val="000000" w:themeColor="text1"/>
+          <w:szCs w:val="26"/>
+        </w:rPr>
+        <w:br/>
       </w:r>
       <w:r>
         <w:rPr>
@@ -20626,22 +21706,6 @@
           <w:szCs w:val="26"/>
         </w:rPr>
         <w:lastRenderedPageBreak/>
-        <w:t>• Regional database sharding</w:t>
-      </w:r>
-      <w:r>
-        <w:rPr>
-          <w:rFonts w:cs="Times New Roman"/>
-          <w:color w:val="000000" w:themeColor="text1"/>
-          <w:szCs w:val="26"/>
-        </w:rPr>
-        <w:br/>
-      </w:r>
-      <w:r>
-        <w:rPr>
-          <w:rFonts w:cs="Times New Roman"/>
-          <w:color w:val="000000" w:themeColor="text1"/>
-          <w:szCs w:val="26"/>
-        </w:rPr>
         <w:br/>
         <w:t>AI-powered features:</w:t>
       </w:r>
@@ -20806,7 +21870,7 @@
           <w:color w:val="000000" w:themeColor="text1"/>
         </w:rPr>
       </w:pPr>
-      <w:bookmarkStart w:id="65" w:name="_Toc226888124"/>
+      <w:bookmarkStart w:id="78" w:name="_Toc226923648"/>
       <w:r>
         <w:rPr>
           <w:rFonts w:ascii="Times New Roman" w:hAnsi="Times New Roman" w:cs="Times New Roman"/>
@@ -20814,14 +21878,7 @@
         </w:rPr>
         <w:t xml:space="preserve">11.4. Phase 4: Advanced (Future) </w:t>
       </w:r>
-      <w:r>
-        <w:rPr>
-          <w:rFonts w:ascii="Segoe UI Emoji" w:hAnsi="Segoe UI Emoji" w:cs="Segoe UI Emoji"/>
-          <w:color w:val="000000" w:themeColor="text1"/>
-        </w:rPr>
-        <w:t>🔮</w:t>
-      </w:r>
-      <w:bookmarkEnd w:id="65"/>
+      <w:bookmarkEnd w:id="78"/>
     </w:p>
     <w:p>
       <w:pPr>
@@ -21014,9 +22071,12 @@
     </w:p>
     <w:sectPr>
       <w:footerReference w:type="default" r:id="rId34"/>
+      <w:footerReference w:type="first" r:id="rId35"/>
       <w:pgSz w:w="12240" w:h="15840"/>
       <w:pgMar w:top="1440" w:right="1800" w:bottom="1440" w:left="1800" w:header="720" w:footer="720" w:gutter="0"/>
+      <w:pgNumType w:start="0"/>
       <w:cols w:space="720"/>
+      <w:titlePg/>
       <w:docGrid w:linePitch="360"/>
     </w:sectPr>
   </w:body>
@@ -21050,42 +22110,69 @@
 
 <file path=word/footer1.xml><?xml version="1.0" encoding="utf-8"?>
 <w:ftr xmlns:wpc="http://schemas.microsoft.com/office/word/2010/wordprocessingCanvas" xmlns:cx="http://schemas.microsoft.com/office/drawing/2014/chartex" xmlns:cx1="http://schemas.microsoft.com/office/drawing/2015/9/8/chartex" xmlns:cx2="http://schemas.microsoft.com/office/drawing/2015/10/21/chartex" xmlns:cx3="http://schemas.microsoft.com/office/drawing/2016/5/9/chartex" xmlns:cx4="http://schemas.microsoft.com/office/drawing/2016/5/10/chartex" xmlns:cx5="http://schemas.microsoft.com/office/drawing/2016/5/11/chartex" xmlns:cx6="http://schemas.microsoft.com/office/drawing/2016/5/12/chartex" xmlns:cx7="http://schemas.microsoft.com/office/drawing/2016/5/13/chartex" xmlns:cx8="http://schemas.microsoft.com/office/drawing/2016/5/14/chartex" xmlns:mc="http://schemas.openxmlformats.org/markup-compatibility/2006" xmlns:aink="http://schemas.microsoft.com/office/drawing/2016/ink" xmlns:am3d="http://schemas.microsoft.com/office/drawing/2017/model3d" xmlns:o="urn:schemas-microsoft-com:office:office" xmlns:oel="http://schemas.microsoft.com/office/2019/extlst" xmlns:r="http://schemas.openxmlformats.org/officeDocument/2006/relationships" xmlns:m="http://schemas.openxmlformats.org/officeDocument/2006/math" xmlns:v="urn:schemas-microsoft-com:vml" xmlns:wp14="http://schemas.microsoft.com/office/word/2010/wordprocessingDrawing" xmlns:wp="http://schemas.openxmlformats.org/drawingml/2006/wordprocessingDrawing" xmlns:w10="urn:schemas-microsoft-com:office:word" xmlns:w="http://schemas.openxmlformats.org/wordprocessingml/2006/main" xmlns:w14="http://schemas.microsoft.com/office/word/2010/wordml" xmlns:w15="http://schemas.microsoft.com/office/word/2012/wordml" xmlns:w16cex="http://schemas.microsoft.com/office/word/2018/wordml/cex" xmlns:w16cid="http://schemas.microsoft.com/office/word/2016/wordml/cid" xmlns:w16="http://schemas.microsoft.com/office/word/2018/wordml" xmlns:w16du="http://schemas.microsoft.com/office/word/2023/wordml/word16du" xmlns:w16sdtdh="http://schemas.microsoft.com/office/word/2020/wordml/sdtdatahash" xmlns:w16sdtfl="http://schemas.microsoft.com/office/word/2024/wordml/sdtformatlock" xmlns:w16se="http://schemas.microsoft.com/office/word/2015/wordml/symex" xmlns:wpg="http://schemas.microsoft.com/office/word/2010/wordprocessingGroup" xmlns:wpi="http://schemas.microsoft.com/office/word/2010/wordprocessingInk" xmlns:wne="http://schemas.microsoft.com/office/word/2006/wordml" xmlns:wps="http://schemas.microsoft.com/office/word/2010/wordprocessingShape" mc:Ignorable="w14 w15 w16se w16cid w16 w16cex w16sdtdh w16sdtfl w16du wp14">
+  <w:sdt>
+    <w:sdtPr>
+      <w:id w:val="975955052"/>
+      <w:docPartObj>
+        <w:docPartGallery w:val="Page Numbers (Bottom of Page)"/>
+        <w:docPartUnique/>
+      </w:docPartObj>
+    </w:sdtPr>
+    <w:sdtEndPr>
+      <w:rPr>
+        <w:noProof/>
+      </w:rPr>
+    </w:sdtEndPr>
+    <w:sdtContent>
+      <w:p>
+        <w:pPr>
+          <w:pStyle w:val="Footer"/>
+          <w:jc w:val="center"/>
+        </w:pPr>
+        <w:r>
+          <w:fldChar w:fldCharType="begin"/>
+        </w:r>
+        <w:r>
+          <w:instrText xml:space="preserve"> PAGE   \* MERGEFORMAT </w:instrText>
+        </w:r>
+        <w:r>
+          <w:fldChar w:fldCharType="separate"/>
+        </w:r>
+        <w:r>
+          <w:rPr>
+            <w:noProof/>
+          </w:rPr>
+          <w:t>2</w:t>
+        </w:r>
+        <w:r>
+          <w:rPr>
+            <w:noProof/>
+          </w:rPr>
+          <w:fldChar w:fldCharType="end"/>
+        </w:r>
+      </w:p>
+    </w:sdtContent>
+  </w:sdt>
+  <w:p>
+    <w:pPr>
+      <w:pStyle w:val="Footer"/>
+    </w:pPr>
+  </w:p>
+</w:ftr>
+</file>
+
+<file path=word/footer2.xml><?xml version="1.0" encoding="utf-8"?>
+<w:ftr xmlns:wpc="http://schemas.microsoft.com/office/word/2010/wordprocessingCanvas" xmlns:cx="http://schemas.microsoft.com/office/drawing/2014/chartex" xmlns:cx1="http://schemas.microsoft.com/office/drawing/2015/9/8/chartex" xmlns:cx2="http://schemas.microsoft.com/office/drawing/2015/10/21/chartex" xmlns:cx3="http://schemas.microsoft.com/office/drawing/2016/5/9/chartex" xmlns:cx4="http://schemas.microsoft.com/office/drawing/2016/5/10/chartex" xmlns:cx5="http://schemas.microsoft.com/office/drawing/2016/5/11/chartex" xmlns:cx6="http://schemas.microsoft.com/office/drawing/2016/5/12/chartex" xmlns:cx7="http://schemas.microsoft.com/office/drawing/2016/5/13/chartex" xmlns:cx8="http://schemas.microsoft.com/office/drawing/2016/5/14/chartex" xmlns:mc="http://schemas.openxmlformats.org/markup-compatibility/2006" xmlns:aink="http://schemas.microsoft.com/office/drawing/2016/ink" xmlns:am3d="http://schemas.microsoft.com/office/drawing/2017/model3d" xmlns:o="urn:schemas-microsoft-com:office:office" xmlns:oel="http://schemas.microsoft.com/office/2019/extlst" xmlns:r="http://schemas.openxmlformats.org/officeDocument/2006/relationships" xmlns:m="http://schemas.openxmlformats.org/officeDocument/2006/math" xmlns:v="urn:schemas-microsoft-com:vml" xmlns:wp14="http://schemas.microsoft.com/office/word/2010/wordprocessingDrawing" xmlns:wp="http://schemas.openxmlformats.org/drawingml/2006/wordprocessingDrawing" xmlns:w10="urn:schemas-microsoft-com:office:word" xmlns:w="http://schemas.openxmlformats.org/wordprocessingml/2006/main" xmlns:w14="http://schemas.microsoft.com/office/word/2010/wordml" xmlns:w15="http://schemas.microsoft.com/office/word/2012/wordml" xmlns:w16cex="http://schemas.microsoft.com/office/word/2018/wordml/cex" xmlns:w16cid="http://schemas.microsoft.com/office/word/2016/wordml/cid" xmlns:w16="http://schemas.microsoft.com/office/word/2018/wordml" xmlns:w16du="http://schemas.microsoft.com/office/word/2023/wordml/word16du" xmlns:w16sdtdh="http://schemas.microsoft.com/office/word/2020/wordml/sdtdatahash" xmlns:w16sdtfl="http://schemas.microsoft.com/office/word/2024/wordml/sdtformatlock" xmlns:w16se="http://schemas.microsoft.com/office/word/2015/wordml/symex" xmlns:wpg="http://schemas.microsoft.com/office/word/2010/wordprocessingGroup" xmlns:wpi="http://schemas.microsoft.com/office/word/2010/wordprocessingInk" xmlns:wne="http://schemas.microsoft.com/office/word/2006/wordml" xmlns:wps="http://schemas.microsoft.com/office/word/2010/wordprocessingShape" mc:Ignorable="w14 w15 w16se w16cid w16 w16cex w16sdtdh w16sdtfl w16du wp14">
   <w:p>
     <w:pPr>
       <w:pStyle w:val="Footer"/>
       <w:jc w:val="center"/>
     </w:pPr>
-    <w:r>
-      <w:rPr>
-        <w:sz w:val="20"/>
-      </w:rPr>
-      <w:fldChar w:fldCharType="begin"/>
-    </w:r>
-    <w:r>
-      <w:rPr>
-        <w:sz w:val="20"/>
-      </w:rPr>
-      <w:instrText>PAGE</w:instrText>
-    </w:r>
-    <w:r>
-      <w:rPr>
-        <w:sz w:val="20"/>
-      </w:rPr>
-      <w:fldChar w:fldCharType="separate"/>
-    </w:r>
-    <w:r>
-      <w:rPr>
-        <w:noProof/>
-        <w:sz w:val="20"/>
-      </w:rPr>
-      <w:t>1</w:t>
-    </w:r>
-    <w:r>
-      <w:rPr>
-        <w:sz w:val="20"/>
-      </w:rPr>
-      <w:fldChar w:fldCharType="end"/>
-    </w:r>
+  </w:p>
+  <w:p>
+    <w:pPr>
+      <w:pStyle w:val="Footer"/>
+    </w:pPr>
   </w:p>
 </w:ftr>
 </file>
@@ -21289,6 +22376,232 @@
     </w:lvl>
   </w:abstractNum>
   <w:abstractNum w:abstractNumId="9" w15:restartNumberingAfterBreak="0">
+    <w:nsid w:val="15AE5E21"/>
+    <w:multiLevelType w:val="hybridMultilevel"/>
+    <w:tmpl w:val="93186FDC"/>
+    <w:lvl w:ilvl="0" w:tplc="0409000B">
+      <w:start w:val="1"/>
+      <w:numFmt w:val="bullet"/>
+      <w:lvlText w:val=""/>
+      <w:lvlJc w:val="left"/>
+      <w:pPr>
+        <w:ind w:left="720" w:hanging="360"/>
+      </w:pPr>
+      <w:rPr>
+        <w:rFonts w:ascii="Wingdings" w:hAnsi="Wingdings" w:hint="default"/>
+      </w:rPr>
+    </w:lvl>
+    <w:lvl w:ilvl="1" w:tplc="04090003" w:tentative="1">
+      <w:start w:val="1"/>
+      <w:numFmt w:val="bullet"/>
+      <w:lvlText w:val="o"/>
+      <w:lvlJc w:val="left"/>
+      <w:pPr>
+        <w:ind w:left="1440" w:hanging="360"/>
+      </w:pPr>
+      <w:rPr>
+        <w:rFonts w:ascii="Courier New" w:hAnsi="Courier New" w:cs="Courier New" w:hint="default"/>
+      </w:rPr>
+    </w:lvl>
+    <w:lvl w:ilvl="2" w:tplc="04090005" w:tentative="1">
+      <w:start w:val="1"/>
+      <w:numFmt w:val="bullet"/>
+      <w:lvlText w:val=""/>
+      <w:lvlJc w:val="left"/>
+      <w:pPr>
+        <w:ind w:left="2160" w:hanging="360"/>
+      </w:pPr>
+      <w:rPr>
+        <w:rFonts w:ascii="Wingdings" w:hAnsi="Wingdings" w:hint="default"/>
+      </w:rPr>
+    </w:lvl>
+    <w:lvl w:ilvl="3" w:tplc="04090001" w:tentative="1">
+      <w:start w:val="1"/>
+      <w:numFmt w:val="bullet"/>
+      <w:lvlText w:val=""/>
+      <w:lvlJc w:val="left"/>
+      <w:pPr>
+        <w:ind w:left="2880" w:hanging="360"/>
+      </w:pPr>
+      <w:rPr>
+        <w:rFonts w:ascii="Symbol" w:hAnsi="Symbol" w:hint="default"/>
+      </w:rPr>
+    </w:lvl>
+    <w:lvl w:ilvl="4" w:tplc="04090003" w:tentative="1">
+      <w:start w:val="1"/>
+      <w:numFmt w:val="bullet"/>
+      <w:lvlText w:val="o"/>
+      <w:lvlJc w:val="left"/>
+      <w:pPr>
+        <w:ind w:left="3600" w:hanging="360"/>
+      </w:pPr>
+      <w:rPr>
+        <w:rFonts w:ascii="Courier New" w:hAnsi="Courier New" w:cs="Courier New" w:hint="default"/>
+      </w:rPr>
+    </w:lvl>
+    <w:lvl w:ilvl="5" w:tplc="04090005" w:tentative="1">
+      <w:start w:val="1"/>
+      <w:numFmt w:val="bullet"/>
+      <w:lvlText w:val=""/>
+      <w:lvlJc w:val="left"/>
+      <w:pPr>
+        <w:ind w:left="4320" w:hanging="360"/>
+      </w:pPr>
+      <w:rPr>
+        <w:rFonts w:ascii="Wingdings" w:hAnsi="Wingdings" w:hint="default"/>
+      </w:rPr>
+    </w:lvl>
+    <w:lvl w:ilvl="6" w:tplc="04090001" w:tentative="1">
+      <w:start w:val="1"/>
+      <w:numFmt w:val="bullet"/>
+      <w:lvlText w:val=""/>
+      <w:lvlJc w:val="left"/>
+      <w:pPr>
+        <w:ind w:left="5040" w:hanging="360"/>
+      </w:pPr>
+      <w:rPr>
+        <w:rFonts w:ascii="Symbol" w:hAnsi="Symbol" w:hint="default"/>
+      </w:rPr>
+    </w:lvl>
+    <w:lvl w:ilvl="7" w:tplc="04090003" w:tentative="1">
+      <w:start w:val="1"/>
+      <w:numFmt w:val="bullet"/>
+      <w:lvlText w:val="o"/>
+      <w:lvlJc w:val="left"/>
+      <w:pPr>
+        <w:ind w:left="5760" w:hanging="360"/>
+      </w:pPr>
+      <w:rPr>
+        <w:rFonts w:ascii="Courier New" w:hAnsi="Courier New" w:cs="Courier New" w:hint="default"/>
+      </w:rPr>
+    </w:lvl>
+    <w:lvl w:ilvl="8" w:tplc="04090005" w:tentative="1">
+      <w:start w:val="1"/>
+      <w:numFmt w:val="bullet"/>
+      <w:lvlText w:val=""/>
+      <w:lvlJc w:val="left"/>
+      <w:pPr>
+        <w:ind w:left="6480" w:hanging="360"/>
+      </w:pPr>
+      <w:rPr>
+        <w:rFonts w:ascii="Wingdings" w:hAnsi="Wingdings" w:hint="default"/>
+      </w:rPr>
+    </w:lvl>
+  </w:abstractNum>
+  <w:abstractNum w:abstractNumId="10" w15:restartNumberingAfterBreak="0">
+    <w:nsid w:val="295A0D58"/>
+    <w:multiLevelType w:val="hybridMultilevel"/>
+    <w:tmpl w:val="D58AB3BA"/>
+    <w:lvl w:ilvl="0" w:tplc="0409000B">
+      <w:start w:val="1"/>
+      <w:numFmt w:val="bullet"/>
+      <w:lvlText w:val=""/>
+      <w:lvlJc w:val="left"/>
+      <w:pPr>
+        <w:ind w:left="720" w:hanging="360"/>
+      </w:pPr>
+      <w:rPr>
+        <w:rFonts w:ascii="Wingdings" w:hAnsi="Wingdings" w:hint="default"/>
+      </w:rPr>
+    </w:lvl>
+    <w:lvl w:ilvl="1" w:tplc="04090003" w:tentative="1">
+      <w:start w:val="1"/>
+      <w:numFmt w:val="bullet"/>
+      <w:lvlText w:val="o"/>
+      <w:lvlJc w:val="left"/>
+      <w:pPr>
+        <w:ind w:left="1440" w:hanging="360"/>
+      </w:pPr>
+      <w:rPr>
+        <w:rFonts w:ascii="Courier New" w:hAnsi="Courier New" w:cs="Courier New" w:hint="default"/>
+      </w:rPr>
+    </w:lvl>
+    <w:lvl w:ilvl="2" w:tplc="04090005" w:tentative="1">
+      <w:start w:val="1"/>
+      <w:numFmt w:val="bullet"/>
+      <w:lvlText w:val=""/>
+      <w:lvlJc w:val="left"/>
+      <w:pPr>
+        <w:ind w:left="2160" w:hanging="360"/>
+      </w:pPr>
+      <w:rPr>
+        <w:rFonts w:ascii="Wingdings" w:hAnsi="Wingdings" w:hint="default"/>
+      </w:rPr>
+    </w:lvl>
+    <w:lvl w:ilvl="3" w:tplc="04090001" w:tentative="1">
+      <w:start w:val="1"/>
+      <w:numFmt w:val="bullet"/>
+      <w:lvlText w:val=""/>
+      <w:lvlJc w:val="left"/>
+      <w:pPr>
+        <w:ind w:left="2880" w:hanging="360"/>
+      </w:pPr>
+      <w:rPr>
+        <w:rFonts w:ascii="Symbol" w:hAnsi="Symbol" w:hint="default"/>
+      </w:rPr>
+    </w:lvl>
+    <w:lvl w:ilvl="4" w:tplc="04090003" w:tentative="1">
+      <w:start w:val="1"/>
+      <w:numFmt w:val="bullet"/>
+      <w:lvlText w:val="o"/>
+      <w:lvlJc w:val="left"/>
+      <w:pPr>
+        <w:ind w:left="3600" w:hanging="360"/>
+      </w:pPr>
+      <w:rPr>
+        <w:rFonts w:ascii="Courier New" w:hAnsi="Courier New" w:cs="Courier New" w:hint="default"/>
+      </w:rPr>
+    </w:lvl>
+    <w:lvl w:ilvl="5" w:tplc="04090005" w:tentative="1">
+      <w:start w:val="1"/>
+      <w:numFmt w:val="bullet"/>
+      <w:lvlText w:val=""/>
+      <w:lvlJc w:val="left"/>
+      <w:pPr>
+        <w:ind w:left="4320" w:hanging="360"/>
+      </w:pPr>
+      <w:rPr>
+        <w:rFonts w:ascii="Wingdings" w:hAnsi="Wingdings" w:hint="default"/>
+      </w:rPr>
+    </w:lvl>
+    <w:lvl w:ilvl="6" w:tplc="04090001" w:tentative="1">
+      <w:start w:val="1"/>
+      <w:numFmt w:val="bullet"/>
+      <w:lvlText w:val=""/>
+      <w:lvlJc w:val="left"/>
+      <w:pPr>
+        <w:ind w:left="5040" w:hanging="360"/>
+      </w:pPr>
+      <w:rPr>
+        <w:rFonts w:ascii="Symbol" w:hAnsi="Symbol" w:hint="default"/>
+      </w:rPr>
+    </w:lvl>
+    <w:lvl w:ilvl="7" w:tplc="04090003" w:tentative="1">
+      <w:start w:val="1"/>
+      <w:numFmt w:val="bullet"/>
+      <w:lvlText w:val="o"/>
+      <w:lvlJc w:val="left"/>
+      <w:pPr>
+        <w:ind w:left="5760" w:hanging="360"/>
+      </w:pPr>
+      <w:rPr>
+        <w:rFonts w:ascii="Courier New" w:hAnsi="Courier New" w:cs="Courier New" w:hint="default"/>
+      </w:rPr>
+    </w:lvl>
+    <w:lvl w:ilvl="8" w:tplc="04090005" w:tentative="1">
+      <w:start w:val="1"/>
+      <w:numFmt w:val="bullet"/>
+      <w:lvlText w:val=""/>
+      <w:lvlJc w:val="left"/>
+      <w:pPr>
+        <w:ind w:left="6480" w:hanging="360"/>
+      </w:pPr>
+      <w:rPr>
+        <w:rFonts w:ascii="Wingdings" w:hAnsi="Wingdings" w:hint="default"/>
+      </w:rPr>
+    </w:lvl>
+  </w:abstractNum>
+  <w:abstractNum w:abstractNumId="11" w15:restartNumberingAfterBreak="0">
     <w:nsid w:val="2F6208D7"/>
     <w:multiLevelType w:val="hybridMultilevel"/>
     <w:tmpl w:val="A114011C"/>
@@ -21401,7 +22714,7 @@
       </w:rPr>
     </w:lvl>
   </w:abstractNum>
-  <w:abstractNum w:abstractNumId="10" w15:restartNumberingAfterBreak="0">
+  <w:abstractNum w:abstractNumId="12" w15:restartNumberingAfterBreak="0">
     <w:nsid w:val="74DB372B"/>
     <w:multiLevelType w:val="hybridMultilevel"/>
     <w:tmpl w:val="13FAE2A8"/>
@@ -21542,9 +22855,15 @@
     <w:abstractNumId w:val="0"/>
   </w:num>
   <w:num w:numId="10" w16cid:durableId="1498577608">
+    <w:abstractNumId w:val="11"/>
+  </w:num>
+  <w:num w:numId="11" w16cid:durableId="520512351">
+    <w:abstractNumId w:val="12"/>
+  </w:num>
+  <w:num w:numId="12" w16cid:durableId="1411464005">
     <w:abstractNumId w:val="9"/>
   </w:num>
-  <w:num w:numId="11" w16cid:durableId="520512351">
+  <w:num w:numId="13" w16cid:durableId="679158947">
     <w:abstractNumId w:val="10"/>
   </w:num>
 </w:numbering>
@@ -32940,10 +34259,19 @@
     <w:autoRedefine/>
     <w:uiPriority w:val="39"/>
     <w:unhideWhenUsed/>
-    <w:rsid w:val="00220201"/>
+    <w:rsid w:val="005E22B4"/>
     <w:pPr>
+      <w:tabs>
+        <w:tab w:val="right" w:leader="dot" w:pos="8630"/>
+      </w:tabs>
       <w:spacing w:after="100"/>
     </w:pPr>
+    <w:rPr>
+      <w:rFonts w:cs="Times New Roman"/>
+      <w:b/>
+      <w:bCs/>
+      <w:noProof/>
+    </w:rPr>
   </w:style>
   <w:style w:type="paragraph" w:styleId="TOC2">
     <w:name w:val="toc 2"/>

--- a/docs/prd.docx
+++ b/docs/prd.docx
@@ -6645,7 +6645,6 @@
           <w:color w:val="000000" w:themeColor="text1"/>
           <w:szCs w:val="26"/>
         </w:rPr>
-        <w:lastRenderedPageBreak/>
         <w:t xml:space="preserve">Đa ngôn ngữ thông minh: </w:t>
       </w:r>
       <w:r>
@@ -7054,7 +7053,6 @@
           <w:sz w:val="26"/>
           <w:szCs w:val="26"/>
         </w:rPr>
-        <w:lastRenderedPageBreak/>
         <w:t>2. ĐỐI TƯỢNG NGƯỜI DÙNG</w:t>
       </w:r>
       <w:bookmarkEnd w:id="7"/>
@@ -7368,14 +7366,6 @@
           <w:szCs w:val="26"/>
         </w:rPr>
         <w:br/>
-      </w:r>
-      <w:r>
-        <w:rPr>
-          <w:rFonts w:cs="Times New Roman"/>
-          <w:color w:val="000000" w:themeColor="text1"/>
-          <w:szCs w:val="26"/>
-        </w:rPr>
-        <w:lastRenderedPageBreak/>
         <w:t>• Xem analytics chi tiết (visit logs, audio plays, user behavior)</w:t>
       </w:r>
       <w:r>
@@ -7621,7 +7611,6 @@
           <w:sz w:val="26"/>
           <w:szCs w:val="26"/>
         </w:rPr>
-        <w:lastRenderedPageBreak/>
         <w:t>3. YÊU CẦU CHỨC NĂNG</w:t>
       </w:r>
       <w:bookmarkEnd w:id="11"/>
@@ -8001,14 +7990,6 @@
           <w:szCs w:val="26"/>
         </w:rPr>
         <w:br/>
-      </w:r>
-      <w:r>
-        <w:rPr>
-          <w:rFonts w:cs="Times New Roman"/>
-          <w:color w:val="000000" w:themeColor="text1"/>
-          <w:szCs w:val="26"/>
-        </w:rPr>
-        <w:lastRenderedPageBreak/>
         <w:t>Ưu tiên:</w:t>
       </w:r>
       <w:r>
@@ -8306,7 +8287,6 @@
           <w:color w:val="000000" w:themeColor="text1"/>
           <w:szCs w:val="26"/>
         </w:rPr>
-        <w:lastRenderedPageBreak/>
         <w:t>3.1.5. POI Detail &amp; Gallery</w:t>
       </w:r>
       <w:bookmarkEnd w:id="17"/>
@@ -8710,14 +8690,6 @@
           <w:szCs w:val="26"/>
         </w:rPr>
         <w:br/>
-      </w:r>
-      <w:r>
-        <w:rPr>
-          <w:rFonts w:cs="Times New Roman"/>
-          <w:color w:val="000000" w:themeColor="text1"/>
-          <w:szCs w:val="26"/>
-        </w:rPr>
-        <w:lastRenderedPageBreak/>
         <w:t>Runtime fallback:</w:t>
       </w:r>
       <w:r>
@@ -9089,14 +9061,6 @@
           <w:szCs w:val="26"/>
         </w:rPr>
         <w:br/>
-      </w:r>
-      <w:r>
-        <w:rPr>
-          <w:rFonts w:cs="Times New Roman"/>
-          <w:color w:val="000000" w:themeColor="text1"/>
-          <w:szCs w:val="26"/>
-        </w:rPr>
-        <w:lastRenderedPageBreak/>
         <w:t>• Local DB: VisitLog, PointsOfInterest, AudioContents</w:t>
       </w:r>
       <w:r>
@@ -9484,7 +9448,6 @@
           <w:color w:val="000000" w:themeColor="text1"/>
           <w:szCs w:val="26"/>
         </w:rPr>
-        <w:lastRenderedPageBreak/>
         <w:br/>
         <w:t>File management:</w:t>
       </w:r>
@@ -9857,14 +9820,6 @@
           <w:szCs w:val="26"/>
         </w:rPr>
         <w:br/>
-      </w:r>
-      <w:r>
-        <w:rPr>
-          <w:rFonts w:cs="Times New Roman"/>
-          <w:color w:val="000000" w:themeColor="text1"/>
-          <w:szCs w:val="26"/>
-        </w:rPr>
-        <w:lastRenderedPageBreak/>
         <w:t>1. Owner login vào /Owner/Dashboard</w:t>
       </w:r>
       <w:r>
@@ -10254,14 +10209,6 @@
           <w:szCs w:val="26"/>
         </w:rPr>
         <w:br/>
-      </w:r>
-      <w:r>
-        <w:rPr>
-          <w:rFonts w:cs="Times New Roman"/>
-          <w:color w:val="000000" w:themeColor="text1"/>
-          <w:szCs w:val="26"/>
-        </w:rPr>
-        <w:lastRenderedPageBreak/>
         <w:t>Payment History:</w:t>
       </w:r>
       <w:r>
@@ -11086,14 +11033,6 @@
           <w:szCs w:val="26"/>
         </w:rPr>
         <w:br/>
-      </w:r>
-      <w:r>
-        <w:rPr>
-          <w:rFonts w:cs="Times New Roman"/>
-          <w:color w:val="000000" w:themeColor="text1"/>
-          <w:szCs w:val="26"/>
-        </w:rPr>
-        <w:lastRenderedPageBreak/>
         <w:t>• Cache-friendly: Client cache theo (poiId, language) key</w:t>
       </w:r>
       <w:r>
@@ -11521,7 +11460,6 @@
           <w:color w:val="000000" w:themeColor="text1"/>
           <w:szCs w:val="26"/>
         </w:rPr>
-        <w:lastRenderedPageBreak/>
         <w:t>GET /api/tours/{id}/waypoints</w:t>
       </w:r>
       <w:r>
@@ -11860,14 +11798,6 @@
           <w:szCs w:val="26"/>
         </w:rPr>
         <w:br/>
-      </w:r>
-      <w:r>
-        <w:rPr>
-          <w:rFonts w:cs="Times New Roman"/>
-          <w:color w:val="000000" w:themeColor="text1"/>
-          <w:szCs w:val="26"/>
-        </w:rPr>
-        <w:lastRenderedPageBreak/>
         <w:t>• Body: { event_type, tourist_id, metadata }</w:t>
       </w:r>
       <w:r>
@@ -12234,7 +12164,6 @@
           <w:rFonts w:ascii="Times New Roman" w:hAnsi="Times New Roman" w:cs="Times New Roman"/>
           <w:color w:val="000000" w:themeColor="text1"/>
         </w:rPr>
-        <w:lastRenderedPageBreak/>
         <w:t>4.2. Stack công nghệ Mobile</w:t>
       </w:r>
       <w:bookmarkEnd w:id="38"/>
@@ -12562,14 +12491,6 @@
           <w:szCs w:val="26"/>
         </w:rPr>
         <w:br/>
-      </w:r>
-      <w:r>
-        <w:rPr>
-          <w:rFonts w:cs="Times New Roman"/>
-          <w:color w:val="000000" w:themeColor="text1"/>
-          <w:szCs w:val="26"/>
-        </w:rPr>
-        <w:lastRenderedPageBreak/>
         <w:t>EF Core Migrations:</w:t>
       </w:r>
       <w:r>
@@ -13157,16 +13078,7 @@
                 <w:color w:val="000000" w:themeColor="text1"/>
                 <w:szCs w:val="26"/>
               </w:rPr>
-              <w:t xml:space="preserve">ORM nhẹ cho SQLite, </w:t>
-            </w:r>
-            <w:r>
-              <w:rPr>
-                <w:rFonts w:cs="Times New Roman"/>
-                <w:color w:val="000000" w:themeColor="text1"/>
-                <w:szCs w:val="26"/>
-              </w:rPr>
-              <w:lastRenderedPageBreak/>
-              <w:t>async/await support, dễ dùng cho offline cache</w:t>
+              <w:t>ORM nhẹ cho SQLite, async/await support, dễ dùng cho offline cache</w:t>
             </w:r>
           </w:p>
         </w:tc>
@@ -13200,7 +13112,6 @@
                 <w:color w:val="000000" w:themeColor="text1"/>
                 <w:szCs w:val="26"/>
               </w:rPr>
-              <w:lastRenderedPageBreak/>
               <w:t>CommunityToolkit.Mvvm</w:t>
             </w:r>
           </w:p>
@@ -13752,14 +13663,6 @@
           <w:szCs w:val="26"/>
         </w:rPr>
         <w:br/>
-      </w:r>
-      <w:r>
-        <w:rPr>
-          <w:rFonts w:cs="Times New Roman"/>
-          <w:color w:val="000000" w:themeColor="text1"/>
-          <w:szCs w:val="26"/>
-        </w:rPr>
-        <w:lastRenderedPageBreak/>
         <w:t>Tầng Frontend:</w:t>
       </w:r>
       <w:r>
@@ -14070,14 +13973,6 @@
           <w:szCs w:val="26"/>
         </w:rPr>
         <w:br/>
-      </w:r>
-      <w:r>
-        <w:rPr>
-          <w:rFonts w:cs="Times New Roman"/>
-          <w:color w:val="000000" w:themeColor="text1"/>
-          <w:szCs w:val="26"/>
-        </w:rPr>
-        <w:lastRenderedPageBreak/>
         <w:t>1. User mở map → LocationService phát sự kiện GPS thay đổi</w:t>
       </w:r>
       <w:r>
@@ -14364,7 +14259,6 @@
           <w:rFonts w:ascii="Times New Roman" w:hAnsi="Times New Roman" w:cs="Times New Roman"/>
           <w:color w:val="000000" w:themeColor="text1"/>
         </w:rPr>
-        <w:lastRenderedPageBreak/>
         <w:t>5.3. Cấu trúc thư mục dự án</w:t>
       </w:r>
       <w:bookmarkEnd w:id="44"/>
@@ -14673,14 +14567,6 @@
           <w:szCs w:val="26"/>
         </w:rPr>
         <w:br/>
-      </w:r>
-      <w:r>
-        <w:rPr>
-          <w:rFonts w:cs="Times New Roman"/>
-          <w:color w:val="000000" w:themeColor="text1"/>
-          <w:szCs w:val="26"/>
-        </w:rPr>
-        <w:lastRenderedPageBreak/>
         <w:t>│   │   │</w:t>
       </w:r>
       <w:r>
@@ -15012,7 +14898,6 @@
           <w:color w:val="000000" w:themeColor="text1"/>
           <w:szCs w:val="26"/>
         </w:rPr>
-        <w:lastRenderedPageBreak/>
         <w:t>MainMapPage</w:t>
       </w:r>
       <w:r>
@@ -15383,7 +15268,6 @@
           <w:color w:val="000000" w:themeColor="text1"/>
           <w:szCs w:val="26"/>
         </w:rPr>
-        <w:lastRenderedPageBreak/>
         <w:t>OwnerContentApprovalPage</w:t>
       </w:r>
       <w:r>
@@ -15691,14 +15575,6 @@
           <w:szCs w:val="26"/>
         </w:rPr>
         <w:br/>
-      </w:r>
-      <w:r>
-        <w:rPr>
-          <w:rFonts w:cs="Times New Roman"/>
-          <w:color w:val="000000" w:themeColor="text1"/>
-          <w:szCs w:val="26"/>
-        </w:rPr>
-        <w:lastRenderedPageBreak/>
         <w:t xml:space="preserve">     b. Tính khoảng cách tới mỗi POI (Haversine formula)</w:t>
       </w:r>
       <w:r>
@@ -16002,14 +15878,6 @@
           <w:szCs w:val="26"/>
         </w:rPr>
         <w:br/>
-      </w:r>
-      <w:r>
-        <w:rPr>
-          <w:rFonts w:cs="Times New Roman"/>
-          <w:color w:val="000000" w:themeColor="text1"/>
-          <w:szCs w:val="26"/>
-        </w:rPr>
-        <w:lastRenderedPageBreak/>
         <w:t xml:space="preserve">     → Fail: Chuyển Try 3</w:t>
       </w:r>
       <w:r>
@@ -16302,14 +16170,6 @@
           <w:szCs w:val="26"/>
         </w:rPr>
         <w:br/>
-      </w:r>
-      <w:r>
-        <w:rPr>
-          <w:rFonts w:cs="Times New Roman"/>
-          <w:color w:val="000000" w:themeColor="text1"/>
-          <w:szCs w:val="26"/>
-        </w:rPr>
-        <w:lastRenderedPageBreak/>
         <w:t xml:space="preserve">   • Close modal: Stop audio và dismiss page</w:t>
       </w:r>
       <w:r>
@@ -16637,14 +16497,6 @@
           <w:szCs w:val="26"/>
         </w:rPr>
         <w:br/>
-      </w:r>
-      <w:r>
-        <w:rPr>
-          <w:rFonts w:cs="Times New Roman"/>
-          <w:color w:val="000000" w:themeColor="text1"/>
-          <w:szCs w:val="26"/>
-        </w:rPr>
-        <w:lastRenderedPageBreak/>
         <w:t>6. User có thể play audio thủ công</w:t>
       </w:r>
       <w:r>
@@ -16954,14 +16806,6 @@
           <w:szCs w:val="26"/>
         </w:rPr>
         <w:br/>
-      </w:r>
-      <w:r>
-        <w:rPr>
-          <w:rFonts w:cs="Times New Roman"/>
-          <w:color w:val="000000" w:themeColor="text1"/>
-          <w:szCs w:val="26"/>
-        </w:rPr>
-        <w:lastRenderedPageBreak/>
         <w:t xml:space="preserve">     → GET /api/audio/{poiId}?language=vi</w:t>
       </w:r>
       <w:r>
@@ -17249,7 +17093,6 @@
           <w:sz w:val="26"/>
           <w:szCs w:val="26"/>
         </w:rPr>
-        <w:lastRenderedPageBreak/>
         <w:t>8. USE CASE &amp; SEQUENCE DIAGRAMS</w:t>
       </w:r>
       <w:bookmarkEnd w:id="53"/>
@@ -17425,7 +17268,6 @@
         <w:rPr>
           <w:noProof/>
         </w:rPr>
-        <w:lastRenderedPageBreak/>
         <w:drawing>
           <wp:inline distT="0" distB="0" distL="0" distR="0" wp14:anchorId="2426C505" wp14:editId="7B7BDC08">
             <wp:extent cx="5105400" cy="2788920"/>
@@ -17548,7 +17390,6 @@
     </w:p>
     <w:p>
       <w:r>
-        <w:lastRenderedPageBreak/>
         <w:t>- Tiền điều kiện: Du khách quét QR tại điểm hỗ trợ</w:t>
       </w:r>
     </w:p>
@@ -17593,6 +17434,7 @@
     </w:p>
     <w:p>
       <w:r>
+        <w:lastRenderedPageBreak/>
         <w:t>3. Nếu đã cài app:</w:t>
       </w:r>
     </w:p>
@@ -17672,20 +17514,20 @@
     </w:p>
     <w:p>
       <w:r>
+        <w:t>- E4: Verify backend thất bại/timeout -&gt; giữ trạng thái chưa mở khóa và cho phép retry.</w:t>
+      </w:r>
+    </w:p>
+    <w:p>
+      <w:r>
+        <w:t>- E5: Thanh toán thất bại -&gt; giữ Payment và cho phép thử lại.</w:t>
+      </w:r>
+    </w:p>
+    <w:p>
+      <w:r>
+        <w:rPr>
+          <w:noProof/>
+        </w:rPr>
         <w:lastRenderedPageBreak/>
-        <w:t>- E4: Verify backend thất bại/timeout -&gt; giữ trạng thái chưa mở khóa và cho phép retry.</w:t>
-      </w:r>
-    </w:p>
-    <w:p>
-      <w:r>
-        <w:t>- E5: Thanh toán thất bại -&gt; giữ Payment và cho phép thử lại.</w:t>
-      </w:r>
-    </w:p>
-    <w:p>
-      <w:r>
-        <w:rPr>
-          <w:noProof/>
-        </w:rPr>
         <w:drawing>
           <wp:inline distT="0" distB="0" distL="0" distR="0" wp14:anchorId="0E2DA58E" wp14:editId="7440ED8E">
             <wp:extent cx="5173980" cy="4488180"/>
@@ -17844,7 +17686,6 @@
     </w:p>
     <w:p>
       <w:r>
-        <w:lastRenderedPageBreak/>
         <w:t>1. Hệ thống bắt đầu tracking vị trí.</w:t>
       </w:r>
     </w:p>
@@ -17954,7 +17795,6 @@
         <w:rPr>
           <w:noProof/>
         </w:rPr>
-        <w:lastRenderedPageBreak/>
         <w:drawing>
           <wp:inline distT="0" distB="0" distL="0" distR="0" wp14:anchorId="01BA4F2E" wp14:editId="1269AF7B">
             <wp:extent cx="5753100" cy="5052060"/>
@@ -18055,7 +17895,6 @@
     </w:p>
     <w:p>
       <w:r>
-        <w:lastRenderedPageBreak/>
         <w:t>  - Ưu tiên audio file, fallback TTS khi cần</w:t>
       </w:r>
     </w:p>
@@ -18157,7 +17996,6 @@
         <w:rPr>
           <w:noProof/>
         </w:rPr>
-        <w:lastRenderedPageBreak/>
         <w:drawing>
           <wp:inline distT="0" distB="0" distL="0" distR="0" wp14:anchorId="1D080077" wp14:editId="3D4295BF">
             <wp:extent cx="5052060" cy="3931920"/>
@@ -18255,7 +18093,6 @@
           <w:rFonts w:ascii="Times New Roman" w:hAnsi="Times New Roman" w:cs="Times New Roman"/>
           <w:color w:val="auto"/>
         </w:rPr>
-        <w:lastRenderedPageBreak/>
         <w:t>UC-M05 - Offline sync package và fallback runtime</w:t>
       </w:r>
       <w:bookmarkEnd w:id="59"/>
@@ -18372,7 +18209,6 @@
         <w:rPr>
           <w:noProof/>
         </w:rPr>
-        <w:lastRenderedPageBreak/>
         <w:drawing>
           <wp:inline distT="0" distB="0" distL="0" distR="0" wp14:anchorId="52306434" wp14:editId="416D6160">
             <wp:extent cx="4511040" cy="2697480"/>
@@ -18510,7 +18346,6 @@
     </w:p>
     <w:p>
       <w:r>
-        <w:lastRenderedPageBreak/>
         <w:t>  - Tiến trình theo POI được cập nhật</w:t>
       </w:r>
     </w:p>
@@ -18597,7 +18432,6 @@
         <w:rPr>
           <w:noProof/>
         </w:rPr>
-        <w:lastRenderedPageBreak/>
         <w:drawing>
           <wp:inline distT="0" distB="0" distL="0" distR="0" wp14:anchorId="2B090874" wp14:editId="03885D2E">
             <wp:extent cx="4488180" cy="3345180"/>
@@ -18715,7 +18549,6 @@
     </w:p>
     <w:p>
       <w:r>
-        <w:lastRenderedPageBreak/>
         <w:t>- Mục tiêu: Truy cập POI detail thủ công không phụ thuộc geofence</w:t>
       </w:r>
     </w:p>
@@ -18829,7 +18662,6 @@
         <w:rPr>
           <w:noProof/>
         </w:rPr>
-        <w:lastRenderedPageBreak/>
         <w:drawing>
           <wp:inline distT="0" distB="0" distL="0" distR="0" wp14:anchorId="2802FAFC" wp14:editId="1429D571">
             <wp:extent cx="5585460" cy="3477895"/>
@@ -18999,7 +18831,6 @@
     </w:p>
     <w:p>
       <w:r>
-        <w:lastRenderedPageBreak/>
         <w:t>5. Hệ thống lưu POI và cập nhật translation mặc định.</w:t>
       </w:r>
     </w:p>
@@ -19134,7 +18965,6 @@
           <w:rFonts w:ascii="Times New Roman" w:hAnsi="Times New Roman" w:cs="Times New Roman"/>
           <w:color w:val="auto"/>
         </w:rPr>
-        <w:lastRenderedPageBreak/>
         <w:t>UC-W02 - Quản lý Audio/Script đa ngôn ngữ</w:t>
       </w:r>
       <w:bookmarkEnd w:id="64"/>
@@ -19268,7 +19098,6 @@
         <w:rPr>
           <w:noProof/>
         </w:rPr>
-        <w:lastRenderedPageBreak/>
         <w:drawing>
           <wp:inline distT="0" distB="0" distL="0" distR="0" wp14:anchorId="73F7F4A1" wp14:editId="70C002EE">
             <wp:extent cx="5486400" cy="3489960"/>
@@ -19403,7 +19232,6 @@
     </w:p>
     <w:p>
       <w:r>
-        <w:lastRenderedPageBreak/>
         <w:t>5. Nếu approve, hệ thống gọi ApplyChangeRequestAsync và update dữ liệu thật.</w:t>
       </w:r>
     </w:p>
@@ -19488,7 +19316,6 @@
         <w:rPr>
           <w:noProof/>
         </w:rPr>
-        <w:lastRenderedPageBreak/>
         <w:drawing>
           <wp:inline distT="0" distB="0" distL="0" distR="0" wp14:anchorId="09CAB718" wp14:editId="0CD3AB74">
             <wp:extent cx="5486400" cy="3810000"/>
@@ -19618,7 +19445,6 @@
     </w:p>
     <w:p>
       <w:r>
-        <w:lastRenderedPageBreak/>
         <w:t>5. Ẩn điểm bị bỏ chọn (soft-delete).</w:t>
       </w:r>
     </w:p>
@@ -19753,7 +19579,6 @@
           <w:rFonts w:ascii="Times New Roman" w:hAnsi="Times New Roman" w:cs="Times New Roman"/>
           <w:color w:val="auto"/>
         </w:rPr>
-        <w:lastRenderedPageBreak/>
         <w:t>UC-W05 - Analytics &amp; Usage History đa nguồn</w:t>
       </w:r>
       <w:bookmarkEnd w:id="67"/>
@@ -19860,7 +19685,6 @@
         <w:rPr>
           <w:noProof/>
         </w:rPr>
-        <w:lastRenderedPageBreak/>
         <w:drawing>
           <wp:inline distT="0" distB="0" distL="0" distR="0" wp14:anchorId="37CDD93E" wp14:editId="0CA2D369">
             <wp:extent cx="4610100" cy="3672840"/>
@@ -19983,7 +19807,6 @@
     </w:p>
     <w:p>
       <w:r>
-        <w:lastRenderedPageBreak/>
         <w:t>- Tiền điều kiện: Admin truy cập PaymentPage</w:t>
       </w:r>
     </w:p>
@@ -20070,7 +19893,6 @@
         <w:rPr>
           <w:noProof/>
         </w:rPr>
-        <w:lastRenderedPageBreak/>
         <w:drawing>
           <wp:inline distT="0" distB="0" distL="0" distR="0" wp14:anchorId="7478CFB5" wp14:editId="1EA85D76">
             <wp:extent cx="4015740" cy="2994660"/>
@@ -20169,7 +19991,6 @@
           <w:sz w:val="26"/>
           <w:szCs w:val="26"/>
         </w:rPr>
-        <w:lastRenderedPageBreak/>
         <w:t>9. BẢO MẬT &amp; PHÂN QUYỀN</w:t>
       </w:r>
       <w:bookmarkEnd w:id="69"/>
@@ -20443,6 +20264,7 @@
           <w:sz w:val="26"/>
           <w:szCs w:val="26"/>
         </w:rPr>
+        <w:lastRenderedPageBreak/>
         <w:t>10. TRIỂN KHAI &amp; VẬN HÀNH</w:t>
       </w:r>
       <w:bookmarkEnd w:id="71"/>
@@ -20498,14 +20320,6 @@
           <w:szCs w:val="26"/>
         </w:rPr>
         <w:br/>
-      </w:r>
-      <w:r>
-        <w:rPr>
-          <w:rFonts w:cs="Times New Roman"/>
-          <w:color w:val="000000" w:themeColor="text1"/>
-          <w:szCs w:val="26"/>
-        </w:rPr>
-        <w:lastRenderedPageBreak/>
         <w:t>Backend (.NET):</w:t>
       </w:r>
       <w:r>
@@ -20797,7 +20611,6 @@
           <w:rFonts w:ascii="Times New Roman" w:hAnsi="Times New Roman" w:cs="Times New Roman"/>
           <w:color w:val="000000" w:themeColor="text1"/>
         </w:rPr>
-        <w:lastRenderedPageBreak/>
         <w:t>10.2. Hướng dẫn cài đặt</w:t>
       </w:r>
       <w:bookmarkEnd w:id="73"/>
@@ -21098,14 +20911,6 @@
           <w:szCs w:val="26"/>
         </w:rPr>
         <w:br/>
-      </w:r>
-      <w:r>
-        <w:rPr>
-          <w:rFonts w:cs="Times New Roman"/>
-          <w:color w:val="000000" w:themeColor="text1"/>
-          <w:szCs w:val="26"/>
-        </w:rPr>
-        <w:lastRenderedPageBreak/>
         <w:t># Run Mobile (iOS, macOS only)</w:t>
       </w:r>
       <w:r>
@@ -21705,7 +21510,6 @@
           <w:color w:val="000000" w:themeColor="text1"/>
           <w:szCs w:val="26"/>
         </w:rPr>
-        <w:lastRenderedPageBreak/>
         <w:br/>
         <w:t>AI-powered features:</w:t>
       </w:r>

--- a/docs/prd.docx
+++ b/docs/prd.docx
@@ -15,6 +15,7 @@
         </w:rPr>
       </w:pPr>
       <w:bookmarkStart w:id="0" w:name="_Toc226923570"/>
+      <w:bookmarkStart w:id="1" w:name="_Toc226964258"/>
       <w:r>
         <w:rPr>
           <w:rFonts w:ascii="Times New Roman" w:hAnsi="Times New Roman" w:cs="Times New Roman"/>
@@ -61,6 +62,7 @@
         <w:t xml:space="preserve"> StreetFood</w:t>
       </w:r>
       <w:bookmarkEnd w:id="0"/>
+      <w:bookmarkEnd w:id="1"/>
     </w:p>
     <w:p>
       <w:pPr>
@@ -413,14 +415,11 @@
         <w:pStyle w:val="Heading1"/>
         <w:spacing w:line="312" w:lineRule="auto"/>
         <w:rPr>
-          <w:rFonts w:ascii="Times New Roman" w:hAnsi="Times New Roman" w:cs="Times New Roman"/>
           <w:noProof/>
-          <w:color w:val="000000" w:themeColor="text1"/>
-          <w:sz w:val="26"/>
-          <w:szCs w:val="26"/>
-        </w:rPr>
-      </w:pPr>
-      <w:bookmarkStart w:id="1" w:name="_Toc226923571"/>
+        </w:rPr>
+      </w:pPr>
+      <w:bookmarkStart w:id="2" w:name="_Toc226923571"/>
+      <w:bookmarkStart w:id="3" w:name="_Toc226964259"/>
       <w:r>
         <w:rPr>
           <w:rFonts w:ascii="Times New Roman" w:hAnsi="Times New Roman" w:cs="Times New Roman"/>
@@ -431,7 +430,8 @@
         <w:lastRenderedPageBreak/>
         <w:t>MỤC LỤC</w:t>
       </w:r>
-      <w:bookmarkEnd w:id="1"/>
+      <w:bookmarkEnd w:id="2"/>
+      <w:bookmarkEnd w:id="3"/>
       <w:r>
         <w:rPr>
           <w:rFonts w:cs="Times New Roman"/>
@@ -461,18 +461,146 @@
       <w:pPr>
         <w:pStyle w:val="TOC1"/>
         <w:rPr>
-          <w:rFonts w:asciiTheme="minorHAnsi" w:hAnsiTheme="minorHAnsi"/>
+          <w:rFonts w:asciiTheme="minorHAnsi" w:hAnsiTheme="minorHAnsi" w:cstheme="minorBidi"/>
+          <w:b w:val="0"/>
+          <w:bCs w:val="0"/>
           <w:kern w:val="2"/>
           <w:sz w:val="24"/>
           <w:szCs w:val="24"/>
           <w14:ligatures w14:val="standardContextual"/>
         </w:rPr>
       </w:pPr>
-      <w:hyperlink w:anchor="_Toc226923572" w:history="1">
+      <w:hyperlink w:anchor="_Toc226964258" w:history="1">
         <w:r>
           <w:rPr>
             <w:rStyle w:val="Hyperlink"/>
           </w:rPr>
+          <w:t>Vĩnh Khánh StreetFood</w:t>
+        </w:r>
+        <w:r>
+          <w:rPr>
+            <w:webHidden/>
+          </w:rPr>
+          <w:tab/>
+        </w:r>
+        <w:r>
+          <w:rPr>
+            <w:webHidden/>
+          </w:rPr>
+          <w:fldChar w:fldCharType="begin"/>
+        </w:r>
+        <w:r>
+          <w:rPr>
+            <w:webHidden/>
+          </w:rPr>
+          <w:instrText xml:space="preserve"> PAGEREF _Toc226964258 \h </w:instrText>
+        </w:r>
+        <w:r>
+          <w:rPr>
+            <w:webHidden/>
+          </w:rPr>
+        </w:r>
+        <w:r>
+          <w:rPr>
+            <w:webHidden/>
+          </w:rPr>
+          <w:fldChar w:fldCharType="separate"/>
+        </w:r>
+        <w:r>
+          <w:rPr>
+            <w:webHidden/>
+          </w:rPr>
+          <w:t>0</w:t>
+        </w:r>
+        <w:r>
+          <w:rPr>
+            <w:webHidden/>
+          </w:rPr>
+          <w:fldChar w:fldCharType="end"/>
+        </w:r>
+      </w:hyperlink>
+    </w:p>
+    <w:p>
+      <w:pPr>
+        <w:pStyle w:val="TOC1"/>
+        <w:rPr>
+          <w:rFonts w:asciiTheme="minorHAnsi" w:hAnsiTheme="minorHAnsi" w:cstheme="minorBidi"/>
+          <w:b w:val="0"/>
+          <w:bCs w:val="0"/>
+          <w:kern w:val="2"/>
+          <w:sz w:val="24"/>
+          <w:szCs w:val="24"/>
+          <w14:ligatures w14:val="standardContextual"/>
+        </w:rPr>
+      </w:pPr>
+      <w:hyperlink w:anchor="_Toc226964259" w:history="1">
+        <w:r>
+          <w:rPr>
+            <w:rStyle w:val="Hyperlink"/>
+          </w:rPr>
+          <w:t>MỤC LỤC</w:t>
+        </w:r>
+        <w:r>
+          <w:rPr>
+            <w:webHidden/>
+          </w:rPr>
+          <w:tab/>
+        </w:r>
+        <w:r>
+          <w:rPr>
+            <w:webHidden/>
+          </w:rPr>
+          <w:fldChar w:fldCharType="begin"/>
+        </w:r>
+        <w:r>
+          <w:rPr>
+            <w:webHidden/>
+          </w:rPr>
+          <w:instrText xml:space="preserve"> PAGEREF _Toc226964259 \h </w:instrText>
+        </w:r>
+        <w:r>
+          <w:rPr>
+            <w:webHidden/>
+          </w:rPr>
+        </w:r>
+        <w:r>
+          <w:rPr>
+            <w:webHidden/>
+          </w:rPr>
+          <w:fldChar w:fldCharType="separate"/>
+        </w:r>
+        <w:r>
+          <w:rPr>
+            <w:webHidden/>
+          </w:rPr>
+          <w:t>1</w:t>
+        </w:r>
+        <w:r>
+          <w:rPr>
+            <w:webHidden/>
+          </w:rPr>
+          <w:fldChar w:fldCharType="end"/>
+        </w:r>
+      </w:hyperlink>
+    </w:p>
+    <w:p>
+      <w:pPr>
+        <w:pStyle w:val="TOC1"/>
+        <w:rPr>
+          <w:rFonts w:asciiTheme="minorHAnsi" w:hAnsiTheme="minorHAnsi" w:cstheme="minorBidi"/>
+          <w:b w:val="0"/>
+          <w:bCs w:val="0"/>
+          <w:kern w:val="2"/>
+          <w:sz w:val="24"/>
+          <w:szCs w:val="24"/>
+          <w14:ligatures w14:val="standardContextual"/>
+        </w:rPr>
+      </w:pPr>
+      <w:hyperlink w:anchor="_Toc226964260" w:history="1">
+        <w:r>
+          <w:rPr>
+            <w:rStyle w:val="Hyperlink"/>
+          </w:rPr>
           <w:t>1. TỔNG QUAN DỰ ÁN</w:t>
         </w:r>
         <w:r>
@@ -491,7 +619,7 @@
           <w:rPr>
             <w:webHidden/>
           </w:rPr>
-          <w:instrText xml:space="preserve"> PAGEREF _Toc226923572 \h </w:instrText>
+          <w:instrText xml:space="preserve"> PAGEREF _Toc226964260 \h </w:instrText>
         </w:r>
         <w:r>
           <w:rPr>
@@ -533,7 +661,7 @@
           <w14:ligatures w14:val="standardContextual"/>
         </w:rPr>
       </w:pPr>
-      <w:hyperlink w:anchor="_Toc226923573" w:history="1">
+      <w:hyperlink w:anchor="_Toc226964261" w:history="1">
         <w:r>
           <w:rPr>
             <w:rStyle w:val="Hyperlink"/>
@@ -561,7 +689,7 @@
             <w:noProof/>
             <w:webHidden/>
           </w:rPr>
-          <w:instrText xml:space="preserve"> PAGEREF _Toc226923573 \h </w:instrText>
+          <w:instrText xml:space="preserve"> PAGEREF _Toc226964261 \h </w:instrText>
         </w:r>
         <w:r>
           <w:rPr>
@@ -607,7 +735,7 @@
           <w14:ligatures w14:val="standardContextual"/>
         </w:rPr>
       </w:pPr>
-      <w:hyperlink w:anchor="_Toc226923574" w:history="1">
+      <w:hyperlink w:anchor="_Toc226964262" w:history="1">
         <w:r>
           <w:rPr>
             <w:rStyle w:val="Hyperlink"/>
@@ -635,7 +763,7 @@
             <w:noProof/>
             <w:webHidden/>
           </w:rPr>
-          <w:instrText xml:space="preserve"> PAGEREF _Toc226923574 \h </w:instrText>
+          <w:instrText xml:space="preserve"> PAGEREF _Toc226964262 \h </w:instrText>
         </w:r>
         <w:r>
           <w:rPr>
@@ -681,7 +809,7 @@
           <w14:ligatures w14:val="standardContextual"/>
         </w:rPr>
       </w:pPr>
-      <w:hyperlink w:anchor="_Toc226923575" w:history="1">
+      <w:hyperlink w:anchor="_Toc226964263" w:history="1">
         <w:r>
           <w:rPr>
             <w:rStyle w:val="Hyperlink"/>
@@ -709,7 +837,7 @@
             <w:noProof/>
             <w:webHidden/>
           </w:rPr>
-          <w:instrText xml:space="preserve"> PAGEREF _Toc226923575 \h </w:instrText>
+          <w:instrText xml:space="preserve"> PAGEREF _Toc226964263 \h </w:instrText>
         </w:r>
         <w:r>
           <w:rPr>
@@ -755,7 +883,7 @@
           <w14:ligatures w14:val="standardContextual"/>
         </w:rPr>
       </w:pPr>
-      <w:hyperlink w:anchor="_Toc226923576" w:history="1">
+      <w:hyperlink w:anchor="_Toc226964264" w:history="1">
         <w:r>
           <w:rPr>
             <w:rStyle w:val="Hyperlink"/>
@@ -783,7 +911,7 @@
             <w:noProof/>
             <w:webHidden/>
           </w:rPr>
-          <w:instrText xml:space="preserve"> PAGEREF _Toc226923576 \h </w:instrText>
+          <w:instrText xml:space="preserve"> PAGEREF _Toc226964264 \h </w:instrText>
         </w:r>
         <w:r>
           <w:rPr>
@@ -818,14 +946,16 @@
       <w:pPr>
         <w:pStyle w:val="TOC1"/>
         <w:rPr>
-          <w:rFonts w:asciiTheme="minorHAnsi" w:hAnsiTheme="minorHAnsi"/>
+          <w:rFonts w:asciiTheme="minorHAnsi" w:hAnsiTheme="minorHAnsi" w:cstheme="minorBidi"/>
+          <w:b w:val="0"/>
+          <w:bCs w:val="0"/>
           <w:kern w:val="2"/>
           <w:sz w:val="24"/>
           <w:szCs w:val="24"/>
           <w14:ligatures w14:val="standardContextual"/>
         </w:rPr>
       </w:pPr>
-      <w:hyperlink w:anchor="_Toc226923577" w:history="1">
+      <w:hyperlink w:anchor="_Toc226964265" w:history="1">
         <w:r>
           <w:rPr>
             <w:rStyle w:val="Hyperlink"/>
@@ -848,7 +978,7 @@
           <w:rPr>
             <w:webHidden/>
           </w:rPr>
-          <w:instrText xml:space="preserve"> PAGEREF _Toc226923577 \h </w:instrText>
+          <w:instrText xml:space="preserve"> PAGEREF _Toc226964265 \h </w:instrText>
         </w:r>
         <w:r>
           <w:rPr>
@@ -890,7 +1020,7 @@
           <w14:ligatures w14:val="standardContextual"/>
         </w:rPr>
       </w:pPr>
-      <w:hyperlink w:anchor="_Toc226923578" w:history="1">
+      <w:hyperlink w:anchor="_Toc226964266" w:history="1">
         <w:r>
           <w:rPr>
             <w:rStyle w:val="Hyperlink"/>
@@ -918,7 +1048,7 @@
             <w:noProof/>
             <w:webHidden/>
           </w:rPr>
-          <w:instrText xml:space="preserve"> PAGEREF _Toc226923578 \h </w:instrText>
+          <w:instrText xml:space="preserve"> PAGEREF _Toc226964266 \h </w:instrText>
         </w:r>
         <w:r>
           <w:rPr>
@@ -964,7 +1094,7 @@
           <w14:ligatures w14:val="standardContextual"/>
         </w:rPr>
       </w:pPr>
-      <w:hyperlink w:anchor="_Toc226923579" w:history="1">
+      <w:hyperlink w:anchor="_Toc226964267" w:history="1">
         <w:r>
           <w:rPr>
             <w:rStyle w:val="Hyperlink"/>
@@ -992,7 +1122,7 @@
             <w:noProof/>
             <w:webHidden/>
           </w:rPr>
-          <w:instrText xml:space="preserve"> PAGEREF _Toc226923579 \h </w:instrText>
+          <w:instrText xml:space="preserve"> PAGEREF _Toc226964267 \h </w:instrText>
         </w:r>
         <w:r>
           <w:rPr>
@@ -1038,7 +1168,7 @@
           <w14:ligatures w14:val="standardContextual"/>
         </w:rPr>
       </w:pPr>
-      <w:hyperlink w:anchor="_Toc226923580" w:history="1">
+      <w:hyperlink w:anchor="_Toc226964268" w:history="1">
         <w:r>
           <w:rPr>
             <w:rStyle w:val="Hyperlink"/>
@@ -1066,7 +1196,7 @@
             <w:noProof/>
             <w:webHidden/>
           </w:rPr>
-          <w:instrText xml:space="preserve"> PAGEREF _Toc226923580 \h </w:instrText>
+          <w:instrText xml:space="preserve"> PAGEREF _Toc226964268 \h </w:instrText>
         </w:r>
         <w:r>
           <w:rPr>
@@ -1101,14 +1231,16 @@
       <w:pPr>
         <w:pStyle w:val="TOC1"/>
         <w:rPr>
-          <w:rFonts w:asciiTheme="minorHAnsi" w:hAnsiTheme="minorHAnsi"/>
+          <w:rFonts w:asciiTheme="minorHAnsi" w:hAnsiTheme="minorHAnsi" w:cstheme="minorBidi"/>
+          <w:b w:val="0"/>
+          <w:bCs w:val="0"/>
           <w:kern w:val="2"/>
           <w:sz w:val="24"/>
           <w:szCs w:val="24"/>
           <w14:ligatures w14:val="standardContextual"/>
         </w:rPr>
       </w:pPr>
-      <w:hyperlink w:anchor="_Toc226923581" w:history="1">
+      <w:hyperlink w:anchor="_Toc226964269" w:history="1">
         <w:r>
           <w:rPr>
             <w:rStyle w:val="Hyperlink"/>
@@ -1131,7 +1263,7 @@
           <w:rPr>
             <w:webHidden/>
           </w:rPr>
-          <w:instrText xml:space="preserve"> PAGEREF _Toc226923581 \h </w:instrText>
+          <w:instrText xml:space="preserve"> PAGEREF _Toc226964269 \h </w:instrText>
         </w:r>
         <w:r>
           <w:rPr>
@@ -1173,7 +1305,7 @@
           <w14:ligatures w14:val="standardContextual"/>
         </w:rPr>
       </w:pPr>
-      <w:hyperlink w:anchor="_Toc226923582" w:history="1">
+      <w:hyperlink w:anchor="_Toc226964270" w:history="1">
         <w:r>
           <w:rPr>
             <w:rStyle w:val="Hyperlink"/>
@@ -1201,7 +1333,7 @@
             <w:noProof/>
             <w:webHidden/>
           </w:rPr>
-          <w:instrText xml:space="preserve"> PAGEREF _Toc226923582 \h </w:instrText>
+          <w:instrText xml:space="preserve"> PAGEREF _Toc226964270 \h </w:instrText>
         </w:r>
         <w:r>
           <w:rPr>
@@ -1247,7 +1379,7 @@
           <w14:ligatures w14:val="standardContextual"/>
         </w:rPr>
       </w:pPr>
-      <w:hyperlink w:anchor="_Toc226923583" w:history="1">
+      <w:hyperlink w:anchor="_Toc226964271" w:history="1">
         <w:r>
           <w:rPr>
             <w:rStyle w:val="Hyperlink"/>
@@ -1275,7 +1407,7 @@
             <w:noProof/>
             <w:webHidden/>
           </w:rPr>
-          <w:instrText xml:space="preserve"> PAGEREF _Toc226923583 \h </w:instrText>
+          <w:instrText xml:space="preserve"> PAGEREF _Toc226964271 \h </w:instrText>
         </w:r>
         <w:r>
           <w:rPr>
@@ -1321,7 +1453,7 @@
           <w14:ligatures w14:val="standardContextual"/>
         </w:rPr>
       </w:pPr>
-      <w:hyperlink w:anchor="_Toc226923584" w:history="1">
+      <w:hyperlink w:anchor="_Toc226964272" w:history="1">
         <w:r>
           <w:rPr>
             <w:rStyle w:val="Hyperlink"/>
@@ -1349,7 +1481,7 @@
             <w:noProof/>
             <w:webHidden/>
           </w:rPr>
-          <w:instrText xml:space="preserve"> PAGEREF _Toc226923584 \h </w:instrText>
+          <w:instrText xml:space="preserve"> PAGEREF _Toc226964272 \h </w:instrText>
         </w:r>
         <w:r>
           <w:rPr>
@@ -1395,7 +1527,7 @@
           <w14:ligatures w14:val="standardContextual"/>
         </w:rPr>
       </w:pPr>
-      <w:hyperlink w:anchor="_Toc226923585" w:history="1">
+      <w:hyperlink w:anchor="_Toc226964273" w:history="1">
         <w:r>
           <w:rPr>
             <w:rStyle w:val="Hyperlink"/>
@@ -1423,7 +1555,7 @@
             <w:noProof/>
             <w:webHidden/>
           </w:rPr>
-          <w:instrText xml:space="preserve"> PAGEREF _Toc226923585 \h </w:instrText>
+          <w:instrText xml:space="preserve"> PAGEREF _Toc226964273 \h </w:instrText>
         </w:r>
         <w:r>
           <w:rPr>
@@ -1469,7 +1601,7 @@
           <w14:ligatures w14:val="standardContextual"/>
         </w:rPr>
       </w:pPr>
-      <w:hyperlink w:anchor="_Toc226923586" w:history="1">
+      <w:hyperlink w:anchor="_Toc226964274" w:history="1">
         <w:r>
           <w:rPr>
             <w:rStyle w:val="Hyperlink"/>
@@ -1497,7 +1629,7 @@
             <w:noProof/>
             <w:webHidden/>
           </w:rPr>
-          <w:instrText xml:space="preserve"> PAGEREF _Toc226923586 \h </w:instrText>
+          <w:instrText xml:space="preserve"> PAGEREF _Toc226964274 \h </w:instrText>
         </w:r>
         <w:r>
           <w:rPr>
@@ -1543,7 +1675,7 @@
           <w14:ligatures w14:val="standardContextual"/>
         </w:rPr>
       </w:pPr>
-      <w:hyperlink w:anchor="_Toc226923587" w:history="1">
+      <w:hyperlink w:anchor="_Toc226964275" w:history="1">
         <w:r>
           <w:rPr>
             <w:rStyle w:val="Hyperlink"/>
@@ -1571,7 +1703,7 @@
             <w:noProof/>
             <w:webHidden/>
           </w:rPr>
-          <w:instrText xml:space="preserve"> PAGEREF _Toc226923587 \h </w:instrText>
+          <w:instrText xml:space="preserve"> PAGEREF _Toc226964275 \h </w:instrText>
         </w:r>
         <w:r>
           <w:rPr>
@@ -1617,7 +1749,7 @@
           <w14:ligatures w14:val="standardContextual"/>
         </w:rPr>
       </w:pPr>
-      <w:hyperlink w:anchor="_Toc226923588" w:history="1">
+      <w:hyperlink w:anchor="_Toc226964276" w:history="1">
         <w:r>
           <w:rPr>
             <w:rStyle w:val="Hyperlink"/>
@@ -1645,7 +1777,7 @@
             <w:noProof/>
             <w:webHidden/>
           </w:rPr>
-          <w:instrText xml:space="preserve"> PAGEREF _Toc226923588 \h </w:instrText>
+          <w:instrText xml:space="preserve"> PAGEREF _Toc226964276 \h </w:instrText>
         </w:r>
         <w:r>
           <w:rPr>
@@ -1691,7 +1823,7 @@
           <w14:ligatures w14:val="standardContextual"/>
         </w:rPr>
       </w:pPr>
-      <w:hyperlink w:anchor="_Toc226923589" w:history="1">
+      <w:hyperlink w:anchor="_Toc226964277" w:history="1">
         <w:r>
           <w:rPr>
             <w:rStyle w:val="Hyperlink"/>
@@ -1719,7 +1851,7 @@
             <w:noProof/>
             <w:webHidden/>
           </w:rPr>
-          <w:instrText xml:space="preserve"> PAGEREF _Toc226923589 \h </w:instrText>
+          <w:instrText xml:space="preserve"> PAGEREF _Toc226964277 \h </w:instrText>
         </w:r>
         <w:r>
           <w:rPr>
@@ -1765,7 +1897,7 @@
           <w14:ligatures w14:val="standardContextual"/>
         </w:rPr>
       </w:pPr>
-      <w:hyperlink w:anchor="_Toc226923590" w:history="1">
+      <w:hyperlink w:anchor="_Toc226964278" w:history="1">
         <w:r>
           <w:rPr>
             <w:rStyle w:val="Hyperlink"/>
@@ -1793,7 +1925,7 @@
             <w:noProof/>
             <w:webHidden/>
           </w:rPr>
-          <w:instrText xml:space="preserve"> PAGEREF _Toc226923590 \h </w:instrText>
+          <w:instrText xml:space="preserve"> PAGEREF _Toc226964278 \h </w:instrText>
         </w:r>
         <w:r>
           <w:rPr>
@@ -1839,7 +1971,7 @@
           <w14:ligatures w14:val="standardContextual"/>
         </w:rPr>
       </w:pPr>
-      <w:hyperlink w:anchor="_Toc226923591" w:history="1">
+      <w:hyperlink w:anchor="_Toc226964279" w:history="1">
         <w:r>
           <w:rPr>
             <w:rStyle w:val="Hyperlink"/>
@@ -1867,7 +1999,7 @@
             <w:noProof/>
             <w:webHidden/>
           </w:rPr>
-          <w:instrText xml:space="preserve"> PAGEREF _Toc226923591 \h </w:instrText>
+          <w:instrText xml:space="preserve"> PAGEREF _Toc226964279 \h </w:instrText>
         </w:r>
         <w:r>
           <w:rPr>
@@ -1913,7 +2045,7 @@
           <w14:ligatures w14:val="standardContextual"/>
         </w:rPr>
       </w:pPr>
-      <w:hyperlink w:anchor="_Toc226923592" w:history="1">
+      <w:hyperlink w:anchor="_Toc226964280" w:history="1">
         <w:r>
           <w:rPr>
             <w:rStyle w:val="Hyperlink"/>
@@ -1941,7 +2073,7 @@
             <w:noProof/>
             <w:webHidden/>
           </w:rPr>
-          <w:instrText xml:space="preserve"> PAGEREF _Toc226923592 \h </w:instrText>
+          <w:instrText xml:space="preserve"> PAGEREF _Toc226964280 \h </w:instrText>
         </w:r>
         <w:r>
           <w:rPr>
@@ -1987,7 +2119,7 @@
           <w14:ligatures w14:val="standardContextual"/>
         </w:rPr>
       </w:pPr>
-      <w:hyperlink w:anchor="_Toc226923593" w:history="1">
+      <w:hyperlink w:anchor="_Toc226964281" w:history="1">
         <w:r>
           <w:rPr>
             <w:rStyle w:val="Hyperlink"/>
@@ -2015,7 +2147,7 @@
             <w:noProof/>
             <w:webHidden/>
           </w:rPr>
-          <w:instrText xml:space="preserve"> PAGEREF _Toc226923593 \h </w:instrText>
+          <w:instrText xml:space="preserve"> PAGEREF _Toc226964281 \h </w:instrText>
         </w:r>
         <w:r>
           <w:rPr>
@@ -2061,7 +2193,7 @@
           <w14:ligatures w14:val="standardContextual"/>
         </w:rPr>
       </w:pPr>
-      <w:hyperlink w:anchor="_Toc226923594" w:history="1">
+      <w:hyperlink w:anchor="_Toc226964282" w:history="1">
         <w:r>
           <w:rPr>
             <w:rStyle w:val="Hyperlink"/>
@@ -2089,7 +2221,7 @@
             <w:noProof/>
             <w:webHidden/>
           </w:rPr>
-          <w:instrText xml:space="preserve"> PAGEREF _Toc226923594 \h </w:instrText>
+          <w:instrText xml:space="preserve"> PAGEREF _Toc226964282 \h </w:instrText>
         </w:r>
         <w:r>
           <w:rPr>
@@ -2135,7 +2267,7 @@
           <w14:ligatures w14:val="standardContextual"/>
         </w:rPr>
       </w:pPr>
-      <w:hyperlink w:anchor="_Toc226923595" w:history="1">
+      <w:hyperlink w:anchor="_Toc226964283" w:history="1">
         <w:r>
           <w:rPr>
             <w:rStyle w:val="Hyperlink"/>
@@ -2163,7 +2295,7 @@
             <w:noProof/>
             <w:webHidden/>
           </w:rPr>
-          <w:instrText xml:space="preserve"> PAGEREF _Toc226923595 \h </w:instrText>
+          <w:instrText xml:space="preserve"> PAGEREF _Toc226964283 \h </w:instrText>
         </w:r>
         <w:r>
           <w:rPr>
@@ -2209,7 +2341,7 @@
           <w14:ligatures w14:val="standardContextual"/>
         </w:rPr>
       </w:pPr>
-      <w:hyperlink w:anchor="_Toc226923596" w:history="1">
+      <w:hyperlink w:anchor="_Toc226964284" w:history="1">
         <w:r>
           <w:rPr>
             <w:rStyle w:val="Hyperlink"/>
@@ -2237,7 +2369,7 @@
             <w:noProof/>
             <w:webHidden/>
           </w:rPr>
-          <w:instrText xml:space="preserve"> PAGEREF _Toc226923596 \h </w:instrText>
+          <w:instrText xml:space="preserve"> PAGEREF _Toc226964284 \h </w:instrText>
         </w:r>
         <w:r>
           <w:rPr>
@@ -2283,7 +2415,7 @@
           <w14:ligatures w14:val="standardContextual"/>
         </w:rPr>
       </w:pPr>
-      <w:hyperlink w:anchor="_Toc226923597" w:history="1">
+      <w:hyperlink w:anchor="_Toc226964285" w:history="1">
         <w:r>
           <w:rPr>
             <w:rStyle w:val="Hyperlink"/>
@@ -2311,7 +2443,7 @@
             <w:noProof/>
             <w:webHidden/>
           </w:rPr>
-          <w:instrText xml:space="preserve"> PAGEREF _Toc226923597 \h </w:instrText>
+          <w:instrText xml:space="preserve"> PAGEREF _Toc226964285 \h </w:instrText>
         </w:r>
         <w:r>
           <w:rPr>
@@ -2357,7 +2489,7 @@
           <w14:ligatures w14:val="standardContextual"/>
         </w:rPr>
       </w:pPr>
-      <w:hyperlink w:anchor="_Toc226923598" w:history="1">
+      <w:hyperlink w:anchor="_Toc226964286" w:history="1">
         <w:r>
           <w:rPr>
             <w:rStyle w:val="Hyperlink"/>
@@ -2385,7 +2517,7 @@
             <w:noProof/>
             <w:webHidden/>
           </w:rPr>
-          <w:instrText xml:space="preserve"> PAGEREF _Toc226923598 \h </w:instrText>
+          <w:instrText xml:space="preserve"> PAGEREF _Toc226964286 \h </w:instrText>
         </w:r>
         <w:r>
           <w:rPr>
@@ -2431,7 +2563,7 @@
           <w14:ligatures w14:val="standardContextual"/>
         </w:rPr>
       </w:pPr>
-      <w:hyperlink w:anchor="_Toc226923599" w:history="1">
+      <w:hyperlink w:anchor="_Toc226964287" w:history="1">
         <w:r>
           <w:rPr>
             <w:rStyle w:val="Hyperlink"/>
@@ -2459,7 +2591,7 @@
             <w:noProof/>
             <w:webHidden/>
           </w:rPr>
-          <w:instrText xml:space="preserve"> PAGEREF _Toc226923599 \h </w:instrText>
+          <w:instrText xml:space="preserve"> PAGEREF _Toc226964287 \h </w:instrText>
         </w:r>
         <w:r>
           <w:rPr>
@@ -2505,7 +2637,7 @@
           <w14:ligatures w14:val="standardContextual"/>
         </w:rPr>
       </w:pPr>
-      <w:hyperlink w:anchor="_Toc226923600" w:history="1">
+      <w:hyperlink w:anchor="_Toc226964288" w:history="1">
         <w:r>
           <w:rPr>
             <w:rStyle w:val="Hyperlink"/>
@@ -2533,7 +2665,7 @@
             <w:noProof/>
             <w:webHidden/>
           </w:rPr>
-          <w:instrText xml:space="preserve"> PAGEREF _Toc226923600 \h </w:instrText>
+          <w:instrText xml:space="preserve"> PAGEREF _Toc226964288 \h </w:instrText>
         </w:r>
         <w:r>
           <w:rPr>
@@ -2579,7 +2711,7 @@
           <w14:ligatures w14:val="standardContextual"/>
         </w:rPr>
       </w:pPr>
-      <w:hyperlink w:anchor="_Toc226923601" w:history="1">
+      <w:hyperlink w:anchor="_Toc226964289" w:history="1">
         <w:r>
           <w:rPr>
             <w:rStyle w:val="Hyperlink"/>
@@ -2607,7 +2739,7 @@
             <w:noProof/>
             <w:webHidden/>
           </w:rPr>
-          <w:instrText xml:space="preserve"> PAGEREF _Toc226923601 \h </w:instrText>
+          <w:instrText xml:space="preserve"> PAGEREF _Toc226964289 \h </w:instrText>
         </w:r>
         <w:r>
           <w:rPr>
@@ -2653,7 +2785,7 @@
           <w14:ligatures w14:val="standardContextual"/>
         </w:rPr>
       </w:pPr>
-      <w:hyperlink w:anchor="_Toc226923602" w:history="1">
+      <w:hyperlink w:anchor="_Toc226964290" w:history="1">
         <w:r>
           <w:rPr>
             <w:rStyle w:val="Hyperlink"/>
@@ -2681,7 +2813,7 @@
             <w:noProof/>
             <w:webHidden/>
           </w:rPr>
-          <w:instrText xml:space="preserve"> PAGEREF _Toc226923602 \h </w:instrText>
+          <w:instrText xml:space="preserve"> PAGEREF _Toc226964290 \h </w:instrText>
         </w:r>
         <w:r>
           <w:rPr>
@@ -2727,7 +2859,7 @@
           <w14:ligatures w14:val="standardContextual"/>
         </w:rPr>
       </w:pPr>
-      <w:hyperlink w:anchor="_Toc226923603" w:history="1">
+      <w:hyperlink w:anchor="_Toc226964291" w:history="1">
         <w:r>
           <w:rPr>
             <w:rStyle w:val="Hyperlink"/>
@@ -2755,7 +2887,7 @@
             <w:noProof/>
             <w:webHidden/>
           </w:rPr>
-          <w:instrText xml:space="preserve"> PAGEREF _Toc226923603 \h </w:instrText>
+          <w:instrText xml:space="preserve"> PAGEREF _Toc226964291 \h </w:instrText>
         </w:r>
         <w:r>
           <w:rPr>
@@ -2801,7 +2933,7 @@
           <w14:ligatures w14:val="standardContextual"/>
         </w:rPr>
       </w:pPr>
-      <w:hyperlink w:anchor="_Toc226923604" w:history="1">
+      <w:hyperlink w:anchor="_Toc226964292" w:history="1">
         <w:r>
           <w:rPr>
             <w:rStyle w:val="Hyperlink"/>
@@ -2829,7 +2961,7 @@
             <w:noProof/>
             <w:webHidden/>
           </w:rPr>
-          <w:instrText xml:space="preserve"> PAGEREF _Toc226923604 \h </w:instrText>
+          <w:instrText xml:space="preserve"> PAGEREF _Toc226964292 \h </w:instrText>
         </w:r>
         <w:r>
           <w:rPr>
@@ -2875,7 +3007,7 @@
           <w14:ligatures w14:val="standardContextual"/>
         </w:rPr>
       </w:pPr>
-      <w:hyperlink w:anchor="_Toc226923605" w:history="1">
+      <w:hyperlink w:anchor="_Toc226964293" w:history="1">
         <w:r>
           <w:rPr>
             <w:rStyle w:val="Hyperlink"/>
@@ -2903,7 +3035,7 @@
             <w:noProof/>
             <w:webHidden/>
           </w:rPr>
-          <w:instrText xml:space="preserve"> PAGEREF _Toc226923605 \h </w:instrText>
+          <w:instrText xml:space="preserve"> PAGEREF _Toc226964293 \h </w:instrText>
         </w:r>
         <w:r>
           <w:rPr>
@@ -2938,14 +3070,16 @@
       <w:pPr>
         <w:pStyle w:val="TOC1"/>
         <w:rPr>
-          <w:rFonts w:asciiTheme="minorHAnsi" w:hAnsiTheme="minorHAnsi"/>
+          <w:rFonts w:asciiTheme="minorHAnsi" w:hAnsiTheme="minorHAnsi" w:cstheme="minorBidi"/>
+          <w:b w:val="0"/>
+          <w:bCs w:val="0"/>
           <w:kern w:val="2"/>
           <w:sz w:val="24"/>
           <w:szCs w:val="24"/>
           <w14:ligatures w14:val="standardContextual"/>
         </w:rPr>
       </w:pPr>
-      <w:hyperlink w:anchor="_Toc226923606" w:history="1">
+      <w:hyperlink w:anchor="_Toc226964294" w:history="1">
         <w:r>
           <w:rPr>
             <w:rStyle w:val="Hyperlink"/>
@@ -2968,7 +3102,7 @@
           <w:rPr>
             <w:webHidden/>
           </w:rPr>
-          <w:instrText xml:space="preserve"> PAGEREF _Toc226923606 \h </w:instrText>
+          <w:instrText xml:space="preserve"> PAGEREF _Toc226964294 \h </w:instrText>
         </w:r>
         <w:r>
           <w:rPr>
@@ -3010,7 +3144,7 @@
           <w14:ligatures w14:val="standardContextual"/>
         </w:rPr>
       </w:pPr>
-      <w:hyperlink w:anchor="_Toc226923607" w:history="1">
+      <w:hyperlink w:anchor="_Toc226964295" w:history="1">
         <w:r>
           <w:rPr>
             <w:rStyle w:val="Hyperlink"/>
@@ -3038,7 +3172,7 @@
             <w:noProof/>
             <w:webHidden/>
           </w:rPr>
-          <w:instrText xml:space="preserve"> PAGEREF _Toc226923607 \h </w:instrText>
+          <w:instrText xml:space="preserve"> PAGEREF _Toc226964295 \h </w:instrText>
         </w:r>
         <w:r>
           <w:rPr>
@@ -3084,7 +3218,7 @@
           <w14:ligatures w14:val="standardContextual"/>
         </w:rPr>
       </w:pPr>
-      <w:hyperlink w:anchor="_Toc226923608" w:history="1">
+      <w:hyperlink w:anchor="_Toc226964296" w:history="1">
         <w:r>
           <w:rPr>
             <w:rStyle w:val="Hyperlink"/>
@@ -3112,7 +3246,7 @@
             <w:noProof/>
             <w:webHidden/>
           </w:rPr>
-          <w:instrText xml:space="preserve"> PAGEREF _Toc226923608 \h </w:instrText>
+          <w:instrText xml:space="preserve"> PAGEREF _Toc226964296 \h </w:instrText>
         </w:r>
         <w:r>
           <w:rPr>
@@ -3158,7 +3292,7 @@
           <w14:ligatures w14:val="standardContextual"/>
         </w:rPr>
       </w:pPr>
-      <w:hyperlink w:anchor="_Toc226923609" w:history="1">
+      <w:hyperlink w:anchor="_Toc226964297" w:history="1">
         <w:r>
           <w:rPr>
             <w:rStyle w:val="Hyperlink"/>
@@ -3186,7 +3320,7 @@
             <w:noProof/>
             <w:webHidden/>
           </w:rPr>
-          <w:instrText xml:space="preserve"> PAGEREF _Toc226923609 \h </w:instrText>
+          <w:instrText xml:space="preserve"> PAGEREF _Toc226964297 \h </w:instrText>
         </w:r>
         <w:r>
           <w:rPr>
@@ -3232,7 +3366,7 @@
           <w14:ligatures w14:val="standardContextual"/>
         </w:rPr>
       </w:pPr>
-      <w:hyperlink w:anchor="_Toc226923610" w:history="1">
+      <w:hyperlink w:anchor="_Toc226964298" w:history="1">
         <w:r>
           <w:rPr>
             <w:rStyle w:val="Hyperlink"/>
@@ -3260,7 +3394,7 @@
             <w:noProof/>
             <w:webHidden/>
           </w:rPr>
-          <w:instrText xml:space="preserve"> PAGEREF _Toc226923610 \h </w:instrText>
+          <w:instrText xml:space="preserve"> PAGEREF _Toc226964298 \h </w:instrText>
         </w:r>
         <w:r>
           <w:rPr>
@@ -3295,14 +3429,16 @@
       <w:pPr>
         <w:pStyle w:val="TOC1"/>
         <w:rPr>
-          <w:rFonts w:asciiTheme="minorHAnsi" w:hAnsiTheme="minorHAnsi"/>
+          <w:rFonts w:asciiTheme="minorHAnsi" w:hAnsiTheme="minorHAnsi" w:cstheme="minorBidi"/>
+          <w:b w:val="0"/>
+          <w:bCs w:val="0"/>
           <w:kern w:val="2"/>
           <w:sz w:val="24"/>
           <w:szCs w:val="24"/>
           <w14:ligatures w14:val="standardContextual"/>
         </w:rPr>
       </w:pPr>
-      <w:hyperlink w:anchor="_Toc226923611" w:history="1">
+      <w:hyperlink w:anchor="_Toc226964299" w:history="1">
         <w:r>
           <w:rPr>
             <w:rStyle w:val="Hyperlink"/>
@@ -3325,7 +3461,7 @@
           <w:rPr>
             <w:webHidden/>
           </w:rPr>
-          <w:instrText xml:space="preserve"> PAGEREF _Toc226923611 \h </w:instrText>
+          <w:instrText xml:space="preserve"> PAGEREF _Toc226964299 \h </w:instrText>
         </w:r>
         <w:r>
           <w:rPr>
@@ -3367,7 +3503,7 @@
           <w14:ligatures w14:val="standardContextual"/>
         </w:rPr>
       </w:pPr>
-      <w:hyperlink w:anchor="_Toc226923612" w:history="1">
+      <w:hyperlink w:anchor="_Toc226964300" w:history="1">
         <w:r>
           <w:rPr>
             <w:rStyle w:val="Hyperlink"/>
@@ -3395,7 +3531,7 @@
             <w:noProof/>
             <w:webHidden/>
           </w:rPr>
-          <w:instrText xml:space="preserve"> PAGEREF _Toc226923612 \h </w:instrText>
+          <w:instrText xml:space="preserve"> PAGEREF _Toc226964300 \h </w:instrText>
         </w:r>
         <w:r>
           <w:rPr>
@@ -3441,7 +3577,7 @@
           <w14:ligatures w14:val="standardContextual"/>
         </w:rPr>
       </w:pPr>
-      <w:hyperlink w:anchor="_Toc226923613" w:history="1">
+      <w:hyperlink w:anchor="_Toc226964301" w:history="1">
         <w:r>
           <w:rPr>
             <w:rStyle w:val="Hyperlink"/>
@@ -3469,7 +3605,7 @@
             <w:noProof/>
             <w:webHidden/>
           </w:rPr>
-          <w:instrText xml:space="preserve"> PAGEREF _Toc226923613 \h </w:instrText>
+          <w:instrText xml:space="preserve"> PAGEREF _Toc226964301 \h </w:instrText>
         </w:r>
         <w:r>
           <w:rPr>
@@ -3515,7 +3651,7 @@
           <w14:ligatures w14:val="standardContextual"/>
         </w:rPr>
       </w:pPr>
-      <w:hyperlink w:anchor="_Toc226923614" w:history="1">
+      <w:hyperlink w:anchor="_Toc226964302" w:history="1">
         <w:r>
           <w:rPr>
             <w:rStyle w:val="Hyperlink"/>
@@ -3543,7 +3679,7 @@
             <w:noProof/>
             <w:webHidden/>
           </w:rPr>
-          <w:instrText xml:space="preserve"> PAGEREF _Toc226923614 \h </w:instrText>
+          <w:instrText xml:space="preserve"> PAGEREF _Toc226964302 \h </w:instrText>
         </w:r>
         <w:r>
           <w:rPr>
@@ -3578,14 +3714,16 @@
       <w:pPr>
         <w:pStyle w:val="TOC1"/>
         <w:rPr>
-          <w:rFonts w:asciiTheme="minorHAnsi" w:hAnsiTheme="minorHAnsi"/>
+          <w:rFonts w:asciiTheme="minorHAnsi" w:hAnsiTheme="minorHAnsi" w:cstheme="minorBidi"/>
+          <w:b w:val="0"/>
+          <w:bCs w:val="0"/>
           <w:kern w:val="2"/>
           <w:sz w:val="24"/>
           <w:szCs w:val="24"/>
           <w14:ligatures w14:val="standardContextual"/>
         </w:rPr>
       </w:pPr>
-      <w:hyperlink w:anchor="_Toc226923615" w:history="1">
+      <w:hyperlink w:anchor="_Toc226964303" w:history="1">
         <w:r>
           <w:rPr>
             <w:rStyle w:val="Hyperlink"/>
@@ -3608,7 +3746,7 @@
           <w:rPr>
             <w:webHidden/>
           </w:rPr>
-          <w:instrText xml:space="preserve"> PAGEREF _Toc226923615 \h </w:instrText>
+          <w:instrText xml:space="preserve"> PAGEREF _Toc226964303 \h </w:instrText>
         </w:r>
         <w:r>
           <w:rPr>
@@ -3650,7 +3788,7 @@
           <w14:ligatures w14:val="standardContextual"/>
         </w:rPr>
       </w:pPr>
-      <w:hyperlink w:anchor="_Toc226923616" w:history="1">
+      <w:hyperlink w:anchor="_Toc226964304" w:history="1">
         <w:r>
           <w:rPr>
             <w:rStyle w:val="Hyperlink"/>
@@ -3678,7 +3816,7 @@
             <w:noProof/>
             <w:webHidden/>
           </w:rPr>
-          <w:instrText xml:space="preserve"> PAGEREF _Toc226923616 \h </w:instrText>
+          <w:instrText xml:space="preserve"> PAGEREF _Toc226964304 \h </w:instrText>
         </w:r>
         <w:r>
           <w:rPr>
@@ -3724,7 +3862,7 @@
           <w14:ligatures w14:val="standardContextual"/>
         </w:rPr>
       </w:pPr>
-      <w:hyperlink w:anchor="_Toc226923617" w:history="1">
+      <w:hyperlink w:anchor="_Toc226964305" w:history="1">
         <w:r>
           <w:rPr>
             <w:rStyle w:val="Hyperlink"/>
@@ -3752,7 +3890,7 @@
             <w:noProof/>
             <w:webHidden/>
           </w:rPr>
-          <w:instrText xml:space="preserve"> PAGEREF _Toc226923617 \h </w:instrText>
+          <w:instrText xml:space="preserve"> PAGEREF _Toc226964305 \h </w:instrText>
         </w:r>
         <w:r>
           <w:rPr>
@@ -3787,14 +3925,16 @@
       <w:pPr>
         <w:pStyle w:val="TOC1"/>
         <w:rPr>
-          <w:rFonts w:asciiTheme="minorHAnsi" w:hAnsiTheme="minorHAnsi"/>
+          <w:rFonts w:asciiTheme="minorHAnsi" w:hAnsiTheme="minorHAnsi" w:cstheme="minorBidi"/>
+          <w:b w:val="0"/>
+          <w:bCs w:val="0"/>
           <w:kern w:val="2"/>
           <w:sz w:val="24"/>
           <w:szCs w:val="24"/>
           <w14:ligatures w14:val="standardContextual"/>
         </w:rPr>
       </w:pPr>
-      <w:hyperlink w:anchor="_Toc226923618" w:history="1">
+      <w:hyperlink w:anchor="_Toc226964306" w:history="1">
         <w:r>
           <w:rPr>
             <w:rStyle w:val="Hyperlink"/>
@@ -3817,7 +3957,7 @@
           <w:rPr>
             <w:webHidden/>
           </w:rPr>
-          <w:instrText xml:space="preserve"> PAGEREF _Toc226923618 \h </w:instrText>
+          <w:instrText xml:space="preserve"> PAGEREF _Toc226964306 \h </w:instrText>
         </w:r>
         <w:r>
           <w:rPr>
@@ -3859,7 +3999,7 @@
           <w14:ligatures w14:val="standardContextual"/>
         </w:rPr>
       </w:pPr>
-      <w:hyperlink w:anchor="_Toc226923619" w:history="1">
+      <w:hyperlink w:anchor="_Toc226964307" w:history="1">
         <w:r>
           <w:rPr>
             <w:rStyle w:val="Hyperlink"/>
@@ -3887,7 +4027,7 @@
             <w:noProof/>
             <w:webHidden/>
           </w:rPr>
-          <w:instrText xml:space="preserve"> PAGEREF _Toc226923619 \h </w:instrText>
+          <w:instrText xml:space="preserve"> PAGEREF _Toc226964307 \h </w:instrText>
         </w:r>
         <w:r>
           <w:rPr>
@@ -3933,7 +4073,7 @@
           <w14:ligatures w14:val="standardContextual"/>
         </w:rPr>
       </w:pPr>
-      <w:hyperlink w:anchor="_Toc226923620" w:history="1">
+      <w:hyperlink w:anchor="_Toc226964308" w:history="1">
         <w:r>
           <w:rPr>
             <w:rStyle w:val="Hyperlink"/>
@@ -3961,7 +4101,7 @@
             <w:noProof/>
             <w:webHidden/>
           </w:rPr>
-          <w:instrText xml:space="preserve"> PAGEREF _Toc226923620 \h </w:instrText>
+          <w:instrText xml:space="preserve"> PAGEREF _Toc226964308 \h </w:instrText>
         </w:r>
         <w:r>
           <w:rPr>
@@ -4007,7 +4147,7 @@
           <w14:ligatures w14:val="standardContextual"/>
         </w:rPr>
       </w:pPr>
-      <w:hyperlink w:anchor="_Toc226923621" w:history="1">
+      <w:hyperlink w:anchor="_Toc226964309" w:history="1">
         <w:r>
           <w:rPr>
             <w:rStyle w:val="Hyperlink"/>
@@ -4035,7 +4175,7 @@
             <w:noProof/>
             <w:webHidden/>
           </w:rPr>
-          <w:instrText xml:space="preserve"> PAGEREF _Toc226923621 \h </w:instrText>
+          <w:instrText xml:space="preserve"> PAGEREF _Toc226964309 \h </w:instrText>
         </w:r>
         <w:r>
           <w:rPr>
@@ -4081,7 +4221,7 @@
           <w14:ligatures w14:val="standardContextual"/>
         </w:rPr>
       </w:pPr>
-      <w:hyperlink w:anchor="_Toc226923622" w:history="1">
+      <w:hyperlink w:anchor="_Toc226964310" w:history="1">
         <w:r>
           <w:rPr>
             <w:rStyle w:val="Hyperlink"/>
@@ -4109,7 +4249,7 @@
             <w:noProof/>
             <w:webHidden/>
           </w:rPr>
-          <w:instrText xml:space="preserve"> PAGEREF _Toc226923622 \h </w:instrText>
+          <w:instrText xml:space="preserve"> PAGEREF _Toc226964310 \h </w:instrText>
         </w:r>
         <w:r>
           <w:rPr>
@@ -4144,14 +4284,16 @@
       <w:pPr>
         <w:pStyle w:val="TOC1"/>
         <w:rPr>
-          <w:rFonts w:asciiTheme="minorHAnsi" w:hAnsiTheme="minorHAnsi"/>
+          <w:rFonts w:asciiTheme="minorHAnsi" w:hAnsiTheme="minorHAnsi" w:cstheme="minorBidi"/>
+          <w:b w:val="0"/>
+          <w:bCs w:val="0"/>
           <w:kern w:val="2"/>
           <w:sz w:val="24"/>
           <w:szCs w:val="24"/>
           <w14:ligatures w14:val="standardContextual"/>
         </w:rPr>
       </w:pPr>
-      <w:hyperlink w:anchor="_Toc226923623" w:history="1">
+      <w:hyperlink w:anchor="_Toc226964311" w:history="1">
         <w:r>
           <w:rPr>
             <w:rStyle w:val="Hyperlink"/>
@@ -4174,7 +4316,7 @@
           <w:rPr>
             <w:webHidden/>
           </w:rPr>
-          <w:instrText xml:space="preserve"> PAGEREF _Toc226923623 \h </w:instrText>
+          <w:instrText xml:space="preserve"> PAGEREF _Toc226964311 \h </w:instrText>
         </w:r>
         <w:r>
           <w:rPr>
@@ -4216,7 +4358,7 @@
           <w14:ligatures w14:val="standardContextual"/>
         </w:rPr>
       </w:pPr>
-      <w:hyperlink w:anchor="_Toc226923624" w:history="1">
+      <w:hyperlink w:anchor="_Toc226964312" w:history="1">
         <w:r>
           <w:rPr>
             <w:rStyle w:val="Hyperlink"/>
@@ -4244,7 +4386,7 @@
             <w:noProof/>
             <w:webHidden/>
           </w:rPr>
-          <w:instrText xml:space="preserve"> PAGEREF _Toc226923624 \h </w:instrText>
+          <w:instrText xml:space="preserve"> PAGEREF _Toc226964312 \h </w:instrText>
         </w:r>
         <w:r>
           <w:rPr>
@@ -4291,7 +4433,7 @@
           <w14:ligatures w14:val="standardContextual"/>
         </w:rPr>
       </w:pPr>
-      <w:hyperlink w:anchor="_Toc226923625" w:history="1">
+      <w:hyperlink w:anchor="_Toc226964313" w:history="1">
         <w:r>
           <w:rPr>
             <w:rStyle w:val="Hyperlink"/>
@@ -4338,7 +4480,7 @@
             <w:noProof/>
             <w:webHidden/>
           </w:rPr>
-          <w:instrText xml:space="preserve"> PAGEREF _Toc226923625 \h </w:instrText>
+          <w:instrText xml:space="preserve"> PAGEREF _Toc226964313 \h </w:instrText>
         </w:r>
         <w:r>
           <w:rPr>
@@ -4385,7 +4527,7 @@
           <w14:ligatures w14:val="standardContextual"/>
         </w:rPr>
       </w:pPr>
-      <w:hyperlink w:anchor="_Toc226923626" w:history="1">
+      <w:hyperlink w:anchor="_Toc226964314" w:history="1">
         <w:r>
           <w:rPr>
             <w:rStyle w:val="Hyperlink"/>
@@ -4432,7 +4574,7 @@
             <w:noProof/>
             <w:webHidden/>
           </w:rPr>
-          <w:instrText xml:space="preserve"> PAGEREF _Toc226923626 \h </w:instrText>
+          <w:instrText xml:space="preserve"> PAGEREF _Toc226964314 \h </w:instrText>
         </w:r>
         <w:r>
           <w:rPr>
@@ -4479,7 +4621,7 @@
           <w14:ligatures w14:val="standardContextual"/>
         </w:rPr>
       </w:pPr>
-      <w:hyperlink w:anchor="_Toc226923627" w:history="1">
+      <w:hyperlink w:anchor="_Toc226964315" w:history="1">
         <w:r>
           <w:rPr>
             <w:rStyle w:val="Hyperlink"/>
@@ -4526,7 +4668,7 @@
             <w:noProof/>
             <w:webHidden/>
           </w:rPr>
-          <w:instrText xml:space="preserve"> PAGEREF _Toc226923627 \h </w:instrText>
+          <w:instrText xml:space="preserve"> PAGEREF _Toc226964315 \h </w:instrText>
         </w:r>
         <w:r>
           <w:rPr>
@@ -4573,7 +4715,7 @@
           <w14:ligatures w14:val="standardContextual"/>
         </w:rPr>
       </w:pPr>
-      <w:hyperlink w:anchor="_Toc226923628" w:history="1">
+      <w:hyperlink w:anchor="_Toc226964316" w:history="1">
         <w:r>
           <w:rPr>
             <w:rStyle w:val="Hyperlink"/>
@@ -4620,7 +4762,7 @@
             <w:noProof/>
             <w:webHidden/>
           </w:rPr>
-          <w:instrText xml:space="preserve"> PAGEREF _Toc226923628 \h </w:instrText>
+          <w:instrText xml:space="preserve"> PAGEREF _Toc226964316 \h </w:instrText>
         </w:r>
         <w:r>
           <w:rPr>
@@ -4667,7 +4809,7 @@
           <w14:ligatures w14:val="standardContextual"/>
         </w:rPr>
       </w:pPr>
-      <w:hyperlink w:anchor="_Toc226923629" w:history="1">
+      <w:hyperlink w:anchor="_Toc226964317" w:history="1">
         <w:r>
           <w:rPr>
             <w:rStyle w:val="Hyperlink"/>
@@ -4714,7 +4856,7 @@
             <w:noProof/>
             <w:webHidden/>
           </w:rPr>
-          <w:instrText xml:space="preserve"> PAGEREF _Toc226923629 \h </w:instrText>
+          <w:instrText xml:space="preserve"> PAGEREF _Toc226964317 \h </w:instrText>
         </w:r>
         <w:r>
           <w:rPr>
@@ -4761,7 +4903,7 @@
           <w14:ligatures w14:val="standardContextual"/>
         </w:rPr>
       </w:pPr>
-      <w:hyperlink w:anchor="_Toc226923630" w:history="1">
+      <w:hyperlink w:anchor="_Toc226964318" w:history="1">
         <w:r>
           <w:rPr>
             <w:rStyle w:val="Hyperlink"/>
@@ -4808,7 +4950,7 @@
             <w:noProof/>
             <w:webHidden/>
           </w:rPr>
-          <w:instrText xml:space="preserve"> PAGEREF _Toc226923630 \h </w:instrText>
+          <w:instrText xml:space="preserve"> PAGEREF _Toc226964318 \h </w:instrText>
         </w:r>
         <w:r>
           <w:rPr>
@@ -4855,7 +4997,7 @@
           <w14:ligatures w14:val="standardContextual"/>
         </w:rPr>
       </w:pPr>
-      <w:hyperlink w:anchor="_Toc226923631" w:history="1">
+      <w:hyperlink w:anchor="_Toc226964319" w:history="1">
         <w:r>
           <w:rPr>
             <w:rStyle w:val="Hyperlink"/>
@@ -4902,7 +5044,7 @@
             <w:noProof/>
             <w:webHidden/>
           </w:rPr>
-          <w:instrText xml:space="preserve"> PAGEREF _Toc226923631 \h </w:instrText>
+          <w:instrText xml:space="preserve"> PAGEREF _Toc226964319 \h </w:instrText>
         </w:r>
         <w:r>
           <w:rPr>
@@ -4948,7 +5090,7 @@
           <w14:ligatures w14:val="standardContextual"/>
         </w:rPr>
       </w:pPr>
-      <w:hyperlink w:anchor="_Toc226923632" w:history="1">
+      <w:hyperlink w:anchor="_Toc226964320" w:history="1">
         <w:r>
           <w:rPr>
             <w:rStyle w:val="Hyperlink"/>
@@ -4976,7 +5118,7 @@
             <w:noProof/>
             <w:webHidden/>
           </w:rPr>
-          <w:instrText xml:space="preserve"> PAGEREF _Toc226923632 \h </w:instrText>
+          <w:instrText xml:space="preserve"> PAGEREF _Toc226964320 \h </w:instrText>
         </w:r>
         <w:r>
           <w:rPr>
@@ -5023,7 +5165,7 @@
           <w14:ligatures w14:val="standardContextual"/>
         </w:rPr>
       </w:pPr>
-      <w:hyperlink w:anchor="_Toc226923633" w:history="1">
+      <w:hyperlink w:anchor="_Toc226964321" w:history="1">
         <w:r>
           <w:rPr>
             <w:rStyle w:val="Hyperlink"/>
@@ -5070,7 +5212,7 @@
             <w:noProof/>
             <w:webHidden/>
           </w:rPr>
-          <w:instrText xml:space="preserve"> PAGEREF _Toc226923633 \h </w:instrText>
+          <w:instrText xml:space="preserve"> PAGEREF _Toc226964321 \h </w:instrText>
         </w:r>
         <w:r>
           <w:rPr>
@@ -5117,7 +5259,7 @@
           <w14:ligatures w14:val="standardContextual"/>
         </w:rPr>
       </w:pPr>
-      <w:hyperlink w:anchor="_Toc226923634" w:history="1">
+      <w:hyperlink w:anchor="_Toc226964322" w:history="1">
         <w:r>
           <w:rPr>
             <w:rStyle w:val="Hyperlink"/>
@@ -5164,7 +5306,7 @@
             <w:noProof/>
             <w:webHidden/>
           </w:rPr>
-          <w:instrText xml:space="preserve"> PAGEREF _Toc226923634 \h </w:instrText>
+          <w:instrText xml:space="preserve"> PAGEREF _Toc226964322 \h </w:instrText>
         </w:r>
         <w:r>
           <w:rPr>
@@ -5211,7 +5353,7 @@
           <w14:ligatures w14:val="standardContextual"/>
         </w:rPr>
       </w:pPr>
-      <w:hyperlink w:anchor="_Toc226923635" w:history="1">
+      <w:hyperlink w:anchor="_Toc226964323" w:history="1">
         <w:r>
           <w:rPr>
             <w:rStyle w:val="Hyperlink"/>
@@ -5237,7 +5379,7 @@
             <w:rFonts w:cs="Times New Roman"/>
             <w:noProof/>
           </w:rPr>
-          <w:t>UC-W03 - Workflow owner request và admin approval</w:t>
+          <w:t>UC-W03 - Quản lý Tour và đồng bộ điểm theo thứ tự</w:t>
         </w:r>
         <w:r>
           <w:rPr>
@@ -5258,7 +5400,7 @@
             <w:noProof/>
             <w:webHidden/>
           </w:rPr>
-          <w:instrText xml:space="preserve"> PAGEREF _Toc226923635 \h </w:instrText>
+          <w:instrText xml:space="preserve"> PAGEREF _Toc226964323 \h </w:instrText>
         </w:r>
         <w:r>
           <w:rPr>
@@ -5305,7 +5447,7 @@
           <w14:ligatures w14:val="standardContextual"/>
         </w:rPr>
       </w:pPr>
-      <w:hyperlink w:anchor="_Toc226923636" w:history="1">
+      <w:hyperlink w:anchor="_Toc226964324" w:history="1">
         <w:r>
           <w:rPr>
             <w:rStyle w:val="Hyperlink"/>
@@ -5331,7 +5473,7 @@
             <w:rFonts w:cs="Times New Roman"/>
             <w:noProof/>
           </w:rPr>
-          <w:t>UC-W04 - Quản lý Tour và đồng bộ điểm theo thứ tự</w:t>
+          <w:t>UC-W04 - Analytics &amp; Usage History đa nguồn</w:t>
         </w:r>
         <w:r>
           <w:rPr>
@@ -5352,7 +5494,7 @@
             <w:noProof/>
             <w:webHidden/>
           </w:rPr>
-          <w:instrText xml:space="preserve"> PAGEREF _Toc226923636 \h </w:instrText>
+          <w:instrText xml:space="preserve"> PAGEREF _Toc226964324 \h </w:instrText>
         </w:r>
         <w:r>
           <w:rPr>
@@ -5372,7 +5514,7 @@
             <w:noProof/>
             <w:webHidden/>
           </w:rPr>
-          <w:t>52</w:t>
+          <w:t>51</w:t>
         </w:r>
         <w:r>
           <w:rPr>
@@ -5399,7 +5541,7 @@
           <w14:ligatures w14:val="standardContextual"/>
         </w:rPr>
       </w:pPr>
-      <w:hyperlink w:anchor="_Toc226923637" w:history="1">
+      <w:hyperlink w:anchor="_Toc226964325" w:history="1">
         <w:r>
           <w:rPr>
             <w:rStyle w:val="Hyperlink"/>
@@ -5425,7 +5567,7 @@
             <w:rFonts w:cs="Times New Roman"/>
             <w:noProof/>
           </w:rPr>
-          <w:t>UC-W05 - Analytics &amp; Usage History đa nguồn</w:t>
+          <w:t>UC-W05 - Cấu hình QR payment và chuẩn hóa lịch sử thanh toán</w:t>
         </w:r>
         <w:r>
           <w:rPr>
@@ -5446,7 +5588,7 @@
             <w:noProof/>
             <w:webHidden/>
           </w:rPr>
-          <w:instrText xml:space="preserve"> PAGEREF _Toc226923637 \h </w:instrText>
+          <w:instrText xml:space="preserve"> PAGEREF _Toc226964325 \h </w:instrText>
         </w:r>
         <w:r>
           <w:rPr>
@@ -5466,7 +5608,7 @@
             <w:noProof/>
             <w:webHidden/>
           </w:rPr>
-          <w:t>54</w:t>
+          <w:t>53</w:t>
         </w:r>
         <w:r>
           <w:rPr>
@@ -5479,9 +5621,71 @@
     </w:p>
     <w:p>
       <w:pPr>
-        <w:pStyle w:val="TOC3"/>
+        <w:pStyle w:val="TOC1"/>
+        <w:rPr>
+          <w:rFonts w:asciiTheme="minorHAnsi" w:hAnsiTheme="minorHAnsi" w:cstheme="minorBidi"/>
+          <w:b w:val="0"/>
+          <w:bCs w:val="0"/>
+          <w:kern w:val="2"/>
+          <w:sz w:val="24"/>
+          <w:szCs w:val="24"/>
+          <w14:ligatures w14:val="standardContextual"/>
+        </w:rPr>
+      </w:pPr>
+      <w:hyperlink w:anchor="_Toc226964326" w:history="1">
+        <w:r>
+          <w:rPr>
+            <w:rStyle w:val="Hyperlink"/>
+          </w:rPr>
+          <w:t>9. BẢO MẬT &amp; PHÂN QUYỀN</w:t>
+        </w:r>
+        <w:r>
+          <w:rPr>
+            <w:webHidden/>
+          </w:rPr>
+          <w:tab/>
+        </w:r>
+        <w:r>
+          <w:rPr>
+            <w:webHidden/>
+          </w:rPr>
+          <w:fldChar w:fldCharType="begin"/>
+        </w:r>
+        <w:r>
+          <w:rPr>
+            <w:webHidden/>
+          </w:rPr>
+          <w:instrText xml:space="preserve"> PAGEREF _Toc226964326 \h </w:instrText>
+        </w:r>
+        <w:r>
+          <w:rPr>
+            <w:webHidden/>
+          </w:rPr>
+        </w:r>
+        <w:r>
+          <w:rPr>
+            <w:webHidden/>
+          </w:rPr>
+          <w:fldChar w:fldCharType="separate"/>
+        </w:r>
+        <w:r>
+          <w:rPr>
+            <w:webHidden/>
+          </w:rPr>
+          <w:t>56</w:t>
+        </w:r>
+        <w:r>
+          <w:rPr>
+            <w:webHidden/>
+          </w:rPr>
+          <w:fldChar w:fldCharType="end"/>
+        </w:r>
+      </w:hyperlink>
+    </w:p>
+    <w:p>
+      <w:pPr>
+        <w:pStyle w:val="TOC2"/>
         <w:tabs>
-          <w:tab w:val="left" w:pos="1200"/>
           <w:tab w:val="right" w:leader="dot" w:pos="8630"/>
         </w:tabs>
         <w:rPr>
@@ -5493,33 +5697,14 @@
           <w14:ligatures w14:val="standardContextual"/>
         </w:rPr>
       </w:pPr>
-      <w:hyperlink w:anchor="_Toc226923638" w:history="1">
-        <w:r>
-          <w:rPr>
-            <w:rStyle w:val="Hyperlink"/>
-            <w:rFonts w:ascii="Wingdings" w:hAnsi="Wingdings" w:cs="Times New Roman"/>
-            <w:noProof/>
-          </w:rPr>
-          <w:t></w:t>
-        </w:r>
-        <w:r>
-          <w:rPr>
-            <w:rFonts w:asciiTheme="minorHAnsi" w:hAnsiTheme="minorHAnsi"/>
-            <w:noProof/>
-            <w:kern w:val="2"/>
-            <w:sz w:val="24"/>
-            <w:szCs w:val="24"/>
-            <w14:ligatures w14:val="standardContextual"/>
-          </w:rPr>
-          <w:tab/>
-        </w:r>
+      <w:hyperlink w:anchor="_Toc226964327" w:history="1">
         <w:r>
           <w:rPr>
             <w:rStyle w:val="Hyperlink"/>
             <w:rFonts w:cs="Times New Roman"/>
             <w:noProof/>
           </w:rPr>
-          <w:t>UC-W06 - Cấu hình QR payment và chuẩn hóa lịch sử thanh toán</w:t>
+          <w:t>9.1. Authentication &amp; Authorization</w:t>
         </w:r>
         <w:r>
           <w:rPr>
@@ -5540,7 +5725,7 @@
             <w:noProof/>
             <w:webHidden/>
           </w:rPr>
-          <w:instrText xml:space="preserve"> PAGEREF _Toc226923638 \h </w:instrText>
+          <w:instrText xml:space="preserve"> PAGEREF _Toc226964327 \h </w:instrText>
         </w:r>
         <w:r>
           <w:rPr>
@@ -5560,7 +5745,7 @@
             <w:noProof/>
             <w:webHidden/>
           </w:rPr>
-          <w:t>55</w:t>
+          <w:t>56</w:t>
         </w:r>
         <w:r>
           <w:rPr>
@@ -5575,19 +5760,21 @@
       <w:pPr>
         <w:pStyle w:val="TOC1"/>
         <w:rPr>
-          <w:rFonts w:asciiTheme="minorHAnsi" w:hAnsiTheme="minorHAnsi"/>
+          <w:rFonts w:asciiTheme="minorHAnsi" w:hAnsiTheme="minorHAnsi" w:cstheme="minorBidi"/>
+          <w:b w:val="0"/>
+          <w:bCs w:val="0"/>
           <w:kern w:val="2"/>
           <w:sz w:val="24"/>
           <w:szCs w:val="24"/>
           <w14:ligatures w14:val="standardContextual"/>
         </w:rPr>
       </w:pPr>
-      <w:hyperlink w:anchor="_Toc226923639" w:history="1">
+      <w:hyperlink w:anchor="_Toc226964328" w:history="1">
         <w:r>
           <w:rPr>
             <w:rStyle w:val="Hyperlink"/>
           </w:rPr>
-          <w:t>9. BẢO MẬT &amp; PHÂN QUYỀN</w:t>
+          <w:t>10. TRIỂN KHAI &amp; VẬN HÀNH</w:t>
         </w:r>
         <w:r>
           <w:rPr>
@@ -5605,7 +5792,7 @@
           <w:rPr>
             <w:webHidden/>
           </w:rPr>
-          <w:instrText xml:space="preserve"> PAGEREF _Toc226923639 \h </w:instrText>
+          <w:instrText xml:space="preserve"> PAGEREF _Toc226964328 \h </w:instrText>
         </w:r>
         <w:r>
           <w:rPr>
@@ -5622,7 +5809,7 @@
           <w:rPr>
             <w:webHidden/>
           </w:rPr>
-          <w:t>58</w:t>
+          <w:t>56</w:t>
         </w:r>
         <w:r>
           <w:rPr>
@@ -5647,14 +5834,14 @@
           <w14:ligatures w14:val="standardContextual"/>
         </w:rPr>
       </w:pPr>
-      <w:hyperlink w:anchor="_Toc226923640" w:history="1">
+      <w:hyperlink w:anchor="_Toc226964329" w:history="1">
         <w:r>
           <w:rPr>
             <w:rStyle w:val="Hyperlink"/>
             <w:rFonts w:cs="Times New Roman"/>
             <w:noProof/>
           </w:rPr>
-          <w:t>9.1. Authentication &amp; Authorization</w:t>
+          <w:t>10.1. Yêu cầu môi trường</w:t>
         </w:r>
         <w:r>
           <w:rPr>
@@ -5675,7 +5862,7 @@
             <w:noProof/>
             <w:webHidden/>
           </w:rPr>
-          <w:instrText xml:space="preserve"> PAGEREF _Toc226923640 \h </w:instrText>
+          <w:instrText xml:space="preserve"> PAGEREF _Toc226964329 \h </w:instrText>
         </w:r>
         <w:r>
           <w:rPr>
@@ -5695,72 +5882,11 @@
             <w:noProof/>
             <w:webHidden/>
           </w:rPr>
-          <w:t>58</w:t>
-        </w:r>
-        <w:r>
-          <w:rPr>
-            <w:noProof/>
-            <w:webHidden/>
-          </w:rPr>
-          <w:fldChar w:fldCharType="end"/>
-        </w:r>
-      </w:hyperlink>
-    </w:p>
-    <w:p>
-      <w:pPr>
-        <w:pStyle w:val="TOC1"/>
-        <w:rPr>
-          <w:rFonts w:asciiTheme="minorHAnsi" w:hAnsiTheme="minorHAnsi"/>
-          <w:kern w:val="2"/>
-          <w:sz w:val="24"/>
-          <w:szCs w:val="24"/>
-          <w14:ligatures w14:val="standardContextual"/>
-        </w:rPr>
-      </w:pPr>
-      <w:hyperlink w:anchor="_Toc226923641" w:history="1">
-        <w:r>
-          <w:rPr>
-            <w:rStyle w:val="Hyperlink"/>
-          </w:rPr>
-          <w:t>10. TRIỂN KHAI &amp; VẬN HÀNH</w:t>
-        </w:r>
-        <w:r>
-          <w:rPr>
-            <w:webHidden/>
-          </w:rPr>
-          <w:tab/>
-        </w:r>
-        <w:r>
-          <w:rPr>
-            <w:webHidden/>
-          </w:rPr>
-          <w:fldChar w:fldCharType="begin"/>
-        </w:r>
-        <w:r>
-          <w:rPr>
-            <w:webHidden/>
-          </w:rPr>
-          <w:instrText xml:space="preserve"> PAGEREF _Toc226923641 \h </w:instrText>
-        </w:r>
-        <w:r>
-          <w:rPr>
-            <w:webHidden/>
-          </w:rPr>
-        </w:r>
-        <w:r>
-          <w:rPr>
-            <w:webHidden/>
-          </w:rPr>
-          <w:fldChar w:fldCharType="separate"/>
-        </w:r>
-        <w:r>
-          <w:rPr>
-            <w:webHidden/>
-          </w:rPr>
-          <w:t>58</w:t>
-        </w:r>
-        <w:r>
-          <w:rPr>
+          <w:t>56</w:t>
+        </w:r>
+        <w:r>
+          <w:rPr>
+            <w:noProof/>
             <w:webHidden/>
           </w:rPr>
           <w:fldChar w:fldCharType="end"/>
@@ -5782,14 +5908,14 @@
           <w14:ligatures w14:val="standardContextual"/>
         </w:rPr>
       </w:pPr>
-      <w:hyperlink w:anchor="_Toc226923642" w:history="1">
+      <w:hyperlink w:anchor="_Toc226964330" w:history="1">
         <w:r>
           <w:rPr>
             <w:rStyle w:val="Hyperlink"/>
             <w:rFonts w:cs="Times New Roman"/>
             <w:noProof/>
           </w:rPr>
-          <w:t>10.1. Yêu cầu môi trường</w:t>
+          <w:t>10.2. Hướng dẫn cài đặt</w:t>
         </w:r>
         <w:r>
           <w:rPr>
@@ -5810,7 +5936,7 @@
             <w:noProof/>
             <w:webHidden/>
           </w:rPr>
-          <w:instrText xml:space="preserve"> PAGEREF _Toc226923642 \h </w:instrText>
+          <w:instrText xml:space="preserve"> PAGEREF _Toc226964330 \h </w:instrText>
         </w:r>
         <w:r>
           <w:rPr>
@@ -5835,6 +5961,69 @@
         <w:r>
           <w:rPr>
             <w:noProof/>
+            <w:webHidden/>
+          </w:rPr>
+          <w:fldChar w:fldCharType="end"/>
+        </w:r>
+      </w:hyperlink>
+    </w:p>
+    <w:p>
+      <w:pPr>
+        <w:pStyle w:val="TOC1"/>
+        <w:rPr>
+          <w:rFonts w:asciiTheme="minorHAnsi" w:hAnsiTheme="minorHAnsi" w:cstheme="minorBidi"/>
+          <w:b w:val="0"/>
+          <w:bCs w:val="0"/>
+          <w:kern w:val="2"/>
+          <w:sz w:val="24"/>
+          <w:szCs w:val="24"/>
+          <w14:ligatures w14:val="standardContextual"/>
+        </w:rPr>
+      </w:pPr>
+      <w:hyperlink w:anchor="_Toc226964331" w:history="1">
+        <w:r>
+          <w:rPr>
+            <w:rStyle w:val="Hyperlink"/>
+          </w:rPr>
+          <w:t>11. LỘ TRÌNH PHÁT TRIỂN</w:t>
+        </w:r>
+        <w:r>
+          <w:rPr>
+            <w:webHidden/>
+          </w:rPr>
+          <w:tab/>
+        </w:r>
+        <w:r>
+          <w:rPr>
+            <w:webHidden/>
+          </w:rPr>
+          <w:fldChar w:fldCharType="begin"/>
+        </w:r>
+        <w:r>
+          <w:rPr>
+            <w:webHidden/>
+          </w:rPr>
+          <w:instrText xml:space="preserve"> PAGEREF _Toc226964331 \h </w:instrText>
+        </w:r>
+        <w:r>
+          <w:rPr>
+            <w:webHidden/>
+          </w:rPr>
+        </w:r>
+        <w:r>
+          <w:rPr>
+            <w:webHidden/>
+          </w:rPr>
+          <w:fldChar w:fldCharType="separate"/>
+        </w:r>
+        <w:r>
+          <w:rPr>
+            <w:webHidden/>
+          </w:rPr>
+          <w:t>59</w:t>
+        </w:r>
+        <w:r>
+          <w:rPr>
             <w:webHidden/>
           </w:rPr>
           <w:fldChar w:fldCharType="end"/>
@@ -5856,14 +6045,14 @@
           <w14:ligatures w14:val="standardContextual"/>
         </w:rPr>
       </w:pPr>
-      <w:hyperlink w:anchor="_Toc226923643" w:history="1">
+      <w:hyperlink w:anchor="_Toc226964332" w:history="1">
         <w:r>
           <w:rPr>
             <w:rStyle w:val="Hyperlink"/>
             <w:rFonts w:cs="Times New Roman"/>
             <w:noProof/>
           </w:rPr>
-          <w:t>10.2. Hướng dẫn cài đặt</w:t>
+          <w:t>11.1. Phase 1: POC (Completed)</w:t>
         </w:r>
         <w:r>
           <w:rPr>
@@ -5884,7 +6073,7 @@
             <w:noProof/>
             <w:webHidden/>
           </w:rPr>
-          <w:instrText xml:space="preserve"> PAGEREF _Toc226923643 \h </w:instrText>
+          <w:instrText xml:space="preserve"> PAGEREF _Toc226964332 \h </w:instrText>
         </w:r>
         <w:r>
           <w:rPr>
@@ -5904,72 +6093,11 @@
             <w:noProof/>
             <w:webHidden/>
           </w:rPr>
-          <w:t>60</w:t>
-        </w:r>
-        <w:r>
-          <w:rPr>
-            <w:noProof/>
-            <w:webHidden/>
-          </w:rPr>
-          <w:fldChar w:fldCharType="end"/>
-        </w:r>
-      </w:hyperlink>
-    </w:p>
-    <w:p>
-      <w:pPr>
-        <w:pStyle w:val="TOC1"/>
-        <w:rPr>
-          <w:rFonts w:asciiTheme="minorHAnsi" w:hAnsiTheme="minorHAnsi"/>
-          <w:kern w:val="2"/>
-          <w:sz w:val="24"/>
-          <w:szCs w:val="24"/>
-          <w14:ligatures w14:val="standardContextual"/>
-        </w:rPr>
-      </w:pPr>
-      <w:hyperlink w:anchor="_Toc226923644" w:history="1">
-        <w:r>
-          <w:rPr>
-            <w:rStyle w:val="Hyperlink"/>
-          </w:rPr>
-          <w:t>11. LỘ TRÌNH PHÁT TRIỂN</w:t>
-        </w:r>
-        <w:r>
-          <w:rPr>
-            <w:webHidden/>
-          </w:rPr>
-          <w:tab/>
-        </w:r>
-        <w:r>
-          <w:rPr>
-            <w:webHidden/>
-          </w:rPr>
-          <w:fldChar w:fldCharType="begin"/>
-        </w:r>
-        <w:r>
-          <w:rPr>
-            <w:webHidden/>
-          </w:rPr>
-          <w:instrText xml:space="preserve"> PAGEREF _Toc226923644 \h </w:instrText>
-        </w:r>
-        <w:r>
-          <w:rPr>
-            <w:webHidden/>
-          </w:rPr>
-        </w:r>
-        <w:r>
-          <w:rPr>
-            <w:webHidden/>
-          </w:rPr>
-          <w:fldChar w:fldCharType="separate"/>
-        </w:r>
-        <w:r>
-          <w:rPr>
-            <w:webHidden/>
-          </w:rPr>
-          <w:t>61</w:t>
-        </w:r>
-        <w:r>
-          <w:rPr>
+          <w:t>59</w:t>
+        </w:r>
+        <w:r>
+          <w:rPr>
+            <w:noProof/>
             <w:webHidden/>
           </w:rPr>
           <w:fldChar w:fldCharType="end"/>
@@ -5991,14 +6119,14 @@
           <w14:ligatures w14:val="standardContextual"/>
         </w:rPr>
       </w:pPr>
-      <w:hyperlink w:anchor="_Toc226923645" w:history="1">
+      <w:hyperlink w:anchor="_Toc226964333" w:history="1">
         <w:r>
           <w:rPr>
             <w:rStyle w:val="Hyperlink"/>
             <w:rFonts w:cs="Times New Roman"/>
             <w:noProof/>
           </w:rPr>
-          <w:t xml:space="preserve">11.1. Phase 1: POC (Completed) </w:t>
+          <w:t>11.2. Phase 2: Enhancement (In Progress)</w:t>
         </w:r>
         <w:r>
           <w:rPr>
@@ -6019,7 +6147,7 @@
             <w:noProof/>
             <w:webHidden/>
           </w:rPr>
-          <w:instrText xml:space="preserve"> PAGEREF _Toc226923645 \h </w:instrText>
+          <w:instrText xml:space="preserve"> PAGEREF _Toc226964333 \h </w:instrText>
         </w:r>
         <w:r>
           <w:rPr>
@@ -6039,7 +6167,7 @@
             <w:noProof/>
             <w:webHidden/>
           </w:rPr>
-          <w:t>61</w:t>
+          <w:t>59</w:t>
         </w:r>
         <w:r>
           <w:rPr>
@@ -6065,14 +6193,14 @@
           <w14:ligatures w14:val="standardContextual"/>
         </w:rPr>
       </w:pPr>
-      <w:hyperlink w:anchor="_Toc226923646" w:history="1">
+      <w:hyperlink w:anchor="_Toc226964334" w:history="1">
         <w:r>
           <w:rPr>
             <w:rStyle w:val="Hyperlink"/>
             <w:rFonts w:cs="Times New Roman"/>
             <w:noProof/>
           </w:rPr>
-          <w:t xml:space="preserve">11.2. Phase 2: Enhancement (In Progress) </w:t>
+          <w:t>11.3. Phase 3: Scale (Planned)</w:t>
         </w:r>
         <w:r>
           <w:rPr>
@@ -6093,7 +6221,7 @@
             <w:noProof/>
             <w:webHidden/>
           </w:rPr>
-          <w:instrText xml:space="preserve"> PAGEREF _Toc226923646 \h </w:instrText>
+          <w:instrText xml:space="preserve"> PAGEREF _Toc226964334 \h </w:instrText>
         </w:r>
         <w:r>
           <w:rPr>
@@ -6113,7 +6241,7 @@
             <w:noProof/>
             <w:webHidden/>
           </w:rPr>
-          <w:t>61</w:t>
+          <w:t>59</w:t>
         </w:r>
         <w:r>
           <w:rPr>
@@ -6139,14 +6267,14 @@
           <w14:ligatures w14:val="standardContextual"/>
         </w:rPr>
       </w:pPr>
-      <w:hyperlink w:anchor="_Toc226923647" w:history="1">
+      <w:hyperlink w:anchor="_Toc226964335" w:history="1">
         <w:r>
           <w:rPr>
             <w:rStyle w:val="Hyperlink"/>
             <w:rFonts w:cs="Times New Roman"/>
             <w:noProof/>
           </w:rPr>
-          <w:t xml:space="preserve">11.3. Phase 3: Scale (Planned) </w:t>
+          <w:t>11.4. Phase 4: Advanced (Future)</w:t>
         </w:r>
         <w:r>
           <w:rPr>
@@ -6167,7 +6295,7 @@
             <w:noProof/>
             <w:webHidden/>
           </w:rPr>
-          <w:instrText xml:space="preserve"> PAGEREF _Toc226923647 \h </w:instrText>
+          <w:instrText xml:space="preserve"> PAGEREF _Toc226964335 \h </w:instrText>
         </w:r>
         <w:r>
           <w:rPr>
@@ -6187,81 +6315,7 @@
             <w:noProof/>
             <w:webHidden/>
           </w:rPr>
-          <w:t>61</w:t>
-        </w:r>
-        <w:r>
-          <w:rPr>
-            <w:noProof/>
-            <w:webHidden/>
-          </w:rPr>
-          <w:fldChar w:fldCharType="end"/>
-        </w:r>
-      </w:hyperlink>
-    </w:p>
-    <w:p>
-      <w:pPr>
-        <w:pStyle w:val="TOC2"/>
-        <w:tabs>
-          <w:tab w:val="right" w:leader="dot" w:pos="8630"/>
-        </w:tabs>
-        <w:rPr>
-          <w:rFonts w:asciiTheme="minorHAnsi" w:hAnsiTheme="minorHAnsi"/>
-          <w:noProof/>
-          <w:kern w:val="2"/>
-          <w:sz w:val="24"/>
-          <w:szCs w:val="24"/>
-          <w14:ligatures w14:val="standardContextual"/>
-        </w:rPr>
-      </w:pPr>
-      <w:hyperlink w:anchor="_Toc226923648" w:history="1">
-        <w:r>
-          <w:rPr>
-            <w:rStyle w:val="Hyperlink"/>
-            <w:rFonts w:cs="Times New Roman"/>
-            <w:noProof/>
-          </w:rPr>
-          <w:t xml:space="preserve">11.4. Phase 4: Advanced (Future) </w:t>
-        </w:r>
-        <w:r>
-          <w:rPr>
-            <w:noProof/>
-            <w:webHidden/>
-          </w:rPr>
-          <w:tab/>
-        </w:r>
-        <w:r>
-          <w:rPr>
-            <w:noProof/>
-            <w:webHidden/>
-          </w:rPr>
-          <w:fldChar w:fldCharType="begin"/>
-        </w:r>
-        <w:r>
-          <w:rPr>
-            <w:noProof/>
-            <w:webHidden/>
-          </w:rPr>
-          <w:instrText xml:space="preserve"> PAGEREF _Toc226923648 \h </w:instrText>
-        </w:r>
-        <w:r>
-          <w:rPr>
-            <w:noProof/>
-            <w:webHidden/>
-          </w:rPr>
-        </w:r>
-        <w:r>
-          <w:rPr>
-            <w:noProof/>
-            <w:webHidden/>
-          </w:rPr>
-          <w:fldChar w:fldCharType="separate"/>
-        </w:r>
-        <w:r>
-          <w:rPr>
-            <w:noProof/>
-            <w:webHidden/>
-          </w:rPr>
-          <w:t>62</w:t>
+          <w:t>60</w:t>
         </w:r>
         <w:r>
           <w:rPr>
@@ -6331,7 +6385,7 @@
           <w:szCs w:val="26"/>
         </w:rPr>
       </w:pPr>
-      <w:bookmarkStart w:id="2" w:name="_Toc226923572"/>
+      <w:bookmarkStart w:id="4" w:name="_Toc226964260"/>
       <w:r>
         <w:rPr>
           <w:rFonts w:ascii="Times New Roman" w:hAnsi="Times New Roman" w:cs="Times New Roman"/>
@@ -6339,10 +6393,9 @@
           <w:sz w:val="26"/>
           <w:szCs w:val="26"/>
         </w:rPr>
-        <w:lastRenderedPageBreak/>
         <w:t>1. TỔNG QUAN DỰ ÁN</w:t>
       </w:r>
-      <w:bookmarkEnd w:id="2"/>
+      <w:bookmarkEnd w:id="4"/>
     </w:p>
     <w:p>
       <w:pPr>
@@ -6353,7 +6406,7 @@
           <w:color w:val="000000" w:themeColor="text1"/>
         </w:rPr>
       </w:pPr>
-      <w:bookmarkStart w:id="3" w:name="_Toc226923573"/>
+      <w:bookmarkStart w:id="5" w:name="_Toc226964261"/>
       <w:r>
         <w:rPr>
           <w:rFonts w:ascii="Times New Roman" w:hAnsi="Times New Roman" w:cs="Times New Roman"/>
@@ -6361,7 +6414,7 @@
         </w:rPr>
         <w:t>1.1. Giới thiệu</w:t>
       </w:r>
-      <w:bookmarkEnd w:id="3"/>
+      <w:bookmarkEnd w:id="5"/>
     </w:p>
     <w:p>
       <w:pPr>
@@ -6443,7 +6496,7 @@
           <w:color w:val="000000" w:themeColor="text1"/>
         </w:rPr>
       </w:pPr>
-      <w:bookmarkStart w:id="4" w:name="_Toc226923574"/>
+      <w:bookmarkStart w:id="6" w:name="_Toc226964262"/>
       <w:r>
         <w:rPr>
           <w:rFonts w:ascii="Times New Roman" w:hAnsi="Times New Roman" w:cs="Times New Roman"/>
@@ -6451,7 +6504,7 @@
         </w:rPr>
         <w:t>1.2. Vấn đề cần giải quyết</w:t>
       </w:r>
-      <w:bookmarkEnd w:id="4"/>
+      <w:bookmarkEnd w:id="6"/>
     </w:p>
     <w:p>
       <w:pPr>
@@ -6562,7 +6615,7 @@
           <w:color w:val="000000" w:themeColor="text1"/>
         </w:rPr>
       </w:pPr>
-      <w:bookmarkStart w:id="5" w:name="_Toc226923575"/>
+      <w:bookmarkStart w:id="7" w:name="_Toc226964263"/>
       <w:r>
         <w:rPr>
           <w:rFonts w:ascii="Times New Roman" w:hAnsi="Times New Roman" w:cs="Times New Roman"/>
@@ -6570,7 +6623,7 @@
         </w:rPr>
         <w:t>1.3. Giải pháp công nghệ</w:t>
       </w:r>
-      <w:bookmarkEnd w:id="5"/>
+      <w:bookmarkEnd w:id="7"/>
     </w:p>
     <w:p>
       <w:pPr>
@@ -6749,7 +6802,7 @@
           <w:color w:val="000000" w:themeColor="text1"/>
         </w:rPr>
       </w:pPr>
-      <w:bookmarkStart w:id="6" w:name="_Toc226923576"/>
+      <w:bookmarkStart w:id="8" w:name="_Toc226964264"/>
       <w:r>
         <w:rPr>
           <w:rFonts w:ascii="Times New Roman" w:hAnsi="Times New Roman" w:cs="Times New Roman"/>
@@ -6757,7 +6810,7 @@
         </w:rPr>
         <w:t>1.4. Mục tiêu và giá trị cốt lõi</w:t>
       </w:r>
-      <w:bookmarkEnd w:id="6"/>
+      <w:bookmarkEnd w:id="8"/>
     </w:p>
     <w:tbl>
       <w:tblPr>
@@ -7045,7 +7098,7 @@
           <w:szCs w:val="26"/>
         </w:rPr>
       </w:pPr>
-      <w:bookmarkStart w:id="7" w:name="_Toc226923577"/>
+      <w:bookmarkStart w:id="9" w:name="_Toc226964265"/>
       <w:r>
         <w:rPr>
           <w:rFonts w:ascii="Times New Roman" w:hAnsi="Times New Roman" w:cs="Times New Roman"/>
@@ -7055,7 +7108,7 @@
         </w:rPr>
         <w:t>2. ĐỐI TƯỢNG NGƯỜI DÙNG</w:t>
       </w:r>
-      <w:bookmarkEnd w:id="7"/>
+      <w:bookmarkEnd w:id="9"/>
     </w:p>
     <w:p>
       <w:pPr>
@@ -7066,7 +7119,7 @@
           <w:color w:val="000000" w:themeColor="text1"/>
         </w:rPr>
       </w:pPr>
-      <w:bookmarkStart w:id="8" w:name="_Toc226923578"/>
+      <w:bookmarkStart w:id="10" w:name="_Toc226964266"/>
       <w:r>
         <w:rPr>
           <w:rFonts w:ascii="Times New Roman" w:hAnsi="Times New Roman" w:cs="Times New Roman"/>
@@ -7074,7 +7127,7 @@
         </w:rPr>
         <w:t>2.1. Du khách (Tourist) - Người dùng chính</w:t>
       </w:r>
-      <w:bookmarkEnd w:id="8"/>
+      <w:bookmarkEnd w:id="10"/>
     </w:p>
     <w:p>
       <w:pPr>
@@ -7235,7 +7288,7 @@
           <w:color w:val="000000" w:themeColor="text1"/>
         </w:rPr>
       </w:pPr>
-      <w:bookmarkStart w:id="9" w:name="_Toc226923579"/>
+      <w:bookmarkStart w:id="11" w:name="_Toc226964267"/>
       <w:r>
         <w:rPr>
           <w:rFonts w:ascii="Times New Roman" w:hAnsi="Times New Roman" w:cs="Times New Roman"/>
@@ -7243,7 +7296,7 @@
         </w:rPr>
         <w:t>2.2. Admin - Quản trị viên hệ thống</w:t>
       </w:r>
-      <w:bookmarkEnd w:id="9"/>
+      <w:bookmarkEnd w:id="11"/>
     </w:p>
     <w:p>
       <w:pPr>
@@ -7387,7 +7440,7 @@
           <w:color w:val="000000" w:themeColor="text1"/>
         </w:rPr>
       </w:pPr>
-      <w:bookmarkStart w:id="10" w:name="_Toc226923580"/>
+      <w:bookmarkStart w:id="12" w:name="_Toc226964268"/>
       <w:r>
         <w:rPr>
           <w:rFonts w:ascii="Times New Roman" w:hAnsi="Times New Roman" w:cs="Times New Roman"/>
@@ -7395,7 +7448,7 @@
         </w:rPr>
         <w:t>2.3. POI Owner - Chủ quán ăn</w:t>
       </w:r>
-      <w:bookmarkEnd w:id="10"/>
+      <w:bookmarkEnd w:id="12"/>
     </w:p>
     <w:p>
       <w:pPr>
@@ -7603,7 +7656,7 @@
           <w:szCs w:val="26"/>
         </w:rPr>
       </w:pPr>
-      <w:bookmarkStart w:id="11" w:name="_Toc226923581"/>
+      <w:bookmarkStart w:id="13" w:name="_Toc226964269"/>
       <w:r>
         <w:rPr>
           <w:rFonts w:ascii="Times New Roman" w:hAnsi="Times New Roman" w:cs="Times New Roman"/>
@@ -7613,7 +7666,7 @@
         </w:rPr>
         <w:t>3. YÊU CẦU CHỨC NĂNG</w:t>
       </w:r>
-      <w:bookmarkEnd w:id="11"/>
+      <w:bookmarkEnd w:id="13"/>
     </w:p>
     <w:p>
       <w:pPr>
@@ -7624,7 +7677,7 @@
           <w:color w:val="000000" w:themeColor="text1"/>
         </w:rPr>
       </w:pPr>
-      <w:bookmarkStart w:id="12" w:name="_Toc226923582"/>
+      <w:bookmarkStart w:id="14" w:name="_Toc226964270"/>
       <w:r>
         <w:rPr>
           <w:rFonts w:ascii="Times New Roman" w:hAnsi="Times New Roman" w:cs="Times New Roman"/>
@@ -7632,7 +7685,7 @@
         </w:rPr>
         <w:t>3.1. Chức năng Mobile App (Du khách)</w:t>
       </w:r>
-      <w:bookmarkEnd w:id="12"/>
+      <w:bookmarkEnd w:id="14"/>
     </w:p>
     <w:p>
       <w:pPr>
@@ -7644,7 +7697,7 @@
           <w:szCs w:val="26"/>
         </w:rPr>
       </w:pPr>
-      <w:bookmarkStart w:id="13" w:name="_Toc226923583"/>
+      <w:bookmarkStart w:id="15" w:name="_Toc226964271"/>
       <w:r>
         <w:rPr>
           <w:rFonts w:ascii="Times New Roman" w:hAnsi="Times New Roman" w:cs="Times New Roman"/>
@@ -7653,7 +7706,7 @@
         </w:rPr>
         <w:t>3.1.1. Onboarding &amp; Ngôn ngữ</w:t>
       </w:r>
-      <w:bookmarkEnd w:id="13"/>
+      <w:bookmarkEnd w:id="15"/>
     </w:p>
     <w:p>
       <w:pPr>
@@ -7741,7 +7794,7 @@
           <w:szCs w:val="26"/>
         </w:rPr>
       </w:pPr>
-      <w:bookmarkStart w:id="14" w:name="_Toc226923584"/>
+      <w:bookmarkStart w:id="16" w:name="_Toc226964272"/>
       <w:r>
         <w:rPr>
           <w:rFonts w:ascii="Times New Roman" w:hAnsi="Times New Roman" w:cs="Times New Roman"/>
@@ -7750,7 +7803,7 @@
         </w:rPr>
         <w:t>3.1.2. Bản đồ &amp; GPS Tracking</w:t>
       </w:r>
-      <w:bookmarkEnd w:id="14"/>
+      <w:bookmarkEnd w:id="16"/>
     </w:p>
     <w:p>
       <w:pPr>
@@ -7876,7 +7929,7 @@
           <w:szCs w:val="26"/>
         </w:rPr>
       </w:pPr>
-      <w:bookmarkStart w:id="15" w:name="_Toc226923585"/>
+      <w:bookmarkStart w:id="17" w:name="_Toc226964273"/>
       <w:r>
         <w:rPr>
           <w:rFonts w:ascii="Times New Roman" w:hAnsi="Times New Roman" w:cs="Times New Roman"/>
@@ -7885,7 +7938,7 @@
         </w:rPr>
         <w:t>3.1.3. Geofence &amp; Thuyết minh tự động</w:t>
       </w:r>
-      <w:bookmarkEnd w:id="15"/>
+      <w:bookmarkEnd w:id="17"/>
     </w:p>
     <w:p>
       <w:pPr>
@@ -8030,7 +8083,7 @@
           <w:szCs w:val="26"/>
         </w:rPr>
       </w:pPr>
-      <w:bookmarkStart w:id="16" w:name="_Toc226923586"/>
+      <w:bookmarkStart w:id="18" w:name="_Toc226964274"/>
       <w:r>
         <w:rPr>
           <w:rFonts w:ascii="Times New Roman" w:hAnsi="Times New Roman" w:cs="Times New Roman"/>
@@ -8039,7 +8092,7 @@
         </w:rPr>
         <w:t>3.1.4. Audio Narration Engine</w:t>
       </w:r>
-      <w:bookmarkEnd w:id="16"/>
+      <w:bookmarkEnd w:id="18"/>
     </w:p>
     <w:p>
       <w:pPr>
@@ -8280,7 +8333,7 @@
           <w:szCs w:val="26"/>
         </w:rPr>
       </w:pPr>
-      <w:bookmarkStart w:id="17" w:name="_Toc226923587"/>
+      <w:bookmarkStart w:id="19" w:name="_Toc226964275"/>
       <w:r>
         <w:rPr>
           <w:rFonts w:ascii="Times New Roman" w:hAnsi="Times New Roman" w:cs="Times New Roman"/>
@@ -8289,7 +8342,7 @@
         </w:rPr>
         <w:t>3.1.5. POI Detail &amp; Gallery</w:t>
       </w:r>
-      <w:bookmarkEnd w:id="17"/>
+      <w:bookmarkEnd w:id="19"/>
     </w:p>
     <w:p>
       <w:pPr>
@@ -8415,7 +8468,7 @@
           <w:szCs w:val="26"/>
         </w:rPr>
       </w:pPr>
-      <w:bookmarkStart w:id="18" w:name="_Toc226923588"/>
+      <w:bookmarkStart w:id="20" w:name="_Toc226964276"/>
       <w:r>
         <w:rPr>
           <w:rFonts w:ascii="Times New Roman" w:hAnsi="Times New Roman" w:cs="Times New Roman"/>
@@ -8424,7 +8477,7 @@
         </w:rPr>
         <w:t>3.1.6. Tours &amp; Guided Routes</w:t>
       </w:r>
-      <w:bookmarkEnd w:id="18"/>
+      <w:bookmarkEnd w:id="20"/>
     </w:p>
     <w:p>
       <w:pPr>
@@ -8550,7 +8603,7 @@
           <w:szCs w:val="26"/>
         </w:rPr>
       </w:pPr>
-      <w:bookmarkStart w:id="19" w:name="_Toc226923589"/>
+      <w:bookmarkStart w:id="21" w:name="_Toc226964277"/>
       <w:r>
         <w:rPr>
           <w:rFonts w:ascii="Times New Roman" w:hAnsi="Times New Roman" w:cs="Times New Roman"/>
@@ -8559,7 +8612,7 @@
         </w:rPr>
         <w:t>3.1.7. Offline Support</w:t>
       </w:r>
-      <w:bookmarkEnd w:id="19"/>
+      <w:bookmarkEnd w:id="21"/>
     </w:p>
     <w:p>
       <w:pPr>
@@ -8730,7 +8783,7 @@
           <w:szCs w:val="26"/>
         </w:rPr>
       </w:pPr>
-      <w:bookmarkStart w:id="20" w:name="_Toc226923590"/>
+      <w:bookmarkStart w:id="22" w:name="_Toc226964278"/>
       <w:r>
         <w:rPr>
           <w:rFonts w:ascii="Times New Roman" w:hAnsi="Times New Roman" w:cs="Times New Roman"/>
@@ -8739,7 +8792,7 @@
         </w:rPr>
         <w:t>3.1.8. Settings &amp; Preferences</w:t>
       </w:r>
-      <w:bookmarkEnd w:id="20"/>
+      <w:bookmarkEnd w:id="22"/>
     </w:p>
     <w:p>
       <w:pPr>
@@ -8883,7 +8936,7 @@
           <w:color w:val="000000" w:themeColor="text1"/>
         </w:rPr>
       </w:pPr>
-      <w:bookmarkStart w:id="21" w:name="_Toc226923591"/>
+      <w:bookmarkStart w:id="23" w:name="_Toc226964279"/>
       <w:r>
         <w:rPr>
           <w:rFonts w:ascii="Times New Roman" w:hAnsi="Times New Roman" w:cs="Times New Roman"/>
@@ -8891,7 +8944,7 @@
         </w:rPr>
         <w:t>3.2. Chức năng Web Admin</w:t>
       </w:r>
-      <w:bookmarkEnd w:id="21"/>
+      <w:bookmarkEnd w:id="23"/>
     </w:p>
     <w:p>
       <w:pPr>
@@ -8903,7 +8956,7 @@
           <w:szCs w:val="26"/>
         </w:rPr>
       </w:pPr>
-      <w:bookmarkStart w:id="22" w:name="_Toc226923592"/>
+      <w:bookmarkStart w:id="24" w:name="_Toc226964280"/>
       <w:r>
         <w:rPr>
           <w:rFonts w:ascii="Times New Roman" w:hAnsi="Times New Roman" w:cs="Times New Roman"/>
@@ -8912,7 +8965,7 @@
         </w:rPr>
         <w:t>3.2.1. Dashboard &amp; Analytics</w:t>
       </w:r>
-      <w:bookmarkEnd w:id="22"/>
+      <w:bookmarkEnd w:id="24"/>
     </w:p>
     <w:p>
       <w:pPr>
@@ -9083,7 +9136,7 @@
           <w:szCs w:val="26"/>
         </w:rPr>
       </w:pPr>
-      <w:bookmarkStart w:id="23" w:name="_Toc226923593"/>
+      <w:bookmarkStart w:id="25" w:name="_Toc226964281"/>
       <w:r>
         <w:rPr>
           <w:rFonts w:ascii="Times New Roman" w:hAnsi="Times New Roman" w:cs="Times New Roman"/>
@@ -9092,7 +9145,7 @@
         </w:rPr>
         <w:t>3.2.2. POI Management (CRUD)</w:t>
       </w:r>
-      <w:bookmarkEnd w:id="23"/>
+      <w:bookmarkEnd w:id="25"/>
     </w:p>
     <w:p>
       <w:pPr>
@@ -9256,7 +9309,7 @@
           <w:szCs w:val="26"/>
         </w:rPr>
       </w:pPr>
-      <w:bookmarkStart w:id="24" w:name="_Toc226923594"/>
+      <w:bookmarkStart w:id="26" w:name="_Toc226964282"/>
       <w:r>
         <w:rPr>
           <w:rFonts w:ascii="Times New Roman" w:hAnsi="Times New Roman" w:cs="Times New Roman"/>
@@ -9265,7 +9318,7 @@
         </w:rPr>
         <w:t>3.2.3. Audio Content Management</w:t>
       </w:r>
-      <w:bookmarkEnd w:id="24"/>
+      <w:bookmarkEnd w:id="26"/>
     </w:p>
     <w:p>
       <w:pPr>
@@ -9489,7 +9542,7 @@
           <w:szCs w:val="26"/>
         </w:rPr>
       </w:pPr>
-      <w:bookmarkStart w:id="25" w:name="_Toc226923595"/>
+      <w:bookmarkStart w:id="27" w:name="_Toc226964283"/>
       <w:r>
         <w:rPr>
           <w:rFonts w:ascii="Times New Roman" w:hAnsi="Times New Roman" w:cs="Times New Roman"/>
@@ -9498,7 +9551,7 @@
         </w:rPr>
         <w:t>3.2.4. Tour Management</w:t>
       </w:r>
-      <w:bookmarkEnd w:id="25"/>
+      <w:bookmarkEnd w:id="27"/>
     </w:p>
     <w:p>
       <w:pPr>
@@ -9662,7 +9715,7 @@
           <w:szCs w:val="26"/>
         </w:rPr>
       </w:pPr>
-      <w:bookmarkStart w:id="26" w:name="_Toc226923596"/>
+      <w:bookmarkStart w:id="28" w:name="_Toc226964284"/>
       <w:r>
         <w:rPr>
           <w:rFonts w:ascii="Times New Roman" w:hAnsi="Times New Roman" w:cs="Times New Roman"/>
@@ -9671,7 +9724,7 @@
         </w:rPr>
         <w:t>3.2.5. Owner Management &amp; Approval Workflow</w:t>
       </w:r>
-      <w:bookmarkEnd w:id="26"/>
+      <w:bookmarkEnd w:id="28"/>
     </w:p>
     <w:p>
       <w:pPr>
@@ -9931,7 +9984,7 @@
           <w:szCs w:val="26"/>
         </w:rPr>
       </w:pPr>
-      <w:bookmarkStart w:id="27" w:name="_Toc226923597"/>
+      <w:bookmarkStart w:id="29" w:name="_Toc226964285"/>
       <w:r>
         <w:rPr>
           <w:rFonts w:ascii="Times New Roman" w:hAnsi="Times New Roman" w:cs="Times New Roman"/>
@@ -9940,7 +9993,7 @@
         </w:rPr>
         <w:t>3.2.6. Analytics &amp; Usage History</w:t>
       </w:r>
-      <w:bookmarkEnd w:id="27"/>
+      <w:bookmarkEnd w:id="29"/>
     </w:p>
     <w:p>
       <w:pPr>
@@ -10104,7 +10157,7 @@
           <w:szCs w:val="26"/>
         </w:rPr>
       </w:pPr>
-      <w:bookmarkStart w:id="28" w:name="_Toc226923598"/>
+      <w:bookmarkStart w:id="30" w:name="_Toc226964286"/>
       <w:r>
         <w:rPr>
           <w:rFonts w:ascii="Times New Roman" w:hAnsi="Times New Roman" w:cs="Times New Roman"/>
@@ -10113,7 +10166,7 @@
         </w:rPr>
         <w:t>3.2.7. Payment &amp; QR Configuration</w:t>
       </w:r>
-      <w:bookmarkEnd w:id="28"/>
+      <w:bookmarkEnd w:id="30"/>
     </w:p>
     <w:p>
       <w:pPr>
@@ -10319,7 +10372,7 @@
           <w:color w:val="000000" w:themeColor="text1"/>
         </w:rPr>
       </w:pPr>
-      <w:bookmarkStart w:id="29" w:name="_Toc226923599"/>
+      <w:bookmarkStart w:id="31" w:name="_Toc226964287"/>
       <w:r>
         <w:rPr>
           <w:rFonts w:ascii="Times New Roman" w:hAnsi="Times New Roman" w:cs="Times New Roman"/>
@@ -10327,7 +10380,7 @@
         </w:rPr>
         <w:t>3.3. API Endpoints</w:t>
       </w:r>
-      <w:bookmarkEnd w:id="29"/>
+      <w:bookmarkEnd w:id="31"/>
     </w:p>
     <w:p>
       <w:pPr>
@@ -10339,7 +10392,7 @@
           <w:szCs w:val="26"/>
         </w:rPr>
       </w:pPr>
-      <w:bookmarkStart w:id="30" w:name="_Toc226923600"/>
+      <w:bookmarkStart w:id="32" w:name="_Toc226964288"/>
       <w:r>
         <w:rPr>
           <w:rFonts w:ascii="Times New Roman" w:hAnsi="Times New Roman" w:cs="Times New Roman"/>
@@ -10348,7 +10401,7 @@
         </w:rPr>
         <w:t>3.3.1. POI Controller</w:t>
       </w:r>
-      <w:bookmarkEnd w:id="30"/>
+      <w:bookmarkEnd w:id="32"/>
     </w:p>
     <w:tbl>
       <w:tblPr>
@@ -10972,7 +11025,7 @@
           <w:szCs w:val="26"/>
         </w:rPr>
       </w:pPr>
-      <w:bookmarkStart w:id="31" w:name="_Toc226923601"/>
+      <w:bookmarkStart w:id="33" w:name="_Toc226964289"/>
       <w:r>
         <w:rPr>
           <w:rFonts w:ascii="Times New Roman" w:hAnsi="Times New Roman" w:cs="Times New Roman"/>
@@ -10981,7 +11034,7 @@
         </w:rPr>
         <w:t>3.3.2. Audio Controller</w:t>
       </w:r>
-      <w:bookmarkEnd w:id="31"/>
+      <w:bookmarkEnd w:id="33"/>
     </w:p>
     <w:p>
       <w:pPr>
@@ -11196,7 +11249,7 @@
           <w:szCs w:val="26"/>
         </w:rPr>
       </w:pPr>
-      <w:bookmarkStart w:id="32" w:name="_Toc226923602"/>
+      <w:bookmarkStart w:id="34" w:name="_Toc226964290"/>
       <w:r>
         <w:rPr>
           <w:rFonts w:ascii="Times New Roman" w:hAnsi="Times New Roman" w:cs="Times New Roman"/>
@@ -11205,7 +11258,7 @@
         </w:rPr>
         <w:t>3.3.3. Tourist Controller</w:t>
       </w:r>
-      <w:bookmarkEnd w:id="32"/>
+      <w:bookmarkEnd w:id="34"/>
     </w:p>
     <w:p>
       <w:pPr>
@@ -11379,7 +11432,7 @@
           <w:szCs w:val="26"/>
         </w:rPr>
       </w:pPr>
-      <w:bookmarkStart w:id="33" w:name="_Toc226923603"/>
+      <w:bookmarkStart w:id="35" w:name="_Toc226964291"/>
       <w:r>
         <w:rPr>
           <w:rFonts w:ascii="Times New Roman" w:hAnsi="Times New Roman" w:cs="Times New Roman"/>
@@ -11388,7 +11441,7 @@
         </w:rPr>
         <w:t>3.3.4. Tour Controller</w:t>
       </w:r>
-      <w:bookmarkEnd w:id="33"/>
+      <w:bookmarkEnd w:id="35"/>
     </w:p>
     <w:p>
       <w:pPr>
@@ -11535,7 +11588,7 @@
           <w:szCs w:val="26"/>
         </w:rPr>
       </w:pPr>
-      <w:bookmarkStart w:id="34" w:name="_Toc226923604"/>
+      <w:bookmarkStart w:id="36" w:name="_Toc226964292"/>
       <w:r>
         <w:rPr>
           <w:rFonts w:ascii="Times New Roman" w:hAnsi="Times New Roman" w:cs="Times New Roman"/>
@@ -11544,7 +11597,7 @@
         </w:rPr>
         <w:t>3.3.5. Analytics Controller</w:t>
       </w:r>
-      <w:bookmarkEnd w:id="34"/>
+      <w:bookmarkEnd w:id="36"/>
     </w:p>
     <w:p>
       <w:pPr>
@@ -11820,7 +11873,7 @@
           <w:szCs w:val="26"/>
         </w:rPr>
       </w:pPr>
-      <w:bookmarkStart w:id="35" w:name="_Toc226923605"/>
+      <w:bookmarkStart w:id="37" w:name="_Toc226964293"/>
       <w:r>
         <w:rPr>
           <w:rFonts w:ascii="Times New Roman" w:hAnsi="Times New Roman" w:cs="Times New Roman"/>
@@ -11829,7 +11882,7 @@
         </w:rPr>
         <w:t>3.3.6. Offline Controller</w:t>
       </w:r>
-      <w:bookmarkEnd w:id="35"/>
+      <w:bookmarkEnd w:id="37"/>
     </w:p>
     <w:p>
       <w:pPr>
@@ -11950,7 +12003,7 @@
           <w:szCs w:val="26"/>
         </w:rPr>
       </w:pPr>
-      <w:bookmarkStart w:id="36" w:name="_Toc226923606"/>
+      <w:bookmarkStart w:id="38" w:name="_Toc226964294"/>
       <w:r>
         <w:rPr>
           <w:rFonts w:ascii="Times New Roman" w:hAnsi="Times New Roman" w:cs="Times New Roman"/>
@@ -11960,7 +12013,7 @@
         </w:rPr>
         <w:t>4. YÊU CẦU KỸ THUẬT</w:t>
       </w:r>
-      <w:bookmarkEnd w:id="36"/>
+      <w:bookmarkEnd w:id="38"/>
     </w:p>
     <w:p>
       <w:pPr>
@@ -11971,7 +12024,7 @@
           <w:color w:val="000000" w:themeColor="text1"/>
         </w:rPr>
       </w:pPr>
-      <w:bookmarkStart w:id="37" w:name="_Toc226923607"/>
+      <w:bookmarkStart w:id="39" w:name="_Toc226964295"/>
       <w:r>
         <w:rPr>
           <w:rFonts w:ascii="Times New Roman" w:hAnsi="Times New Roman" w:cs="Times New Roman"/>
@@ -11979,7 +12032,7 @@
         </w:rPr>
         <w:t>4.1. Stack công nghệ Backend</w:t>
       </w:r>
-      <w:bookmarkEnd w:id="37"/>
+      <w:bookmarkEnd w:id="39"/>
     </w:p>
     <w:p>
       <w:pPr>
@@ -12158,7 +12211,7 @@
           <w:color w:val="000000" w:themeColor="text1"/>
         </w:rPr>
       </w:pPr>
-      <w:bookmarkStart w:id="38" w:name="_Toc226923608"/>
+      <w:bookmarkStart w:id="40" w:name="_Toc226964296"/>
       <w:r>
         <w:rPr>
           <w:rFonts w:ascii="Times New Roman" w:hAnsi="Times New Roman" w:cs="Times New Roman"/>
@@ -12166,7 +12219,7 @@
         </w:rPr>
         <w:t>4.2. Stack công nghệ Mobile</w:t>
       </w:r>
-      <w:bookmarkEnd w:id="38"/>
+      <w:bookmarkEnd w:id="40"/>
     </w:p>
     <w:p>
       <w:pPr>
@@ -12396,7 +12449,7 @@
           <w:color w:val="000000" w:themeColor="text1"/>
         </w:rPr>
       </w:pPr>
-      <w:bookmarkStart w:id="39" w:name="_Toc226923609"/>
+      <w:bookmarkStart w:id="41" w:name="_Toc226964297"/>
       <w:r>
         <w:rPr>
           <w:rFonts w:ascii="Times New Roman" w:hAnsi="Times New Roman" w:cs="Times New Roman"/>
@@ -12404,7 +12457,7 @@
         </w:rPr>
         <w:t>4.3. Database &amp; Infrastructure</w:t>
       </w:r>
-      <w:bookmarkEnd w:id="39"/>
+      <w:bookmarkEnd w:id="41"/>
     </w:p>
     <w:p>
       <w:pPr>
@@ -12636,7 +12689,7 @@
           <w:color w:val="000000" w:themeColor="text1"/>
         </w:rPr>
       </w:pPr>
-      <w:bookmarkStart w:id="40" w:name="_Toc226923610"/>
+      <w:bookmarkStart w:id="42" w:name="_Toc226964298"/>
       <w:r>
         <w:rPr>
           <w:rFonts w:ascii="Times New Roman" w:hAnsi="Times New Roman" w:cs="Times New Roman"/>
@@ -12644,7 +12697,7 @@
         </w:rPr>
         <w:t>4.4. Thư viện bên thứ ba và lý do sử dụng</w:t>
       </w:r>
-      <w:bookmarkEnd w:id="40"/>
+      <w:bookmarkEnd w:id="42"/>
     </w:p>
     <w:tbl>
       <w:tblPr>
@@ -13600,7 +13653,7 @@
           <w:szCs w:val="26"/>
         </w:rPr>
       </w:pPr>
-      <w:bookmarkStart w:id="41" w:name="_Toc226923611"/>
+      <w:bookmarkStart w:id="43" w:name="_Toc226964299"/>
       <w:r>
         <w:rPr>
           <w:rFonts w:ascii="Times New Roman" w:hAnsi="Times New Roman" w:cs="Times New Roman"/>
@@ -13610,7 +13663,7 @@
         </w:rPr>
         <w:t>5. KIẾN TRÚC HỆ THỐNG</w:t>
       </w:r>
-      <w:bookmarkEnd w:id="41"/>
+      <w:bookmarkEnd w:id="43"/>
     </w:p>
     <w:p>
       <w:pPr>
@@ -13621,7 +13674,7 @@
           <w:color w:val="000000" w:themeColor="text1"/>
         </w:rPr>
       </w:pPr>
-      <w:bookmarkStart w:id="42" w:name="_Toc226923612"/>
+      <w:bookmarkStart w:id="44" w:name="_Toc226964300"/>
       <w:r>
         <w:rPr>
           <w:rFonts w:ascii="Times New Roman" w:hAnsi="Times New Roman" w:cs="Times New Roman"/>
@@ -13629,7 +13682,7 @@
         </w:rPr>
         <w:t>5.1. Mô hình kiến trúc tổng thể</w:t>
       </w:r>
-      <w:bookmarkEnd w:id="42"/>
+      <w:bookmarkEnd w:id="44"/>
     </w:p>
     <w:p>
       <w:pPr>
@@ -13922,7 +13975,7 @@
           <w:color w:val="000000" w:themeColor="text1"/>
         </w:rPr>
       </w:pPr>
-      <w:bookmarkStart w:id="43" w:name="_Toc226923613"/>
+      <w:bookmarkStart w:id="45" w:name="_Toc226964301"/>
       <w:r>
         <w:rPr>
           <w:rFonts w:ascii="Times New Roman" w:hAnsi="Times New Roman" w:cs="Times New Roman"/>
@@ -13930,7 +13983,7 @@
         </w:rPr>
         <w:t>5.2. Luồng dữ liệu (Data Flow)</w:t>
       </w:r>
-      <w:bookmarkEnd w:id="43"/>
+      <w:bookmarkEnd w:id="45"/>
     </w:p>
     <w:p>
       <w:pPr>
@@ -14253,7 +14306,7 @@
           <w:color w:val="000000" w:themeColor="text1"/>
         </w:rPr>
       </w:pPr>
-      <w:bookmarkStart w:id="44" w:name="_Toc226923614"/>
+      <w:bookmarkStart w:id="46" w:name="_Toc226964302"/>
       <w:r>
         <w:rPr>
           <w:rFonts w:ascii="Times New Roman" w:hAnsi="Times New Roman" w:cs="Times New Roman"/>
@@ -14261,7 +14314,7 @@
         </w:rPr>
         <w:t>5.3. Cấu trúc thư mục dự án</w:t>
       </w:r>
-      <w:bookmarkEnd w:id="44"/>
+      <w:bookmarkEnd w:id="46"/>
     </w:p>
     <w:p>
       <w:pPr>
@@ -14797,7 +14850,7 @@
           <w:szCs w:val="26"/>
         </w:rPr>
       </w:pPr>
-      <w:bookmarkStart w:id="45" w:name="_Toc226923615"/>
+      <w:bookmarkStart w:id="47" w:name="_Toc226964303"/>
       <w:r>
         <w:rPr>
           <w:rFonts w:ascii="Times New Roman" w:hAnsi="Times New Roman" w:cs="Times New Roman"/>
@@ -14807,7 +14860,7 @@
         </w:rPr>
         <w:t>6. GIAO DIỆN NGƯỜI DÙNG (UI/UX)</w:t>
       </w:r>
-      <w:bookmarkEnd w:id="45"/>
+      <w:bookmarkEnd w:id="47"/>
     </w:p>
     <w:p>
       <w:pPr>
@@ -14818,7 +14871,7 @@
           <w:color w:val="000000" w:themeColor="text1"/>
         </w:rPr>
       </w:pPr>
-      <w:bookmarkStart w:id="46" w:name="_Toc226923616"/>
+      <w:bookmarkStart w:id="48" w:name="_Toc226964304"/>
       <w:r>
         <w:rPr>
           <w:rFonts w:ascii="Times New Roman" w:hAnsi="Times New Roman" w:cs="Times New Roman"/>
@@ -14826,7 +14879,7 @@
         </w:rPr>
         <w:t>6.1. Mobile App Screens</w:t>
       </w:r>
-      <w:bookmarkEnd w:id="46"/>
+      <w:bookmarkEnd w:id="48"/>
     </w:p>
     <w:p>
       <w:pPr>
@@ -15053,7 +15106,7 @@
           <w:color w:val="000000" w:themeColor="text1"/>
         </w:rPr>
       </w:pPr>
-      <w:bookmarkStart w:id="47" w:name="_Toc226923617"/>
+      <w:bookmarkStart w:id="49" w:name="_Toc226964305"/>
       <w:r>
         <w:rPr>
           <w:rFonts w:ascii="Times New Roman" w:hAnsi="Times New Roman" w:cs="Times New Roman"/>
@@ -15061,7 +15114,7 @@
         </w:rPr>
         <w:t>6.2. Web Admin Screens</w:t>
       </w:r>
-      <w:bookmarkEnd w:id="47"/>
+      <w:bookmarkEnd w:id="49"/>
     </w:p>
     <w:p>
       <w:pPr>
@@ -15344,7 +15397,7 @@
           <w:szCs w:val="26"/>
         </w:rPr>
       </w:pPr>
-      <w:bookmarkStart w:id="48" w:name="_Toc226923618"/>
+      <w:bookmarkStart w:id="50" w:name="_Toc226964306"/>
       <w:r>
         <w:rPr>
           <w:rFonts w:ascii="Times New Roman" w:hAnsi="Times New Roman" w:cs="Times New Roman"/>
@@ -15354,7 +15407,7 @@
         </w:rPr>
         <w:t>7. QUY TRÌNH NGHIỆP VỤ</w:t>
       </w:r>
-      <w:bookmarkEnd w:id="48"/>
+      <w:bookmarkEnd w:id="50"/>
     </w:p>
     <w:p>
       <w:pPr>
@@ -15365,7 +15418,7 @@
           <w:color w:val="000000" w:themeColor="text1"/>
         </w:rPr>
       </w:pPr>
-      <w:bookmarkStart w:id="49" w:name="_Toc226923619"/>
+      <w:bookmarkStart w:id="51" w:name="_Toc226964307"/>
       <w:r>
         <w:rPr>
           <w:rFonts w:ascii="Times New Roman" w:hAnsi="Times New Roman" w:cs="Times New Roman"/>
@@ -15373,7 +15426,7 @@
         </w:rPr>
         <w:t>7.1. Luồng GPS Tracking &amp; Geofence</w:t>
       </w:r>
-      <w:bookmarkEnd w:id="49"/>
+      <w:bookmarkEnd w:id="51"/>
     </w:p>
     <w:p>
       <w:pPr>
@@ -15773,7 +15826,7 @@
           <w:color w:val="000000" w:themeColor="text1"/>
         </w:rPr>
       </w:pPr>
-      <w:bookmarkStart w:id="50" w:name="_Toc226923620"/>
+      <w:bookmarkStart w:id="52" w:name="_Toc226964308"/>
       <w:r>
         <w:rPr>
           <w:rFonts w:ascii="Times New Roman" w:hAnsi="Times New Roman" w:cs="Times New Roman"/>
@@ -15781,7 +15834,7 @@
         </w:rPr>
         <w:t>7.2. Luồng Audio Narration</w:t>
       </w:r>
-      <w:bookmarkEnd w:id="50"/>
+      <w:bookmarkEnd w:id="52"/>
     </w:p>
     <w:p>
       <w:pPr>
@@ -16261,7 +16314,7 @@
           <w:color w:val="000000" w:themeColor="text1"/>
         </w:rPr>
       </w:pPr>
-      <w:bookmarkStart w:id="51" w:name="_Toc226923621"/>
+      <w:bookmarkStart w:id="53" w:name="_Toc226964309"/>
       <w:r>
         <w:rPr>
           <w:rFonts w:ascii="Times New Roman" w:hAnsi="Times New Roman" w:cs="Times New Roman"/>
@@ -16269,7 +16322,7 @@
         </w:rPr>
         <w:t>7.3. Luồng QR Code Activation</w:t>
       </w:r>
-      <w:bookmarkEnd w:id="51"/>
+      <w:bookmarkEnd w:id="53"/>
     </w:p>
     <w:p>
       <w:pPr>
@@ -16588,7 +16641,7 @@
           <w:color w:val="000000" w:themeColor="text1"/>
         </w:rPr>
       </w:pPr>
-      <w:bookmarkStart w:id="52" w:name="_Toc226923622"/>
+      <w:bookmarkStart w:id="54" w:name="_Toc226964310"/>
       <w:r>
         <w:rPr>
           <w:rFonts w:ascii="Times New Roman" w:hAnsi="Times New Roman" w:cs="Times New Roman"/>
@@ -16596,7 +16649,7 @@
         </w:rPr>
         <w:t>7.4. Luồng Offline Sync</w:t>
       </w:r>
-      <w:bookmarkEnd w:id="52"/>
+      <w:bookmarkEnd w:id="54"/>
     </w:p>
     <w:p>
       <w:pPr>
@@ -17085,7 +17138,7 @@
           <w:szCs w:val="26"/>
         </w:rPr>
       </w:pPr>
-      <w:bookmarkStart w:id="53" w:name="_Toc226923623"/>
+      <w:bookmarkStart w:id="55" w:name="_Toc226964311"/>
       <w:r>
         <w:rPr>
           <w:rFonts w:ascii="Times New Roman" w:hAnsi="Times New Roman" w:cs="Times New Roman"/>
@@ -17095,7 +17148,7 @@
         </w:rPr>
         <w:t>8. USE CASE &amp; SEQUENCE DIAGRAMS</w:t>
       </w:r>
-      <w:bookmarkEnd w:id="53"/>
+      <w:bookmarkEnd w:id="55"/>
     </w:p>
     <w:p>
       <w:pPr>
@@ -17106,7 +17159,7 @@
           <w:color w:val="000000" w:themeColor="text1"/>
         </w:rPr>
       </w:pPr>
-      <w:bookmarkStart w:id="54" w:name="_Toc226923624"/>
+      <w:bookmarkStart w:id="56" w:name="_Toc226964312"/>
       <w:r>
         <w:rPr>
           <w:rFonts w:ascii="Times New Roman" w:hAnsi="Times New Roman" w:cs="Times New Roman"/>
@@ -17142,7 +17195,7 @@
         </w:rPr>
         <w:t xml:space="preserve"> Mobile</w:t>
       </w:r>
-      <w:bookmarkEnd w:id="54"/>
+      <w:bookmarkEnd w:id="56"/>
     </w:p>
     <w:p>
       <w:pPr>
@@ -17156,7 +17209,7 @@
           <w:color w:val="auto"/>
         </w:rPr>
       </w:pPr>
-      <w:bookmarkStart w:id="55" w:name="_Toc226923625"/>
+      <w:bookmarkStart w:id="57" w:name="_Toc226964313"/>
       <w:r>
         <w:rPr>
           <w:rFonts w:ascii="Times New Roman" w:hAnsi="Times New Roman" w:cs="Times New Roman"/>
@@ -17164,7 +17217,7 @@
         </w:rPr>
         <w:t>UC-M01 - Onboarding ngôn ngữ và điều hướng vào trải nghiệm</w:t>
       </w:r>
-      <w:bookmarkEnd w:id="55"/>
+      <w:bookmarkEnd w:id="57"/>
     </w:p>
     <w:p>
       <w:r>
@@ -17359,7 +17412,7 @@
           <w:color w:val="auto"/>
         </w:rPr>
       </w:pPr>
-      <w:bookmarkStart w:id="56" w:name="_Toc226923626"/>
+      <w:bookmarkStart w:id="58" w:name="_Toc226964314"/>
       <w:r>
         <w:rPr>
           <w:rFonts w:ascii="Times New Roman" w:hAnsi="Times New Roman" w:cs="Times New Roman"/>
@@ -17367,7 +17420,7 @@
         </w:rPr>
         <w:t>UC-M02 - QR Activation: đã cài app vào ngay, chưa cài thì cài + thanh toán</w:t>
       </w:r>
-      <w:bookmarkEnd w:id="56"/>
+      <w:bookmarkEnd w:id="58"/>
     </w:p>
     <w:p>
       <w:r>
@@ -17434,7 +17487,6 @@
     </w:p>
     <w:p>
       <w:r>
-        <w:lastRenderedPageBreak/>
         <w:t>3. Nếu đã cài app:</w:t>
       </w:r>
     </w:p>
@@ -17527,7 +17579,6 @@
         <w:rPr>
           <w:noProof/>
         </w:rPr>
-        <w:lastRenderedPageBreak/>
         <w:drawing>
           <wp:inline distT="0" distB="0" distL="0" distR="0" wp14:anchorId="0E2DA58E" wp14:editId="7440ED8E">
             <wp:extent cx="5173980" cy="4488180"/>
@@ -17570,7 +17621,6 @@
         <w:rPr>
           <w:noProof/>
         </w:rPr>
-        <w:lastRenderedPageBreak/>
         <w:drawing>
           <wp:inline distT="0" distB="0" distL="0" distR="0" wp14:anchorId="2A4B1E22" wp14:editId="4C12C746">
             <wp:extent cx="5875020" cy="4290060"/>
@@ -17620,7 +17670,7 @@
           <w:color w:val="auto"/>
         </w:rPr>
       </w:pPr>
-      <w:bookmarkStart w:id="57" w:name="_Toc226923627"/>
+      <w:bookmarkStart w:id="59" w:name="_Toc226964315"/>
       <w:r>
         <w:rPr>
           <w:rFonts w:ascii="Times New Roman" w:hAnsi="Times New Roman" w:cs="Times New Roman"/>
@@ -17628,7 +17678,7 @@
         </w:rPr>
         <w:t>UC-M03 - GPS tracking + geofence quyết định kích hoạt thuyết minh</w:t>
       </w:r>
-      <w:bookmarkEnd w:id="57"/>
+      <w:bookmarkEnd w:id="59"/>
     </w:p>
     <w:p>
       <w:r>
@@ -17844,7 +17894,7 @@
           <w:color w:val="auto"/>
         </w:rPr>
       </w:pPr>
-      <w:bookmarkStart w:id="58" w:name="_Toc226923628"/>
+      <w:bookmarkStart w:id="60" w:name="_Toc226964316"/>
       <w:r>
         <w:rPr>
           <w:rFonts w:ascii="Times New Roman" w:hAnsi="Times New Roman" w:cs="Times New Roman"/>
@@ -17852,7 +17902,7 @@
         </w:rPr>
         <w:t>UC-M04 - Narration engine: Audio file, TTS fallback, chống phát trùng</w:t>
       </w:r>
-      <w:bookmarkEnd w:id="58"/>
+      <w:bookmarkEnd w:id="60"/>
     </w:p>
     <w:p>
       <w:r>
@@ -18087,7 +18137,7 @@
           <w:color w:val="auto"/>
         </w:rPr>
       </w:pPr>
-      <w:bookmarkStart w:id="59" w:name="_Toc226923629"/>
+      <w:bookmarkStart w:id="61" w:name="_Toc226964317"/>
       <w:r>
         <w:rPr>
           <w:rFonts w:ascii="Times New Roman" w:hAnsi="Times New Roman" w:cs="Times New Roman"/>
@@ -18095,7 +18145,7 @@
         </w:rPr>
         <w:t>UC-M05 - Offline sync package và fallback runtime</w:t>
       </w:r>
-      <w:bookmarkEnd w:id="59"/>
+      <w:bookmarkEnd w:id="61"/>
     </w:p>
     <w:p>
       <w:r>
@@ -18300,7 +18350,7 @@
           <w:color w:val="auto"/>
         </w:rPr>
       </w:pPr>
-      <w:bookmarkStart w:id="60" w:name="_Toc226923630"/>
+      <w:bookmarkStart w:id="62" w:name="_Toc226964318"/>
       <w:r>
         <w:rPr>
           <w:rFonts w:ascii="Times New Roman" w:hAnsi="Times New Roman" w:cs="Times New Roman"/>
@@ -18308,7 +18358,7 @@
         </w:rPr>
         <w:t>UC-M06 - Tour Session Management: start, track progress, complete</w:t>
       </w:r>
-      <w:bookmarkEnd w:id="60"/>
+      <w:bookmarkEnd w:id="62"/>
     </w:p>
     <w:p>
       <w:r>
@@ -18523,7 +18573,7 @@
           <w:color w:val="auto"/>
         </w:rPr>
       </w:pPr>
-      <w:bookmarkStart w:id="61" w:name="_Toc226923631"/>
+      <w:bookmarkStart w:id="63" w:name="_Toc226964319"/>
       <w:r>
         <w:rPr>
           <w:rFonts w:ascii="Times New Roman" w:hAnsi="Times New Roman" w:cs="Times New Roman"/>
@@ -18531,7 +18581,7 @@
         </w:rPr>
         <w:t>UC-M07 - Manual POI Detail Access: click marker/search mở detail</w:t>
       </w:r>
-      <w:bookmarkEnd w:id="61"/>
+      <w:bookmarkEnd w:id="63"/>
     </w:p>
     <w:p>
       <w:r>
@@ -18708,7 +18758,7 @@
           <w:color w:val="000000" w:themeColor="text1"/>
         </w:rPr>
       </w:pPr>
-      <w:bookmarkStart w:id="62" w:name="_Toc226923632"/>
+      <w:bookmarkStart w:id="64" w:name="_Toc226964320"/>
       <w:r>
         <w:rPr>
           <w:rFonts w:ascii="Times New Roman" w:hAnsi="Times New Roman" w:cs="Times New Roman"/>
@@ -18737,7 +18787,7 @@
         </w:rPr>
         <w:t xml:space="preserve"> Web/Admin</w:t>
       </w:r>
-      <w:bookmarkEnd w:id="62"/>
+      <w:bookmarkEnd w:id="64"/>
     </w:p>
     <w:p>
       <w:pPr>
@@ -18751,7 +18801,7 @@
           <w:color w:val="auto"/>
         </w:rPr>
       </w:pPr>
-      <w:bookmarkStart w:id="63" w:name="_Toc226923633"/>
+      <w:bookmarkStart w:id="65" w:name="_Toc226964321"/>
       <w:r>
         <w:rPr>
           <w:rFonts w:ascii="Times New Roman" w:hAnsi="Times New Roman" w:cs="Times New Roman"/>
@@ -18759,7 +18809,7 @@
         </w:rPr>
         <w:t>UC-W01 - Quản lý POI lõi (CRUD + ảnh + metadata)</w:t>
       </w:r>
-      <w:bookmarkEnd w:id="63"/>
+      <w:bookmarkEnd w:id="65"/>
     </w:p>
     <w:p>
       <w:r>
@@ -18959,7 +19009,7 @@
           <w:color w:val="auto"/>
         </w:rPr>
       </w:pPr>
-      <w:bookmarkStart w:id="64" w:name="_Toc226923634"/>
+      <w:bookmarkStart w:id="66" w:name="_Toc226964322"/>
       <w:r>
         <w:rPr>
           <w:rFonts w:ascii="Times New Roman" w:hAnsi="Times New Roman" w:cs="Times New Roman"/>
@@ -18967,7 +19017,7 @@
         </w:rPr>
         <w:t>UC-W02 - Quản lý Audio/Script đa ngôn ngữ</w:t>
       </w:r>
-      <w:bookmarkEnd w:id="64"/>
+      <w:bookmarkEnd w:id="66"/>
     </w:p>
     <w:p>
       <w:r>
@@ -19147,233 +19197,29 @@
           <w:color w:val="auto"/>
         </w:rPr>
       </w:pPr>
-      <w:bookmarkStart w:id="65" w:name="_Toc226923635"/>
+      <w:bookmarkStart w:id="67" w:name="_Toc226964323"/>
       <w:r>
         <w:rPr>
           <w:rFonts w:ascii="Times New Roman" w:hAnsi="Times New Roman" w:cs="Times New Roman"/>
           <w:color w:val="auto"/>
         </w:rPr>
-        <w:t>UC-W03 - Workflow owner request và admin approval</w:t>
-      </w:r>
-      <w:bookmarkEnd w:id="65"/>
-    </w:p>
-    <w:p>
-      <w:r>
-        <w:rPr>
-          <w:b/>
-          <w:bCs/>
-        </w:rPr>
-        <w:t>1. Đặc tả use case</w:t>
-      </w:r>
-    </w:p>
-    <w:p>
-      <w:r>
-        <w:t>- Tác nhân chính: POI Owner, Admin</w:t>
-      </w:r>
-    </w:p>
-    <w:p>
-      <w:r>
-        <w:t>- Mục tiêu: Bảo đảm mọi thay đổi quan trọng từ owner phải qua duyệt</w:t>
-      </w:r>
-    </w:p>
-    <w:p>
-      <w:r>
-        <w:t>- Tiền điều kiện: Owner đã được xác thực và gắn POI</w:t>
-      </w:r>
-    </w:p>
-    <w:p>
-      <w:r>
-        <w:t>- Hậu điều kiện:</w:t>
-      </w:r>
-    </w:p>
-    <w:p>
-      <w:r>
-        <w:t>  - Request chuyển trạng thái pending/approved/rejected</w:t>
-      </w:r>
-    </w:p>
-    <w:p>
-      <w:r>
-        <w:t>  - Nếu approved thì dữ liệu thật được apply atomically</w:t>
-      </w:r>
-    </w:p>
-    <w:p>
-      <w:r>
-        <w:t>  - Owner nhận thông báo khi request được approve/reject</w:t>
-      </w:r>
-    </w:p>
-    <w:p>
-      <w:r>
-        <w:rPr>
-          <w:b/>
-          <w:bCs/>
-        </w:rPr>
-        <w:t>2. Luồng sự kiện chính</w:t>
-      </w:r>
-    </w:p>
-    <w:p>
-      <w:r>
-        <w:t>1. Owner gửi yêu cầu sửa POI/audio/translation.</w:t>
-      </w:r>
-    </w:p>
-    <w:p>
-      <w:r>
-        <w:t>2. Hệ thống lưu vào PoiContentChangeRequest với status pending.</w:t>
-      </w:r>
-    </w:p>
-    <w:p>
-      <w:r>
-        <w:t>3. Admin vào trang duyệt request.</w:t>
-      </w:r>
-    </w:p>
-    <w:p>
-      <w:r>
-        <w:t>4. Admin chọn approve hoặc reject.</w:t>
-      </w:r>
-    </w:p>
-    <w:p>
-      <w:r>
-        <w:t>5. Nếu approve, hệ thống gọi ApplyChangeRequestAsync và update dữ liệu thật.</w:t>
-      </w:r>
-    </w:p>
-    <w:p>
-      <w:r>
-        <w:t>6. Hệ thống cập nhật trạng thái request và lưu review note.</w:t>
-      </w:r>
-    </w:p>
-    <w:p>
-      <w:r>
-        <w:t>7. Hệ thống gửi thông báo kết quả cho owner (approved/rejected + review note).</w:t>
-      </w:r>
-    </w:p>
-    <w:p>
-      <w:r>
-        <w:rPr>
-          <w:b/>
-          <w:bCs/>
-        </w:rPr>
-        <w:t>3. Ngoại lệ</w:t>
-      </w:r>
-    </w:p>
-    <w:p>
-      <w:r>
-        <w:t>- E1: Request không tồn tại hoặc không còn pending -&gt; từ chối thao tác.</w:t>
-      </w:r>
-    </w:p>
-    <w:p>
-      <w:r>
-        <w:t>- E2: Payload không hợp lệ -&gt; reject và giữ nguyên dữ liệu thật.</w:t>
-      </w:r>
-    </w:p>
-    <w:p>
-      <w:r>
-        <w:t>- E3: Gửi notification thất bại -&gt; log lỗi, không rollback kết quả duyệt.</w:t>
-      </w:r>
-    </w:p>
-    <w:p>
-      <w:r>
-        <w:rPr>
-          <w:noProof/>
-        </w:rPr>
-        <w:drawing>
-          <wp:inline distT="0" distB="0" distL="0" distR="0" wp14:anchorId="554C19CF" wp14:editId="3BB1F882">
-            <wp:extent cx="5417820" cy="4099560"/>
-            <wp:effectExtent l="0" t="0" r="0" b="0"/>
-            <wp:docPr id="1833228479" name="Picture 24"/>
-            <wp:cNvGraphicFramePr>
-              <a:graphicFrameLocks xmlns:a="http://schemas.openxmlformats.org/drawingml/2006/main" noChangeAspect="1"/>
-            </wp:cNvGraphicFramePr>
-            <a:graphic xmlns:a="http://schemas.openxmlformats.org/drawingml/2006/main">
-              <a:graphicData uri="http://schemas.openxmlformats.org/drawingml/2006/picture">
-                <pic:pic xmlns:pic="http://schemas.openxmlformats.org/drawingml/2006/picture">
-                  <pic:nvPicPr>
-                    <pic:cNvPr id="1833228479" name="Picture 1833228479"/>
-                    <pic:cNvPicPr/>
-                  </pic:nvPicPr>
-                  <pic:blipFill>
-                    <a:blip r:embed="rId26"/>
-                    <a:stretch>
-                      <a:fillRect/>
-                    </a:stretch>
-                  </pic:blipFill>
-                  <pic:spPr>
-                    <a:xfrm>
-                      <a:off x="0" y="0"/>
-                      <a:ext cx="5418291" cy="4099916"/>
-                    </a:xfrm>
-                    <a:prstGeom prst="rect">
-                      <a:avLst/>
-                    </a:prstGeom>
-                  </pic:spPr>
-                </pic:pic>
-              </a:graphicData>
-            </a:graphic>
-          </wp:inline>
-        </w:drawing>
-      </w:r>
-    </w:p>
-    <w:p>
-      <w:r>
-        <w:rPr>
-          <w:noProof/>
-        </w:rPr>
-        <w:drawing>
-          <wp:inline distT="0" distB="0" distL="0" distR="0" wp14:anchorId="09CAB718" wp14:editId="0CD3AB74">
-            <wp:extent cx="5486400" cy="3810000"/>
-            <wp:effectExtent l="0" t="0" r="0" b="0"/>
-            <wp:docPr id="313935855" name="Picture 23"/>
-            <wp:cNvGraphicFramePr>
-              <a:graphicFrameLocks xmlns:a="http://schemas.openxmlformats.org/drawingml/2006/main" noChangeAspect="1"/>
-            </wp:cNvGraphicFramePr>
-            <a:graphic xmlns:a="http://schemas.openxmlformats.org/drawingml/2006/main">
-              <a:graphicData uri="http://schemas.openxmlformats.org/drawingml/2006/picture">
-                <pic:pic xmlns:pic="http://schemas.openxmlformats.org/drawingml/2006/picture">
-                  <pic:nvPicPr>
-                    <pic:cNvPr id="313935855" name="Picture 313935855"/>
-                    <pic:cNvPicPr/>
-                  </pic:nvPicPr>
-                  <pic:blipFill>
-                    <a:blip r:embed="rId27"/>
-                    <a:stretch>
-                      <a:fillRect/>
-                    </a:stretch>
-                  </pic:blipFill>
-                  <pic:spPr>
-                    <a:xfrm>
-                      <a:off x="0" y="0"/>
-                      <a:ext cx="5486400" cy="3810000"/>
-                    </a:xfrm>
-                    <a:prstGeom prst="rect">
-                      <a:avLst/>
-                    </a:prstGeom>
-                  </pic:spPr>
-                </pic:pic>
-              </a:graphicData>
-            </a:graphic>
-          </wp:inline>
-        </w:drawing>
-      </w:r>
-    </w:p>
-    <w:p>
-      <w:pPr>
-        <w:pStyle w:val="Heading3"/>
-        <w:numPr>
-          <w:ilvl w:val="0"/>
-          <w:numId w:val="13"/>
-        </w:numPr>
+        <w:t>UC-W0</w:t>
+      </w:r>
+      <w:r>
         <w:rPr>
           <w:rFonts w:ascii="Times New Roman" w:hAnsi="Times New Roman" w:cs="Times New Roman"/>
           <w:color w:val="auto"/>
         </w:rPr>
-      </w:pPr>
-      <w:bookmarkStart w:id="66" w:name="_Toc226923636"/>
+        <w:t>3</w:t>
+      </w:r>
       <w:r>
         <w:rPr>
           <w:rFonts w:ascii="Times New Roman" w:hAnsi="Times New Roman" w:cs="Times New Roman"/>
           <w:color w:val="auto"/>
         </w:rPr>
-        <w:t>UC-W04 - Quản lý Tour và đồng bộ điểm theo thứ tự</w:t>
-      </w:r>
-      <w:bookmarkEnd w:id="66"/>
+        <w:t xml:space="preserve"> - Quản lý Tour và đồng bộ điểm theo thứ tự</w:t>
+      </w:r>
+      <w:bookmarkEnd w:id="67"/>
     </w:p>
     <w:p>
       <w:r>
@@ -19498,7 +19344,7 @@
                     <pic:cNvPicPr/>
                   </pic:nvPicPr>
                   <pic:blipFill>
-                    <a:blip r:embed="rId28"/>
+                    <a:blip r:embed="rId26"/>
                     <a:stretch>
                       <a:fillRect/>
                     </a:stretch>
@@ -19540,7 +19386,7 @@
                     <pic:cNvPicPr/>
                   </pic:nvPicPr>
                   <pic:blipFill>
-                    <a:blip r:embed="rId29"/>
+                    <a:blip r:embed="rId27"/>
                     <a:stretch>
                       <a:fillRect/>
                     </a:stretch>
@@ -19573,15 +19419,29 @@
           <w:color w:val="auto"/>
         </w:rPr>
       </w:pPr>
-      <w:bookmarkStart w:id="67" w:name="_Toc226923637"/>
+      <w:bookmarkStart w:id="68" w:name="_Toc226964324"/>
       <w:r>
         <w:rPr>
           <w:rFonts w:ascii="Times New Roman" w:hAnsi="Times New Roman" w:cs="Times New Roman"/>
           <w:color w:val="auto"/>
         </w:rPr>
-        <w:t>UC-W05 - Analytics &amp; Usage History đa nguồn</w:t>
-      </w:r>
-      <w:bookmarkEnd w:id="67"/>
+        <w:t>UC-W0</w:t>
+      </w:r>
+      <w:r>
+        <w:rPr>
+          <w:rFonts w:ascii="Times New Roman" w:hAnsi="Times New Roman" w:cs="Times New Roman"/>
+          <w:color w:val="auto"/>
+        </w:rPr>
+        <w:t>4</w:t>
+      </w:r>
+      <w:r>
+        <w:rPr>
+          <w:rFonts w:ascii="Times New Roman" w:hAnsi="Times New Roman" w:cs="Times New Roman"/>
+          <w:color w:val="auto"/>
+        </w:rPr>
+        <w:t xml:space="preserve"> - Analytics &amp; Usage History đa nguồn</w:t>
+      </w:r>
+      <w:bookmarkEnd w:id="68"/>
     </w:p>
     <w:p>
       <w:r>
@@ -19701,7 +19561,7 @@
                     <pic:cNvPicPr/>
                   </pic:nvPicPr>
                   <pic:blipFill>
-                    <a:blip r:embed="rId30"/>
+                    <a:blip r:embed="rId28"/>
                     <a:stretch>
                       <a:fillRect/>
                     </a:stretch>
@@ -19743,7 +19603,7 @@
                     <pic:cNvPicPr/>
                   </pic:nvPicPr>
                   <pic:blipFill>
-                    <a:blip r:embed="rId31"/>
+                    <a:blip r:embed="rId29"/>
                     <a:stretch>
                       <a:fillRect/>
                     </a:stretch>
@@ -19776,15 +19636,29 @@
           <w:color w:val="auto"/>
         </w:rPr>
       </w:pPr>
-      <w:bookmarkStart w:id="68" w:name="_Toc226923638"/>
+      <w:bookmarkStart w:id="69" w:name="_Toc226964325"/>
       <w:r>
         <w:rPr>
           <w:rFonts w:ascii="Times New Roman" w:hAnsi="Times New Roman" w:cs="Times New Roman"/>
           <w:color w:val="auto"/>
         </w:rPr>
-        <w:t>UC-W06 - Cấu hình QR payment và chuẩn hóa lịch sử thanh toán</w:t>
-      </w:r>
-      <w:bookmarkEnd w:id="68"/>
+        <w:t>UC-W0</w:t>
+      </w:r>
+      <w:r>
+        <w:rPr>
+          <w:rFonts w:ascii="Times New Roman" w:hAnsi="Times New Roman" w:cs="Times New Roman"/>
+          <w:color w:val="auto"/>
+        </w:rPr>
+        <w:t>5</w:t>
+      </w:r>
+      <w:r>
+        <w:rPr>
+          <w:rFonts w:ascii="Times New Roman" w:hAnsi="Times New Roman" w:cs="Times New Roman"/>
+          <w:color w:val="auto"/>
+        </w:rPr>
+        <w:t xml:space="preserve"> - Cấu hình QR payment và chuẩn hóa lịch sử thanh toán</w:t>
+      </w:r>
+      <w:bookmarkEnd w:id="69"/>
     </w:p>
     <w:p>
       <w:r>
@@ -19909,7 +19783,7 @@
                     <pic:cNvPicPr/>
                   </pic:nvPicPr>
                   <pic:blipFill>
-                    <a:blip r:embed="rId32"/>
+                    <a:blip r:embed="rId30"/>
                     <a:stretch>
                       <a:fillRect/>
                     </a:stretch>
@@ -19951,7 +19825,7 @@
                     <pic:cNvPicPr/>
                   </pic:nvPicPr>
                   <pic:blipFill>
-                    <a:blip r:embed="rId33"/>
+                    <a:blip r:embed="rId31"/>
                     <a:stretch>
                       <a:fillRect/>
                     </a:stretch>
@@ -19983,7 +19857,7 @@
           <w:szCs w:val="26"/>
         </w:rPr>
       </w:pPr>
-      <w:bookmarkStart w:id="69" w:name="_Toc226923639"/>
+      <w:bookmarkStart w:id="70" w:name="_Toc226964326"/>
       <w:r>
         <w:rPr>
           <w:rFonts w:ascii="Times New Roman" w:hAnsi="Times New Roman" w:cs="Times New Roman"/>
@@ -19993,7 +19867,7 @@
         </w:rPr>
         <w:t>9. BẢO MẬT &amp; PHÂN QUYỀN</w:t>
       </w:r>
-      <w:bookmarkEnd w:id="69"/>
+      <w:bookmarkEnd w:id="70"/>
     </w:p>
     <w:p>
       <w:pPr>
@@ -20004,7 +19878,7 @@
           <w:color w:val="000000" w:themeColor="text1"/>
         </w:rPr>
       </w:pPr>
-      <w:bookmarkStart w:id="70" w:name="_Toc226923640"/>
+      <w:bookmarkStart w:id="71" w:name="_Toc226964327"/>
       <w:r>
         <w:rPr>
           <w:rFonts w:ascii="Times New Roman" w:hAnsi="Times New Roman" w:cs="Times New Roman"/>
@@ -20012,7 +19886,7 @@
         </w:rPr>
         <w:t>9.1. Authentication &amp; Authorization</w:t>
       </w:r>
-      <w:bookmarkEnd w:id="70"/>
+      <w:bookmarkEnd w:id="71"/>
     </w:p>
     <w:p>
       <w:pPr>
@@ -20256,7 +20130,7 @@
           <w:szCs w:val="26"/>
         </w:rPr>
       </w:pPr>
-      <w:bookmarkStart w:id="71" w:name="_Toc226923641"/>
+      <w:bookmarkStart w:id="72" w:name="_Toc226964328"/>
       <w:r>
         <w:rPr>
           <w:rFonts w:ascii="Times New Roman" w:hAnsi="Times New Roman" w:cs="Times New Roman"/>
@@ -20267,7 +20141,7 @@
         <w:lastRenderedPageBreak/>
         <w:t>10. TRIỂN KHAI &amp; VẬN HÀNH</w:t>
       </w:r>
-      <w:bookmarkEnd w:id="71"/>
+      <w:bookmarkEnd w:id="72"/>
     </w:p>
     <w:p>
       <w:pPr>
@@ -20278,7 +20152,7 @@
           <w:color w:val="000000" w:themeColor="text1"/>
         </w:rPr>
       </w:pPr>
-      <w:bookmarkStart w:id="72" w:name="_Toc226923642"/>
+      <w:bookmarkStart w:id="73" w:name="_Toc226964329"/>
       <w:r>
         <w:rPr>
           <w:rFonts w:ascii="Times New Roman" w:hAnsi="Times New Roman" w:cs="Times New Roman"/>
@@ -20286,7 +20160,7 @@
         </w:rPr>
         <w:t>10.1. Yêu cầu môi trường</w:t>
       </w:r>
-      <w:bookmarkEnd w:id="72"/>
+      <w:bookmarkEnd w:id="73"/>
     </w:p>
     <w:p>
       <w:pPr>
@@ -20605,7 +20479,7 @@
           <w:color w:val="000000" w:themeColor="text1"/>
         </w:rPr>
       </w:pPr>
-      <w:bookmarkStart w:id="73" w:name="_Toc226923643"/>
+      <w:bookmarkStart w:id="74" w:name="_Toc226964330"/>
       <w:r>
         <w:rPr>
           <w:rFonts w:ascii="Times New Roman" w:hAnsi="Times New Roman" w:cs="Times New Roman"/>
@@ -20613,7 +20487,7 @@
         </w:rPr>
         <w:t>10.2. Hướng dẫn cài đặt</w:t>
       </w:r>
-      <w:bookmarkEnd w:id="73"/>
+      <w:bookmarkEnd w:id="74"/>
     </w:p>
     <w:p>
       <w:pPr>
@@ -20934,7 +20808,7 @@
           <w:szCs w:val="26"/>
         </w:rPr>
       </w:pPr>
-      <w:bookmarkStart w:id="74" w:name="_Toc226923644"/>
+      <w:bookmarkStart w:id="75" w:name="_Toc226964331"/>
       <w:r>
         <w:rPr>
           <w:rFonts w:ascii="Times New Roman" w:hAnsi="Times New Roman" w:cs="Times New Roman"/>
@@ -20944,7 +20818,7 @@
         </w:rPr>
         <w:t>11. LỘ TRÌNH PHÁT TRIỂN</w:t>
       </w:r>
-      <w:bookmarkEnd w:id="74"/>
+      <w:bookmarkEnd w:id="75"/>
     </w:p>
     <w:p>
       <w:pPr>
@@ -20955,15 +20829,22 @@
           <w:color w:val="000000" w:themeColor="text1"/>
         </w:rPr>
       </w:pPr>
-      <w:bookmarkStart w:id="75" w:name="_Toc226923645"/>
+      <w:bookmarkStart w:id="76" w:name="_Toc226964332"/>
       <w:r>
         <w:rPr>
           <w:rFonts w:ascii="Times New Roman" w:hAnsi="Times New Roman" w:cs="Times New Roman"/>
           <w:color w:val="000000" w:themeColor="text1"/>
         </w:rPr>
-        <w:t xml:space="preserve">11.1. Phase 1: POC (Completed) </w:t>
-      </w:r>
-      <w:bookmarkEnd w:id="75"/>
+        <w:t>11.1. Phase 1: POC (Completed)</w:t>
+      </w:r>
+      <w:bookmarkEnd w:id="76"/>
+      <w:r>
+        <w:rPr>
+          <w:rFonts w:ascii="Times New Roman" w:hAnsi="Times New Roman" w:cs="Times New Roman"/>
+          <w:color w:val="000000" w:themeColor="text1"/>
+        </w:rPr>
+        <w:t xml:space="preserve"> </w:t>
+      </w:r>
     </w:p>
     <w:p>
       <w:pPr>
@@ -21190,15 +21071,22 @@
           <w:color w:val="000000" w:themeColor="text1"/>
         </w:rPr>
       </w:pPr>
-      <w:bookmarkStart w:id="76" w:name="_Toc226923646"/>
+      <w:bookmarkStart w:id="77" w:name="_Toc226964333"/>
       <w:r>
         <w:rPr>
           <w:rFonts w:ascii="Times New Roman" w:hAnsi="Times New Roman" w:cs="Times New Roman"/>
           <w:color w:val="000000" w:themeColor="text1"/>
         </w:rPr>
-        <w:t xml:space="preserve">11.2. Phase 2: Enhancement (In Progress) </w:t>
-      </w:r>
-      <w:bookmarkEnd w:id="76"/>
+        <w:t>11.2. Phase 2: Enhancement (In Progress)</w:t>
+      </w:r>
+      <w:bookmarkEnd w:id="77"/>
+      <w:r>
+        <w:rPr>
+          <w:rFonts w:ascii="Times New Roman" w:hAnsi="Times New Roman" w:cs="Times New Roman"/>
+          <w:color w:val="000000" w:themeColor="text1"/>
+        </w:rPr>
+        <w:t xml:space="preserve"> </w:t>
+      </w:r>
     </w:p>
     <w:p>
       <w:pPr>
@@ -21425,15 +21313,22 @@
           <w:color w:val="000000" w:themeColor="text1"/>
         </w:rPr>
       </w:pPr>
-      <w:bookmarkStart w:id="77" w:name="_Toc226923647"/>
+      <w:bookmarkStart w:id="78" w:name="_Toc226964334"/>
       <w:r>
         <w:rPr>
           <w:rFonts w:ascii="Times New Roman" w:hAnsi="Times New Roman" w:cs="Times New Roman"/>
           <w:color w:val="000000" w:themeColor="text1"/>
         </w:rPr>
-        <w:t xml:space="preserve">11.3. Phase 3: Scale (Planned) </w:t>
-      </w:r>
-      <w:bookmarkEnd w:id="77"/>
+        <w:t>11.3. Phase 3: Scale (Planned)</w:t>
+      </w:r>
+      <w:bookmarkEnd w:id="78"/>
+      <w:r>
+        <w:rPr>
+          <w:rFonts w:ascii="Times New Roman" w:hAnsi="Times New Roman" w:cs="Times New Roman"/>
+          <w:color w:val="000000" w:themeColor="text1"/>
+        </w:rPr>
+        <w:t xml:space="preserve"> </w:t>
+      </w:r>
     </w:p>
     <w:p>
       <w:pPr>
@@ -21674,15 +21569,22 @@
           <w:color w:val="000000" w:themeColor="text1"/>
         </w:rPr>
       </w:pPr>
-      <w:bookmarkStart w:id="78" w:name="_Toc226923648"/>
+      <w:bookmarkStart w:id="79" w:name="_Toc226964335"/>
       <w:r>
         <w:rPr>
           <w:rFonts w:ascii="Times New Roman" w:hAnsi="Times New Roman" w:cs="Times New Roman"/>
           <w:color w:val="000000" w:themeColor="text1"/>
         </w:rPr>
-        <w:t xml:space="preserve">11.4. Phase 4: Advanced (Future) </w:t>
-      </w:r>
-      <w:bookmarkEnd w:id="78"/>
+        <w:t>11.4. Phase 4: Advanced (Future)</w:t>
+      </w:r>
+      <w:bookmarkEnd w:id="79"/>
+      <w:r>
+        <w:rPr>
+          <w:rFonts w:ascii="Times New Roman" w:hAnsi="Times New Roman" w:cs="Times New Roman"/>
+          <w:color w:val="000000" w:themeColor="text1"/>
+        </w:rPr>
+        <w:t xml:space="preserve"> </w:t>
+      </w:r>
     </w:p>
     <w:p>
       <w:pPr>
@@ -21874,8 +21776,8 @@
       </w:r>
     </w:p>
     <w:sectPr>
-      <w:footerReference w:type="default" r:id="rId34"/>
-      <w:footerReference w:type="first" r:id="rId35"/>
+      <w:footerReference w:type="default" r:id="rId32"/>
+      <w:footerReference w:type="first" r:id="rId33"/>
       <w:pgSz w:w="12240" w:h="15840"/>
       <w:pgMar w:top="1440" w:right="1800" w:bottom="1440" w:left="1800" w:header="720" w:footer="720" w:gutter="0"/>
       <w:pgNumType w:start="0"/>
